--- a/Knowledge/3-Work knowledge/1-Software Engineering/1-Software Engineering Fundamentals/5-My Source/1-Network Traffic/1-Types of Network Traffic/2-Inbound Traffic.docx
+++ b/Knowledge/3-Work knowledge/1-Software Engineering/1-Software Engineering Fundamentals/5-My Source/1-Network Traffic/1-Types of Network Traffic/2-Inbound Traffic.docx
@@ -33,35 +33,27 @@
       </w:pPr>
       <w:r>
         <w:rPr>
-          <w:rFonts w:ascii="Arial" w:hAnsi="Arial" w:eastAsia="Arial"/>
-          <w:b/>
-          <w:sz w:val="22"/>
+          <w:b/>
           <w:shd w:val="clear" w:color="auto" w:fill="B7B7B7"/>
         </w:rPr>
         <w:t># Source</w:t>
       </w:r>
       <w:r>
         <w:rPr>
-          <w:rFonts w:ascii="Arial" w:hAnsi="Arial" w:eastAsia="Arial"/>
-          <w:sz w:val="22"/>
           <w:shd w:val="clear" w:color="auto" w:fill="B7B7B7"/>
         </w:rPr>
         <w:t xml:space="preserve">: </w:t>
       </w:r>
       <w:r>
         <w:rPr>
-          <w:rFonts w:ascii="Arial" w:hAnsi="Arial" w:eastAsia="Arial"/>
-          <w:b/>
-          <w:sz w:val="22"/>
+          <w:b/>
           <w:shd w:val="clear" w:color="auto" w:fill="B7B7B7"/>
         </w:rPr>
         <w:t xml:space="preserve">Chatgpt </w:t>
       </w:r>
       <w:r>
         <w:rPr>
-          <w:rFonts w:ascii="Arial" w:hAnsi="Arial" w:eastAsia="Arial"/>
-          <w:b/>
-          <w:sz w:val="22"/>
+          <w:b/>
           <w:szCs w:val="14"/>
           <w:shd w:val="clear" w:color="auto" w:fill="B7B7B7"/>
         </w:rPr>
@@ -69,9 +61,8 @@
       </w:r>
       <w:r>
         <w:rPr>
-          <w:rFonts w:ascii="Arial" w:hAnsi="Arial" w:cs="Cambria Math" w:eastAsia="Arial"/>
-          <w:b/>
-          <w:sz w:val="22"/>
+          <w:rFonts w:cs="Cambria Math"/>
+          <w:b/>
           <w:szCs w:val="14"/>
           <w:shd w:val="clear" w:color="auto" w:fill="B7B7B7"/>
         </w:rPr>
@@ -79,9 +70,7 @@
       </w:r>
       <w:r>
         <w:rPr>
-          <w:rFonts w:ascii="Arial" w:hAnsi="Arial" w:eastAsia="Arial"/>
-          <w:b/>
-          <w:sz w:val="22"/>
+          <w:b/>
           <w:szCs w:val="14"/>
           <w:shd w:val="clear" w:color="auto" w:fill="B7B7B7"/>
         </w:rPr>
@@ -170,7 +159,7 @@
     </w:p>
     <w:p>
       <w:r>
-        <w:pict w14:anchorId="6825A619">
+        <w:pict w14:anchorId="6BA8519B">
           <v:rect id="_x0000_i1025" style="width:0;height:1.5pt" o:hralign="center" o:hrstd="t" o:hr="t" fillcolor="#a0a0a0" stroked="f"/>
         </w:pict>
       </w:r>
@@ -196,35 +185,27 @@
       </w:pPr>
       <w:r>
         <w:rPr>
-          <w:rFonts w:ascii="Arial" w:hAnsi="Arial" w:eastAsia="Arial"/>
-          <w:b/>
-          <w:sz w:val="22"/>
+          <w:b/>
           <w:shd w:val="clear" w:color="auto" w:fill="B7B7B7"/>
         </w:rPr>
         <w:t># Source</w:t>
       </w:r>
       <w:r>
         <w:rPr>
-          <w:rFonts w:ascii="Arial" w:hAnsi="Arial" w:eastAsia="Arial"/>
-          <w:sz w:val="22"/>
           <w:shd w:val="clear" w:color="auto" w:fill="B7B7B7"/>
         </w:rPr>
         <w:t xml:space="preserve">: </w:t>
       </w:r>
       <w:r>
         <w:rPr>
-          <w:rFonts w:ascii="Arial" w:hAnsi="Arial" w:eastAsia="Arial"/>
-          <w:b/>
-          <w:sz w:val="22"/>
+          <w:b/>
           <w:shd w:val="clear" w:color="auto" w:fill="B7B7B7"/>
         </w:rPr>
         <w:t xml:space="preserve">Chatgpt </w:t>
       </w:r>
       <w:r>
         <w:rPr>
-          <w:rFonts w:ascii="Arial" w:hAnsi="Arial" w:eastAsia="Arial"/>
-          <w:b/>
-          <w:sz w:val="22"/>
+          <w:b/>
           <w:szCs w:val="14"/>
           <w:shd w:val="clear" w:color="auto" w:fill="B7B7B7"/>
         </w:rPr>
@@ -232,9 +213,8 @@
       </w:r>
       <w:r>
         <w:rPr>
-          <w:rFonts w:ascii="Arial" w:hAnsi="Arial" w:cs="Cambria Math" w:eastAsia="Arial"/>
-          <w:b/>
-          <w:sz w:val="22"/>
+          <w:rFonts w:cs="Cambria Math"/>
+          <w:b/>
           <w:szCs w:val="14"/>
           <w:shd w:val="clear" w:color="auto" w:fill="B7B7B7"/>
         </w:rPr>
@@ -242,9 +222,7 @@
       </w:r>
       <w:r>
         <w:rPr>
-          <w:rFonts w:ascii="Arial" w:hAnsi="Arial" w:eastAsia="Arial"/>
-          <w:b/>
-          <w:sz w:val="22"/>
+          <w:b/>
           <w:szCs w:val="14"/>
           <w:shd w:val="clear" w:color="auto" w:fill="B7B7B7"/>
         </w:rPr>
@@ -312,7 +290,7 @@
     </w:p>
     <w:p>
       <w:r>
-        <w:pict w14:anchorId="0762074B">
+        <w:pict w14:anchorId="334F8605">
           <v:rect id="_x0000_i1026" style="width:0;height:1.5pt" o:hralign="center" o:hrstd="t" o:hr="t" fillcolor="#a0a0a0" stroked="f"/>
         </w:pict>
       </w:r>
@@ -338,35 +316,27 @@
       </w:pPr>
       <w:r>
         <w:rPr>
-          <w:rFonts w:ascii="Arial" w:hAnsi="Arial" w:eastAsia="Arial"/>
-          <w:b/>
-          <w:sz w:val="22"/>
+          <w:b/>
           <w:shd w:val="clear" w:color="auto" w:fill="B7B7B7"/>
         </w:rPr>
         <w:t># Source</w:t>
       </w:r>
       <w:r>
         <w:rPr>
-          <w:rFonts w:ascii="Arial" w:hAnsi="Arial" w:eastAsia="Arial"/>
-          <w:sz w:val="22"/>
           <w:shd w:val="clear" w:color="auto" w:fill="B7B7B7"/>
         </w:rPr>
         <w:t xml:space="preserve">: </w:t>
       </w:r>
       <w:r>
         <w:rPr>
-          <w:rFonts w:ascii="Arial" w:hAnsi="Arial" w:eastAsia="Arial"/>
-          <w:b/>
-          <w:sz w:val="22"/>
+          <w:b/>
           <w:shd w:val="clear" w:color="auto" w:fill="B7B7B7"/>
         </w:rPr>
         <w:t xml:space="preserve">Chatgpt </w:t>
       </w:r>
       <w:r>
         <w:rPr>
-          <w:rFonts w:ascii="Arial" w:hAnsi="Arial" w:eastAsia="Arial"/>
-          <w:b/>
-          <w:sz w:val="22"/>
+          <w:b/>
           <w:szCs w:val="14"/>
           <w:shd w:val="clear" w:color="auto" w:fill="B7B7B7"/>
         </w:rPr>
@@ -374,9 +344,8 @@
       </w:r>
       <w:r>
         <w:rPr>
-          <w:rFonts w:ascii="Arial" w:hAnsi="Arial" w:cs="Cambria Math" w:eastAsia="Arial"/>
-          <w:b/>
-          <w:sz w:val="22"/>
+          <w:rFonts w:cs="Cambria Math"/>
+          <w:b/>
           <w:szCs w:val="14"/>
           <w:shd w:val="clear" w:color="auto" w:fill="B7B7B7"/>
         </w:rPr>
@@ -384,9 +353,7 @@
       </w:r>
       <w:r>
         <w:rPr>
-          <w:rFonts w:ascii="Arial" w:hAnsi="Arial" w:eastAsia="Arial"/>
-          <w:b/>
-          <w:sz w:val="22"/>
+          <w:b/>
           <w:szCs w:val="14"/>
           <w:shd w:val="clear" w:color="auto" w:fill="B7B7B7"/>
         </w:rPr>
@@ -399,7 +366,7 @@
           <w:noProof/>
         </w:rPr>
         <w:drawing>
-          <wp:inline distT="114300" distB="114300" distL="114300" distR="114300" wp14:anchorId="006395EB" wp14:editId="077B13CB">
+          <wp:inline distT="114300" distB="114300" distL="114300" distR="114300" wp14:anchorId="20091A78" wp14:editId="18493767">
             <wp:extent cx="5943600" cy="1968500"/>
             <wp:effectExtent l="0" t="0" r="0" b="0"/>
             <wp:docPr id="2" name="image4.png"/>
@@ -626,7 +593,6 @@
               <w:rPr>
                 <w:rFonts w:ascii="Segoe UI Emoji" w:hAnsi="Segoe UI Emoji" w:cs="Segoe UI Emoji"/>
               </w:rPr>
-              <w:lastRenderedPageBreak/>
               <w:t>📩</w:t>
             </w:r>
             <w:r>
@@ -893,7 +859,7 @@
     </w:tbl>
     <w:p>
       <w:r>
-        <w:pict w14:anchorId="56BE8589">
+        <w:pict w14:anchorId="0CD53813">
           <v:rect id="_x0000_i1027" style="width:0;height:1.5pt" o:hralign="center" o:hrstd="t" o:hr="t" fillcolor="#a0a0a0" stroked="f"/>
         </w:pict>
       </w:r>
@@ -919,35 +885,27 @@
       </w:pPr>
       <w:r>
         <w:rPr>
-          <w:rFonts w:ascii="Arial" w:hAnsi="Arial" w:eastAsia="Arial"/>
-          <w:b/>
-          <w:sz w:val="22"/>
+          <w:b/>
           <w:shd w:val="clear" w:color="auto" w:fill="B7B7B7"/>
         </w:rPr>
         <w:t># Source</w:t>
       </w:r>
       <w:r>
         <w:rPr>
-          <w:rFonts w:ascii="Arial" w:hAnsi="Arial" w:eastAsia="Arial"/>
-          <w:sz w:val="22"/>
           <w:shd w:val="clear" w:color="auto" w:fill="B7B7B7"/>
         </w:rPr>
         <w:t xml:space="preserve">: </w:t>
       </w:r>
       <w:r>
         <w:rPr>
-          <w:rFonts w:ascii="Arial" w:hAnsi="Arial" w:eastAsia="Arial"/>
-          <w:b/>
-          <w:sz w:val="22"/>
+          <w:b/>
           <w:shd w:val="clear" w:color="auto" w:fill="B7B7B7"/>
         </w:rPr>
         <w:t xml:space="preserve">Chatgpt </w:t>
       </w:r>
       <w:r>
         <w:rPr>
-          <w:rFonts w:ascii="Arial" w:hAnsi="Arial" w:eastAsia="Arial"/>
-          <w:b/>
-          <w:sz w:val="22"/>
+          <w:b/>
           <w:szCs w:val="14"/>
           <w:shd w:val="clear" w:color="auto" w:fill="B7B7B7"/>
         </w:rPr>
@@ -955,9 +913,8 @@
       </w:r>
       <w:r>
         <w:rPr>
-          <w:rFonts w:ascii="Arial" w:hAnsi="Arial" w:cs="Cambria Math" w:eastAsia="Arial"/>
-          <w:b/>
-          <w:sz w:val="22"/>
+          <w:rFonts w:cs="Cambria Math"/>
+          <w:b/>
           <w:szCs w:val="14"/>
           <w:shd w:val="clear" w:color="auto" w:fill="B7B7B7"/>
         </w:rPr>
@@ -965,9 +922,7 @@
       </w:r>
       <w:r>
         <w:rPr>
-          <w:rFonts w:ascii="Arial" w:hAnsi="Arial" w:eastAsia="Arial"/>
-          <w:b/>
-          <w:sz w:val="22"/>
+          <w:b/>
           <w:szCs w:val="14"/>
           <w:shd w:val="clear" w:color="auto" w:fill="B7B7B7"/>
         </w:rPr>
@@ -980,7 +935,7 @@
           <w:noProof/>
         </w:rPr>
         <w:drawing>
-          <wp:inline distT="114300" distB="114300" distL="114300" distR="114300" wp14:anchorId="17B307CD" wp14:editId="4A3EF60A">
+          <wp:inline distT="114300" distB="114300" distL="114300" distR="114300" wp14:anchorId="4BDF1AAC" wp14:editId="490F116D">
             <wp:extent cx="5943600" cy="2222500"/>
             <wp:effectExtent l="0" t="0" r="0" b="0"/>
             <wp:docPr id="1" name="image2.png"/>
@@ -1353,7 +1308,6 @@
                 <w:b/>
                 <w:bCs/>
               </w:rPr>
-              <w:lastRenderedPageBreak/>
               <w:t>Bandwidth Usage</w:t>
             </w:r>
           </w:p>
@@ -1392,7 +1346,7 @@
     </w:tbl>
     <w:p>
       <w:r>
-        <w:pict w14:anchorId="6615C8EF">
+        <w:pict w14:anchorId="6AD4E49A">
           <v:rect id="_x0000_i1028" style="width:0;height:1.5pt" o:hralign="center" o:hrstd="t" o:hr="t" fillcolor="#a0a0a0" stroked="f"/>
         </w:pict>
       </w:r>
@@ -1418,35 +1372,27 @@
       </w:pPr>
       <w:r>
         <w:rPr>
-          <w:rFonts w:ascii="Arial" w:hAnsi="Arial" w:eastAsia="Arial"/>
-          <w:b/>
-          <w:sz w:val="22"/>
+          <w:b/>
           <w:shd w:val="clear" w:color="auto" w:fill="B7B7B7"/>
         </w:rPr>
         <w:t># Source</w:t>
       </w:r>
       <w:r>
         <w:rPr>
-          <w:rFonts w:ascii="Arial" w:hAnsi="Arial" w:eastAsia="Arial"/>
-          <w:sz w:val="22"/>
           <w:shd w:val="clear" w:color="auto" w:fill="B7B7B7"/>
         </w:rPr>
         <w:t xml:space="preserve">: </w:t>
       </w:r>
       <w:r>
         <w:rPr>
-          <w:rFonts w:ascii="Arial" w:hAnsi="Arial" w:eastAsia="Arial"/>
-          <w:b/>
-          <w:sz w:val="22"/>
+          <w:b/>
           <w:shd w:val="clear" w:color="auto" w:fill="B7B7B7"/>
         </w:rPr>
         <w:t xml:space="preserve">Chatgpt </w:t>
       </w:r>
       <w:r>
         <w:rPr>
-          <w:rFonts w:ascii="Arial" w:hAnsi="Arial" w:eastAsia="Arial"/>
-          <w:b/>
-          <w:sz w:val="22"/>
+          <w:b/>
           <w:szCs w:val="14"/>
           <w:shd w:val="clear" w:color="auto" w:fill="B7B7B7"/>
         </w:rPr>
@@ -1454,9 +1400,8 @@
       </w:r>
       <w:r>
         <w:rPr>
-          <w:rFonts w:ascii="Arial" w:hAnsi="Arial" w:cs="Cambria Math" w:eastAsia="Arial"/>
-          <w:b/>
-          <w:sz w:val="22"/>
+          <w:rFonts w:cs="Cambria Math"/>
+          <w:b/>
           <w:szCs w:val="14"/>
           <w:shd w:val="clear" w:color="auto" w:fill="B7B7B7"/>
         </w:rPr>
@@ -1464,9 +1409,7 @@
       </w:r>
       <w:r>
         <w:rPr>
-          <w:rFonts w:ascii="Arial" w:hAnsi="Arial" w:eastAsia="Arial"/>
-          <w:b/>
-          <w:sz w:val="22"/>
+          <w:b/>
           <w:szCs w:val="14"/>
           <w:shd w:val="clear" w:color="auto" w:fill="B7B7B7"/>
         </w:rPr>
@@ -1479,7 +1422,7 @@
           <w:noProof/>
         </w:rPr>
         <w:drawing>
-          <wp:inline distT="114300" distB="114300" distL="114300" distR="114300" wp14:anchorId="6C71BF86" wp14:editId="62CD70C3">
+          <wp:inline distT="114300" distB="114300" distL="114300" distR="114300" wp14:anchorId="621C4D60" wp14:editId="72D1405A">
             <wp:extent cx="5943600" cy="1206500"/>
             <wp:effectExtent l="0" t="0" r="0" b="0"/>
             <wp:docPr id="3" name="image3.png"/>
@@ -1927,7 +1870,7 @@
     </w:tbl>
     <w:p>
       <w:r>
-        <w:pict w14:anchorId="6CCA75CD">
+        <w:pict w14:anchorId="0452CE87">
           <v:rect id="_x0000_i1029" style="width:0;height:1.5pt" o:hralign="center" o:hrstd="t" o:hr="t" fillcolor="#a0a0a0" stroked="f"/>
         </w:pict>
       </w:r>
@@ -1953,35 +1896,27 @@
       </w:pPr>
       <w:r>
         <w:rPr>
-          <w:rFonts w:ascii="Arial" w:hAnsi="Arial" w:eastAsia="Arial"/>
-          <w:b/>
-          <w:sz w:val="22"/>
+          <w:b/>
           <w:shd w:val="clear" w:color="auto" w:fill="B7B7B7"/>
         </w:rPr>
         <w:t># Source</w:t>
       </w:r>
       <w:r>
         <w:rPr>
-          <w:rFonts w:ascii="Arial" w:hAnsi="Arial" w:eastAsia="Arial"/>
-          <w:sz w:val="22"/>
           <w:shd w:val="clear" w:color="auto" w:fill="B7B7B7"/>
         </w:rPr>
         <w:t xml:space="preserve">: </w:t>
       </w:r>
       <w:r>
         <w:rPr>
-          <w:rFonts w:ascii="Arial" w:hAnsi="Arial" w:eastAsia="Arial"/>
-          <w:b/>
-          <w:sz w:val="22"/>
+          <w:b/>
           <w:shd w:val="clear" w:color="auto" w:fill="B7B7B7"/>
         </w:rPr>
         <w:t xml:space="preserve">Chatgpt </w:t>
       </w:r>
       <w:r>
         <w:rPr>
-          <w:rFonts w:ascii="Arial" w:hAnsi="Arial" w:eastAsia="Arial"/>
-          <w:b/>
-          <w:sz w:val="22"/>
+          <w:b/>
           <w:szCs w:val="14"/>
           <w:shd w:val="clear" w:color="auto" w:fill="B7B7B7"/>
         </w:rPr>
@@ -1989,9 +1924,8 @@
       </w:r>
       <w:r>
         <w:rPr>
-          <w:rFonts w:ascii="Arial" w:hAnsi="Arial" w:cs="Cambria Math" w:eastAsia="Arial"/>
-          <w:b/>
-          <w:sz w:val="22"/>
+          <w:rFonts w:cs="Cambria Math"/>
+          <w:b/>
           <w:szCs w:val="14"/>
           <w:shd w:val="clear" w:color="auto" w:fill="B7B7B7"/>
         </w:rPr>
@@ -1999,9 +1933,7 @@
       </w:r>
       <w:r>
         <w:rPr>
-          <w:rFonts w:ascii="Arial" w:hAnsi="Arial" w:eastAsia="Arial"/>
-          <w:b/>
-          <w:sz w:val="22"/>
+          <w:b/>
           <w:szCs w:val="14"/>
           <w:shd w:val="clear" w:color="auto" w:fill="B7B7B7"/>
         </w:rPr>
@@ -2014,7 +1946,7 @@
           <w:noProof/>
         </w:rPr>
         <w:drawing>
-          <wp:inline distT="114300" distB="114300" distL="114300" distR="114300" wp14:anchorId="7E6BD70E" wp14:editId="0A263BB6">
+          <wp:inline distT="114300" distB="114300" distL="114300" distR="114300" wp14:anchorId="609EACC9" wp14:editId="42579108">
             <wp:extent cx="5943600" cy="1587500"/>
             <wp:effectExtent l="0" t="0" r="0" b="0"/>
             <wp:docPr id="4" name="image1.png"/>
@@ -2172,7 +2104,6 @@
                 <w:b/>
                 <w:bCs/>
               </w:rPr>
-              <w:lastRenderedPageBreak/>
               <w:t>Definition</w:t>
             </w:r>
           </w:p>
@@ -2426,11 +2357,12 @@
     </w:tbl>
     <w:p>
       <w:r>
-        <w:pict w14:anchorId="2E1638C7">
+        <w:pict w14:anchorId="77C9B7C7">
           <v:rect id="_x0000_i1030" style="width:0;height:1.5pt" o:hralign="center" o:hrstd="t" o:hr="t" fillcolor="#a0a0a0" stroked="f"/>
         </w:pict>
       </w:r>
     </w:p>
+    <w:p/>
     <w:p/>
     <w:p/>
     <w:p/>
@@ -2844,7 +2776,7 @@
   <w:style w:type="paragraph" w:default="1" w:styleId="Normal">
     <w:name w:val="Normal"/>
     <w:qFormat/>
-    <w:rsid w:val="001B641D"/>
+    <w:rsid w:val="00D97308"/>
     <w:pPr>
       <w:spacing w:after="0" w:line="276" w:lineRule="auto"/>
     </w:pPr>
@@ -2864,7 +2796,7 @@
     <w:link w:val="Heading1Char"/>
     <w:uiPriority w:val="9"/>
     <w:qFormat/>
-    <w:rsid w:val="00A708EF"/>
+    <w:rsid w:val="00D97308"/>
     <w:pPr>
       <w:keepNext/>
       <w:keepLines/>
@@ -2889,7 +2821,7 @@
     <w:uiPriority w:val="9"/>
     <w:unhideWhenUsed/>
     <w:qFormat/>
-    <w:rsid w:val="00A708EF"/>
+    <w:rsid w:val="00D97308"/>
     <w:pPr>
       <w:keepNext/>
       <w:keepLines/>
@@ -2915,7 +2847,7 @@
     <w:semiHidden/>
     <w:unhideWhenUsed/>
     <w:qFormat/>
-    <w:rsid w:val="00A708EF"/>
+    <w:rsid w:val="00D97308"/>
     <w:pPr>
       <w:keepNext/>
       <w:keepLines/>
@@ -2941,7 +2873,7 @@
     <w:semiHidden/>
     <w:unhideWhenUsed/>
     <w:qFormat/>
-    <w:rsid w:val="00A708EF"/>
+    <w:rsid w:val="00D97308"/>
     <w:pPr>
       <w:keepNext/>
       <w:keepLines/>
@@ -2969,7 +2901,7 @@
     <w:semiHidden/>
     <w:unhideWhenUsed/>
     <w:qFormat/>
-    <w:rsid w:val="00A708EF"/>
+    <w:rsid w:val="00D97308"/>
     <w:pPr>
       <w:keepNext/>
       <w:keepLines/>
@@ -2995,7 +2927,7 @@
     <w:semiHidden/>
     <w:unhideWhenUsed/>
     <w:qFormat/>
-    <w:rsid w:val="00A708EF"/>
+    <w:rsid w:val="00D97308"/>
     <w:pPr>
       <w:keepNext/>
       <w:keepLines/>
@@ -3023,7 +2955,7 @@
     <w:semiHidden/>
     <w:unhideWhenUsed/>
     <w:qFormat/>
-    <w:rsid w:val="00A708EF"/>
+    <w:rsid w:val="00D97308"/>
     <w:pPr>
       <w:keepNext/>
       <w:keepLines/>
@@ -3049,7 +2981,7 @@
     <w:semiHidden/>
     <w:unhideWhenUsed/>
     <w:qFormat/>
-    <w:rsid w:val="00A708EF"/>
+    <w:rsid w:val="00D97308"/>
     <w:pPr>
       <w:keepNext/>
       <w:keepLines/>
@@ -3077,7 +3009,7 @@
     <w:semiHidden/>
     <w:unhideWhenUsed/>
     <w:qFormat/>
-    <w:rsid w:val="00A708EF"/>
+    <w:rsid w:val="00D97308"/>
     <w:pPr>
       <w:keepNext/>
       <w:keepLines/>
@@ -3126,7 +3058,7 @@
     <w:basedOn w:val="DefaultParagraphFont"/>
     <w:link w:val="Heading1"/>
     <w:uiPriority w:val="9"/>
-    <w:rsid w:val="00A708EF"/>
+    <w:rsid w:val="00D97308"/>
     <w:rPr>
       <w:rFonts w:asciiTheme="majorHAnsi" w:eastAsiaTheme="majorEastAsia" w:hAnsiTheme="majorHAnsi" w:cstheme="majorBidi"/>
       <w:color w:val="2F5496" w:themeColor="accent1" w:themeShade="BF"/>
@@ -3139,7 +3071,7 @@
     <w:basedOn w:val="DefaultParagraphFont"/>
     <w:link w:val="Heading2"/>
     <w:uiPriority w:val="9"/>
-    <w:rsid w:val="00A708EF"/>
+    <w:rsid w:val="00D97308"/>
     <w:rPr>
       <w:rFonts w:asciiTheme="majorHAnsi" w:eastAsiaTheme="majorEastAsia" w:hAnsiTheme="majorHAnsi" w:cstheme="majorBidi"/>
       <w:color w:val="2F5496" w:themeColor="accent1" w:themeShade="BF"/>
@@ -3153,7 +3085,7 @@
     <w:link w:val="Heading3"/>
     <w:uiPriority w:val="9"/>
     <w:semiHidden/>
-    <w:rsid w:val="00A708EF"/>
+    <w:rsid w:val="00D97308"/>
     <w:rPr>
       <w:rFonts w:eastAsiaTheme="majorEastAsia" w:cstheme="majorBidi"/>
       <w:color w:val="2F5496" w:themeColor="accent1" w:themeShade="BF"/>
@@ -3167,7 +3099,7 @@
     <w:link w:val="Heading4"/>
     <w:uiPriority w:val="9"/>
     <w:semiHidden/>
-    <w:rsid w:val="00A708EF"/>
+    <w:rsid w:val="00D97308"/>
     <w:rPr>
       <w:rFonts w:eastAsiaTheme="majorEastAsia" w:cstheme="majorBidi"/>
       <w:i/>
@@ -3181,7 +3113,7 @@
     <w:link w:val="Heading5"/>
     <w:uiPriority w:val="9"/>
     <w:semiHidden/>
-    <w:rsid w:val="00A708EF"/>
+    <w:rsid w:val="00D97308"/>
     <w:rPr>
       <w:rFonts w:eastAsiaTheme="majorEastAsia" w:cstheme="majorBidi"/>
       <w:color w:val="2F5496" w:themeColor="accent1" w:themeShade="BF"/>
@@ -3193,7 +3125,7 @@
     <w:link w:val="Heading6"/>
     <w:uiPriority w:val="9"/>
     <w:semiHidden/>
-    <w:rsid w:val="00A708EF"/>
+    <w:rsid w:val="00D97308"/>
     <w:rPr>
       <w:rFonts w:eastAsiaTheme="majorEastAsia" w:cstheme="majorBidi"/>
       <w:i/>
@@ -3207,7 +3139,7 @@
     <w:link w:val="Heading7"/>
     <w:uiPriority w:val="9"/>
     <w:semiHidden/>
-    <w:rsid w:val="00A708EF"/>
+    <w:rsid w:val="00D97308"/>
     <w:rPr>
       <w:rFonts w:eastAsiaTheme="majorEastAsia" w:cstheme="majorBidi"/>
       <w:color w:val="595959" w:themeColor="text1" w:themeTint="A6"/>
@@ -3219,7 +3151,7 @@
     <w:link w:val="Heading8"/>
     <w:uiPriority w:val="9"/>
     <w:semiHidden/>
-    <w:rsid w:val="00A708EF"/>
+    <w:rsid w:val="00D97308"/>
     <w:rPr>
       <w:rFonts w:eastAsiaTheme="majorEastAsia" w:cstheme="majorBidi"/>
       <w:i/>
@@ -3233,7 +3165,7 @@
     <w:link w:val="Heading9"/>
     <w:uiPriority w:val="9"/>
     <w:semiHidden/>
-    <w:rsid w:val="00A708EF"/>
+    <w:rsid w:val="00D97308"/>
     <w:rPr>
       <w:rFonts w:eastAsiaTheme="majorEastAsia" w:cstheme="majorBidi"/>
       <w:color w:val="272727" w:themeColor="text1" w:themeTint="D8"/>
@@ -3246,7 +3178,7 @@
     <w:link w:val="TitleChar"/>
     <w:uiPriority w:val="10"/>
     <w:qFormat/>
-    <w:rsid w:val="00A708EF"/>
+    <w:rsid w:val="00D97308"/>
     <w:pPr>
       <w:spacing w:after="80" w:line="240" w:lineRule="auto"/>
       <w:contextualSpacing/>
@@ -3266,7 +3198,7 @@
     <w:basedOn w:val="DefaultParagraphFont"/>
     <w:link w:val="Title"/>
     <w:uiPriority w:val="10"/>
-    <w:rsid w:val="00A708EF"/>
+    <w:rsid w:val="00D97308"/>
     <w:rPr>
       <w:rFonts w:asciiTheme="majorHAnsi" w:eastAsiaTheme="majorEastAsia" w:hAnsiTheme="majorHAnsi" w:cstheme="majorBidi"/>
       <w:spacing w:val="-10"/>
@@ -3282,7 +3214,7 @@
     <w:link w:val="SubtitleChar"/>
     <w:uiPriority w:val="11"/>
     <w:qFormat/>
-    <w:rsid w:val="00A708EF"/>
+    <w:rsid w:val="00D97308"/>
     <w:pPr>
       <w:numPr>
         <w:ilvl w:val="1"/>
@@ -3305,7 +3237,7 @@
     <w:basedOn w:val="DefaultParagraphFont"/>
     <w:link w:val="Subtitle"/>
     <w:uiPriority w:val="11"/>
-    <w:rsid w:val="00A708EF"/>
+    <w:rsid w:val="00D97308"/>
     <w:rPr>
       <w:rFonts w:eastAsiaTheme="majorEastAsia" w:cstheme="majorBidi"/>
       <w:color w:val="595959" w:themeColor="text1" w:themeTint="A6"/>
@@ -3321,7 +3253,7 @@
     <w:link w:val="QuoteChar"/>
     <w:uiPriority w:val="29"/>
     <w:qFormat/>
-    <w:rsid w:val="00A708EF"/>
+    <w:rsid w:val="00D97308"/>
     <w:pPr>
       <w:spacing w:before="160" w:after="160" w:line="278" w:lineRule="auto"/>
       <w:jc w:val="center"/>
@@ -3343,7 +3275,7 @@
     <w:basedOn w:val="DefaultParagraphFont"/>
     <w:link w:val="Quote"/>
     <w:uiPriority w:val="29"/>
-    <w:rsid w:val="00A708EF"/>
+    <w:rsid w:val="00D97308"/>
     <w:rPr>
       <w:i/>
       <w:iCs/>
@@ -3355,7 +3287,7 @@
     <w:basedOn w:val="Normal"/>
     <w:uiPriority w:val="34"/>
     <w:qFormat/>
-    <w:rsid w:val="00A708EF"/>
+    <w:rsid w:val="00D97308"/>
     <w:pPr>
       <w:spacing w:after="160" w:line="278" w:lineRule="auto"/>
       <w:ind w:left="720"/>
@@ -3375,7 +3307,7 @@
     <w:basedOn w:val="DefaultParagraphFont"/>
     <w:uiPriority w:val="21"/>
     <w:qFormat/>
-    <w:rsid w:val="00A708EF"/>
+    <w:rsid w:val="00D97308"/>
     <w:rPr>
       <w:i/>
       <w:iCs/>
@@ -3389,7 +3321,7 @@
     <w:link w:val="IntenseQuoteChar"/>
     <w:uiPriority w:val="30"/>
     <w:qFormat/>
-    <w:rsid w:val="00A708EF"/>
+    <w:rsid w:val="00D97308"/>
     <w:pPr>
       <w:pBdr>
         <w:top w:val="single" w:sz="4" w:space="10" w:color="2F5496" w:themeColor="accent1" w:themeShade="BF"/>
@@ -3416,7 +3348,7 @@
     <w:basedOn w:val="DefaultParagraphFont"/>
     <w:link w:val="IntenseQuote"/>
     <w:uiPriority w:val="30"/>
-    <w:rsid w:val="00A708EF"/>
+    <w:rsid w:val="00D97308"/>
     <w:rPr>
       <w:i/>
       <w:iCs/>
@@ -3428,7 +3360,7 @@
     <w:basedOn w:val="DefaultParagraphFont"/>
     <w:uiPriority w:val="32"/>
     <w:qFormat/>
-    <w:rsid w:val="00A708EF"/>
+    <w:rsid w:val="00D97308"/>
     <w:rPr>
       <w:b/>
       <w:bCs/>

--- a/Knowledge/3-Work knowledge/1-Software Engineering/1-Software Engineering Fundamentals/5-My Source/1-Network Traffic/1-Types of Network Traffic/2-Inbound Traffic.docx
+++ b/Knowledge/3-Work knowledge/1-Software Engineering/1-Software Engineering Fundamentals/5-My Source/1-Network Traffic/1-Types of Network Traffic/2-Inbound Traffic.docx
@@ -33,48 +33,1597 @@
       </w:pPr>
       <w:r>
         <w:rPr>
-          <w:b/>
-          <w:shd w:val="clear" w:color="auto" w:fill="B7B7B7"/>
-        </w:rPr>
-        <w:t># Source</w:t>
-      </w:r>
-      <w:r>
-        <w:rPr>
-          <w:shd w:val="clear" w:color="auto" w:fill="B7B7B7"/>
-        </w:rPr>
-        <w:t xml:space="preserve">: </w:t>
-      </w:r>
-      <w:r>
-        <w:rPr>
-          <w:b/>
-          <w:shd w:val="clear" w:color="auto" w:fill="B7B7B7"/>
-        </w:rPr>
-        <w:t xml:space="preserve">Chatgpt </w:t>
-      </w:r>
-      <w:r>
-        <w:rPr>
-          <w:b/>
-          <w:szCs w:val="14"/>
-          <w:shd w:val="clear" w:color="auto" w:fill="B7B7B7"/>
-        </w:rPr>
-        <w:t>(GPT</w:t>
-      </w:r>
-      <w:r>
-        <w:rPr>
-          <w:rFonts w:cs="Cambria Math"/>
-          <w:b/>
-          <w:szCs w:val="14"/>
-          <w:shd w:val="clear" w:color="auto" w:fill="B7B7B7"/>
+          <w:rFonts w:ascii="Arial" w:hAnsi="Arial" w:eastAsia="Arial" w:cs="Arial"/>
+          <w:b/>
+          <w:i w:val="0"/>
+          <w:color w:val="000000"/>
+          <w:sz w:val="18"/>
+          <w:highlight w:val="lightGray"/>
+        </w:rPr>
+        <w:t>#</w:t>
+      </w:r>
+      <w:r>
+        <w:rPr>
+          <w:rFonts w:ascii="Arial" w:hAnsi="Arial" w:eastAsia="Arial" w:cs="Arial"/>
+          <w:b/>
+          <w:i w:val="0"/>
+          <w:color w:val="000000"/>
+          <w:sz w:val="18"/>
+          <w:highlight w:val="lightGray"/>
+        </w:rPr>
+        <w:t xml:space="preserve"> </w:t>
+      </w:r>
+      <w:r>
+        <w:rPr>
+          <w:rFonts w:ascii="Arial" w:hAnsi="Arial" w:eastAsia="Arial" w:cs="Arial"/>
+          <w:b/>
+          <w:i w:val="0"/>
+          <w:color w:val="000000"/>
+          <w:sz w:val="18"/>
+          <w:highlight w:val="lightGray"/>
+        </w:rPr>
+        <w:t>S</w:t>
+      </w:r>
+      <w:r>
+        <w:rPr>
+          <w:rFonts w:ascii="Arial" w:hAnsi="Arial" w:eastAsia="Arial" w:cs="Arial"/>
+          <w:b/>
+          <w:i w:val="0"/>
+          <w:color w:val="000000"/>
+          <w:sz w:val="18"/>
+          <w:highlight w:val="lightGray"/>
+        </w:rPr>
+        <w:t>o</w:t>
+      </w:r>
+      <w:r>
+        <w:rPr>
+          <w:rFonts w:ascii="Arial" w:hAnsi="Arial" w:eastAsia="Arial" w:cs="Arial"/>
+          <w:b/>
+          <w:i w:val="0"/>
+          <w:color w:val="000000"/>
+          <w:sz w:val="18"/>
+          <w:highlight w:val="lightGray"/>
+        </w:rPr>
+        <w:t>u</w:t>
+      </w:r>
+      <w:r>
+        <w:rPr>
+          <w:rFonts w:ascii="Arial" w:hAnsi="Arial" w:eastAsia="Arial" w:cs="Arial"/>
+          <w:b/>
+          <w:i w:val="0"/>
+          <w:color w:val="000000"/>
+          <w:sz w:val="18"/>
+          <w:highlight w:val="lightGray"/>
+        </w:rPr>
+        <w:t>r</w:t>
+      </w:r>
+      <w:r>
+        <w:rPr>
+          <w:rFonts w:ascii="Arial" w:hAnsi="Arial" w:eastAsia="Arial" w:cs="Arial"/>
+          <w:b/>
+          <w:i w:val="0"/>
+          <w:color w:val="000000"/>
+          <w:sz w:val="18"/>
+          <w:highlight w:val="lightGray"/>
+        </w:rPr>
+        <w:t>c</w:t>
+      </w:r>
+      <w:r>
+        <w:rPr>
+          <w:rFonts w:ascii="Arial" w:hAnsi="Arial" w:eastAsia="Arial" w:cs="Arial"/>
+          <w:b/>
+          <w:i w:val="0"/>
+          <w:color w:val="000000"/>
+          <w:sz w:val="18"/>
+          <w:highlight w:val="lightGray"/>
+        </w:rPr>
+        <w:t>e</w:t>
+      </w:r>
+      <w:r>
+        <w:rPr>
+          <w:rFonts w:ascii="Arial" w:hAnsi="Arial" w:eastAsia="Arial" w:cs="Arial"/>
+          <w:b/>
+          <w:i w:val="0"/>
+          <w:color w:val="000000"/>
+          <w:sz w:val="18"/>
+          <w:highlight w:val="lightGray"/>
+        </w:rPr>
+        <w:t>:</w:t>
+      </w:r>
+      <w:r>
+        <w:rPr>
+          <w:rFonts w:ascii="Arial" w:hAnsi="Arial" w:eastAsia="Arial" w:cs="Arial"/>
+          <w:b/>
+          <w:i w:val="0"/>
+          <w:color w:val="000000"/>
+          <w:sz w:val="18"/>
+          <w:highlight w:val="lightGray"/>
+        </w:rPr>
+        <w:t xml:space="preserve"> </w:t>
+      </w:r>
+      <w:r>
+        <w:rPr>
+          <w:rFonts w:ascii="Arial" w:hAnsi="Arial" w:eastAsia="Arial" w:cs="Arial"/>
+          <w:b/>
+          <w:i w:val="0"/>
+          <w:color w:val="000000"/>
+          <w:sz w:val="18"/>
+          <w:highlight w:val="lightGray"/>
+        </w:rPr>
+        <w:t>A</w:t>
+      </w:r>
+      <w:r>
+        <w:rPr>
+          <w:rFonts w:ascii="Arial" w:hAnsi="Arial" w:eastAsia="Arial" w:cs="Arial"/>
+          <w:b/>
+          <w:i w:val="0"/>
+          <w:color w:val="000000"/>
+          <w:sz w:val="18"/>
+          <w:highlight w:val="lightGray"/>
+        </w:rPr>
+        <w:t>I</w:t>
+      </w:r>
+      <w:r>
+        <w:rPr>
+          <w:rFonts w:ascii="Arial" w:hAnsi="Arial" w:eastAsia="Arial" w:cs="Arial"/>
+          <w:b/>
+          <w:i w:val="0"/>
+          <w:color w:val="000000"/>
+          <w:sz w:val="18"/>
+          <w:highlight w:val="lightGray"/>
+        </w:rPr>
+        <w:t xml:space="preserve"> </w:t>
+      </w:r>
+      <w:r>
+        <w:rPr>
+          <w:rFonts w:ascii="Arial" w:hAnsi="Arial" w:eastAsia="Arial" w:cs="Arial"/>
+          <w:b/>
+          <w:i w:val="0"/>
+          <w:color w:val="000000"/>
+          <w:sz w:val="18"/>
+          <w:highlight w:val="lightGray"/>
+        </w:rPr>
+        <w:t>S</w:t>
+      </w:r>
+      <w:r>
+        <w:rPr>
+          <w:rFonts w:ascii="Arial" w:hAnsi="Arial" w:eastAsia="Arial" w:cs="Arial"/>
+          <w:b/>
+          <w:i w:val="0"/>
+          <w:color w:val="000000"/>
+          <w:sz w:val="18"/>
+          <w:highlight w:val="lightGray"/>
+        </w:rPr>
+        <w:t>o</w:t>
+      </w:r>
+      <w:r>
+        <w:rPr>
+          <w:rFonts w:ascii="Arial" w:hAnsi="Arial" w:eastAsia="Arial" w:cs="Arial"/>
+          <w:b/>
+          <w:i w:val="0"/>
+          <w:color w:val="000000"/>
+          <w:sz w:val="18"/>
+          <w:highlight w:val="lightGray"/>
+        </w:rPr>
+        <w:t>u</w:t>
+      </w:r>
+      <w:r>
+        <w:rPr>
+          <w:rFonts w:ascii="Arial" w:hAnsi="Arial" w:eastAsia="Arial" w:cs="Arial"/>
+          <w:b/>
+          <w:i w:val="0"/>
+          <w:color w:val="000000"/>
+          <w:sz w:val="18"/>
+          <w:highlight w:val="lightGray"/>
+        </w:rPr>
+        <w:t>r</w:t>
+      </w:r>
+      <w:r>
+        <w:rPr>
+          <w:rFonts w:ascii="Arial" w:hAnsi="Arial" w:eastAsia="Arial" w:cs="Arial"/>
+          <w:b/>
+          <w:i w:val="0"/>
+          <w:color w:val="000000"/>
+          <w:sz w:val="18"/>
+          <w:highlight w:val="lightGray"/>
+        </w:rPr>
+        <w:t>c</w:t>
+      </w:r>
+      <w:r>
+        <w:rPr>
+          <w:rFonts w:ascii="Arial" w:hAnsi="Arial" w:eastAsia="Arial" w:cs="Arial"/>
+          <w:b/>
+          <w:i w:val="0"/>
+          <w:color w:val="000000"/>
+          <w:sz w:val="18"/>
+          <w:highlight w:val="lightGray"/>
+        </w:rPr>
+        <w:t>e</w:t>
+      </w:r>
+      <w:r>
+        <w:rPr>
+          <w:rFonts w:ascii="Arial" w:hAnsi="Arial" w:eastAsia="Arial" w:cs="Arial"/>
+          <w:b/>
+          <w:i w:val="0"/>
+          <w:color w:val="000000"/>
+          <w:sz w:val="18"/>
+          <w:highlight w:val="lightGray"/>
+        </w:rPr>
+        <w:t>:</w:t>
+      </w:r>
+      <w:r>
+        <w:rPr>
+          <w:rFonts w:ascii="Arial" w:hAnsi="Arial" w:eastAsia="Arial" w:cs="Arial"/>
+          <w:b/>
+          <w:i w:val="0"/>
+          <w:color w:val="000000"/>
+          <w:sz w:val="18"/>
+          <w:highlight w:val="lightGray"/>
+        </w:rPr>
+        <w:t xml:space="preserve"> </w:t>
+      </w:r>
+      <w:r>
+        <w:rPr>
+          <w:rFonts w:ascii="Arial" w:hAnsi="Arial" w:eastAsia="Arial" w:cs="Arial"/>
+          <w:b/>
+          <w:i w:val="0"/>
+          <w:color w:val="000000"/>
+          <w:sz w:val="18"/>
+          <w:highlight w:val="lightGray"/>
+        </w:rPr>
+        <w:t>P</w:t>
+      </w:r>
+      <w:r>
+        <w:rPr>
+          <w:rFonts w:ascii="Arial" w:hAnsi="Arial" w:eastAsia="Arial" w:cs="Arial"/>
+          <w:b/>
+          <w:i w:val="0"/>
+          <w:color w:val="000000"/>
+          <w:sz w:val="18"/>
+          <w:highlight w:val="lightGray"/>
+        </w:rPr>
+        <w:t>r</w:t>
+      </w:r>
+      <w:r>
+        <w:rPr>
+          <w:rFonts w:ascii="Arial" w:hAnsi="Arial" w:eastAsia="Arial" w:cs="Arial"/>
+          <w:b/>
+          <w:i w:val="0"/>
+          <w:color w:val="000000"/>
+          <w:sz w:val="18"/>
+          <w:highlight w:val="lightGray"/>
+        </w:rPr>
+        <w:t>o</w:t>
+      </w:r>
+      <w:r>
+        <w:rPr>
+          <w:rFonts w:ascii="Arial" w:hAnsi="Arial" w:eastAsia="Arial" w:cs="Arial"/>
+          <w:b/>
+          <w:i w:val="0"/>
+          <w:color w:val="000000"/>
+          <w:sz w:val="18"/>
+          <w:highlight w:val="lightGray"/>
+        </w:rPr>
+        <w:t>v</w:t>
+      </w:r>
+      <w:r>
+        <w:rPr>
+          <w:rFonts w:ascii="Arial" w:hAnsi="Arial" w:eastAsia="Arial" w:cs="Arial"/>
+          <w:b/>
+          <w:i w:val="0"/>
+          <w:color w:val="000000"/>
+          <w:sz w:val="18"/>
+          <w:highlight w:val="lightGray"/>
+        </w:rPr>
+        <w:t>i</w:t>
+      </w:r>
+      <w:r>
+        <w:rPr>
+          <w:rFonts w:ascii="Arial" w:hAnsi="Arial" w:eastAsia="Arial" w:cs="Arial"/>
+          <w:b/>
+          <w:i w:val="0"/>
+          <w:color w:val="000000"/>
+          <w:sz w:val="18"/>
+          <w:highlight w:val="lightGray"/>
+        </w:rPr>
+        <w:t>d</w:t>
+      </w:r>
+      <w:r>
+        <w:rPr>
+          <w:rFonts w:ascii="Arial" w:hAnsi="Arial" w:eastAsia="Arial" w:cs="Arial"/>
+          <w:b/>
+          <w:i w:val="0"/>
+          <w:color w:val="000000"/>
+          <w:sz w:val="18"/>
+          <w:highlight w:val="lightGray"/>
+        </w:rPr>
+        <w:t>e</w:t>
+      </w:r>
+      <w:r>
+        <w:rPr>
+          <w:rFonts w:ascii="Arial" w:hAnsi="Arial" w:eastAsia="Arial" w:cs="Arial"/>
+          <w:b/>
+          <w:i w:val="0"/>
+          <w:color w:val="000000"/>
+          <w:sz w:val="18"/>
+          <w:highlight w:val="lightGray"/>
+        </w:rPr>
+        <w:t>d</w:t>
+      </w:r>
+      <w:r>
+        <w:rPr>
+          <w:rFonts w:ascii="Arial" w:hAnsi="Arial" w:eastAsia="Arial" w:cs="Arial"/>
+          <w:b/>
+          <w:i w:val="0"/>
+          <w:color w:val="000000"/>
+          <w:sz w:val="18"/>
+          <w:highlight w:val="lightGray"/>
+        </w:rPr>
+        <w:t xml:space="preserve"> </w:t>
+      </w:r>
+      <w:r>
+        <w:rPr>
+          <w:rFonts w:ascii="Arial" w:hAnsi="Arial" w:eastAsia="Arial" w:cs="Arial"/>
+          <w:b/>
+          <w:i w:val="0"/>
+          <w:color w:val="000000"/>
+          <w:sz w:val="18"/>
+          <w:highlight w:val="lightGray"/>
+        </w:rPr>
+        <w:t>b</w:t>
+      </w:r>
+      <w:r>
+        <w:rPr>
+          <w:rFonts w:ascii="Arial" w:hAnsi="Arial" w:eastAsia="Arial" w:cs="Arial"/>
+          <w:b/>
+          <w:i w:val="0"/>
+          <w:color w:val="000000"/>
+          <w:sz w:val="18"/>
+          <w:highlight w:val="lightGray"/>
+        </w:rPr>
+        <w:t>y</w:t>
+      </w:r>
+      <w:r>
+        <w:rPr>
+          <w:rFonts w:ascii="Arial" w:hAnsi="Arial" w:eastAsia="Arial" w:cs="Arial"/>
+          <w:b/>
+          <w:i w:val="0"/>
+          <w:color w:val="000000"/>
+          <w:sz w:val="18"/>
+          <w:highlight w:val="lightGray"/>
+        </w:rPr>
+        <w:t>:</w:t>
+      </w:r>
+      <w:r>
+        <w:rPr>
+          <w:rFonts w:ascii="Arial" w:hAnsi="Arial" w:eastAsia="Arial" w:cs="Arial"/>
+          <w:b/>
+          <w:i w:val="0"/>
+          <w:color w:val="000000"/>
+          <w:sz w:val="18"/>
+          <w:highlight w:val="lightGray"/>
+        </w:rPr>
+        <w:t xml:space="preserve"> </w:t>
+      </w:r>
+      <w:r>
+        <w:rPr>
+          <w:rFonts w:ascii="Arial" w:hAnsi="Arial" w:eastAsia="Arial" w:cs="Arial"/>
+          <w:b/>
+          <w:i w:val="0"/>
+          <w:color w:val="000000"/>
+          <w:sz w:val="18"/>
+          <w:highlight w:val="lightGray"/>
+        </w:rPr>
+        <w:t>[</w:t>
+      </w:r>
+      <w:r>
+        <w:rPr>
+          <w:rFonts w:ascii="Arial" w:hAnsi="Arial" w:eastAsia="Arial" w:cs="Arial"/>
+          <w:b/>
+          <w:i w:val="0"/>
+          <w:color w:val="000000"/>
+          <w:sz w:val="18"/>
+          <w:highlight w:val="lightGray"/>
+        </w:rPr>
+        <w:t>D</w:t>
+      </w:r>
+      <w:r>
+        <w:rPr>
+          <w:rFonts w:ascii="Arial" w:hAnsi="Arial" w:eastAsia="Arial" w:cs="Arial"/>
+          <w:b/>
+          <w:i w:val="0"/>
+          <w:color w:val="000000"/>
+          <w:sz w:val="18"/>
+          <w:highlight w:val="lightGray"/>
+        </w:rPr>
+        <w:t>a</w:t>
+      </w:r>
+      <w:r>
+        <w:rPr>
+          <w:rFonts w:ascii="Arial" w:hAnsi="Arial" w:eastAsia="Arial" w:cs="Arial"/>
+          <w:b/>
+          <w:i w:val="0"/>
+          <w:color w:val="000000"/>
+          <w:sz w:val="18"/>
+          <w:highlight w:val="lightGray"/>
+        </w:rPr>
+        <w:t>t</w:t>
+      </w:r>
+      <w:r>
+        <w:rPr>
+          <w:rFonts w:ascii="Arial" w:hAnsi="Arial" w:eastAsia="Arial" w:cs="Arial"/>
+          <w:b/>
+          <w:i w:val="0"/>
+          <w:color w:val="000000"/>
+          <w:sz w:val="18"/>
+          <w:highlight w:val="lightGray"/>
+        </w:rPr>
+        <w:t>a</w:t>
+      </w:r>
+      <w:r>
+        <w:rPr>
+          <w:rFonts w:ascii="Arial" w:hAnsi="Arial" w:eastAsia="Arial" w:cs="Arial"/>
+          <w:b/>
+          <w:i w:val="0"/>
+          <w:color w:val="000000"/>
+          <w:sz w:val="18"/>
+          <w:highlight w:val="lightGray"/>
+        </w:rPr>
+        <w:t xml:space="preserve"> </w:t>
+      </w:r>
+      <w:r>
+        <w:rPr>
+          <w:rFonts w:ascii="Arial" w:hAnsi="Arial" w:eastAsia="Arial" w:cs="Arial"/>
+          <w:b/>
+          <w:i w:val="0"/>
+          <w:color w:val="000000"/>
+          <w:sz w:val="18"/>
+          <w:highlight w:val="lightGray"/>
+        </w:rPr>
+        <w:t>P</w:t>
+      </w:r>
+      <w:r>
+        <w:rPr>
+          <w:rFonts w:ascii="Arial" w:hAnsi="Arial" w:eastAsia="Arial" w:cs="Arial"/>
+          <w:b/>
+          <w:i w:val="0"/>
+          <w:color w:val="000000"/>
+          <w:sz w:val="18"/>
+          <w:highlight w:val="lightGray"/>
+        </w:rPr>
+        <w:t>a</w:t>
+      </w:r>
+      <w:r>
+        <w:rPr>
+          <w:rFonts w:ascii="Arial" w:hAnsi="Arial" w:eastAsia="Arial" w:cs="Arial"/>
+          <w:b/>
+          <w:i w:val="0"/>
+          <w:color w:val="000000"/>
+          <w:sz w:val="18"/>
+          <w:highlight w:val="lightGray"/>
+        </w:rPr>
+        <w:t>t</w:t>
+      </w:r>
+      <w:r>
+        <w:rPr>
+          <w:rFonts w:ascii="Arial" w:hAnsi="Arial" w:eastAsia="Arial" w:cs="Arial"/>
+          <w:b/>
+          <w:i w:val="0"/>
+          <w:color w:val="000000"/>
+          <w:sz w:val="18"/>
+          <w:highlight w:val="lightGray"/>
+        </w:rPr>
+        <w:t>h</w:t>
+      </w:r>
+      <w:r>
+        <w:rPr>
+          <w:rFonts w:ascii="Arial" w:hAnsi="Arial" w:eastAsia="Arial" w:cs="Arial"/>
+          <w:b w:val="0"/>
+          <w:i w:val="0"/>
+          <w:color w:val="000000"/>
+          <w:sz w:val="18"/>
+          <w:highlight w:val="lightGray"/>
+        </w:rPr>
+        <w:t>:</w:t>
+      </w:r>
+      <w:r>
+        <w:rPr>
+          <w:rFonts w:ascii="Arial" w:hAnsi="Arial" w:eastAsia="Arial" w:cs="Arial"/>
+          <w:b w:val="0"/>
+          <w:i w:val="0"/>
+          <w:color w:val="000000"/>
+          <w:sz w:val="18"/>
+          <w:highlight w:val="lightGray"/>
+        </w:rPr>
+        <w:t xml:space="preserve"> </w:t>
+      </w:r>
+      <w:r>
+        <w:rPr>
+          <w:rFonts w:ascii="Arial" w:hAnsi="Arial" w:eastAsia="Arial" w:cs="Arial"/>
+          <w:b w:val="0"/>
+          <w:i w:val="0"/>
+          <w:color w:val="000000"/>
+          <w:sz w:val="18"/>
+          <w:highlight w:val="lightGray"/>
+        </w:rPr>
+        <w:t>P</w:t>
+      </w:r>
+      <w:r>
+        <w:rPr>
+          <w:rFonts w:ascii="Arial" w:hAnsi="Arial" w:eastAsia="Arial" w:cs="Arial"/>
+          <w:b w:val="0"/>
+          <w:i w:val="0"/>
+          <w:color w:val="000000"/>
+          <w:sz w:val="18"/>
+          <w:highlight w:val="lightGray"/>
+        </w:rPr>
+        <w:t>e</w:t>
+      </w:r>
+      <w:r>
+        <w:rPr>
+          <w:rFonts w:ascii="Arial" w:hAnsi="Arial" w:eastAsia="Arial" w:cs="Arial"/>
+          <w:b w:val="0"/>
+          <w:i w:val="0"/>
+          <w:color w:val="000000"/>
+          <w:sz w:val="18"/>
+          <w:highlight w:val="lightGray"/>
+        </w:rPr>
+        <w:t>r</w:t>
+      </w:r>
+      <w:r>
+        <w:rPr>
+          <w:rFonts w:ascii="Arial" w:hAnsi="Arial" w:eastAsia="Arial" w:cs="Arial"/>
+          <w:b w:val="0"/>
+          <w:i w:val="0"/>
+          <w:color w:val="000000"/>
+          <w:sz w:val="18"/>
+          <w:highlight w:val="lightGray"/>
+        </w:rPr>
+        <w:t>s</w:t>
+      </w:r>
+      <w:r>
+        <w:rPr>
+          <w:rFonts w:ascii="Arial" w:hAnsi="Arial" w:eastAsia="Arial" w:cs="Arial"/>
+          <w:b w:val="0"/>
+          <w:i w:val="0"/>
+          <w:color w:val="000000"/>
+          <w:sz w:val="18"/>
+          <w:highlight w:val="lightGray"/>
+        </w:rPr>
+        <w:t>o</w:t>
+      </w:r>
+      <w:r>
+        <w:rPr>
+          <w:rFonts w:ascii="Arial" w:hAnsi="Arial" w:eastAsia="Arial" w:cs="Arial"/>
+          <w:b w:val="0"/>
+          <w:i w:val="0"/>
+          <w:color w:val="000000"/>
+          <w:sz w:val="18"/>
+          <w:highlight w:val="lightGray"/>
+        </w:rPr>
+        <w:t>n</w:t>
+      </w:r>
+      <w:r>
+        <w:rPr>
+          <w:rFonts w:ascii="Arial" w:hAnsi="Arial" w:eastAsia="Arial" w:cs="Arial"/>
+          <w:b w:val="0"/>
+          <w:i w:val="0"/>
+          <w:color w:val="000000"/>
+          <w:sz w:val="18"/>
+          <w:highlight w:val="lightGray"/>
+        </w:rPr>
+        <w:t>s</w:t>
+      </w:r>
+      <w:r>
+        <w:rPr>
+          <w:rFonts w:ascii="Arial" w:hAnsi="Arial" w:eastAsia="Arial" w:cs="Arial"/>
+          <w:b w:val="0"/>
+          <w:i w:val="0"/>
+          <w:color w:val="000000"/>
+          <w:sz w:val="18"/>
+          <w:highlight w:val="lightGray"/>
+        </w:rPr>
+        <w:t xml:space="preserve"> </w:t>
+      </w:r>
+      <w:r>
+        <w:rPr>
+          <w:rFonts w:ascii="Arial" w:hAnsi="Arial" w:eastAsia="Arial" w:cs="Arial"/>
+          <w:b w:val="0"/>
+          <w:i w:val="0"/>
+          <w:color w:val="000000"/>
+          <w:sz w:val="18"/>
+          <w:highlight w:val="lightGray"/>
+        </w:rPr>
+        <w:t>T</w:t>
+      </w:r>
+      <w:r>
+        <w:rPr>
+          <w:rFonts w:ascii="Arial" w:hAnsi="Arial" w:eastAsia="Arial" w:cs="Arial"/>
+          <w:b w:val="0"/>
+          <w:i w:val="0"/>
+          <w:color w:val="000000"/>
+          <w:sz w:val="18"/>
+          <w:highlight w:val="lightGray"/>
+        </w:rPr>
+        <w:t>a</w:t>
+      </w:r>
+      <w:r>
+        <w:rPr>
+          <w:rFonts w:ascii="Arial" w:hAnsi="Arial" w:eastAsia="Arial" w:cs="Arial"/>
+          <w:b w:val="0"/>
+          <w:i w:val="0"/>
+          <w:color w:val="000000"/>
+          <w:sz w:val="18"/>
+          <w:highlight w:val="lightGray"/>
+        </w:rPr>
+        <w:t>b</w:t>
+      </w:r>
+      <w:r>
+        <w:rPr>
+          <w:rFonts w:ascii="Arial" w:hAnsi="Arial" w:eastAsia="Arial" w:cs="Arial"/>
+          <w:b w:val="0"/>
+          <w:i w:val="0"/>
+          <w:color w:val="000000"/>
+          <w:sz w:val="18"/>
+          <w:highlight w:val="lightGray"/>
+        </w:rPr>
+        <w:t>l</w:t>
+      </w:r>
+      <w:r>
+        <w:rPr>
+          <w:rFonts w:ascii="Arial" w:hAnsi="Arial" w:eastAsia="Arial" w:cs="Arial"/>
+          <w:b w:val="0"/>
+          <w:i w:val="0"/>
+          <w:color w:val="000000"/>
+          <w:sz w:val="18"/>
+          <w:highlight w:val="lightGray"/>
+        </w:rPr>
+        <w:t>e</w:t>
+      </w:r>
+      <w:r>
+        <w:rPr>
+          <w:rFonts w:ascii="Arial" w:hAnsi="Arial" w:eastAsia="Arial" w:cs="Arial"/>
+          <w:b w:val="0"/>
+          <w:i w:val="0"/>
+          <w:color w:val="000000"/>
+          <w:sz w:val="18"/>
+          <w:highlight w:val="lightGray"/>
+        </w:rPr>
+        <w:t xml:space="preserve"> </w:t>
+      </w:r>
+      <w:r>
+        <w:rPr>
+          <w:rFonts w:ascii="Arial" w:hAnsi="Arial" w:eastAsia="Arial" w:cs="Arial"/>
+          <w:b w:val="0"/>
+          <w:i w:val="0"/>
+          <w:color w:val="000000"/>
+          <w:sz w:val="18"/>
+          <w:highlight w:val="lightGray"/>
+        </w:rPr>
+        <w:t>-</w:t>
+      </w:r>
+      <w:r>
+        <w:rPr>
+          <w:rFonts w:ascii="Arial" w:hAnsi="Arial" w:eastAsia="Arial" w:cs="Arial"/>
+          <w:b w:val="0"/>
+          <w:i w:val="0"/>
+          <w:color w:val="000000"/>
+          <w:sz w:val="18"/>
+          <w:highlight w:val="lightGray"/>
+        </w:rPr>
+        <w:t>&gt;</w:t>
+      </w:r>
+      <w:r>
+        <w:rPr>
+          <w:rFonts w:ascii="Arial" w:hAnsi="Arial" w:eastAsia="Arial" w:cs="Arial"/>
+          <w:b w:val="0"/>
+          <w:i w:val="0"/>
+          <w:color w:val="000000"/>
+          <w:sz w:val="18"/>
+          <w:highlight w:val="lightGray"/>
+        </w:rPr>
+        <w:t xml:space="preserve"> </w:t>
+      </w:r>
+      <w:r>
+        <w:rPr>
+          <w:rFonts w:ascii="Arial" w:hAnsi="Arial" w:eastAsia="Arial" w:cs="Arial"/>
+          <w:b w:val="0"/>
+          <w:i w:val="0"/>
+          <w:color w:val="000000"/>
+          <w:sz w:val="18"/>
+          <w:highlight w:val="lightGray"/>
+        </w:rPr>
+        <w:t>I</w:t>
+      </w:r>
+      <w:r>
+        <w:rPr>
+          <w:rFonts w:ascii="Arial" w:hAnsi="Arial" w:eastAsia="Arial" w:cs="Arial"/>
+          <w:b w:val="0"/>
+          <w:i w:val="0"/>
+          <w:color w:val="000000"/>
+          <w:sz w:val="18"/>
+          <w:highlight w:val="lightGray"/>
+        </w:rPr>
+        <w:t>D</w:t>
+      </w:r>
+      <w:r>
+        <w:rPr>
+          <w:rFonts w:ascii="Arial" w:hAnsi="Arial" w:eastAsia="Arial" w:cs="Arial"/>
+          <w:b w:val="0"/>
+          <w:i w:val="0"/>
+          <w:color w:val="000000"/>
+          <w:sz w:val="18"/>
+          <w:highlight w:val="lightGray"/>
+        </w:rPr>
+        <w:t xml:space="preserve"> </w:t>
+      </w:r>
+      <w:r>
+        <w:rPr>
+          <w:rFonts w:ascii="Arial" w:hAnsi="Arial" w:eastAsia="Arial" w:cs="Arial"/>
+          <w:b w:val="0"/>
+          <w:i w:val="0"/>
+          <w:color w:val="000000"/>
+          <w:sz w:val="18"/>
+          <w:highlight w:val="lightGray"/>
+        </w:rPr>
+        <w:t>C</w:t>
+      </w:r>
+      <w:r>
+        <w:rPr>
+          <w:rFonts w:ascii="Arial" w:hAnsi="Arial" w:eastAsia="Arial" w:cs="Arial"/>
+          <w:b w:val="0"/>
+          <w:i w:val="0"/>
+          <w:color w:val="000000"/>
+          <w:sz w:val="18"/>
+          <w:highlight w:val="lightGray"/>
+        </w:rPr>
+        <w:t>o</w:t>
+      </w:r>
+      <w:r>
+        <w:rPr>
+          <w:rFonts w:ascii="Arial" w:hAnsi="Arial" w:eastAsia="Arial" w:cs="Arial"/>
+          <w:b w:val="0"/>
+          <w:i w:val="0"/>
+          <w:color w:val="000000"/>
+          <w:sz w:val="18"/>
+          <w:highlight w:val="lightGray"/>
+        </w:rPr>
+        <w:t>l</w:t>
+      </w:r>
+      <w:r>
+        <w:rPr>
+          <w:rFonts w:ascii="Arial" w:hAnsi="Arial" w:eastAsia="Arial" w:cs="Arial"/>
+          <w:b w:val="0"/>
+          <w:i w:val="0"/>
+          <w:color w:val="000000"/>
+          <w:sz w:val="18"/>
+          <w:highlight w:val="lightGray"/>
+        </w:rPr>
+        <w:t>u</w:t>
+      </w:r>
+      <w:r>
+        <w:rPr>
+          <w:rFonts w:ascii="Arial" w:hAnsi="Arial" w:eastAsia="Arial" w:cs="Arial"/>
+          <w:b w:val="0"/>
+          <w:i w:val="0"/>
+          <w:color w:val="000000"/>
+          <w:sz w:val="18"/>
+          <w:highlight w:val="lightGray"/>
+        </w:rPr>
+        <w:t>m</w:t>
+      </w:r>
+      <w:r>
+        <w:rPr>
+          <w:rFonts w:ascii="Arial" w:hAnsi="Arial" w:eastAsia="Arial" w:cs="Arial"/>
+          <w:b w:val="0"/>
+          <w:i w:val="0"/>
+          <w:color w:val="000000"/>
+          <w:sz w:val="18"/>
+          <w:highlight w:val="lightGray"/>
+        </w:rPr>
+        <w:t>n</w:t>
+      </w:r>
+      <w:r>
+        <w:rPr>
+          <w:rFonts w:ascii="Arial" w:hAnsi="Arial" w:eastAsia="Arial" w:cs="Arial"/>
+          <w:b w:val="0"/>
+          <w:i w:val="0"/>
+          <w:color w:val="000000"/>
+          <w:sz w:val="18"/>
+          <w:highlight w:val="lightGray"/>
+        </w:rPr>
+        <w:t>:</w:t>
+      </w:r>
+      <w:r>
+        <w:rPr>
+          <w:rFonts w:ascii="Arial" w:hAnsi="Arial" w:eastAsia="Arial" w:cs="Arial"/>
+          <w:b w:val="0"/>
+          <w:i w:val="0"/>
+          <w:color w:val="000000"/>
+          <w:sz w:val="18"/>
+          <w:highlight w:val="lightGray"/>
+        </w:rPr>
+        <w:t xml:space="preserve"> </w:t>
+      </w:r>
+      <w:r>
+        <w:rPr>
+          <w:rFonts w:ascii="Arial" w:hAnsi="Arial" w:eastAsia="Arial" w:cs="Arial"/>
+          <w:b w:val="0"/>
+          <w:i w:val="0"/>
+          <w:color w:val="000000"/>
+          <w:sz w:val="18"/>
+          <w:highlight w:val="lightGray"/>
+        </w:rPr>
+        <w:t>1</w:t>
+      </w:r>
+      <w:r>
+        <w:rPr>
+          <w:rFonts w:ascii="Arial" w:hAnsi="Arial" w:eastAsia="Arial" w:cs="Arial"/>
+          <w:b w:val="0"/>
+          <w:i w:val="0"/>
+          <w:color w:val="000000"/>
+          <w:sz w:val="18"/>
+          <w:highlight w:val="lightGray"/>
+        </w:rPr>
+        <w:t>,</w:t>
+      </w:r>
+      <w:r>
+        <w:rPr>
+          <w:rFonts w:ascii="Arial" w:hAnsi="Arial" w:eastAsia="Arial" w:cs="Arial"/>
+          <w:b w:val="0"/>
+          <w:i w:val="0"/>
+          <w:color w:val="000000"/>
+          <w:sz w:val="18"/>
+          <w:highlight w:val="lightGray"/>
+        </w:rPr>
+        <w:t xml:space="preserve"> </w:t>
+      </w:r>
+      <w:r>
+        <w:rPr>
+          <w:rFonts w:ascii="Arial" w:hAnsi="Arial" w:eastAsia="Arial" w:cs="Arial"/>
+          <w:b w:val="0"/>
+          <w:i w:val="0"/>
+          <w:color w:val="000000"/>
+          <w:sz w:val="18"/>
+          <w:highlight w:val="lightGray"/>
+        </w:rPr>
+        <w:t>N</w:t>
+      </w:r>
+      <w:r>
+        <w:rPr>
+          <w:rFonts w:ascii="Arial" w:hAnsi="Arial" w:eastAsia="Arial" w:cs="Arial"/>
+          <w:b w:val="0"/>
+          <w:i w:val="0"/>
+          <w:color w:val="000000"/>
+          <w:sz w:val="18"/>
+          <w:highlight w:val="lightGray"/>
+        </w:rPr>
+        <w:t>a</w:t>
+      </w:r>
+      <w:r>
+        <w:rPr>
+          <w:rFonts w:ascii="Arial" w:hAnsi="Arial" w:eastAsia="Arial" w:cs="Arial"/>
+          <w:b w:val="0"/>
+          <w:i w:val="0"/>
+          <w:color w:val="000000"/>
+          <w:sz w:val="18"/>
+          <w:highlight w:val="lightGray"/>
+        </w:rPr>
+        <w:t>m</w:t>
+      </w:r>
+      <w:r>
+        <w:rPr>
+          <w:rFonts w:ascii="Arial" w:hAnsi="Arial" w:eastAsia="Arial" w:cs="Arial"/>
+          <w:b w:val="0"/>
+          <w:i w:val="0"/>
+          <w:color w:val="000000"/>
+          <w:sz w:val="18"/>
+          <w:highlight w:val="lightGray"/>
+        </w:rPr>
+        <w:t>e</w:t>
+      </w:r>
+      <w:r>
+        <w:rPr>
+          <w:rFonts w:ascii="Arial" w:hAnsi="Arial" w:eastAsia="Arial" w:cs="Arial"/>
+          <w:b w:val="0"/>
+          <w:i w:val="0"/>
+          <w:color w:val="000000"/>
+          <w:sz w:val="18"/>
+          <w:highlight w:val="lightGray"/>
+        </w:rPr>
+        <w:t>_</w:t>
+      </w:r>
+      <w:r>
+        <w:rPr>
+          <w:rFonts w:ascii="Arial" w:hAnsi="Arial" w:eastAsia="Arial" w:cs="Arial"/>
+          <w:b w:val="0"/>
+          <w:i w:val="0"/>
+          <w:color w:val="000000"/>
+          <w:sz w:val="18"/>
+          <w:highlight w:val="lightGray"/>
+        </w:rPr>
+        <w:t>E</w:t>
+      </w:r>
+      <w:r>
+        <w:rPr>
+          <w:rFonts w:ascii="Arial" w:hAnsi="Arial" w:eastAsia="Arial" w:cs="Arial"/>
+          <w:b w:val="0"/>
+          <w:i w:val="0"/>
+          <w:color w:val="000000"/>
+          <w:sz w:val="18"/>
+          <w:highlight w:val="lightGray"/>
+        </w:rPr>
+        <w:t>n</w:t>
+      </w:r>
+      <w:r>
+        <w:rPr>
+          <w:rFonts w:ascii="Arial" w:hAnsi="Arial" w:eastAsia="Arial" w:cs="Arial"/>
+          <w:b w:val="0"/>
+          <w:i w:val="0"/>
+          <w:color w:val="000000"/>
+          <w:sz w:val="18"/>
+          <w:highlight w:val="lightGray"/>
+        </w:rPr>
+        <w:t xml:space="preserve"> </w:t>
+      </w:r>
+      <w:r>
+        <w:rPr>
+          <w:rFonts w:ascii="Arial" w:hAnsi="Arial" w:eastAsia="Arial" w:cs="Arial"/>
+          <w:b w:val="0"/>
+          <w:i w:val="0"/>
+          <w:color w:val="000000"/>
+          <w:sz w:val="18"/>
+          <w:highlight w:val="lightGray"/>
+        </w:rPr>
+        <w:t>C</w:t>
+      </w:r>
+      <w:r>
+        <w:rPr>
+          <w:rFonts w:ascii="Arial" w:hAnsi="Arial" w:eastAsia="Arial" w:cs="Arial"/>
+          <w:b w:val="0"/>
+          <w:i w:val="0"/>
+          <w:color w:val="000000"/>
+          <w:sz w:val="18"/>
+          <w:highlight w:val="lightGray"/>
+        </w:rPr>
+        <w:t>o</w:t>
+      </w:r>
+      <w:r>
+        <w:rPr>
+          <w:rFonts w:ascii="Arial" w:hAnsi="Arial" w:eastAsia="Arial" w:cs="Arial"/>
+          <w:b w:val="0"/>
+          <w:i w:val="0"/>
+          <w:color w:val="000000"/>
+          <w:sz w:val="18"/>
+          <w:highlight w:val="lightGray"/>
+        </w:rPr>
+        <w:t>l</w:t>
+      </w:r>
+      <w:r>
+        <w:rPr>
+          <w:rFonts w:ascii="Arial" w:hAnsi="Arial" w:eastAsia="Arial" w:cs="Arial"/>
+          <w:b w:val="0"/>
+          <w:i w:val="0"/>
+          <w:color w:val="000000"/>
+          <w:sz w:val="18"/>
+          <w:highlight w:val="lightGray"/>
+        </w:rPr>
+        <w:t>u</w:t>
+      </w:r>
+      <w:r>
+        <w:rPr>
+          <w:rFonts w:ascii="Arial" w:hAnsi="Arial" w:eastAsia="Arial" w:cs="Arial"/>
+          <w:b w:val="0"/>
+          <w:i w:val="0"/>
+          <w:color w:val="000000"/>
+          <w:sz w:val="18"/>
+          <w:highlight w:val="lightGray"/>
+        </w:rPr>
+        <w:t>m</w:t>
+      </w:r>
+      <w:r>
+        <w:rPr>
+          <w:rFonts w:ascii="Arial" w:hAnsi="Arial" w:eastAsia="Arial" w:cs="Arial"/>
+          <w:b w:val="0"/>
+          <w:i w:val="0"/>
+          <w:color w:val="000000"/>
+          <w:sz w:val="18"/>
+          <w:highlight w:val="lightGray"/>
+        </w:rPr>
+        <w:t>n</w:t>
+      </w:r>
+      <w:r>
+        <w:rPr>
+          <w:rFonts w:ascii="Arial" w:hAnsi="Arial" w:eastAsia="Arial" w:cs="Arial"/>
+          <w:b w:val="0"/>
+          <w:i w:val="0"/>
+          <w:color w:val="000000"/>
+          <w:sz w:val="18"/>
+          <w:highlight w:val="lightGray"/>
+        </w:rPr>
+        <w:t>:</w:t>
+      </w:r>
+      <w:r>
+        <w:rPr>
+          <w:rFonts w:ascii="Arial" w:hAnsi="Arial" w:eastAsia="Arial" w:cs="Arial"/>
+          <w:b w:val="0"/>
+          <w:i w:val="0"/>
+          <w:color w:val="000000"/>
+          <w:sz w:val="18"/>
+          <w:highlight w:val="lightGray"/>
+        </w:rPr>
+        <w:t xml:space="preserve"> </w:t>
+      </w:r>
+      <w:r>
+        <w:rPr>
+          <w:rFonts w:ascii="Arial" w:hAnsi="Arial" w:eastAsia="Arial" w:cs="Arial"/>
+          <w:b w:val="0"/>
+          <w:i w:val="0"/>
+          <w:color w:val="000000"/>
+          <w:sz w:val="18"/>
+          <w:highlight w:val="lightGray"/>
+        </w:rPr>
+        <w:t>M</w:t>
+      </w:r>
+      <w:r>
+        <w:rPr>
+          <w:rFonts w:ascii="Arial" w:hAnsi="Arial" w:eastAsia="Arial" w:cs="Arial"/>
+          <w:b w:val="0"/>
+          <w:i w:val="0"/>
+          <w:color w:val="000000"/>
+          <w:sz w:val="18"/>
+          <w:highlight w:val="lightGray"/>
+        </w:rPr>
+        <w:t>o</w:t>
+      </w:r>
+      <w:r>
+        <w:rPr>
+          <w:rFonts w:ascii="Arial" w:hAnsi="Arial" w:eastAsia="Arial" w:cs="Arial"/>
+          <w:b w:val="0"/>
+          <w:i w:val="0"/>
+          <w:color w:val="000000"/>
+          <w:sz w:val="18"/>
+          <w:highlight w:val="lightGray"/>
+        </w:rPr>
+        <w:t>t</w:t>
+      </w:r>
+      <w:r>
+        <w:rPr>
+          <w:rFonts w:ascii="Arial" w:hAnsi="Arial" w:eastAsia="Arial" w:cs="Arial"/>
+          <w:b w:val="0"/>
+          <w:i w:val="0"/>
+          <w:color w:val="000000"/>
+          <w:sz w:val="18"/>
+          <w:highlight w:val="lightGray"/>
+        </w:rPr>
+        <w:t>a</w:t>
+      </w:r>
+      <w:r>
+        <w:rPr>
+          <w:rFonts w:ascii="Arial" w:hAnsi="Arial" w:eastAsia="Arial" w:cs="Arial"/>
+          <w:b w:val="0"/>
+          <w:i w:val="0"/>
+          <w:color w:val="000000"/>
+          <w:sz w:val="18"/>
+          <w:highlight w:val="lightGray"/>
+        </w:rPr>
+        <w:t>s</w:t>
+      </w:r>
+      <w:r>
+        <w:rPr>
+          <w:rFonts w:ascii="Arial" w:hAnsi="Arial" w:eastAsia="Arial" w:cs="Arial"/>
+          <w:b w:val="0"/>
+          <w:i w:val="0"/>
+          <w:color w:val="000000"/>
+          <w:sz w:val="18"/>
+          <w:highlight w:val="lightGray"/>
+        </w:rPr>
+        <w:t>e</w:t>
+      </w:r>
+      <w:r>
+        <w:rPr>
+          <w:rFonts w:ascii="Arial" w:hAnsi="Arial" w:eastAsia="Arial" w:cs="Arial"/>
+          <w:b w:val="0"/>
+          <w:i w:val="0"/>
+          <w:color w:val="000000"/>
+          <w:sz w:val="18"/>
+          <w:highlight w:val="lightGray"/>
+        </w:rPr>
+        <w:t>m</w:t>
+      </w:r>
+      <w:r>
+        <w:rPr>
+          <w:rFonts w:ascii="Arial" w:hAnsi="Arial" w:eastAsia="Arial" w:cs="Arial"/>
+          <w:b w:val="0"/>
+          <w:i w:val="0"/>
+          <w:color w:val="000000"/>
+          <w:sz w:val="18"/>
+          <w:highlight w:val="lightGray"/>
+        </w:rPr>
+        <w:t xml:space="preserve"> </w:t>
+      </w:r>
+      <w:r>
+        <w:rPr>
+          <w:rFonts w:ascii="Arial" w:hAnsi="Arial" w:eastAsia="Arial" w:cs="Arial"/>
+          <w:b w:val="0"/>
+          <w:i w:val="0"/>
+          <w:color w:val="000000"/>
+          <w:sz w:val="18"/>
+          <w:highlight w:val="lightGray"/>
+        </w:rPr>
+        <w:t>E</w:t>
+      </w:r>
+      <w:r>
+        <w:rPr>
+          <w:rFonts w:ascii="Arial" w:hAnsi="Arial" w:eastAsia="Arial" w:cs="Arial"/>
+          <w:b w:val="0"/>
+          <w:i w:val="0"/>
+          <w:color w:val="000000"/>
+          <w:sz w:val="18"/>
+          <w:highlight w:val="lightGray"/>
+        </w:rPr>
+        <w:t>s</w:t>
+      </w:r>
+      <w:r>
+        <w:rPr>
+          <w:rFonts w:ascii="Arial" w:hAnsi="Arial" w:eastAsia="Arial" w:cs="Arial"/>
+          <w:b w:val="0"/>
+          <w:i w:val="0"/>
+          <w:color w:val="000000"/>
+          <w:sz w:val="18"/>
+          <w:highlight w:val="lightGray"/>
+        </w:rPr>
+        <w:t>s</w:t>
+      </w:r>
+      <w:r>
+        <w:rPr>
+          <w:rFonts w:ascii="Arial" w:hAnsi="Arial" w:eastAsia="Arial" w:cs="Arial"/>
+          <w:b w:val="0"/>
+          <w:i w:val="0"/>
+          <w:color w:val="000000"/>
+          <w:sz w:val="18"/>
+          <w:highlight w:val="lightGray"/>
+        </w:rPr>
+        <w:t>a</w:t>
+      </w:r>
+      <w:r>
+        <w:rPr>
+          <w:rFonts w:ascii="Arial" w:hAnsi="Arial" w:eastAsia="Arial" w:cs="Arial"/>
+          <w:b w:val="0"/>
+          <w:i w:val="0"/>
+          <w:color w:val="000000"/>
+          <w:sz w:val="18"/>
+          <w:highlight w:val="lightGray"/>
+        </w:rPr>
+        <w:t>m</w:t>
+      </w:r>
+      <w:r>
+        <w:rPr>
+          <w:rFonts w:ascii="Arial" w:hAnsi="Arial" w:eastAsia="Arial" w:cs="Arial"/>
+          <w:b w:val="0"/>
+          <w:i w:val="0"/>
+          <w:color w:val="000000"/>
+          <w:sz w:val="18"/>
+          <w:highlight w:val="lightGray"/>
+        </w:rPr>
+        <w:t>]</w:t>
+      </w:r>
+      <w:r>
+        <w:rPr>
+          <w:rFonts w:ascii="Arial" w:hAnsi="Arial" w:eastAsia="Arial" w:cs="Arial"/>
+          <w:b w:val="0"/>
+          <w:i w:val="0"/>
+          <w:color w:val="000000"/>
+          <w:sz w:val="18"/>
+          <w:highlight w:val="lightGray"/>
+        </w:rPr>
+        <w:t xml:space="preserve"> </w:t>
+      </w:r>
+      <w:r>
+        <w:rPr>
+          <w:rFonts w:ascii="Arial" w:hAnsi="Arial" w:eastAsia="Arial" w:cs="Arial"/>
+          <w:b w:val="0"/>
+          <w:i w:val="0"/>
+          <w:color w:val="000000"/>
+          <w:sz w:val="18"/>
+          <w:highlight w:val="lightGray"/>
+        </w:rPr>
+        <w:t>-</w:t>
+      </w:r>
+      <w:r>
+        <w:rPr>
+          <w:rFonts w:ascii="Arial" w:hAnsi="Arial" w:eastAsia="Arial" w:cs="Arial"/>
+          <w:b w:val="0"/>
+          <w:i w:val="0"/>
+          <w:color w:val="000000"/>
+          <w:sz w:val="18"/>
+          <w:highlight w:val="lightGray"/>
+        </w:rPr>
+        <w:t>&gt;</w:t>
+      </w:r>
+      <w:r>
+        <w:rPr>
+          <w:rFonts w:ascii="Arial" w:hAnsi="Arial" w:eastAsia="Arial" w:cs="Arial"/>
+          <w:b w:val="0"/>
+          <w:i w:val="0"/>
+          <w:color w:val="000000"/>
+          <w:sz w:val="18"/>
+          <w:highlight w:val="lightGray"/>
+        </w:rPr>
+        <w:t xml:space="preserve"> </w:t>
+      </w:r>
+      <w:r>
+        <w:rPr>
+          <w:rFonts w:ascii="Arial" w:hAnsi="Arial" w:eastAsia="Arial" w:cs="Arial"/>
+          <w:b/>
+          <w:i w:val="0"/>
+          <w:color w:val="000000"/>
+          <w:sz w:val="18"/>
+          <w:highlight w:val="lightGray"/>
+        </w:rPr>
+        <w:t>F</w:t>
+      </w:r>
+      <w:r>
+        <w:rPr>
+          <w:rFonts w:ascii="Arial" w:hAnsi="Arial" w:eastAsia="Arial" w:cs="Arial"/>
+          <w:b/>
+          <w:i w:val="0"/>
+          <w:color w:val="000000"/>
+          <w:sz w:val="18"/>
+          <w:highlight w:val="lightGray"/>
+        </w:rPr>
+        <w:t>r</w:t>
+      </w:r>
+      <w:r>
+        <w:rPr>
+          <w:rFonts w:ascii="Arial" w:hAnsi="Arial" w:eastAsia="Arial" w:cs="Arial"/>
+          <w:b/>
+          <w:i w:val="0"/>
+          <w:color w:val="000000"/>
+          <w:sz w:val="18"/>
+          <w:highlight w:val="lightGray"/>
+        </w:rPr>
+        <w:t>o</w:t>
+      </w:r>
+      <w:r>
+        <w:rPr>
+          <w:rFonts w:ascii="Arial" w:hAnsi="Arial" w:eastAsia="Arial" w:cs="Arial"/>
+          <w:b/>
+          <w:i w:val="0"/>
+          <w:color w:val="000000"/>
+          <w:sz w:val="18"/>
+          <w:highlight w:val="lightGray"/>
+        </w:rPr>
+        <w:t>m</w:t>
+      </w:r>
+      <w:r>
+        <w:rPr>
+          <w:rFonts w:ascii="Arial" w:hAnsi="Arial" w:eastAsia="Arial" w:cs="Arial"/>
+          <w:b/>
+          <w:i w:val="0"/>
+          <w:color w:val="000000"/>
+          <w:sz w:val="18"/>
+          <w:highlight w:val="lightGray"/>
+        </w:rPr>
+        <w:t>:</w:t>
+      </w:r>
+      <w:r>
+        <w:rPr>
+          <w:rFonts w:ascii="Arial" w:hAnsi="Arial" w:eastAsia="Arial" w:cs="Arial"/>
+          <w:b w:val="0"/>
+          <w:i w:val="0"/>
+          <w:color w:val="000000"/>
+          <w:sz w:val="18"/>
+          <w:highlight w:val="lightGray"/>
+        </w:rPr>
+        <w:t xml:space="preserve"> </w:t>
+      </w:r>
+      <w:r>
+        <w:rPr>
+          <w:rFonts w:ascii="Arial" w:hAnsi="Arial" w:eastAsia="Arial" w:cs="Arial"/>
+          <w:b w:val="0"/>
+          <w:i w:val="0"/>
+          <w:color w:val="000000"/>
+          <w:sz w:val="18"/>
+          <w:highlight w:val="lightGray"/>
+        </w:rPr>
+        <w:t>[</w:t>
+      </w:r>
+      <w:r>
+        <w:rPr>
+          <w:rFonts w:ascii="Arial" w:hAnsi="Arial" w:eastAsia="Arial" w:cs="Arial"/>
+          <w:b w:val="0"/>
+          <w:i w:val="0"/>
+          <w:color w:val="000000"/>
+          <w:sz w:val="18"/>
+          <w:highlight w:val="lightGray"/>
+        </w:rPr>
+        <w:t>C</w:t>
+      </w:r>
+      <w:r>
+        <w:rPr>
+          <w:rFonts w:ascii="Arial" w:hAnsi="Arial" w:eastAsia="Arial" w:cs="Arial"/>
+          <w:b w:val="0"/>
+          <w:i w:val="0"/>
+          <w:color w:val="000000"/>
+          <w:sz w:val="18"/>
+          <w:highlight w:val="lightGray"/>
+        </w:rPr>
+        <w:t>h</w:t>
+      </w:r>
+      <w:r>
+        <w:rPr>
+          <w:rFonts w:ascii="Arial" w:hAnsi="Arial" w:eastAsia="Arial" w:cs="Arial"/>
+          <w:b w:val="0"/>
+          <w:i w:val="0"/>
+          <w:color w:val="000000"/>
+          <w:sz w:val="18"/>
+          <w:highlight w:val="lightGray"/>
+        </w:rPr>
+        <w:t>a</w:t>
+      </w:r>
+      <w:r>
+        <w:rPr>
+          <w:rFonts w:ascii="Arial" w:hAnsi="Arial" w:eastAsia="Arial" w:cs="Arial"/>
+          <w:b w:val="0"/>
+          <w:i w:val="0"/>
+          <w:color w:val="000000"/>
+          <w:sz w:val="18"/>
+          <w:highlight w:val="lightGray"/>
+        </w:rPr>
+        <w:t>t</w:t>
+      </w:r>
+      <w:r>
+        <w:rPr>
+          <w:rFonts w:ascii="Arial" w:hAnsi="Arial" w:eastAsia="Arial" w:cs="Arial"/>
+          <w:b w:val="0"/>
+          <w:i w:val="0"/>
+          <w:color w:val="000000"/>
+          <w:sz w:val="18"/>
+          <w:highlight w:val="lightGray"/>
+        </w:rPr>
+        <w:t>g</w:t>
+      </w:r>
+      <w:r>
+        <w:rPr>
+          <w:rFonts w:ascii="Arial" w:hAnsi="Arial" w:eastAsia="Arial" w:cs="Arial"/>
+          <w:b w:val="0"/>
+          <w:i w:val="0"/>
+          <w:color w:val="000000"/>
+          <w:sz w:val="18"/>
+          <w:highlight w:val="lightGray"/>
+        </w:rPr>
+        <w:t>p</w:t>
+      </w:r>
+      <w:r>
+        <w:rPr>
+          <w:rFonts w:ascii="Arial" w:hAnsi="Arial" w:eastAsia="Arial" w:cs="Arial"/>
+          <w:b w:val="0"/>
+          <w:i w:val="0"/>
+          <w:color w:val="000000"/>
+          <w:sz w:val="18"/>
+          <w:highlight w:val="lightGray"/>
+        </w:rPr>
+        <w:t>t</w:t>
+      </w:r>
+      <w:r>
+        <w:rPr>
+          <w:rFonts w:ascii="Arial" w:hAnsi="Arial" w:eastAsia="Arial" w:cs="Arial"/>
+          <w:b w:val="0"/>
+          <w:i w:val="0"/>
+          <w:color w:val="000000"/>
+          <w:sz w:val="18"/>
+          <w:highlight w:val="lightGray"/>
+        </w:rPr>
+        <w:t xml:space="preserve"> </w:t>
+      </w:r>
+      <w:r>
+        <w:rPr>
+          <w:rFonts w:ascii="Arial" w:hAnsi="Arial" w:eastAsia="Arial" w:cs="Arial"/>
+          <w:b w:val="0"/>
+          <w:i w:val="0"/>
+          <w:color w:val="000000"/>
+          <w:sz w:val="18"/>
+          <w:highlight w:val="lightGray"/>
+        </w:rPr>
+        <w:t>(</w:t>
+      </w:r>
+      <w:r>
+        <w:rPr>
+          <w:rFonts w:ascii="Arial" w:hAnsi="Arial" w:eastAsia="Arial" w:cs="Arial"/>
+          <w:b w:val="0"/>
+          <w:i w:val="0"/>
+          <w:color w:val="000000"/>
+          <w:sz w:val="18"/>
+          <w:highlight w:val="lightGray"/>
+        </w:rPr>
+        <w:t>G</w:t>
+      </w:r>
+      <w:r>
+        <w:rPr>
+          <w:rFonts w:ascii="Arial" w:hAnsi="Arial" w:eastAsia="Arial" w:cs="Arial"/>
+          <w:b w:val="0"/>
+          <w:i w:val="0"/>
+          <w:color w:val="000000"/>
+          <w:sz w:val="18"/>
+          <w:highlight w:val="lightGray"/>
+        </w:rPr>
+        <w:t>P</w:t>
+      </w:r>
+      <w:r>
+        <w:rPr>
+          <w:rFonts w:ascii="Arial" w:hAnsi="Arial" w:eastAsia="Arial" w:cs="Arial"/>
+          <w:b w:val="0"/>
+          <w:i w:val="0"/>
+          <w:color w:val="000000"/>
+          <w:sz w:val="18"/>
+          <w:highlight w:val="lightGray"/>
+        </w:rPr>
+        <w:t>T</w:t>
+      </w:r>
+      <w:r>
+        <w:rPr>
+          <w:rFonts w:ascii="Arial" w:hAnsi="Arial" w:eastAsia="Arial" w:cs="Arial"/>
+          <w:b w:val="0"/>
+          <w:i w:val="0"/>
+          <w:color w:val="000000"/>
+          <w:sz w:val="18"/>
+          <w:highlight w:val="lightGray"/>
         </w:rPr>
         <w:t>‑</w:t>
       </w:r>
       <w:r>
         <w:rPr>
-          <w:b/>
-          <w:szCs w:val="14"/>
-          <w:shd w:val="clear" w:color="auto" w:fill="B7B7B7"/>
-        </w:rPr>
-        <w:t>5 Mini) at [12/9/2025]</w:t>
+          <w:rFonts w:ascii="Arial" w:hAnsi="Arial" w:eastAsia="Arial" w:cs="Arial"/>
+          <w:b w:val="0"/>
+          <w:i w:val="0"/>
+          <w:color w:val="000000"/>
+          <w:sz w:val="18"/>
+          <w:highlight w:val="lightGray"/>
+        </w:rPr>
+        <w:t>5</w:t>
+      </w:r>
+      <w:r>
+        <w:rPr>
+          <w:rFonts w:ascii="Arial" w:hAnsi="Arial" w:eastAsia="Arial" w:cs="Arial"/>
+          <w:b w:val="0"/>
+          <w:i w:val="0"/>
+          <w:color w:val="000000"/>
+          <w:sz w:val="18"/>
+          <w:highlight w:val="lightGray"/>
+        </w:rPr>
+        <w:t xml:space="preserve"> </w:t>
+      </w:r>
+      <w:r>
+        <w:rPr>
+          <w:rFonts w:ascii="Arial" w:hAnsi="Arial" w:eastAsia="Arial" w:cs="Arial"/>
+          <w:b w:val="0"/>
+          <w:i w:val="0"/>
+          <w:color w:val="000000"/>
+          <w:sz w:val="18"/>
+          <w:highlight w:val="lightGray"/>
+        </w:rPr>
+        <w:t>M</w:t>
+      </w:r>
+      <w:r>
+        <w:rPr>
+          <w:rFonts w:ascii="Arial" w:hAnsi="Arial" w:eastAsia="Arial" w:cs="Arial"/>
+          <w:b w:val="0"/>
+          <w:i w:val="0"/>
+          <w:color w:val="000000"/>
+          <w:sz w:val="18"/>
+          <w:highlight w:val="lightGray"/>
+        </w:rPr>
+        <w:t>i</w:t>
+      </w:r>
+      <w:r>
+        <w:rPr>
+          <w:rFonts w:ascii="Arial" w:hAnsi="Arial" w:eastAsia="Arial" w:cs="Arial"/>
+          <w:b w:val="0"/>
+          <w:i w:val="0"/>
+          <w:color w:val="000000"/>
+          <w:sz w:val="18"/>
+          <w:highlight w:val="lightGray"/>
+        </w:rPr>
+        <w:t>n</w:t>
+      </w:r>
+      <w:r>
+        <w:rPr>
+          <w:rFonts w:ascii="Arial" w:hAnsi="Arial" w:eastAsia="Arial" w:cs="Arial"/>
+          <w:b w:val="0"/>
+          <w:i w:val="0"/>
+          <w:color w:val="000000"/>
+          <w:sz w:val="18"/>
+          <w:highlight w:val="lightGray"/>
+        </w:rPr>
+        <w:t>i</w:t>
+      </w:r>
+      <w:r>
+        <w:rPr>
+          <w:rFonts w:ascii="Arial" w:hAnsi="Arial" w:eastAsia="Arial" w:cs="Arial"/>
+          <w:b w:val="0"/>
+          <w:i w:val="0"/>
+          <w:color w:val="000000"/>
+          <w:sz w:val="18"/>
+          <w:highlight w:val="lightGray"/>
+        </w:rPr>
+        <w:t>)</w:t>
+      </w:r>
+      <w:r>
+        <w:rPr>
+          <w:rFonts w:ascii="Arial" w:hAnsi="Arial" w:eastAsia="Arial" w:cs="Arial"/>
+          <w:b w:val="0"/>
+          <w:i w:val="0"/>
+          <w:color w:val="000000"/>
+          <w:sz w:val="18"/>
+          <w:highlight w:val="lightGray"/>
+        </w:rPr>
+        <w:t>]</w:t>
+      </w:r>
+      <w:r>
+        <w:rPr>
+          <w:rFonts w:ascii="Arial" w:hAnsi="Arial" w:eastAsia="Arial" w:cs="Arial"/>
+          <w:b w:val="0"/>
+          <w:i w:val="0"/>
+          <w:color w:val="000000"/>
+          <w:sz w:val="18"/>
+          <w:highlight w:val="lightGray"/>
+        </w:rPr>
+        <w:t xml:space="preserve"> </w:t>
+      </w:r>
+      <w:r>
+        <w:rPr>
+          <w:rFonts w:ascii="Arial" w:hAnsi="Arial" w:eastAsia="Arial" w:cs="Arial"/>
+          <w:b/>
+          <w:i w:val="0"/>
+          <w:color w:val="000000"/>
+          <w:sz w:val="18"/>
+          <w:highlight w:val="lightGray"/>
+        </w:rPr>
+        <w:t>o</w:t>
+      </w:r>
+      <w:r>
+        <w:rPr>
+          <w:rFonts w:ascii="Arial" w:hAnsi="Arial" w:eastAsia="Arial" w:cs="Arial"/>
+          <w:b/>
+          <w:i w:val="0"/>
+          <w:color w:val="000000"/>
+          <w:sz w:val="18"/>
+          <w:highlight w:val="lightGray"/>
+        </w:rPr>
+        <w:t>n</w:t>
+      </w:r>
+      <w:r>
+        <w:rPr>
+          <w:rFonts w:ascii="Arial" w:hAnsi="Arial"/>
+          <w:b w:val="0"/>
+          <w:i w:val="0"/>
+          <w:color w:val="000000"/>
+          <w:sz w:val="18"/>
+          <w:highlight w:val="lightGray"/>
+        </w:rPr>
+        <w:t xml:space="preserve"> </w:t>
+      </w:r>
+      <w:r>
+        <w:rPr>
+          <w:rFonts w:ascii="Arial" w:hAnsi="Arial"/>
+          <w:b w:val="0"/>
+          <w:i w:val="0"/>
+          <w:color w:val="000000"/>
+          <w:sz w:val="18"/>
+          <w:highlight w:val="lightGray"/>
+        </w:rPr>
+        <w:t>[</w:t>
+      </w:r>
+      <w:r>
+        <w:rPr>
+          <w:rFonts w:ascii="Arial" w:hAnsi="Arial"/>
+          <w:b w:val="0"/>
+          <w:i w:val="0"/>
+          <w:sz w:val="18"/>
+          <w:highlight w:val="lightGray"/>
+        </w:rPr>
+        <w:t>12/9/2025]</w:t>
       </w:r>
     </w:p>
     <w:p>
@@ -185,48 +1734,1597 @@
       </w:pPr>
       <w:r>
         <w:rPr>
-          <w:b/>
-          <w:shd w:val="clear" w:color="auto" w:fill="B7B7B7"/>
-        </w:rPr>
-        <w:t># Source</w:t>
-      </w:r>
-      <w:r>
-        <w:rPr>
-          <w:shd w:val="clear" w:color="auto" w:fill="B7B7B7"/>
-        </w:rPr>
-        <w:t xml:space="preserve">: </w:t>
-      </w:r>
-      <w:r>
-        <w:rPr>
-          <w:b/>
-          <w:shd w:val="clear" w:color="auto" w:fill="B7B7B7"/>
-        </w:rPr>
-        <w:t xml:space="preserve">Chatgpt </w:t>
-      </w:r>
-      <w:r>
-        <w:rPr>
-          <w:b/>
-          <w:szCs w:val="14"/>
-          <w:shd w:val="clear" w:color="auto" w:fill="B7B7B7"/>
-        </w:rPr>
-        <w:t>(GPT</w:t>
-      </w:r>
-      <w:r>
-        <w:rPr>
-          <w:rFonts w:cs="Cambria Math"/>
-          <w:b/>
-          <w:szCs w:val="14"/>
-          <w:shd w:val="clear" w:color="auto" w:fill="B7B7B7"/>
+          <w:rFonts w:ascii="Arial" w:hAnsi="Arial" w:eastAsia="Arial" w:cs="Arial"/>
+          <w:b/>
+          <w:i w:val="0"/>
+          <w:color w:val="000000"/>
+          <w:sz w:val="18"/>
+          <w:highlight w:val="lightGray"/>
+        </w:rPr>
+        <w:t>#</w:t>
+      </w:r>
+      <w:r>
+        <w:rPr>
+          <w:rFonts w:ascii="Arial" w:hAnsi="Arial" w:eastAsia="Arial" w:cs="Arial"/>
+          <w:b/>
+          <w:i w:val="0"/>
+          <w:color w:val="000000"/>
+          <w:sz w:val="18"/>
+          <w:highlight w:val="lightGray"/>
+        </w:rPr>
+        <w:t xml:space="preserve"> </w:t>
+      </w:r>
+      <w:r>
+        <w:rPr>
+          <w:rFonts w:ascii="Arial" w:hAnsi="Arial" w:eastAsia="Arial" w:cs="Arial"/>
+          <w:b/>
+          <w:i w:val="0"/>
+          <w:color w:val="000000"/>
+          <w:sz w:val="18"/>
+          <w:highlight w:val="lightGray"/>
+        </w:rPr>
+        <w:t>S</w:t>
+      </w:r>
+      <w:r>
+        <w:rPr>
+          <w:rFonts w:ascii="Arial" w:hAnsi="Arial" w:eastAsia="Arial" w:cs="Arial"/>
+          <w:b/>
+          <w:i w:val="0"/>
+          <w:color w:val="000000"/>
+          <w:sz w:val="18"/>
+          <w:highlight w:val="lightGray"/>
+        </w:rPr>
+        <w:t>o</w:t>
+      </w:r>
+      <w:r>
+        <w:rPr>
+          <w:rFonts w:ascii="Arial" w:hAnsi="Arial" w:eastAsia="Arial" w:cs="Arial"/>
+          <w:b/>
+          <w:i w:val="0"/>
+          <w:color w:val="000000"/>
+          <w:sz w:val="18"/>
+          <w:highlight w:val="lightGray"/>
+        </w:rPr>
+        <w:t>u</w:t>
+      </w:r>
+      <w:r>
+        <w:rPr>
+          <w:rFonts w:ascii="Arial" w:hAnsi="Arial" w:eastAsia="Arial" w:cs="Arial"/>
+          <w:b/>
+          <w:i w:val="0"/>
+          <w:color w:val="000000"/>
+          <w:sz w:val="18"/>
+          <w:highlight w:val="lightGray"/>
+        </w:rPr>
+        <w:t>r</w:t>
+      </w:r>
+      <w:r>
+        <w:rPr>
+          <w:rFonts w:ascii="Arial" w:hAnsi="Arial" w:eastAsia="Arial" w:cs="Arial"/>
+          <w:b/>
+          <w:i w:val="0"/>
+          <w:color w:val="000000"/>
+          <w:sz w:val="18"/>
+          <w:highlight w:val="lightGray"/>
+        </w:rPr>
+        <w:t>c</w:t>
+      </w:r>
+      <w:r>
+        <w:rPr>
+          <w:rFonts w:ascii="Arial" w:hAnsi="Arial" w:eastAsia="Arial" w:cs="Arial"/>
+          <w:b/>
+          <w:i w:val="0"/>
+          <w:color w:val="000000"/>
+          <w:sz w:val="18"/>
+          <w:highlight w:val="lightGray"/>
+        </w:rPr>
+        <w:t>e</w:t>
+      </w:r>
+      <w:r>
+        <w:rPr>
+          <w:rFonts w:ascii="Arial" w:hAnsi="Arial" w:eastAsia="Arial" w:cs="Arial"/>
+          <w:b/>
+          <w:i w:val="0"/>
+          <w:color w:val="000000"/>
+          <w:sz w:val="18"/>
+          <w:highlight w:val="lightGray"/>
+        </w:rPr>
+        <w:t>:</w:t>
+      </w:r>
+      <w:r>
+        <w:rPr>
+          <w:rFonts w:ascii="Arial" w:hAnsi="Arial" w:eastAsia="Arial" w:cs="Arial"/>
+          <w:b/>
+          <w:i w:val="0"/>
+          <w:color w:val="000000"/>
+          <w:sz w:val="18"/>
+          <w:highlight w:val="lightGray"/>
+        </w:rPr>
+        <w:t xml:space="preserve"> </w:t>
+      </w:r>
+      <w:r>
+        <w:rPr>
+          <w:rFonts w:ascii="Arial" w:hAnsi="Arial" w:eastAsia="Arial" w:cs="Arial"/>
+          <w:b/>
+          <w:i w:val="0"/>
+          <w:color w:val="000000"/>
+          <w:sz w:val="18"/>
+          <w:highlight w:val="lightGray"/>
+        </w:rPr>
+        <w:t>A</w:t>
+      </w:r>
+      <w:r>
+        <w:rPr>
+          <w:rFonts w:ascii="Arial" w:hAnsi="Arial" w:eastAsia="Arial" w:cs="Arial"/>
+          <w:b/>
+          <w:i w:val="0"/>
+          <w:color w:val="000000"/>
+          <w:sz w:val="18"/>
+          <w:highlight w:val="lightGray"/>
+        </w:rPr>
+        <w:t>I</w:t>
+      </w:r>
+      <w:r>
+        <w:rPr>
+          <w:rFonts w:ascii="Arial" w:hAnsi="Arial" w:eastAsia="Arial" w:cs="Arial"/>
+          <w:b/>
+          <w:i w:val="0"/>
+          <w:color w:val="000000"/>
+          <w:sz w:val="18"/>
+          <w:highlight w:val="lightGray"/>
+        </w:rPr>
+        <w:t xml:space="preserve"> </w:t>
+      </w:r>
+      <w:r>
+        <w:rPr>
+          <w:rFonts w:ascii="Arial" w:hAnsi="Arial" w:eastAsia="Arial" w:cs="Arial"/>
+          <w:b/>
+          <w:i w:val="0"/>
+          <w:color w:val="000000"/>
+          <w:sz w:val="18"/>
+          <w:highlight w:val="lightGray"/>
+        </w:rPr>
+        <w:t>S</w:t>
+      </w:r>
+      <w:r>
+        <w:rPr>
+          <w:rFonts w:ascii="Arial" w:hAnsi="Arial" w:eastAsia="Arial" w:cs="Arial"/>
+          <w:b/>
+          <w:i w:val="0"/>
+          <w:color w:val="000000"/>
+          <w:sz w:val="18"/>
+          <w:highlight w:val="lightGray"/>
+        </w:rPr>
+        <w:t>o</w:t>
+      </w:r>
+      <w:r>
+        <w:rPr>
+          <w:rFonts w:ascii="Arial" w:hAnsi="Arial" w:eastAsia="Arial" w:cs="Arial"/>
+          <w:b/>
+          <w:i w:val="0"/>
+          <w:color w:val="000000"/>
+          <w:sz w:val="18"/>
+          <w:highlight w:val="lightGray"/>
+        </w:rPr>
+        <w:t>u</w:t>
+      </w:r>
+      <w:r>
+        <w:rPr>
+          <w:rFonts w:ascii="Arial" w:hAnsi="Arial" w:eastAsia="Arial" w:cs="Arial"/>
+          <w:b/>
+          <w:i w:val="0"/>
+          <w:color w:val="000000"/>
+          <w:sz w:val="18"/>
+          <w:highlight w:val="lightGray"/>
+        </w:rPr>
+        <w:t>r</w:t>
+      </w:r>
+      <w:r>
+        <w:rPr>
+          <w:rFonts w:ascii="Arial" w:hAnsi="Arial" w:eastAsia="Arial" w:cs="Arial"/>
+          <w:b/>
+          <w:i w:val="0"/>
+          <w:color w:val="000000"/>
+          <w:sz w:val="18"/>
+          <w:highlight w:val="lightGray"/>
+        </w:rPr>
+        <w:t>c</w:t>
+      </w:r>
+      <w:r>
+        <w:rPr>
+          <w:rFonts w:ascii="Arial" w:hAnsi="Arial" w:eastAsia="Arial" w:cs="Arial"/>
+          <w:b/>
+          <w:i w:val="0"/>
+          <w:color w:val="000000"/>
+          <w:sz w:val="18"/>
+          <w:highlight w:val="lightGray"/>
+        </w:rPr>
+        <w:t>e</w:t>
+      </w:r>
+      <w:r>
+        <w:rPr>
+          <w:rFonts w:ascii="Arial" w:hAnsi="Arial" w:eastAsia="Arial" w:cs="Arial"/>
+          <w:b/>
+          <w:i w:val="0"/>
+          <w:color w:val="000000"/>
+          <w:sz w:val="18"/>
+          <w:highlight w:val="lightGray"/>
+        </w:rPr>
+        <w:t>:</w:t>
+      </w:r>
+      <w:r>
+        <w:rPr>
+          <w:rFonts w:ascii="Arial" w:hAnsi="Arial" w:eastAsia="Arial" w:cs="Arial"/>
+          <w:b/>
+          <w:i w:val="0"/>
+          <w:color w:val="000000"/>
+          <w:sz w:val="18"/>
+          <w:highlight w:val="lightGray"/>
+        </w:rPr>
+        <w:t xml:space="preserve"> </w:t>
+      </w:r>
+      <w:r>
+        <w:rPr>
+          <w:rFonts w:ascii="Arial" w:hAnsi="Arial" w:eastAsia="Arial" w:cs="Arial"/>
+          <w:b/>
+          <w:i w:val="0"/>
+          <w:color w:val="000000"/>
+          <w:sz w:val="18"/>
+          <w:highlight w:val="lightGray"/>
+        </w:rPr>
+        <w:t>P</w:t>
+      </w:r>
+      <w:r>
+        <w:rPr>
+          <w:rFonts w:ascii="Arial" w:hAnsi="Arial" w:eastAsia="Arial" w:cs="Arial"/>
+          <w:b/>
+          <w:i w:val="0"/>
+          <w:color w:val="000000"/>
+          <w:sz w:val="18"/>
+          <w:highlight w:val="lightGray"/>
+        </w:rPr>
+        <w:t>r</w:t>
+      </w:r>
+      <w:r>
+        <w:rPr>
+          <w:rFonts w:ascii="Arial" w:hAnsi="Arial" w:eastAsia="Arial" w:cs="Arial"/>
+          <w:b/>
+          <w:i w:val="0"/>
+          <w:color w:val="000000"/>
+          <w:sz w:val="18"/>
+          <w:highlight w:val="lightGray"/>
+        </w:rPr>
+        <w:t>o</w:t>
+      </w:r>
+      <w:r>
+        <w:rPr>
+          <w:rFonts w:ascii="Arial" w:hAnsi="Arial" w:eastAsia="Arial" w:cs="Arial"/>
+          <w:b/>
+          <w:i w:val="0"/>
+          <w:color w:val="000000"/>
+          <w:sz w:val="18"/>
+          <w:highlight w:val="lightGray"/>
+        </w:rPr>
+        <w:t>v</w:t>
+      </w:r>
+      <w:r>
+        <w:rPr>
+          <w:rFonts w:ascii="Arial" w:hAnsi="Arial" w:eastAsia="Arial" w:cs="Arial"/>
+          <w:b/>
+          <w:i w:val="0"/>
+          <w:color w:val="000000"/>
+          <w:sz w:val="18"/>
+          <w:highlight w:val="lightGray"/>
+        </w:rPr>
+        <w:t>i</w:t>
+      </w:r>
+      <w:r>
+        <w:rPr>
+          <w:rFonts w:ascii="Arial" w:hAnsi="Arial" w:eastAsia="Arial" w:cs="Arial"/>
+          <w:b/>
+          <w:i w:val="0"/>
+          <w:color w:val="000000"/>
+          <w:sz w:val="18"/>
+          <w:highlight w:val="lightGray"/>
+        </w:rPr>
+        <w:t>d</w:t>
+      </w:r>
+      <w:r>
+        <w:rPr>
+          <w:rFonts w:ascii="Arial" w:hAnsi="Arial" w:eastAsia="Arial" w:cs="Arial"/>
+          <w:b/>
+          <w:i w:val="0"/>
+          <w:color w:val="000000"/>
+          <w:sz w:val="18"/>
+          <w:highlight w:val="lightGray"/>
+        </w:rPr>
+        <w:t>e</w:t>
+      </w:r>
+      <w:r>
+        <w:rPr>
+          <w:rFonts w:ascii="Arial" w:hAnsi="Arial" w:eastAsia="Arial" w:cs="Arial"/>
+          <w:b/>
+          <w:i w:val="0"/>
+          <w:color w:val="000000"/>
+          <w:sz w:val="18"/>
+          <w:highlight w:val="lightGray"/>
+        </w:rPr>
+        <w:t>d</w:t>
+      </w:r>
+      <w:r>
+        <w:rPr>
+          <w:rFonts w:ascii="Arial" w:hAnsi="Arial" w:eastAsia="Arial" w:cs="Arial"/>
+          <w:b/>
+          <w:i w:val="0"/>
+          <w:color w:val="000000"/>
+          <w:sz w:val="18"/>
+          <w:highlight w:val="lightGray"/>
+        </w:rPr>
+        <w:t xml:space="preserve"> </w:t>
+      </w:r>
+      <w:r>
+        <w:rPr>
+          <w:rFonts w:ascii="Arial" w:hAnsi="Arial" w:eastAsia="Arial" w:cs="Arial"/>
+          <w:b/>
+          <w:i w:val="0"/>
+          <w:color w:val="000000"/>
+          <w:sz w:val="18"/>
+          <w:highlight w:val="lightGray"/>
+        </w:rPr>
+        <w:t>b</w:t>
+      </w:r>
+      <w:r>
+        <w:rPr>
+          <w:rFonts w:ascii="Arial" w:hAnsi="Arial" w:eastAsia="Arial" w:cs="Arial"/>
+          <w:b/>
+          <w:i w:val="0"/>
+          <w:color w:val="000000"/>
+          <w:sz w:val="18"/>
+          <w:highlight w:val="lightGray"/>
+        </w:rPr>
+        <w:t>y</w:t>
+      </w:r>
+      <w:r>
+        <w:rPr>
+          <w:rFonts w:ascii="Arial" w:hAnsi="Arial" w:eastAsia="Arial" w:cs="Arial"/>
+          <w:b/>
+          <w:i w:val="0"/>
+          <w:color w:val="000000"/>
+          <w:sz w:val="18"/>
+          <w:highlight w:val="lightGray"/>
+        </w:rPr>
+        <w:t>:</w:t>
+      </w:r>
+      <w:r>
+        <w:rPr>
+          <w:rFonts w:ascii="Arial" w:hAnsi="Arial" w:eastAsia="Arial" w:cs="Arial"/>
+          <w:b/>
+          <w:i w:val="0"/>
+          <w:color w:val="000000"/>
+          <w:sz w:val="18"/>
+          <w:highlight w:val="lightGray"/>
+        </w:rPr>
+        <w:t xml:space="preserve"> </w:t>
+      </w:r>
+      <w:r>
+        <w:rPr>
+          <w:rFonts w:ascii="Arial" w:hAnsi="Arial" w:eastAsia="Arial" w:cs="Arial"/>
+          <w:b/>
+          <w:i w:val="0"/>
+          <w:color w:val="000000"/>
+          <w:sz w:val="18"/>
+          <w:highlight w:val="lightGray"/>
+        </w:rPr>
+        <w:t>[</w:t>
+      </w:r>
+      <w:r>
+        <w:rPr>
+          <w:rFonts w:ascii="Arial" w:hAnsi="Arial" w:eastAsia="Arial" w:cs="Arial"/>
+          <w:b/>
+          <w:i w:val="0"/>
+          <w:color w:val="000000"/>
+          <w:sz w:val="18"/>
+          <w:highlight w:val="lightGray"/>
+        </w:rPr>
+        <w:t>D</w:t>
+      </w:r>
+      <w:r>
+        <w:rPr>
+          <w:rFonts w:ascii="Arial" w:hAnsi="Arial" w:eastAsia="Arial" w:cs="Arial"/>
+          <w:b/>
+          <w:i w:val="0"/>
+          <w:color w:val="000000"/>
+          <w:sz w:val="18"/>
+          <w:highlight w:val="lightGray"/>
+        </w:rPr>
+        <w:t>a</w:t>
+      </w:r>
+      <w:r>
+        <w:rPr>
+          <w:rFonts w:ascii="Arial" w:hAnsi="Arial" w:eastAsia="Arial" w:cs="Arial"/>
+          <w:b/>
+          <w:i w:val="0"/>
+          <w:color w:val="000000"/>
+          <w:sz w:val="18"/>
+          <w:highlight w:val="lightGray"/>
+        </w:rPr>
+        <w:t>t</w:t>
+      </w:r>
+      <w:r>
+        <w:rPr>
+          <w:rFonts w:ascii="Arial" w:hAnsi="Arial" w:eastAsia="Arial" w:cs="Arial"/>
+          <w:b/>
+          <w:i w:val="0"/>
+          <w:color w:val="000000"/>
+          <w:sz w:val="18"/>
+          <w:highlight w:val="lightGray"/>
+        </w:rPr>
+        <w:t>a</w:t>
+      </w:r>
+      <w:r>
+        <w:rPr>
+          <w:rFonts w:ascii="Arial" w:hAnsi="Arial" w:eastAsia="Arial" w:cs="Arial"/>
+          <w:b/>
+          <w:i w:val="0"/>
+          <w:color w:val="000000"/>
+          <w:sz w:val="18"/>
+          <w:highlight w:val="lightGray"/>
+        </w:rPr>
+        <w:t xml:space="preserve"> </w:t>
+      </w:r>
+      <w:r>
+        <w:rPr>
+          <w:rFonts w:ascii="Arial" w:hAnsi="Arial" w:eastAsia="Arial" w:cs="Arial"/>
+          <w:b/>
+          <w:i w:val="0"/>
+          <w:color w:val="000000"/>
+          <w:sz w:val="18"/>
+          <w:highlight w:val="lightGray"/>
+        </w:rPr>
+        <w:t>P</w:t>
+      </w:r>
+      <w:r>
+        <w:rPr>
+          <w:rFonts w:ascii="Arial" w:hAnsi="Arial" w:eastAsia="Arial" w:cs="Arial"/>
+          <w:b/>
+          <w:i w:val="0"/>
+          <w:color w:val="000000"/>
+          <w:sz w:val="18"/>
+          <w:highlight w:val="lightGray"/>
+        </w:rPr>
+        <w:t>a</w:t>
+      </w:r>
+      <w:r>
+        <w:rPr>
+          <w:rFonts w:ascii="Arial" w:hAnsi="Arial" w:eastAsia="Arial" w:cs="Arial"/>
+          <w:b/>
+          <w:i w:val="0"/>
+          <w:color w:val="000000"/>
+          <w:sz w:val="18"/>
+          <w:highlight w:val="lightGray"/>
+        </w:rPr>
+        <w:t>t</w:t>
+      </w:r>
+      <w:r>
+        <w:rPr>
+          <w:rFonts w:ascii="Arial" w:hAnsi="Arial" w:eastAsia="Arial" w:cs="Arial"/>
+          <w:b/>
+          <w:i w:val="0"/>
+          <w:color w:val="000000"/>
+          <w:sz w:val="18"/>
+          <w:highlight w:val="lightGray"/>
+        </w:rPr>
+        <w:t>h</w:t>
+      </w:r>
+      <w:r>
+        <w:rPr>
+          <w:rFonts w:ascii="Arial" w:hAnsi="Arial" w:eastAsia="Arial" w:cs="Arial"/>
+          <w:b w:val="0"/>
+          <w:i w:val="0"/>
+          <w:color w:val="000000"/>
+          <w:sz w:val="18"/>
+          <w:highlight w:val="lightGray"/>
+        </w:rPr>
+        <w:t>:</w:t>
+      </w:r>
+      <w:r>
+        <w:rPr>
+          <w:rFonts w:ascii="Arial" w:hAnsi="Arial" w:eastAsia="Arial" w:cs="Arial"/>
+          <w:b w:val="0"/>
+          <w:i w:val="0"/>
+          <w:color w:val="000000"/>
+          <w:sz w:val="18"/>
+          <w:highlight w:val="lightGray"/>
+        </w:rPr>
+        <w:t xml:space="preserve"> </w:t>
+      </w:r>
+      <w:r>
+        <w:rPr>
+          <w:rFonts w:ascii="Arial" w:hAnsi="Arial" w:eastAsia="Arial" w:cs="Arial"/>
+          <w:b w:val="0"/>
+          <w:i w:val="0"/>
+          <w:color w:val="000000"/>
+          <w:sz w:val="18"/>
+          <w:highlight w:val="lightGray"/>
+        </w:rPr>
+        <w:t>P</w:t>
+      </w:r>
+      <w:r>
+        <w:rPr>
+          <w:rFonts w:ascii="Arial" w:hAnsi="Arial" w:eastAsia="Arial" w:cs="Arial"/>
+          <w:b w:val="0"/>
+          <w:i w:val="0"/>
+          <w:color w:val="000000"/>
+          <w:sz w:val="18"/>
+          <w:highlight w:val="lightGray"/>
+        </w:rPr>
+        <w:t>e</w:t>
+      </w:r>
+      <w:r>
+        <w:rPr>
+          <w:rFonts w:ascii="Arial" w:hAnsi="Arial" w:eastAsia="Arial" w:cs="Arial"/>
+          <w:b w:val="0"/>
+          <w:i w:val="0"/>
+          <w:color w:val="000000"/>
+          <w:sz w:val="18"/>
+          <w:highlight w:val="lightGray"/>
+        </w:rPr>
+        <w:t>r</w:t>
+      </w:r>
+      <w:r>
+        <w:rPr>
+          <w:rFonts w:ascii="Arial" w:hAnsi="Arial" w:eastAsia="Arial" w:cs="Arial"/>
+          <w:b w:val="0"/>
+          <w:i w:val="0"/>
+          <w:color w:val="000000"/>
+          <w:sz w:val="18"/>
+          <w:highlight w:val="lightGray"/>
+        </w:rPr>
+        <w:t>s</w:t>
+      </w:r>
+      <w:r>
+        <w:rPr>
+          <w:rFonts w:ascii="Arial" w:hAnsi="Arial" w:eastAsia="Arial" w:cs="Arial"/>
+          <w:b w:val="0"/>
+          <w:i w:val="0"/>
+          <w:color w:val="000000"/>
+          <w:sz w:val="18"/>
+          <w:highlight w:val="lightGray"/>
+        </w:rPr>
+        <w:t>o</w:t>
+      </w:r>
+      <w:r>
+        <w:rPr>
+          <w:rFonts w:ascii="Arial" w:hAnsi="Arial" w:eastAsia="Arial" w:cs="Arial"/>
+          <w:b w:val="0"/>
+          <w:i w:val="0"/>
+          <w:color w:val="000000"/>
+          <w:sz w:val="18"/>
+          <w:highlight w:val="lightGray"/>
+        </w:rPr>
+        <w:t>n</w:t>
+      </w:r>
+      <w:r>
+        <w:rPr>
+          <w:rFonts w:ascii="Arial" w:hAnsi="Arial" w:eastAsia="Arial" w:cs="Arial"/>
+          <w:b w:val="0"/>
+          <w:i w:val="0"/>
+          <w:color w:val="000000"/>
+          <w:sz w:val="18"/>
+          <w:highlight w:val="lightGray"/>
+        </w:rPr>
+        <w:t>s</w:t>
+      </w:r>
+      <w:r>
+        <w:rPr>
+          <w:rFonts w:ascii="Arial" w:hAnsi="Arial" w:eastAsia="Arial" w:cs="Arial"/>
+          <w:b w:val="0"/>
+          <w:i w:val="0"/>
+          <w:color w:val="000000"/>
+          <w:sz w:val="18"/>
+          <w:highlight w:val="lightGray"/>
+        </w:rPr>
+        <w:t xml:space="preserve"> </w:t>
+      </w:r>
+      <w:r>
+        <w:rPr>
+          <w:rFonts w:ascii="Arial" w:hAnsi="Arial" w:eastAsia="Arial" w:cs="Arial"/>
+          <w:b w:val="0"/>
+          <w:i w:val="0"/>
+          <w:color w:val="000000"/>
+          <w:sz w:val="18"/>
+          <w:highlight w:val="lightGray"/>
+        </w:rPr>
+        <w:t>T</w:t>
+      </w:r>
+      <w:r>
+        <w:rPr>
+          <w:rFonts w:ascii="Arial" w:hAnsi="Arial" w:eastAsia="Arial" w:cs="Arial"/>
+          <w:b w:val="0"/>
+          <w:i w:val="0"/>
+          <w:color w:val="000000"/>
+          <w:sz w:val="18"/>
+          <w:highlight w:val="lightGray"/>
+        </w:rPr>
+        <w:t>a</w:t>
+      </w:r>
+      <w:r>
+        <w:rPr>
+          <w:rFonts w:ascii="Arial" w:hAnsi="Arial" w:eastAsia="Arial" w:cs="Arial"/>
+          <w:b w:val="0"/>
+          <w:i w:val="0"/>
+          <w:color w:val="000000"/>
+          <w:sz w:val="18"/>
+          <w:highlight w:val="lightGray"/>
+        </w:rPr>
+        <w:t>b</w:t>
+      </w:r>
+      <w:r>
+        <w:rPr>
+          <w:rFonts w:ascii="Arial" w:hAnsi="Arial" w:eastAsia="Arial" w:cs="Arial"/>
+          <w:b w:val="0"/>
+          <w:i w:val="0"/>
+          <w:color w:val="000000"/>
+          <w:sz w:val="18"/>
+          <w:highlight w:val="lightGray"/>
+        </w:rPr>
+        <w:t>l</w:t>
+      </w:r>
+      <w:r>
+        <w:rPr>
+          <w:rFonts w:ascii="Arial" w:hAnsi="Arial" w:eastAsia="Arial" w:cs="Arial"/>
+          <w:b w:val="0"/>
+          <w:i w:val="0"/>
+          <w:color w:val="000000"/>
+          <w:sz w:val="18"/>
+          <w:highlight w:val="lightGray"/>
+        </w:rPr>
+        <w:t>e</w:t>
+      </w:r>
+      <w:r>
+        <w:rPr>
+          <w:rFonts w:ascii="Arial" w:hAnsi="Arial" w:eastAsia="Arial" w:cs="Arial"/>
+          <w:b w:val="0"/>
+          <w:i w:val="0"/>
+          <w:color w:val="000000"/>
+          <w:sz w:val="18"/>
+          <w:highlight w:val="lightGray"/>
+        </w:rPr>
+        <w:t xml:space="preserve"> </w:t>
+      </w:r>
+      <w:r>
+        <w:rPr>
+          <w:rFonts w:ascii="Arial" w:hAnsi="Arial" w:eastAsia="Arial" w:cs="Arial"/>
+          <w:b w:val="0"/>
+          <w:i w:val="0"/>
+          <w:color w:val="000000"/>
+          <w:sz w:val="18"/>
+          <w:highlight w:val="lightGray"/>
+        </w:rPr>
+        <w:t>-</w:t>
+      </w:r>
+      <w:r>
+        <w:rPr>
+          <w:rFonts w:ascii="Arial" w:hAnsi="Arial" w:eastAsia="Arial" w:cs="Arial"/>
+          <w:b w:val="0"/>
+          <w:i w:val="0"/>
+          <w:color w:val="000000"/>
+          <w:sz w:val="18"/>
+          <w:highlight w:val="lightGray"/>
+        </w:rPr>
+        <w:t>&gt;</w:t>
+      </w:r>
+      <w:r>
+        <w:rPr>
+          <w:rFonts w:ascii="Arial" w:hAnsi="Arial" w:eastAsia="Arial" w:cs="Arial"/>
+          <w:b w:val="0"/>
+          <w:i w:val="0"/>
+          <w:color w:val="000000"/>
+          <w:sz w:val="18"/>
+          <w:highlight w:val="lightGray"/>
+        </w:rPr>
+        <w:t xml:space="preserve"> </w:t>
+      </w:r>
+      <w:r>
+        <w:rPr>
+          <w:rFonts w:ascii="Arial" w:hAnsi="Arial" w:eastAsia="Arial" w:cs="Arial"/>
+          <w:b w:val="0"/>
+          <w:i w:val="0"/>
+          <w:color w:val="000000"/>
+          <w:sz w:val="18"/>
+          <w:highlight w:val="lightGray"/>
+        </w:rPr>
+        <w:t>I</w:t>
+      </w:r>
+      <w:r>
+        <w:rPr>
+          <w:rFonts w:ascii="Arial" w:hAnsi="Arial" w:eastAsia="Arial" w:cs="Arial"/>
+          <w:b w:val="0"/>
+          <w:i w:val="0"/>
+          <w:color w:val="000000"/>
+          <w:sz w:val="18"/>
+          <w:highlight w:val="lightGray"/>
+        </w:rPr>
+        <w:t>D</w:t>
+      </w:r>
+      <w:r>
+        <w:rPr>
+          <w:rFonts w:ascii="Arial" w:hAnsi="Arial" w:eastAsia="Arial" w:cs="Arial"/>
+          <w:b w:val="0"/>
+          <w:i w:val="0"/>
+          <w:color w:val="000000"/>
+          <w:sz w:val="18"/>
+          <w:highlight w:val="lightGray"/>
+        </w:rPr>
+        <w:t xml:space="preserve"> </w:t>
+      </w:r>
+      <w:r>
+        <w:rPr>
+          <w:rFonts w:ascii="Arial" w:hAnsi="Arial" w:eastAsia="Arial" w:cs="Arial"/>
+          <w:b w:val="0"/>
+          <w:i w:val="0"/>
+          <w:color w:val="000000"/>
+          <w:sz w:val="18"/>
+          <w:highlight w:val="lightGray"/>
+        </w:rPr>
+        <w:t>C</w:t>
+      </w:r>
+      <w:r>
+        <w:rPr>
+          <w:rFonts w:ascii="Arial" w:hAnsi="Arial" w:eastAsia="Arial" w:cs="Arial"/>
+          <w:b w:val="0"/>
+          <w:i w:val="0"/>
+          <w:color w:val="000000"/>
+          <w:sz w:val="18"/>
+          <w:highlight w:val="lightGray"/>
+        </w:rPr>
+        <w:t>o</w:t>
+      </w:r>
+      <w:r>
+        <w:rPr>
+          <w:rFonts w:ascii="Arial" w:hAnsi="Arial" w:eastAsia="Arial" w:cs="Arial"/>
+          <w:b w:val="0"/>
+          <w:i w:val="0"/>
+          <w:color w:val="000000"/>
+          <w:sz w:val="18"/>
+          <w:highlight w:val="lightGray"/>
+        </w:rPr>
+        <w:t>l</w:t>
+      </w:r>
+      <w:r>
+        <w:rPr>
+          <w:rFonts w:ascii="Arial" w:hAnsi="Arial" w:eastAsia="Arial" w:cs="Arial"/>
+          <w:b w:val="0"/>
+          <w:i w:val="0"/>
+          <w:color w:val="000000"/>
+          <w:sz w:val="18"/>
+          <w:highlight w:val="lightGray"/>
+        </w:rPr>
+        <w:t>u</w:t>
+      </w:r>
+      <w:r>
+        <w:rPr>
+          <w:rFonts w:ascii="Arial" w:hAnsi="Arial" w:eastAsia="Arial" w:cs="Arial"/>
+          <w:b w:val="0"/>
+          <w:i w:val="0"/>
+          <w:color w:val="000000"/>
+          <w:sz w:val="18"/>
+          <w:highlight w:val="lightGray"/>
+        </w:rPr>
+        <w:t>m</w:t>
+      </w:r>
+      <w:r>
+        <w:rPr>
+          <w:rFonts w:ascii="Arial" w:hAnsi="Arial" w:eastAsia="Arial" w:cs="Arial"/>
+          <w:b w:val="0"/>
+          <w:i w:val="0"/>
+          <w:color w:val="000000"/>
+          <w:sz w:val="18"/>
+          <w:highlight w:val="lightGray"/>
+        </w:rPr>
+        <w:t>n</w:t>
+      </w:r>
+      <w:r>
+        <w:rPr>
+          <w:rFonts w:ascii="Arial" w:hAnsi="Arial" w:eastAsia="Arial" w:cs="Arial"/>
+          <w:b w:val="0"/>
+          <w:i w:val="0"/>
+          <w:color w:val="000000"/>
+          <w:sz w:val="18"/>
+          <w:highlight w:val="lightGray"/>
+        </w:rPr>
+        <w:t>:</w:t>
+      </w:r>
+      <w:r>
+        <w:rPr>
+          <w:rFonts w:ascii="Arial" w:hAnsi="Arial" w:eastAsia="Arial" w:cs="Arial"/>
+          <w:b w:val="0"/>
+          <w:i w:val="0"/>
+          <w:color w:val="000000"/>
+          <w:sz w:val="18"/>
+          <w:highlight w:val="lightGray"/>
+        </w:rPr>
+        <w:t xml:space="preserve"> </w:t>
+      </w:r>
+      <w:r>
+        <w:rPr>
+          <w:rFonts w:ascii="Arial" w:hAnsi="Arial" w:eastAsia="Arial" w:cs="Arial"/>
+          <w:b w:val="0"/>
+          <w:i w:val="0"/>
+          <w:color w:val="000000"/>
+          <w:sz w:val="18"/>
+          <w:highlight w:val="lightGray"/>
+        </w:rPr>
+        <w:t>1</w:t>
+      </w:r>
+      <w:r>
+        <w:rPr>
+          <w:rFonts w:ascii="Arial" w:hAnsi="Arial" w:eastAsia="Arial" w:cs="Arial"/>
+          <w:b w:val="0"/>
+          <w:i w:val="0"/>
+          <w:color w:val="000000"/>
+          <w:sz w:val="18"/>
+          <w:highlight w:val="lightGray"/>
+        </w:rPr>
+        <w:t>,</w:t>
+      </w:r>
+      <w:r>
+        <w:rPr>
+          <w:rFonts w:ascii="Arial" w:hAnsi="Arial" w:eastAsia="Arial" w:cs="Arial"/>
+          <w:b w:val="0"/>
+          <w:i w:val="0"/>
+          <w:color w:val="000000"/>
+          <w:sz w:val="18"/>
+          <w:highlight w:val="lightGray"/>
+        </w:rPr>
+        <w:t xml:space="preserve"> </w:t>
+      </w:r>
+      <w:r>
+        <w:rPr>
+          <w:rFonts w:ascii="Arial" w:hAnsi="Arial" w:eastAsia="Arial" w:cs="Arial"/>
+          <w:b w:val="0"/>
+          <w:i w:val="0"/>
+          <w:color w:val="000000"/>
+          <w:sz w:val="18"/>
+          <w:highlight w:val="lightGray"/>
+        </w:rPr>
+        <w:t>N</w:t>
+      </w:r>
+      <w:r>
+        <w:rPr>
+          <w:rFonts w:ascii="Arial" w:hAnsi="Arial" w:eastAsia="Arial" w:cs="Arial"/>
+          <w:b w:val="0"/>
+          <w:i w:val="0"/>
+          <w:color w:val="000000"/>
+          <w:sz w:val="18"/>
+          <w:highlight w:val="lightGray"/>
+        </w:rPr>
+        <w:t>a</w:t>
+      </w:r>
+      <w:r>
+        <w:rPr>
+          <w:rFonts w:ascii="Arial" w:hAnsi="Arial" w:eastAsia="Arial" w:cs="Arial"/>
+          <w:b w:val="0"/>
+          <w:i w:val="0"/>
+          <w:color w:val="000000"/>
+          <w:sz w:val="18"/>
+          <w:highlight w:val="lightGray"/>
+        </w:rPr>
+        <w:t>m</w:t>
+      </w:r>
+      <w:r>
+        <w:rPr>
+          <w:rFonts w:ascii="Arial" w:hAnsi="Arial" w:eastAsia="Arial" w:cs="Arial"/>
+          <w:b w:val="0"/>
+          <w:i w:val="0"/>
+          <w:color w:val="000000"/>
+          <w:sz w:val="18"/>
+          <w:highlight w:val="lightGray"/>
+        </w:rPr>
+        <w:t>e</w:t>
+      </w:r>
+      <w:r>
+        <w:rPr>
+          <w:rFonts w:ascii="Arial" w:hAnsi="Arial" w:eastAsia="Arial" w:cs="Arial"/>
+          <w:b w:val="0"/>
+          <w:i w:val="0"/>
+          <w:color w:val="000000"/>
+          <w:sz w:val="18"/>
+          <w:highlight w:val="lightGray"/>
+        </w:rPr>
+        <w:t>_</w:t>
+      </w:r>
+      <w:r>
+        <w:rPr>
+          <w:rFonts w:ascii="Arial" w:hAnsi="Arial" w:eastAsia="Arial" w:cs="Arial"/>
+          <w:b w:val="0"/>
+          <w:i w:val="0"/>
+          <w:color w:val="000000"/>
+          <w:sz w:val="18"/>
+          <w:highlight w:val="lightGray"/>
+        </w:rPr>
+        <w:t>E</w:t>
+      </w:r>
+      <w:r>
+        <w:rPr>
+          <w:rFonts w:ascii="Arial" w:hAnsi="Arial" w:eastAsia="Arial" w:cs="Arial"/>
+          <w:b w:val="0"/>
+          <w:i w:val="0"/>
+          <w:color w:val="000000"/>
+          <w:sz w:val="18"/>
+          <w:highlight w:val="lightGray"/>
+        </w:rPr>
+        <w:t>n</w:t>
+      </w:r>
+      <w:r>
+        <w:rPr>
+          <w:rFonts w:ascii="Arial" w:hAnsi="Arial" w:eastAsia="Arial" w:cs="Arial"/>
+          <w:b w:val="0"/>
+          <w:i w:val="0"/>
+          <w:color w:val="000000"/>
+          <w:sz w:val="18"/>
+          <w:highlight w:val="lightGray"/>
+        </w:rPr>
+        <w:t xml:space="preserve"> </w:t>
+      </w:r>
+      <w:r>
+        <w:rPr>
+          <w:rFonts w:ascii="Arial" w:hAnsi="Arial" w:eastAsia="Arial" w:cs="Arial"/>
+          <w:b w:val="0"/>
+          <w:i w:val="0"/>
+          <w:color w:val="000000"/>
+          <w:sz w:val="18"/>
+          <w:highlight w:val="lightGray"/>
+        </w:rPr>
+        <w:t>C</w:t>
+      </w:r>
+      <w:r>
+        <w:rPr>
+          <w:rFonts w:ascii="Arial" w:hAnsi="Arial" w:eastAsia="Arial" w:cs="Arial"/>
+          <w:b w:val="0"/>
+          <w:i w:val="0"/>
+          <w:color w:val="000000"/>
+          <w:sz w:val="18"/>
+          <w:highlight w:val="lightGray"/>
+        </w:rPr>
+        <w:t>o</w:t>
+      </w:r>
+      <w:r>
+        <w:rPr>
+          <w:rFonts w:ascii="Arial" w:hAnsi="Arial" w:eastAsia="Arial" w:cs="Arial"/>
+          <w:b w:val="0"/>
+          <w:i w:val="0"/>
+          <w:color w:val="000000"/>
+          <w:sz w:val="18"/>
+          <w:highlight w:val="lightGray"/>
+        </w:rPr>
+        <w:t>l</w:t>
+      </w:r>
+      <w:r>
+        <w:rPr>
+          <w:rFonts w:ascii="Arial" w:hAnsi="Arial" w:eastAsia="Arial" w:cs="Arial"/>
+          <w:b w:val="0"/>
+          <w:i w:val="0"/>
+          <w:color w:val="000000"/>
+          <w:sz w:val="18"/>
+          <w:highlight w:val="lightGray"/>
+        </w:rPr>
+        <w:t>u</w:t>
+      </w:r>
+      <w:r>
+        <w:rPr>
+          <w:rFonts w:ascii="Arial" w:hAnsi="Arial" w:eastAsia="Arial" w:cs="Arial"/>
+          <w:b w:val="0"/>
+          <w:i w:val="0"/>
+          <w:color w:val="000000"/>
+          <w:sz w:val="18"/>
+          <w:highlight w:val="lightGray"/>
+        </w:rPr>
+        <w:t>m</w:t>
+      </w:r>
+      <w:r>
+        <w:rPr>
+          <w:rFonts w:ascii="Arial" w:hAnsi="Arial" w:eastAsia="Arial" w:cs="Arial"/>
+          <w:b w:val="0"/>
+          <w:i w:val="0"/>
+          <w:color w:val="000000"/>
+          <w:sz w:val="18"/>
+          <w:highlight w:val="lightGray"/>
+        </w:rPr>
+        <w:t>n</w:t>
+      </w:r>
+      <w:r>
+        <w:rPr>
+          <w:rFonts w:ascii="Arial" w:hAnsi="Arial" w:eastAsia="Arial" w:cs="Arial"/>
+          <w:b w:val="0"/>
+          <w:i w:val="0"/>
+          <w:color w:val="000000"/>
+          <w:sz w:val="18"/>
+          <w:highlight w:val="lightGray"/>
+        </w:rPr>
+        <w:t>:</w:t>
+      </w:r>
+      <w:r>
+        <w:rPr>
+          <w:rFonts w:ascii="Arial" w:hAnsi="Arial" w:eastAsia="Arial" w:cs="Arial"/>
+          <w:b w:val="0"/>
+          <w:i w:val="0"/>
+          <w:color w:val="000000"/>
+          <w:sz w:val="18"/>
+          <w:highlight w:val="lightGray"/>
+        </w:rPr>
+        <w:t xml:space="preserve"> </w:t>
+      </w:r>
+      <w:r>
+        <w:rPr>
+          <w:rFonts w:ascii="Arial" w:hAnsi="Arial" w:eastAsia="Arial" w:cs="Arial"/>
+          <w:b w:val="0"/>
+          <w:i w:val="0"/>
+          <w:color w:val="000000"/>
+          <w:sz w:val="18"/>
+          <w:highlight w:val="lightGray"/>
+        </w:rPr>
+        <w:t>M</w:t>
+      </w:r>
+      <w:r>
+        <w:rPr>
+          <w:rFonts w:ascii="Arial" w:hAnsi="Arial" w:eastAsia="Arial" w:cs="Arial"/>
+          <w:b w:val="0"/>
+          <w:i w:val="0"/>
+          <w:color w:val="000000"/>
+          <w:sz w:val="18"/>
+          <w:highlight w:val="lightGray"/>
+        </w:rPr>
+        <w:t>o</w:t>
+      </w:r>
+      <w:r>
+        <w:rPr>
+          <w:rFonts w:ascii="Arial" w:hAnsi="Arial" w:eastAsia="Arial" w:cs="Arial"/>
+          <w:b w:val="0"/>
+          <w:i w:val="0"/>
+          <w:color w:val="000000"/>
+          <w:sz w:val="18"/>
+          <w:highlight w:val="lightGray"/>
+        </w:rPr>
+        <w:t>t</w:t>
+      </w:r>
+      <w:r>
+        <w:rPr>
+          <w:rFonts w:ascii="Arial" w:hAnsi="Arial" w:eastAsia="Arial" w:cs="Arial"/>
+          <w:b w:val="0"/>
+          <w:i w:val="0"/>
+          <w:color w:val="000000"/>
+          <w:sz w:val="18"/>
+          <w:highlight w:val="lightGray"/>
+        </w:rPr>
+        <w:t>a</w:t>
+      </w:r>
+      <w:r>
+        <w:rPr>
+          <w:rFonts w:ascii="Arial" w:hAnsi="Arial" w:eastAsia="Arial" w:cs="Arial"/>
+          <w:b w:val="0"/>
+          <w:i w:val="0"/>
+          <w:color w:val="000000"/>
+          <w:sz w:val="18"/>
+          <w:highlight w:val="lightGray"/>
+        </w:rPr>
+        <w:t>s</w:t>
+      </w:r>
+      <w:r>
+        <w:rPr>
+          <w:rFonts w:ascii="Arial" w:hAnsi="Arial" w:eastAsia="Arial" w:cs="Arial"/>
+          <w:b w:val="0"/>
+          <w:i w:val="0"/>
+          <w:color w:val="000000"/>
+          <w:sz w:val="18"/>
+          <w:highlight w:val="lightGray"/>
+        </w:rPr>
+        <w:t>e</w:t>
+      </w:r>
+      <w:r>
+        <w:rPr>
+          <w:rFonts w:ascii="Arial" w:hAnsi="Arial" w:eastAsia="Arial" w:cs="Arial"/>
+          <w:b w:val="0"/>
+          <w:i w:val="0"/>
+          <w:color w:val="000000"/>
+          <w:sz w:val="18"/>
+          <w:highlight w:val="lightGray"/>
+        </w:rPr>
+        <w:t>m</w:t>
+      </w:r>
+      <w:r>
+        <w:rPr>
+          <w:rFonts w:ascii="Arial" w:hAnsi="Arial" w:eastAsia="Arial" w:cs="Arial"/>
+          <w:b w:val="0"/>
+          <w:i w:val="0"/>
+          <w:color w:val="000000"/>
+          <w:sz w:val="18"/>
+          <w:highlight w:val="lightGray"/>
+        </w:rPr>
+        <w:t xml:space="preserve"> </w:t>
+      </w:r>
+      <w:r>
+        <w:rPr>
+          <w:rFonts w:ascii="Arial" w:hAnsi="Arial" w:eastAsia="Arial" w:cs="Arial"/>
+          <w:b w:val="0"/>
+          <w:i w:val="0"/>
+          <w:color w:val="000000"/>
+          <w:sz w:val="18"/>
+          <w:highlight w:val="lightGray"/>
+        </w:rPr>
+        <w:t>E</w:t>
+      </w:r>
+      <w:r>
+        <w:rPr>
+          <w:rFonts w:ascii="Arial" w:hAnsi="Arial" w:eastAsia="Arial" w:cs="Arial"/>
+          <w:b w:val="0"/>
+          <w:i w:val="0"/>
+          <w:color w:val="000000"/>
+          <w:sz w:val="18"/>
+          <w:highlight w:val="lightGray"/>
+        </w:rPr>
+        <w:t>s</w:t>
+      </w:r>
+      <w:r>
+        <w:rPr>
+          <w:rFonts w:ascii="Arial" w:hAnsi="Arial" w:eastAsia="Arial" w:cs="Arial"/>
+          <w:b w:val="0"/>
+          <w:i w:val="0"/>
+          <w:color w:val="000000"/>
+          <w:sz w:val="18"/>
+          <w:highlight w:val="lightGray"/>
+        </w:rPr>
+        <w:t>s</w:t>
+      </w:r>
+      <w:r>
+        <w:rPr>
+          <w:rFonts w:ascii="Arial" w:hAnsi="Arial" w:eastAsia="Arial" w:cs="Arial"/>
+          <w:b w:val="0"/>
+          <w:i w:val="0"/>
+          <w:color w:val="000000"/>
+          <w:sz w:val="18"/>
+          <w:highlight w:val="lightGray"/>
+        </w:rPr>
+        <w:t>a</w:t>
+      </w:r>
+      <w:r>
+        <w:rPr>
+          <w:rFonts w:ascii="Arial" w:hAnsi="Arial" w:eastAsia="Arial" w:cs="Arial"/>
+          <w:b w:val="0"/>
+          <w:i w:val="0"/>
+          <w:color w:val="000000"/>
+          <w:sz w:val="18"/>
+          <w:highlight w:val="lightGray"/>
+        </w:rPr>
+        <w:t>m</w:t>
+      </w:r>
+      <w:r>
+        <w:rPr>
+          <w:rFonts w:ascii="Arial" w:hAnsi="Arial" w:eastAsia="Arial" w:cs="Arial"/>
+          <w:b w:val="0"/>
+          <w:i w:val="0"/>
+          <w:color w:val="000000"/>
+          <w:sz w:val="18"/>
+          <w:highlight w:val="lightGray"/>
+        </w:rPr>
+        <w:t>]</w:t>
+      </w:r>
+      <w:r>
+        <w:rPr>
+          <w:rFonts w:ascii="Arial" w:hAnsi="Arial" w:eastAsia="Arial" w:cs="Arial"/>
+          <w:b w:val="0"/>
+          <w:i w:val="0"/>
+          <w:color w:val="000000"/>
+          <w:sz w:val="18"/>
+          <w:highlight w:val="lightGray"/>
+        </w:rPr>
+        <w:t xml:space="preserve"> </w:t>
+      </w:r>
+      <w:r>
+        <w:rPr>
+          <w:rFonts w:ascii="Arial" w:hAnsi="Arial" w:eastAsia="Arial" w:cs="Arial"/>
+          <w:b w:val="0"/>
+          <w:i w:val="0"/>
+          <w:color w:val="000000"/>
+          <w:sz w:val="18"/>
+          <w:highlight w:val="lightGray"/>
+        </w:rPr>
+        <w:t>-</w:t>
+      </w:r>
+      <w:r>
+        <w:rPr>
+          <w:rFonts w:ascii="Arial" w:hAnsi="Arial" w:eastAsia="Arial" w:cs="Arial"/>
+          <w:b w:val="0"/>
+          <w:i w:val="0"/>
+          <w:color w:val="000000"/>
+          <w:sz w:val="18"/>
+          <w:highlight w:val="lightGray"/>
+        </w:rPr>
+        <w:t>&gt;</w:t>
+      </w:r>
+      <w:r>
+        <w:rPr>
+          <w:rFonts w:ascii="Arial" w:hAnsi="Arial" w:eastAsia="Arial" w:cs="Arial"/>
+          <w:b w:val="0"/>
+          <w:i w:val="0"/>
+          <w:color w:val="000000"/>
+          <w:sz w:val="18"/>
+          <w:highlight w:val="lightGray"/>
+        </w:rPr>
+        <w:t xml:space="preserve"> </w:t>
+      </w:r>
+      <w:r>
+        <w:rPr>
+          <w:rFonts w:ascii="Arial" w:hAnsi="Arial" w:eastAsia="Arial" w:cs="Arial"/>
+          <w:b/>
+          <w:i w:val="0"/>
+          <w:color w:val="000000"/>
+          <w:sz w:val="18"/>
+          <w:highlight w:val="lightGray"/>
+        </w:rPr>
+        <w:t>F</w:t>
+      </w:r>
+      <w:r>
+        <w:rPr>
+          <w:rFonts w:ascii="Arial" w:hAnsi="Arial" w:eastAsia="Arial" w:cs="Arial"/>
+          <w:b/>
+          <w:i w:val="0"/>
+          <w:color w:val="000000"/>
+          <w:sz w:val="18"/>
+          <w:highlight w:val="lightGray"/>
+        </w:rPr>
+        <w:t>r</w:t>
+      </w:r>
+      <w:r>
+        <w:rPr>
+          <w:rFonts w:ascii="Arial" w:hAnsi="Arial" w:eastAsia="Arial" w:cs="Arial"/>
+          <w:b/>
+          <w:i w:val="0"/>
+          <w:color w:val="000000"/>
+          <w:sz w:val="18"/>
+          <w:highlight w:val="lightGray"/>
+        </w:rPr>
+        <w:t>o</w:t>
+      </w:r>
+      <w:r>
+        <w:rPr>
+          <w:rFonts w:ascii="Arial" w:hAnsi="Arial" w:eastAsia="Arial" w:cs="Arial"/>
+          <w:b/>
+          <w:i w:val="0"/>
+          <w:color w:val="000000"/>
+          <w:sz w:val="18"/>
+          <w:highlight w:val="lightGray"/>
+        </w:rPr>
+        <w:t>m</w:t>
+      </w:r>
+      <w:r>
+        <w:rPr>
+          <w:rFonts w:ascii="Arial" w:hAnsi="Arial" w:eastAsia="Arial" w:cs="Arial"/>
+          <w:b/>
+          <w:i w:val="0"/>
+          <w:color w:val="000000"/>
+          <w:sz w:val="18"/>
+          <w:highlight w:val="lightGray"/>
+        </w:rPr>
+        <w:t>:</w:t>
+      </w:r>
+      <w:r>
+        <w:rPr>
+          <w:rFonts w:ascii="Arial" w:hAnsi="Arial" w:eastAsia="Arial" w:cs="Arial"/>
+          <w:b w:val="0"/>
+          <w:i w:val="0"/>
+          <w:color w:val="000000"/>
+          <w:sz w:val="18"/>
+          <w:highlight w:val="lightGray"/>
+        </w:rPr>
+        <w:t xml:space="preserve"> </w:t>
+      </w:r>
+      <w:r>
+        <w:rPr>
+          <w:rFonts w:ascii="Arial" w:hAnsi="Arial" w:eastAsia="Arial" w:cs="Arial"/>
+          <w:b w:val="0"/>
+          <w:i w:val="0"/>
+          <w:color w:val="000000"/>
+          <w:sz w:val="18"/>
+          <w:highlight w:val="lightGray"/>
+        </w:rPr>
+        <w:t>[</w:t>
+      </w:r>
+      <w:r>
+        <w:rPr>
+          <w:rFonts w:ascii="Arial" w:hAnsi="Arial" w:eastAsia="Arial" w:cs="Arial"/>
+          <w:b w:val="0"/>
+          <w:i w:val="0"/>
+          <w:color w:val="000000"/>
+          <w:sz w:val="18"/>
+          <w:highlight w:val="lightGray"/>
+        </w:rPr>
+        <w:t>C</w:t>
+      </w:r>
+      <w:r>
+        <w:rPr>
+          <w:rFonts w:ascii="Arial" w:hAnsi="Arial" w:eastAsia="Arial" w:cs="Arial"/>
+          <w:b w:val="0"/>
+          <w:i w:val="0"/>
+          <w:color w:val="000000"/>
+          <w:sz w:val="18"/>
+          <w:highlight w:val="lightGray"/>
+        </w:rPr>
+        <w:t>h</w:t>
+      </w:r>
+      <w:r>
+        <w:rPr>
+          <w:rFonts w:ascii="Arial" w:hAnsi="Arial" w:eastAsia="Arial" w:cs="Arial"/>
+          <w:b w:val="0"/>
+          <w:i w:val="0"/>
+          <w:color w:val="000000"/>
+          <w:sz w:val="18"/>
+          <w:highlight w:val="lightGray"/>
+        </w:rPr>
+        <w:t>a</w:t>
+      </w:r>
+      <w:r>
+        <w:rPr>
+          <w:rFonts w:ascii="Arial" w:hAnsi="Arial" w:eastAsia="Arial" w:cs="Arial"/>
+          <w:b w:val="0"/>
+          <w:i w:val="0"/>
+          <w:color w:val="000000"/>
+          <w:sz w:val="18"/>
+          <w:highlight w:val="lightGray"/>
+        </w:rPr>
+        <w:t>t</w:t>
+      </w:r>
+      <w:r>
+        <w:rPr>
+          <w:rFonts w:ascii="Arial" w:hAnsi="Arial" w:eastAsia="Arial" w:cs="Arial"/>
+          <w:b w:val="0"/>
+          <w:i w:val="0"/>
+          <w:color w:val="000000"/>
+          <w:sz w:val="18"/>
+          <w:highlight w:val="lightGray"/>
+        </w:rPr>
+        <w:t>g</w:t>
+      </w:r>
+      <w:r>
+        <w:rPr>
+          <w:rFonts w:ascii="Arial" w:hAnsi="Arial" w:eastAsia="Arial" w:cs="Arial"/>
+          <w:b w:val="0"/>
+          <w:i w:val="0"/>
+          <w:color w:val="000000"/>
+          <w:sz w:val="18"/>
+          <w:highlight w:val="lightGray"/>
+        </w:rPr>
+        <w:t>p</w:t>
+      </w:r>
+      <w:r>
+        <w:rPr>
+          <w:rFonts w:ascii="Arial" w:hAnsi="Arial" w:eastAsia="Arial" w:cs="Arial"/>
+          <w:b w:val="0"/>
+          <w:i w:val="0"/>
+          <w:color w:val="000000"/>
+          <w:sz w:val="18"/>
+          <w:highlight w:val="lightGray"/>
+        </w:rPr>
+        <w:t>t</w:t>
+      </w:r>
+      <w:r>
+        <w:rPr>
+          <w:rFonts w:ascii="Arial" w:hAnsi="Arial" w:eastAsia="Arial" w:cs="Arial"/>
+          <w:b w:val="0"/>
+          <w:i w:val="0"/>
+          <w:color w:val="000000"/>
+          <w:sz w:val="18"/>
+          <w:highlight w:val="lightGray"/>
+        </w:rPr>
+        <w:t xml:space="preserve"> </w:t>
+      </w:r>
+      <w:r>
+        <w:rPr>
+          <w:rFonts w:ascii="Arial" w:hAnsi="Arial" w:eastAsia="Arial" w:cs="Arial"/>
+          <w:b w:val="0"/>
+          <w:i w:val="0"/>
+          <w:color w:val="000000"/>
+          <w:sz w:val="18"/>
+          <w:highlight w:val="lightGray"/>
+        </w:rPr>
+        <w:t>(</w:t>
+      </w:r>
+      <w:r>
+        <w:rPr>
+          <w:rFonts w:ascii="Arial" w:hAnsi="Arial" w:eastAsia="Arial" w:cs="Arial"/>
+          <w:b w:val="0"/>
+          <w:i w:val="0"/>
+          <w:color w:val="000000"/>
+          <w:sz w:val="18"/>
+          <w:highlight w:val="lightGray"/>
+        </w:rPr>
+        <w:t>G</w:t>
+      </w:r>
+      <w:r>
+        <w:rPr>
+          <w:rFonts w:ascii="Arial" w:hAnsi="Arial" w:eastAsia="Arial" w:cs="Arial"/>
+          <w:b w:val="0"/>
+          <w:i w:val="0"/>
+          <w:color w:val="000000"/>
+          <w:sz w:val="18"/>
+          <w:highlight w:val="lightGray"/>
+        </w:rPr>
+        <w:t>P</w:t>
+      </w:r>
+      <w:r>
+        <w:rPr>
+          <w:rFonts w:ascii="Arial" w:hAnsi="Arial" w:eastAsia="Arial" w:cs="Arial"/>
+          <w:b w:val="0"/>
+          <w:i w:val="0"/>
+          <w:color w:val="000000"/>
+          <w:sz w:val="18"/>
+          <w:highlight w:val="lightGray"/>
+        </w:rPr>
+        <w:t>T</w:t>
+      </w:r>
+      <w:r>
+        <w:rPr>
+          <w:rFonts w:ascii="Arial" w:hAnsi="Arial" w:eastAsia="Arial" w:cs="Arial"/>
+          <w:b w:val="0"/>
+          <w:i w:val="0"/>
+          <w:color w:val="000000"/>
+          <w:sz w:val="18"/>
+          <w:highlight w:val="lightGray"/>
         </w:rPr>
         <w:t>‑</w:t>
       </w:r>
       <w:r>
         <w:rPr>
-          <w:b/>
-          <w:szCs w:val="14"/>
-          <w:shd w:val="clear" w:color="auto" w:fill="B7B7B7"/>
-        </w:rPr>
-        <w:t>5 Mini) at [12/9/2025]</w:t>
+          <w:rFonts w:ascii="Arial" w:hAnsi="Arial" w:eastAsia="Arial" w:cs="Arial"/>
+          <w:b w:val="0"/>
+          <w:i w:val="0"/>
+          <w:color w:val="000000"/>
+          <w:sz w:val="18"/>
+          <w:highlight w:val="lightGray"/>
+        </w:rPr>
+        <w:t>5</w:t>
+      </w:r>
+      <w:r>
+        <w:rPr>
+          <w:rFonts w:ascii="Arial" w:hAnsi="Arial" w:eastAsia="Arial" w:cs="Arial"/>
+          <w:b w:val="0"/>
+          <w:i w:val="0"/>
+          <w:color w:val="000000"/>
+          <w:sz w:val="18"/>
+          <w:highlight w:val="lightGray"/>
+        </w:rPr>
+        <w:t xml:space="preserve"> </w:t>
+      </w:r>
+      <w:r>
+        <w:rPr>
+          <w:rFonts w:ascii="Arial" w:hAnsi="Arial" w:eastAsia="Arial" w:cs="Arial"/>
+          <w:b w:val="0"/>
+          <w:i w:val="0"/>
+          <w:color w:val="000000"/>
+          <w:sz w:val="18"/>
+          <w:highlight w:val="lightGray"/>
+        </w:rPr>
+        <w:t>M</w:t>
+      </w:r>
+      <w:r>
+        <w:rPr>
+          <w:rFonts w:ascii="Arial" w:hAnsi="Arial" w:eastAsia="Arial" w:cs="Arial"/>
+          <w:b w:val="0"/>
+          <w:i w:val="0"/>
+          <w:color w:val="000000"/>
+          <w:sz w:val="18"/>
+          <w:highlight w:val="lightGray"/>
+        </w:rPr>
+        <w:t>i</w:t>
+      </w:r>
+      <w:r>
+        <w:rPr>
+          <w:rFonts w:ascii="Arial" w:hAnsi="Arial" w:eastAsia="Arial" w:cs="Arial"/>
+          <w:b w:val="0"/>
+          <w:i w:val="0"/>
+          <w:color w:val="000000"/>
+          <w:sz w:val="18"/>
+          <w:highlight w:val="lightGray"/>
+        </w:rPr>
+        <w:t>n</w:t>
+      </w:r>
+      <w:r>
+        <w:rPr>
+          <w:rFonts w:ascii="Arial" w:hAnsi="Arial" w:eastAsia="Arial" w:cs="Arial"/>
+          <w:b w:val="0"/>
+          <w:i w:val="0"/>
+          <w:color w:val="000000"/>
+          <w:sz w:val="18"/>
+          <w:highlight w:val="lightGray"/>
+        </w:rPr>
+        <w:t>i</w:t>
+      </w:r>
+      <w:r>
+        <w:rPr>
+          <w:rFonts w:ascii="Arial" w:hAnsi="Arial" w:eastAsia="Arial" w:cs="Arial"/>
+          <w:b w:val="0"/>
+          <w:i w:val="0"/>
+          <w:color w:val="000000"/>
+          <w:sz w:val="18"/>
+          <w:highlight w:val="lightGray"/>
+        </w:rPr>
+        <w:t>)</w:t>
+      </w:r>
+      <w:r>
+        <w:rPr>
+          <w:rFonts w:ascii="Arial" w:hAnsi="Arial" w:eastAsia="Arial" w:cs="Arial"/>
+          <w:b w:val="0"/>
+          <w:i w:val="0"/>
+          <w:color w:val="000000"/>
+          <w:sz w:val="18"/>
+          <w:highlight w:val="lightGray"/>
+        </w:rPr>
+        <w:t>]</w:t>
+      </w:r>
+      <w:r>
+        <w:rPr>
+          <w:rFonts w:ascii="Arial" w:hAnsi="Arial" w:eastAsia="Arial" w:cs="Arial"/>
+          <w:b w:val="0"/>
+          <w:i w:val="0"/>
+          <w:color w:val="000000"/>
+          <w:sz w:val="18"/>
+          <w:highlight w:val="lightGray"/>
+        </w:rPr>
+        <w:t xml:space="preserve"> </w:t>
+      </w:r>
+      <w:r>
+        <w:rPr>
+          <w:rFonts w:ascii="Arial" w:hAnsi="Arial" w:eastAsia="Arial" w:cs="Arial"/>
+          <w:b/>
+          <w:i w:val="0"/>
+          <w:color w:val="000000"/>
+          <w:sz w:val="18"/>
+          <w:highlight w:val="lightGray"/>
+        </w:rPr>
+        <w:t>o</w:t>
+      </w:r>
+      <w:r>
+        <w:rPr>
+          <w:rFonts w:ascii="Arial" w:hAnsi="Arial" w:eastAsia="Arial" w:cs="Arial"/>
+          <w:b/>
+          <w:i w:val="0"/>
+          <w:color w:val="000000"/>
+          <w:sz w:val="18"/>
+          <w:highlight w:val="lightGray"/>
+        </w:rPr>
+        <w:t>n</w:t>
+      </w:r>
+      <w:r>
+        <w:rPr>
+          <w:rFonts w:ascii="Arial" w:hAnsi="Arial"/>
+          <w:b w:val="0"/>
+          <w:i w:val="0"/>
+          <w:color w:val="000000"/>
+          <w:sz w:val="18"/>
+          <w:highlight w:val="lightGray"/>
+        </w:rPr>
+        <w:t xml:space="preserve"> </w:t>
+      </w:r>
+      <w:r>
+        <w:rPr>
+          <w:rFonts w:ascii="Arial" w:hAnsi="Arial"/>
+          <w:b w:val="0"/>
+          <w:i w:val="0"/>
+          <w:color w:val="000000"/>
+          <w:sz w:val="18"/>
+          <w:highlight w:val="lightGray"/>
+        </w:rPr>
+        <w:t>[</w:t>
+      </w:r>
+      <w:r>
+        <w:rPr>
+          <w:rFonts w:ascii="Arial" w:hAnsi="Arial"/>
+          <w:b w:val="0"/>
+          <w:i w:val="0"/>
+          <w:sz w:val="18"/>
+          <w:highlight w:val="lightGray"/>
+        </w:rPr>
+        <w:t>12/9/2025]</w:t>
       </w:r>
     </w:p>
     <w:p>
@@ -316,48 +3414,1597 @@
       </w:pPr>
       <w:r>
         <w:rPr>
-          <w:b/>
-          <w:shd w:val="clear" w:color="auto" w:fill="B7B7B7"/>
-        </w:rPr>
-        <w:t># Source</w:t>
-      </w:r>
-      <w:r>
-        <w:rPr>
-          <w:shd w:val="clear" w:color="auto" w:fill="B7B7B7"/>
-        </w:rPr>
-        <w:t xml:space="preserve">: </w:t>
-      </w:r>
-      <w:r>
-        <w:rPr>
-          <w:b/>
-          <w:shd w:val="clear" w:color="auto" w:fill="B7B7B7"/>
-        </w:rPr>
-        <w:t xml:space="preserve">Chatgpt </w:t>
-      </w:r>
-      <w:r>
-        <w:rPr>
-          <w:b/>
-          <w:szCs w:val="14"/>
-          <w:shd w:val="clear" w:color="auto" w:fill="B7B7B7"/>
-        </w:rPr>
-        <w:t>(GPT</w:t>
-      </w:r>
-      <w:r>
-        <w:rPr>
-          <w:rFonts w:cs="Cambria Math"/>
-          <w:b/>
-          <w:szCs w:val="14"/>
-          <w:shd w:val="clear" w:color="auto" w:fill="B7B7B7"/>
+          <w:rFonts w:ascii="Arial" w:hAnsi="Arial" w:eastAsia="Arial" w:cs="Arial"/>
+          <w:b/>
+          <w:i w:val="0"/>
+          <w:color w:val="000000"/>
+          <w:sz w:val="18"/>
+          <w:highlight w:val="lightGray"/>
+        </w:rPr>
+        <w:t>#</w:t>
+      </w:r>
+      <w:r>
+        <w:rPr>
+          <w:rFonts w:ascii="Arial" w:hAnsi="Arial" w:eastAsia="Arial" w:cs="Arial"/>
+          <w:b/>
+          <w:i w:val="0"/>
+          <w:color w:val="000000"/>
+          <w:sz w:val="18"/>
+          <w:highlight w:val="lightGray"/>
+        </w:rPr>
+        <w:t xml:space="preserve"> </w:t>
+      </w:r>
+      <w:r>
+        <w:rPr>
+          <w:rFonts w:ascii="Arial" w:hAnsi="Arial" w:eastAsia="Arial" w:cs="Arial"/>
+          <w:b/>
+          <w:i w:val="0"/>
+          <w:color w:val="000000"/>
+          <w:sz w:val="18"/>
+          <w:highlight w:val="lightGray"/>
+        </w:rPr>
+        <w:t>S</w:t>
+      </w:r>
+      <w:r>
+        <w:rPr>
+          <w:rFonts w:ascii="Arial" w:hAnsi="Arial" w:eastAsia="Arial" w:cs="Arial"/>
+          <w:b/>
+          <w:i w:val="0"/>
+          <w:color w:val="000000"/>
+          <w:sz w:val="18"/>
+          <w:highlight w:val="lightGray"/>
+        </w:rPr>
+        <w:t>o</w:t>
+      </w:r>
+      <w:r>
+        <w:rPr>
+          <w:rFonts w:ascii="Arial" w:hAnsi="Arial" w:eastAsia="Arial" w:cs="Arial"/>
+          <w:b/>
+          <w:i w:val="0"/>
+          <w:color w:val="000000"/>
+          <w:sz w:val="18"/>
+          <w:highlight w:val="lightGray"/>
+        </w:rPr>
+        <w:t>u</w:t>
+      </w:r>
+      <w:r>
+        <w:rPr>
+          <w:rFonts w:ascii="Arial" w:hAnsi="Arial" w:eastAsia="Arial" w:cs="Arial"/>
+          <w:b/>
+          <w:i w:val="0"/>
+          <w:color w:val="000000"/>
+          <w:sz w:val="18"/>
+          <w:highlight w:val="lightGray"/>
+        </w:rPr>
+        <w:t>r</w:t>
+      </w:r>
+      <w:r>
+        <w:rPr>
+          <w:rFonts w:ascii="Arial" w:hAnsi="Arial" w:eastAsia="Arial" w:cs="Arial"/>
+          <w:b/>
+          <w:i w:val="0"/>
+          <w:color w:val="000000"/>
+          <w:sz w:val="18"/>
+          <w:highlight w:val="lightGray"/>
+        </w:rPr>
+        <w:t>c</w:t>
+      </w:r>
+      <w:r>
+        <w:rPr>
+          <w:rFonts w:ascii="Arial" w:hAnsi="Arial" w:eastAsia="Arial" w:cs="Arial"/>
+          <w:b/>
+          <w:i w:val="0"/>
+          <w:color w:val="000000"/>
+          <w:sz w:val="18"/>
+          <w:highlight w:val="lightGray"/>
+        </w:rPr>
+        <w:t>e</w:t>
+      </w:r>
+      <w:r>
+        <w:rPr>
+          <w:rFonts w:ascii="Arial" w:hAnsi="Arial" w:eastAsia="Arial" w:cs="Arial"/>
+          <w:b/>
+          <w:i w:val="0"/>
+          <w:color w:val="000000"/>
+          <w:sz w:val="18"/>
+          <w:highlight w:val="lightGray"/>
+        </w:rPr>
+        <w:t>:</w:t>
+      </w:r>
+      <w:r>
+        <w:rPr>
+          <w:rFonts w:ascii="Arial" w:hAnsi="Arial" w:eastAsia="Arial" w:cs="Arial"/>
+          <w:b/>
+          <w:i w:val="0"/>
+          <w:color w:val="000000"/>
+          <w:sz w:val="18"/>
+          <w:highlight w:val="lightGray"/>
+        </w:rPr>
+        <w:t xml:space="preserve"> </w:t>
+      </w:r>
+      <w:r>
+        <w:rPr>
+          <w:rFonts w:ascii="Arial" w:hAnsi="Arial" w:eastAsia="Arial" w:cs="Arial"/>
+          <w:b/>
+          <w:i w:val="0"/>
+          <w:color w:val="000000"/>
+          <w:sz w:val="18"/>
+          <w:highlight w:val="lightGray"/>
+        </w:rPr>
+        <w:t>A</w:t>
+      </w:r>
+      <w:r>
+        <w:rPr>
+          <w:rFonts w:ascii="Arial" w:hAnsi="Arial" w:eastAsia="Arial" w:cs="Arial"/>
+          <w:b/>
+          <w:i w:val="0"/>
+          <w:color w:val="000000"/>
+          <w:sz w:val="18"/>
+          <w:highlight w:val="lightGray"/>
+        </w:rPr>
+        <w:t>I</w:t>
+      </w:r>
+      <w:r>
+        <w:rPr>
+          <w:rFonts w:ascii="Arial" w:hAnsi="Arial" w:eastAsia="Arial" w:cs="Arial"/>
+          <w:b/>
+          <w:i w:val="0"/>
+          <w:color w:val="000000"/>
+          <w:sz w:val="18"/>
+          <w:highlight w:val="lightGray"/>
+        </w:rPr>
+        <w:t xml:space="preserve"> </w:t>
+      </w:r>
+      <w:r>
+        <w:rPr>
+          <w:rFonts w:ascii="Arial" w:hAnsi="Arial" w:eastAsia="Arial" w:cs="Arial"/>
+          <w:b/>
+          <w:i w:val="0"/>
+          <w:color w:val="000000"/>
+          <w:sz w:val="18"/>
+          <w:highlight w:val="lightGray"/>
+        </w:rPr>
+        <w:t>S</w:t>
+      </w:r>
+      <w:r>
+        <w:rPr>
+          <w:rFonts w:ascii="Arial" w:hAnsi="Arial" w:eastAsia="Arial" w:cs="Arial"/>
+          <w:b/>
+          <w:i w:val="0"/>
+          <w:color w:val="000000"/>
+          <w:sz w:val="18"/>
+          <w:highlight w:val="lightGray"/>
+        </w:rPr>
+        <w:t>o</w:t>
+      </w:r>
+      <w:r>
+        <w:rPr>
+          <w:rFonts w:ascii="Arial" w:hAnsi="Arial" w:eastAsia="Arial" w:cs="Arial"/>
+          <w:b/>
+          <w:i w:val="0"/>
+          <w:color w:val="000000"/>
+          <w:sz w:val="18"/>
+          <w:highlight w:val="lightGray"/>
+        </w:rPr>
+        <w:t>u</w:t>
+      </w:r>
+      <w:r>
+        <w:rPr>
+          <w:rFonts w:ascii="Arial" w:hAnsi="Arial" w:eastAsia="Arial" w:cs="Arial"/>
+          <w:b/>
+          <w:i w:val="0"/>
+          <w:color w:val="000000"/>
+          <w:sz w:val="18"/>
+          <w:highlight w:val="lightGray"/>
+        </w:rPr>
+        <w:t>r</w:t>
+      </w:r>
+      <w:r>
+        <w:rPr>
+          <w:rFonts w:ascii="Arial" w:hAnsi="Arial" w:eastAsia="Arial" w:cs="Arial"/>
+          <w:b/>
+          <w:i w:val="0"/>
+          <w:color w:val="000000"/>
+          <w:sz w:val="18"/>
+          <w:highlight w:val="lightGray"/>
+        </w:rPr>
+        <w:t>c</w:t>
+      </w:r>
+      <w:r>
+        <w:rPr>
+          <w:rFonts w:ascii="Arial" w:hAnsi="Arial" w:eastAsia="Arial" w:cs="Arial"/>
+          <w:b/>
+          <w:i w:val="0"/>
+          <w:color w:val="000000"/>
+          <w:sz w:val="18"/>
+          <w:highlight w:val="lightGray"/>
+        </w:rPr>
+        <w:t>e</w:t>
+      </w:r>
+      <w:r>
+        <w:rPr>
+          <w:rFonts w:ascii="Arial" w:hAnsi="Arial" w:eastAsia="Arial" w:cs="Arial"/>
+          <w:b/>
+          <w:i w:val="0"/>
+          <w:color w:val="000000"/>
+          <w:sz w:val="18"/>
+          <w:highlight w:val="lightGray"/>
+        </w:rPr>
+        <w:t>:</w:t>
+      </w:r>
+      <w:r>
+        <w:rPr>
+          <w:rFonts w:ascii="Arial" w:hAnsi="Arial" w:eastAsia="Arial" w:cs="Arial"/>
+          <w:b/>
+          <w:i w:val="0"/>
+          <w:color w:val="000000"/>
+          <w:sz w:val="18"/>
+          <w:highlight w:val="lightGray"/>
+        </w:rPr>
+        <w:t xml:space="preserve"> </w:t>
+      </w:r>
+      <w:r>
+        <w:rPr>
+          <w:rFonts w:ascii="Arial" w:hAnsi="Arial" w:eastAsia="Arial" w:cs="Arial"/>
+          <w:b/>
+          <w:i w:val="0"/>
+          <w:color w:val="000000"/>
+          <w:sz w:val="18"/>
+          <w:highlight w:val="lightGray"/>
+        </w:rPr>
+        <w:t>P</w:t>
+      </w:r>
+      <w:r>
+        <w:rPr>
+          <w:rFonts w:ascii="Arial" w:hAnsi="Arial" w:eastAsia="Arial" w:cs="Arial"/>
+          <w:b/>
+          <w:i w:val="0"/>
+          <w:color w:val="000000"/>
+          <w:sz w:val="18"/>
+          <w:highlight w:val="lightGray"/>
+        </w:rPr>
+        <w:t>r</w:t>
+      </w:r>
+      <w:r>
+        <w:rPr>
+          <w:rFonts w:ascii="Arial" w:hAnsi="Arial" w:eastAsia="Arial" w:cs="Arial"/>
+          <w:b/>
+          <w:i w:val="0"/>
+          <w:color w:val="000000"/>
+          <w:sz w:val="18"/>
+          <w:highlight w:val="lightGray"/>
+        </w:rPr>
+        <w:t>o</w:t>
+      </w:r>
+      <w:r>
+        <w:rPr>
+          <w:rFonts w:ascii="Arial" w:hAnsi="Arial" w:eastAsia="Arial" w:cs="Arial"/>
+          <w:b/>
+          <w:i w:val="0"/>
+          <w:color w:val="000000"/>
+          <w:sz w:val="18"/>
+          <w:highlight w:val="lightGray"/>
+        </w:rPr>
+        <w:t>v</w:t>
+      </w:r>
+      <w:r>
+        <w:rPr>
+          <w:rFonts w:ascii="Arial" w:hAnsi="Arial" w:eastAsia="Arial" w:cs="Arial"/>
+          <w:b/>
+          <w:i w:val="0"/>
+          <w:color w:val="000000"/>
+          <w:sz w:val="18"/>
+          <w:highlight w:val="lightGray"/>
+        </w:rPr>
+        <w:t>i</w:t>
+      </w:r>
+      <w:r>
+        <w:rPr>
+          <w:rFonts w:ascii="Arial" w:hAnsi="Arial" w:eastAsia="Arial" w:cs="Arial"/>
+          <w:b/>
+          <w:i w:val="0"/>
+          <w:color w:val="000000"/>
+          <w:sz w:val="18"/>
+          <w:highlight w:val="lightGray"/>
+        </w:rPr>
+        <w:t>d</w:t>
+      </w:r>
+      <w:r>
+        <w:rPr>
+          <w:rFonts w:ascii="Arial" w:hAnsi="Arial" w:eastAsia="Arial" w:cs="Arial"/>
+          <w:b/>
+          <w:i w:val="0"/>
+          <w:color w:val="000000"/>
+          <w:sz w:val="18"/>
+          <w:highlight w:val="lightGray"/>
+        </w:rPr>
+        <w:t>e</w:t>
+      </w:r>
+      <w:r>
+        <w:rPr>
+          <w:rFonts w:ascii="Arial" w:hAnsi="Arial" w:eastAsia="Arial" w:cs="Arial"/>
+          <w:b/>
+          <w:i w:val="0"/>
+          <w:color w:val="000000"/>
+          <w:sz w:val="18"/>
+          <w:highlight w:val="lightGray"/>
+        </w:rPr>
+        <w:t>d</w:t>
+      </w:r>
+      <w:r>
+        <w:rPr>
+          <w:rFonts w:ascii="Arial" w:hAnsi="Arial" w:eastAsia="Arial" w:cs="Arial"/>
+          <w:b/>
+          <w:i w:val="0"/>
+          <w:color w:val="000000"/>
+          <w:sz w:val="18"/>
+          <w:highlight w:val="lightGray"/>
+        </w:rPr>
+        <w:t xml:space="preserve"> </w:t>
+      </w:r>
+      <w:r>
+        <w:rPr>
+          <w:rFonts w:ascii="Arial" w:hAnsi="Arial" w:eastAsia="Arial" w:cs="Arial"/>
+          <w:b/>
+          <w:i w:val="0"/>
+          <w:color w:val="000000"/>
+          <w:sz w:val="18"/>
+          <w:highlight w:val="lightGray"/>
+        </w:rPr>
+        <w:t>b</w:t>
+      </w:r>
+      <w:r>
+        <w:rPr>
+          <w:rFonts w:ascii="Arial" w:hAnsi="Arial" w:eastAsia="Arial" w:cs="Arial"/>
+          <w:b/>
+          <w:i w:val="0"/>
+          <w:color w:val="000000"/>
+          <w:sz w:val="18"/>
+          <w:highlight w:val="lightGray"/>
+        </w:rPr>
+        <w:t>y</w:t>
+      </w:r>
+      <w:r>
+        <w:rPr>
+          <w:rFonts w:ascii="Arial" w:hAnsi="Arial" w:eastAsia="Arial" w:cs="Arial"/>
+          <w:b/>
+          <w:i w:val="0"/>
+          <w:color w:val="000000"/>
+          <w:sz w:val="18"/>
+          <w:highlight w:val="lightGray"/>
+        </w:rPr>
+        <w:t>:</w:t>
+      </w:r>
+      <w:r>
+        <w:rPr>
+          <w:rFonts w:ascii="Arial" w:hAnsi="Arial" w:eastAsia="Arial" w:cs="Arial"/>
+          <w:b/>
+          <w:i w:val="0"/>
+          <w:color w:val="000000"/>
+          <w:sz w:val="18"/>
+          <w:highlight w:val="lightGray"/>
+        </w:rPr>
+        <w:t xml:space="preserve"> </w:t>
+      </w:r>
+      <w:r>
+        <w:rPr>
+          <w:rFonts w:ascii="Arial" w:hAnsi="Arial" w:eastAsia="Arial" w:cs="Arial"/>
+          <w:b/>
+          <w:i w:val="0"/>
+          <w:color w:val="000000"/>
+          <w:sz w:val="18"/>
+          <w:highlight w:val="lightGray"/>
+        </w:rPr>
+        <w:t>[</w:t>
+      </w:r>
+      <w:r>
+        <w:rPr>
+          <w:rFonts w:ascii="Arial" w:hAnsi="Arial" w:eastAsia="Arial" w:cs="Arial"/>
+          <w:b/>
+          <w:i w:val="0"/>
+          <w:color w:val="000000"/>
+          <w:sz w:val="18"/>
+          <w:highlight w:val="lightGray"/>
+        </w:rPr>
+        <w:t>D</w:t>
+      </w:r>
+      <w:r>
+        <w:rPr>
+          <w:rFonts w:ascii="Arial" w:hAnsi="Arial" w:eastAsia="Arial" w:cs="Arial"/>
+          <w:b/>
+          <w:i w:val="0"/>
+          <w:color w:val="000000"/>
+          <w:sz w:val="18"/>
+          <w:highlight w:val="lightGray"/>
+        </w:rPr>
+        <w:t>a</w:t>
+      </w:r>
+      <w:r>
+        <w:rPr>
+          <w:rFonts w:ascii="Arial" w:hAnsi="Arial" w:eastAsia="Arial" w:cs="Arial"/>
+          <w:b/>
+          <w:i w:val="0"/>
+          <w:color w:val="000000"/>
+          <w:sz w:val="18"/>
+          <w:highlight w:val="lightGray"/>
+        </w:rPr>
+        <w:t>t</w:t>
+      </w:r>
+      <w:r>
+        <w:rPr>
+          <w:rFonts w:ascii="Arial" w:hAnsi="Arial" w:eastAsia="Arial" w:cs="Arial"/>
+          <w:b/>
+          <w:i w:val="0"/>
+          <w:color w:val="000000"/>
+          <w:sz w:val="18"/>
+          <w:highlight w:val="lightGray"/>
+        </w:rPr>
+        <w:t>a</w:t>
+      </w:r>
+      <w:r>
+        <w:rPr>
+          <w:rFonts w:ascii="Arial" w:hAnsi="Arial" w:eastAsia="Arial" w:cs="Arial"/>
+          <w:b/>
+          <w:i w:val="0"/>
+          <w:color w:val="000000"/>
+          <w:sz w:val="18"/>
+          <w:highlight w:val="lightGray"/>
+        </w:rPr>
+        <w:t xml:space="preserve"> </w:t>
+      </w:r>
+      <w:r>
+        <w:rPr>
+          <w:rFonts w:ascii="Arial" w:hAnsi="Arial" w:eastAsia="Arial" w:cs="Arial"/>
+          <w:b/>
+          <w:i w:val="0"/>
+          <w:color w:val="000000"/>
+          <w:sz w:val="18"/>
+          <w:highlight w:val="lightGray"/>
+        </w:rPr>
+        <w:t>P</w:t>
+      </w:r>
+      <w:r>
+        <w:rPr>
+          <w:rFonts w:ascii="Arial" w:hAnsi="Arial" w:eastAsia="Arial" w:cs="Arial"/>
+          <w:b/>
+          <w:i w:val="0"/>
+          <w:color w:val="000000"/>
+          <w:sz w:val="18"/>
+          <w:highlight w:val="lightGray"/>
+        </w:rPr>
+        <w:t>a</w:t>
+      </w:r>
+      <w:r>
+        <w:rPr>
+          <w:rFonts w:ascii="Arial" w:hAnsi="Arial" w:eastAsia="Arial" w:cs="Arial"/>
+          <w:b/>
+          <w:i w:val="0"/>
+          <w:color w:val="000000"/>
+          <w:sz w:val="18"/>
+          <w:highlight w:val="lightGray"/>
+        </w:rPr>
+        <w:t>t</w:t>
+      </w:r>
+      <w:r>
+        <w:rPr>
+          <w:rFonts w:ascii="Arial" w:hAnsi="Arial" w:eastAsia="Arial" w:cs="Arial"/>
+          <w:b/>
+          <w:i w:val="0"/>
+          <w:color w:val="000000"/>
+          <w:sz w:val="18"/>
+          <w:highlight w:val="lightGray"/>
+        </w:rPr>
+        <w:t>h</w:t>
+      </w:r>
+      <w:r>
+        <w:rPr>
+          <w:rFonts w:ascii="Arial" w:hAnsi="Arial" w:eastAsia="Arial" w:cs="Arial"/>
+          <w:b w:val="0"/>
+          <w:i w:val="0"/>
+          <w:color w:val="000000"/>
+          <w:sz w:val="18"/>
+          <w:highlight w:val="lightGray"/>
+        </w:rPr>
+        <w:t>:</w:t>
+      </w:r>
+      <w:r>
+        <w:rPr>
+          <w:rFonts w:ascii="Arial" w:hAnsi="Arial" w:eastAsia="Arial" w:cs="Arial"/>
+          <w:b w:val="0"/>
+          <w:i w:val="0"/>
+          <w:color w:val="000000"/>
+          <w:sz w:val="18"/>
+          <w:highlight w:val="lightGray"/>
+        </w:rPr>
+        <w:t xml:space="preserve"> </w:t>
+      </w:r>
+      <w:r>
+        <w:rPr>
+          <w:rFonts w:ascii="Arial" w:hAnsi="Arial" w:eastAsia="Arial" w:cs="Arial"/>
+          <w:b w:val="0"/>
+          <w:i w:val="0"/>
+          <w:color w:val="000000"/>
+          <w:sz w:val="18"/>
+          <w:highlight w:val="lightGray"/>
+        </w:rPr>
+        <w:t>P</w:t>
+      </w:r>
+      <w:r>
+        <w:rPr>
+          <w:rFonts w:ascii="Arial" w:hAnsi="Arial" w:eastAsia="Arial" w:cs="Arial"/>
+          <w:b w:val="0"/>
+          <w:i w:val="0"/>
+          <w:color w:val="000000"/>
+          <w:sz w:val="18"/>
+          <w:highlight w:val="lightGray"/>
+        </w:rPr>
+        <w:t>e</w:t>
+      </w:r>
+      <w:r>
+        <w:rPr>
+          <w:rFonts w:ascii="Arial" w:hAnsi="Arial" w:eastAsia="Arial" w:cs="Arial"/>
+          <w:b w:val="0"/>
+          <w:i w:val="0"/>
+          <w:color w:val="000000"/>
+          <w:sz w:val="18"/>
+          <w:highlight w:val="lightGray"/>
+        </w:rPr>
+        <w:t>r</w:t>
+      </w:r>
+      <w:r>
+        <w:rPr>
+          <w:rFonts w:ascii="Arial" w:hAnsi="Arial" w:eastAsia="Arial" w:cs="Arial"/>
+          <w:b w:val="0"/>
+          <w:i w:val="0"/>
+          <w:color w:val="000000"/>
+          <w:sz w:val="18"/>
+          <w:highlight w:val="lightGray"/>
+        </w:rPr>
+        <w:t>s</w:t>
+      </w:r>
+      <w:r>
+        <w:rPr>
+          <w:rFonts w:ascii="Arial" w:hAnsi="Arial" w:eastAsia="Arial" w:cs="Arial"/>
+          <w:b w:val="0"/>
+          <w:i w:val="0"/>
+          <w:color w:val="000000"/>
+          <w:sz w:val="18"/>
+          <w:highlight w:val="lightGray"/>
+        </w:rPr>
+        <w:t>o</w:t>
+      </w:r>
+      <w:r>
+        <w:rPr>
+          <w:rFonts w:ascii="Arial" w:hAnsi="Arial" w:eastAsia="Arial" w:cs="Arial"/>
+          <w:b w:val="0"/>
+          <w:i w:val="0"/>
+          <w:color w:val="000000"/>
+          <w:sz w:val="18"/>
+          <w:highlight w:val="lightGray"/>
+        </w:rPr>
+        <w:t>n</w:t>
+      </w:r>
+      <w:r>
+        <w:rPr>
+          <w:rFonts w:ascii="Arial" w:hAnsi="Arial" w:eastAsia="Arial" w:cs="Arial"/>
+          <w:b w:val="0"/>
+          <w:i w:val="0"/>
+          <w:color w:val="000000"/>
+          <w:sz w:val="18"/>
+          <w:highlight w:val="lightGray"/>
+        </w:rPr>
+        <w:t>s</w:t>
+      </w:r>
+      <w:r>
+        <w:rPr>
+          <w:rFonts w:ascii="Arial" w:hAnsi="Arial" w:eastAsia="Arial" w:cs="Arial"/>
+          <w:b w:val="0"/>
+          <w:i w:val="0"/>
+          <w:color w:val="000000"/>
+          <w:sz w:val="18"/>
+          <w:highlight w:val="lightGray"/>
+        </w:rPr>
+        <w:t xml:space="preserve"> </w:t>
+      </w:r>
+      <w:r>
+        <w:rPr>
+          <w:rFonts w:ascii="Arial" w:hAnsi="Arial" w:eastAsia="Arial" w:cs="Arial"/>
+          <w:b w:val="0"/>
+          <w:i w:val="0"/>
+          <w:color w:val="000000"/>
+          <w:sz w:val="18"/>
+          <w:highlight w:val="lightGray"/>
+        </w:rPr>
+        <w:t>T</w:t>
+      </w:r>
+      <w:r>
+        <w:rPr>
+          <w:rFonts w:ascii="Arial" w:hAnsi="Arial" w:eastAsia="Arial" w:cs="Arial"/>
+          <w:b w:val="0"/>
+          <w:i w:val="0"/>
+          <w:color w:val="000000"/>
+          <w:sz w:val="18"/>
+          <w:highlight w:val="lightGray"/>
+        </w:rPr>
+        <w:t>a</w:t>
+      </w:r>
+      <w:r>
+        <w:rPr>
+          <w:rFonts w:ascii="Arial" w:hAnsi="Arial" w:eastAsia="Arial" w:cs="Arial"/>
+          <w:b w:val="0"/>
+          <w:i w:val="0"/>
+          <w:color w:val="000000"/>
+          <w:sz w:val="18"/>
+          <w:highlight w:val="lightGray"/>
+        </w:rPr>
+        <w:t>b</w:t>
+      </w:r>
+      <w:r>
+        <w:rPr>
+          <w:rFonts w:ascii="Arial" w:hAnsi="Arial" w:eastAsia="Arial" w:cs="Arial"/>
+          <w:b w:val="0"/>
+          <w:i w:val="0"/>
+          <w:color w:val="000000"/>
+          <w:sz w:val="18"/>
+          <w:highlight w:val="lightGray"/>
+        </w:rPr>
+        <w:t>l</w:t>
+      </w:r>
+      <w:r>
+        <w:rPr>
+          <w:rFonts w:ascii="Arial" w:hAnsi="Arial" w:eastAsia="Arial" w:cs="Arial"/>
+          <w:b w:val="0"/>
+          <w:i w:val="0"/>
+          <w:color w:val="000000"/>
+          <w:sz w:val="18"/>
+          <w:highlight w:val="lightGray"/>
+        </w:rPr>
+        <w:t>e</w:t>
+      </w:r>
+      <w:r>
+        <w:rPr>
+          <w:rFonts w:ascii="Arial" w:hAnsi="Arial" w:eastAsia="Arial" w:cs="Arial"/>
+          <w:b w:val="0"/>
+          <w:i w:val="0"/>
+          <w:color w:val="000000"/>
+          <w:sz w:val="18"/>
+          <w:highlight w:val="lightGray"/>
+        </w:rPr>
+        <w:t xml:space="preserve"> </w:t>
+      </w:r>
+      <w:r>
+        <w:rPr>
+          <w:rFonts w:ascii="Arial" w:hAnsi="Arial" w:eastAsia="Arial" w:cs="Arial"/>
+          <w:b w:val="0"/>
+          <w:i w:val="0"/>
+          <w:color w:val="000000"/>
+          <w:sz w:val="18"/>
+          <w:highlight w:val="lightGray"/>
+        </w:rPr>
+        <w:t>-</w:t>
+      </w:r>
+      <w:r>
+        <w:rPr>
+          <w:rFonts w:ascii="Arial" w:hAnsi="Arial" w:eastAsia="Arial" w:cs="Arial"/>
+          <w:b w:val="0"/>
+          <w:i w:val="0"/>
+          <w:color w:val="000000"/>
+          <w:sz w:val="18"/>
+          <w:highlight w:val="lightGray"/>
+        </w:rPr>
+        <w:t>&gt;</w:t>
+      </w:r>
+      <w:r>
+        <w:rPr>
+          <w:rFonts w:ascii="Arial" w:hAnsi="Arial" w:eastAsia="Arial" w:cs="Arial"/>
+          <w:b w:val="0"/>
+          <w:i w:val="0"/>
+          <w:color w:val="000000"/>
+          <w:sz w:val="18"/>
+          <w:highlight w:val="lightGray"/>
+        </w:rPr>
+        <w:t xml:space="preserve"> </w:t>
+      </w:r>
+      <w:r>
+        <w:rPr>
+          <w:rFonts w:ascii="Arial" w:hAnsi="Arial" w:eastAsia="Arial" w:cs="Arial"/>
+          <w:b w:val="0"/>
+          <w:i w:val="0"/>
+          <w:color w:val="000000"/>
+          <w:sz w:val="18"/>
+          <w:highlight w:val="lightGray"/>
+        </w:rPr>
+        <w:t>I</w:t>
+      </w:r>
+      <w:r>
+        <w:rPr>
+          <w:rFonts w:ascii="Arial" w:hAnsi="Arial" w:eastAsia="Arial" w:cs="Arial"/>
+          <w:b w:val="0"/>
+          <w:i w:val="0"/>
+          <w:color w:val="000000"/>
+          <w:sz w:val="18"/>
+          <w:highlight w:val="lightGray"/>
+        </w:rPr>
+        <w:t>D</w:t>
+      </w:r>
+      <w:r>
+        <w:rPr>
+          <w:rFonts w:ascii="Arial" w:hAnsi="Arial" w:eastAsia="Arial" w:cs="Arial"/>
+          <w:b w:val="0"/>
+          <w:i w:val="0"/>
+          <w:color w:val="000000"/>
+          <w:sz w:val="18"/>
+          <w:highlight w:val="lightGray"/>
+        </w:rPr>
+        <w:t xml:space="preserve"> </w:t>
+      </w:r>
+      <w:r>
+        <w:rPr>
+          <w:rFonts w:ascii="Arial" w:hAnsi="Arial" w:eastAsia="Arial" w:cs="Arial"/>
+          <w:b w:val="0"/>
+          <w:i w:val="0"/>
+          <w:color w:val="000000"/>
+          <w:sz w:val="18"/>
+          <w:highlight w:val="lightGray"/>
+        </w:rPr>
+        <w:t>C</w:t>
+      </w:r>
+      <w:r>
+        <w:rPr>
+          <w:rFonts w:ascii="Arial" w:hAnsi="Arial" w:eastAsia="Arial" w:cs="Arial"/>
+          <w:b w:val="0"/>
+          <w:i w:val="0"/>
+          <w:color w:val="000000"/>
+          <w:sz w:val="18"/>
+          <w:highlight w:val="lightGray"/>
+        </w:rPr>
+        <w:t>o</w:t>
+      </w:r>
+      <w:r>
+        <w:rPr>
+          <w:rFonts w:ascii="Arial" w:hAnsi="Arial" w:eastAsia="Arial" w:cs="Arial"/>
+          <w:b w:val="0"/>
+          <w:i w:val="0"/>
+          <w:color w:val="000000"/>
+          <w:sz w:val="18"/>
+          <w:highlight w:val="lightGray"/>
+        </w:rPr>
+        <w:t>l</w:t>
+      </w:r>
+      <w:r>
+        <w:rPr>
+          <w:rFonts w:ascii="Arial" w:hAnsi="Arial" w:eastAsia="Arial" w:cs="Arial"/>
+          <w:b w:val="0"/>
+          <w:i w:val="0"/>
+          <w:color w:val="000000"/>
+          <w:sz w:val="18"/>
+          <w:highlight w:val="lightGray"/>
+        </w:rPr>
+        <w:t>u</w:t>
+      </w:r>
+      <w:r>
+        <w:rPr>
+          <w:rFonts w:ascii="Arial" w:hAnsi="Arial" w:eastAsia="Arial" w:cs="Arial"/>
+          <w:b w:val="0"/>
+          <w:i w:val="0"/>
+          <w:color w:val="000000"/>
+          <w:sz w:val="18"/>
+          <w:highlight w:val="lightGray"/>
+        </w:rPr>
+        <w:t>m</w:t>
+      </w:r>
+      <w:r>
+        <w:rPr>
+          <w:rFonts w:ascii="Arial" w:hAnsi="Arial" w:eastAsia="Arial" w:cs="Arial"/>
+          <w:b w:val="0"/>
+          <w:i w:val="0"/>
+          <w:color w:val="000000"/>
+          <w:sz w:val="18"/>
+          <w:highlight w:val="lightGray"/>
+        </w:rPr>
+        <w:t>n</w:t>
+      </w:r>
+      <w:r>
+        <w:rPr>
+          <w:rFonts w:ascii="Arial" w:hAnsi="Arial" w:eastAsia="Arial" w:cs="Arial"/>
+          <w:b w:val="0"/>
+          <w:i w:val="0"/>
+          <w:color w:val="000000"/>
+          <w:sz w:val="18"/>
+          <w:highlight w:val="lightGray"/>
+        </w:rPr>
+        <w:t>:</w:t>
+      </w:r>
+      <w:r>
+        <w:rPr>
+          <w:rFonts w:ascii="Arial" w:hAnsi="Arial" w:eastAsia="Arial" w:cs="Arial"/>
+          <w:b w:val="0"/>
+          <w:i w:val="0"/>
+          <w:color w:val="000000"/>
+          <w:sz w:val="18"/>
+          <w:highlight w:val="lightGray"/>
+        </w:rPr>
+        <w:t xml:space="preserve"> </w:t>
+      </w:r>
+      <w:r>
+        <w:rPr>
+          <w:rFonts w:ascii="Arial" w:hAnsi="Arial" w:eastAsia="Arial" w:cs="Arial"/>
+          <w:b w:val="0"/>
+          <w:i w:val="0"/>
+          <w:color w:val="000000"/>
+          <w:sz w:val="18"/>
+          <w:highlight w:val="lightGray"/>
+        </w:rPr>
+        <w:t>1</w:t>
+      </w:r>
+      <w:r>
+        <w:rPr>
+          <w:rFonts w:ascii="Arial" w:hAnsi="Arial" w:eastAsia="Arial" w:cs="Arial"/>
+          <w:b w:val="0"/>
+          <w:i w:val="0"/>
+          <w:color w:val="000000"/>
+          <w:sz w:val="18"/>
+          <w:highlight w:val="lightGray"/>
+        </w:rPr>
+        <w:t>,</w:t>
+      </w:r>
+      <w:r>
+        <w:rPr>
+          <w:rFonts w:ascii="Arial" w:hAnsi="Arial" w:eastAsia="Arial" w:cs="Arial"/>
+          <w:b w:val="0"/>
+          <w:i w:val="0"/>
+          <w:color w:val="000000"/>
+          <w:sz w:val="18"/>
+          <w:highlight w:val="lightGray"/>
+        </w:rPr>
+        <w:t xml:space="preserve"> </w:t>
+      </w:r>
+      <w:r>
+        <w:rPr>
+          <w:rFonts w:ascii="Arial" w:hAnsi="Arial" w:eastAsia="Arial" w:cs="Arial"/>
+          <w:b w:val="0"/>
+          <w:i w:val="0"/>
+          <w:color w:val="000000"/>
+          <w:sz w:val="18"/>
+          <w:highlight w:val="lightGray"/>
+        </w:rPr>
+        <w:t>N</w:t>
+      </w:r>
+      <w:r>
+        <w:rPr>
+          <w:rFonts w:ascii="Arial" w:hAnsi="Arial" w:eastAsia="Arial" w:cs="Arial"/>
+          <w:b w:val="0"/>
+          <w:i w:val="0"/>
+          <w:color w:val="000000"/>
+          <w:sz w:val="18"/>
+          <w:highlight w:val="lightGray"/>
+        </w:rPr>
+        <w:t>a</w:t>
+      </w:r>
+      <w:r>
+        <w:rPr>
+          <w:rFonts w:ascii="Arial" w:hAnsi="Arial" w:eastAsia="Arial" w:cs="Arial"/>
+          <w:b w:val="0"/>
+          <w:i w:val="0"/>
+          <w:color w:val="000000"/>
+          <w:sz w:val="18"/>
+          <w:highlight w:val="lightGray"/>
+        </w:rPr>
+        <w:t>m</w:t>
+      </w:r>
+      <w:r>
+        <w:rPr>
+          <w:rFonts w:ascii="Arial" w:hAnsi="Arial" w:eastAsia="Arial" w:cs="Arial"/>
+          <w:b w:val="0"/>
+          <w:i w:val="0"/>
+          <w:color w:val="000000"/>
+          <w:sz w:val="18"/>
+          <w:highlight w:val="lightGray"/>
+        </w:rPr>
+        <w:t>e</w:t>
+      </w:r>
+      <w:r>
+        <w:rPr>
+          <w:rFonts w:ascii="Arial" w:hAnsi="Arial" w:eastAsia="Arial" w:cs="Arial"/>
+          <w:b w:val="0"/>
+          <w:i w:val="0"/>
+          <w:color w:val="000000"/>
+          <w:sz w:val="18"/>
+          <w:highlight w:val="lightGray"/>
+        </w:rPr>
+        <w:t>_</w:t>
+      </w:r>
+      <w:r>
+        <w:rPr>
+          <w:rFonts w:ascii="Arial" w:hAnsi="Arial" w:eastAsia="Arial" w:cs="Arial"/>
+          <w:b w:val="0"/>
+          <w:i w:val="0"/>
+          <w:color w:val="000000"/>
+          <w:sz w:val="18"/>
+          <w:highlight w:val="lightGray"/>
+        </w:rPr>
+        <w:t>E</w:t>
+      </w:r>
+      <w:r>
+        <w:rPr>
+          <w:rFonts w:ascii="Arial" w:hAnsi="Arial" w:eastAsia="Arial" w:cs="Arial"/>
+          <w:b w:val="0"/>
+          <w:i w:val="0"/>
+          <w:color w:val="000000"/>
+          <w:sz w:val="18"/>
+          <w:highlight w:val="lightGray"/>
+        </w:rPr>
+        <w:t>n</w:t>
+      </w:r>
+      <w:r>
+        <w:rPr>
+          <w:rFonts w:ascii="Arial" w:hAnsi="Arial" w:eastAsia="Arial" w:cs="Arial"/>
+          <w:b w:val="0"/>
+          <w:i w:val="0"/>
+          <w:color w:val="000000"/>
+          <w:sz w:val="18"/>
+          <w:highlight w:val="lightGray"/>
+        </w:rPr>
+        <w:t xml:space="preserve"> </w:t>
+      </w:r>
+      <w:r>
+        <w:rPr>
+          <w:rFonts w:ascii="Arial" w:hAnsi="Arial" w:eastAsia="Arial" w:cs="Arial"/>
+          <w:b w:val="0"/>
+          <w:i w:val="0"/>
+          <w:color w:val="000000"/>
+          <w:sz w:val="18"/>
+          <w:highlight w:val="lightGray"/>
+        </w:rPr>
+        <w:t>C</w:t>
+      </w:r>
+      <w:r>
+        <w:rPr>
+          <w:rFonts w:ascii="Arial" w:hAnsi="Arial" w:eastAsia="Arial" w:cs="Arial"/>
+          <w:b w:val="0"/>
+          <w:i w:val="0"/>
+          <w:color w:val="000000"/>
+          <w:sz w:val="18"/>
+          <w:highlight w:val="lightGray"/>
+        </w:rPr>
+        <w:t>o</w:t>
+      </w:r>
+      <w:r>
+        <w:rPr>
+          <w:rFonts w:ascii="Arial" w:hAnsi="Arial" w:eastAsia="Arial" w:cs="Arial"/>
+          <w:b w:val="0"/>
+          <w:i w:val="0"/>
+          <w:color w:val="000000"/>
+          <w:sz w:val="18"/>
+          <w:highlight w:val="lightGray"/>
+        </w:rPr>
+        <w:t>l</w:t>
+      </w:r>
+      <w:r>
+        <w:rPr>
+          <w:rFonts w:ascii="Arial" w:hAnsi="Arial" w:eastAsia="Arial" w:cs="Arial"/>
+          <w:b w:val="0"/>
+          <w:i w:val="0"/>
+          <w:color w:val="000000"/>
+          <w:sz w:val="18"/>
+          <w:highlight w:val="lightGray"/>
+        </w:rPr>
+        <w:t>u</w:t>
+      </w:r>
+      <w:r>
+        <w:rPr>
+          <w:rFonts w:ascii="Arial" w:hAnsi="Arial" w:eastAsia="Arial" w:cs="Arial"/>
+          <w:b w:val="0"/>
+          <w:i w:val="0"/>
+          <w:color w:val="000000"/>
+          <w:sz w:val="18"/>
+          <w:highlight w:val="lightGray"/>
+        </w:rPr>
+        <w:t>m</w:t>
+      </w:r>
+      <w:r>
+        <w:rPr>
+          <w:rFonts w:ascii="Arial" w:hAnsi="Arial" w:eastAsia="Arial" w:cs="Arial"/>
+          <w:b w:val="0"/>
+          <w:i w:val="0"/>
+          <w:color w:val="000000"/>
+          <w:sz w:val="18"/>
+          <w:highlight w:val="lightGray"/>
+        </w:rPr>
+        <w:t>n</w:t>
+      </w:r>
+      <w:r>
+        <w:rPr>
+          <w:rFonts w:ascii="Arial" w:hAnsi="Arial" w:eastAsia="Arial" w:cs="Arial"/>
+          <w:b w:val="0"/>
+          <w:i w:val="0"/>
+          <w:color w:val="000000"/>
+          <w:sz w:val="18"/>
+          <w:highlight w:val="lightGray"/>
+        </w:rPr>
+        <w:t>:</w:t>
+      </w:r>
+      <w:r>
+        <w:rPr>
+          <w:rFonts w:ascii="Arial" w:hAnsi="Arial" w:eastAsia="Arial" w:cs="Arial"/>
+          <w:b w:val="0"/>
+          <w:i w:val="0"/>
+          <w:color w:val="000000"/>
+          <w:sz w:val="18"/>
+          <w:highlight w:val="lightGray"/>
+        </w:rPr>
+        <w:t xml:space="preserve"> </w:t>
+      </w:r>
+      <w:r>
+        <w:rPr>
+          <w:rFonts w:ascii="Arial" w:hAnsi="Arial" w:eastAsia="Arial" w:cs="Arial"/>
+          <w:b w:val="0"/>
+          <w:i w:val="0"/>
+          <w:color w:val="000000"/>
+          <w:sz w:val="18"/>
+          <w:highlight w:val="lightGray"/>
+        </w:rPr>
+        <w:t>M</w:t>
+      </w:r>
+      <w:r>
+        <w:rPr>
+          <w:rFonts w:ascii="Arial" w:hAnsi="Arial" w:eastAsia="Arial" w:cs="Arial"/>
+          <w:b w:val="0"/>
+          <w:i w:val="0"/>
+          <w:color w:val="000000"/>
+          <w:sz w:val="18"/>
+          <w:highlight w:val="lightGray"/>
+        </w:rPr>
+        <w:t>o</w:t>
+      </w:r>
+      <w:r>
+        <w:rPr>
+          <w:rFonts w:ascii="Arial" w:hAnsi="Arial" w:eastAsia="Arial" w:cs="Arial"/>
+          <w:b w:val="0"/>
+          <w:i w:val="0"/>
+          <w:color w:val="000000"/>
+          <w:sz w:val="18"/>
+          <w:highlight w:val="lightGray"/>
+        </w:rPr>
+        <w:t>t</w:t>
+      </w:r>
+      <w:r>
+        <w:rPr>
+          <w:rFonts w:ascii="Arial" w:hAnsi="Arial" w:eastAsia="Arial" w:cs="Arial"/>
+          <w:b w:val="0"/>
+          <w:i w:val="0"/>
+          <w:color w:val="000000"/>
+          <w:sz w:val="18"/>
+          <w:highlight w:val="lightGray"/>
+        </w:rPr>
+        <w:t>a</w:t>
+      </w:r>
+      <w:r>
+        <w:rPr>
+          <w:rFonts w:ascii="Arial" w:hAnsi="Arial" w:eastAsia="Arial" w:cs="Arial"/>
+          <w:b w:val="0"/>
+          <w:i w:val="0"/>
+          <w:color w:val="000000"/>
+          <w:sz w:val="18"/>
+          <w:highlight w:val="lightGray"/>
+        </w:rPr>
+        <w:t>s</w:t>
+      </w:r>
+      <w:r>
+        <w:rPr>
+          <w:rFonts w:ascii="Arial" w:hAnsi="Arial" w:eastAsia="Arial" w:cs="Arial"/>
+          <w:b w:val="0"/>
+          <w:i w:val="0"/>
+          <w:color w:val="000000"/>
+          <w:sz w:val="18"/>
+          <w:highlight w:val="lightGray"/>
+        </w:rPr>
+        <w:t>e</w:t>
+      </w:r>
+      <w:r>
+        <w:rPr>
+          <w:rFonts w:ascii="Arial" w:hAnsi="Arial" w:eastAsia="Arial" w:cs="Arial"/>
+          <w:b w:val="0"/>
+          <w:i w:val="0"/>
+          <w:color w:val="000000"/>
+          <w:sz w:val="18"/>
+          <w:highlight w:val="lightGray"/>
+        </w:rPr>
+        <w:t>m</w:t>
+      </w:r>
+      <w:r>
+        <w:rPr>
+          <w:rFonts w:ascii="Arial" w:hAnsi="Arial" w:eastAsia="Arial" w:cs="Arial"/>
+          <w:b w:val="0"/>
+          <w:i w:val="0"/>
+          <w:color w:val="000000"/>
+          <w:sz w:val="18"/>
+          <w:highlight w:val="lightGray"/>
+        </w:rPr>
+        <w:t xml:space="preserve"> </w:t>
+      </w:r>
+      <w:r>
+        <w:rPr>
+          <w:rFonts w:ascii="Arial" w:hAnsi="Arial" w:eastAsia="Arial" w:cs="Arial"/>
+          <w:b w:val="0"/>
+          <w:i w:val="0"/>
+          <w:color w:val="000000"/>
+          <w:sz w:val="18"/>
+          <w:highlight w:val="lightGray"/>
+        </w:rPr>
+        <w:t>E</w:t>
+      </w:r>
+      <w:r>
+        <w:rPr>
+          <w:rFonts w:ascii="Arial" w:hAnsi="Arial" w:eastAsia="Arial" w:cs="Arial"/>
+          <w:b w:val="0"/>
+          <w:i w:val="0"/>
+          <w:color w:val="000000"/>
+          <w:sz w:val="18"/>
+          <w:highlight w:val="lightGray"/>
+        </w:rPr>
+        <w:t>s</w:t>
+      </w:r>
+      <w:r>
+        <w:rPr>
+          <w:rFonts w:ascii="Arial" w:hAnsi="Arial" w:eastAsia="Arial" w:cs="Arial"/>
+          <w:b w:val="0"/>
+          <w:i w:val="0"/>
+          <w:color w:val="000000"/>
+          <w:sz w:val="18"/>
+          <w:highlight w:val="lightGray"/>
+        </w:rPr>
+        <w:t>s</w:t>
+      </w:r>
+      <w:r>
+        <w:rPr>
+          <w:rFonts w:ascii="Arial" w:hAnsi="Arial" w:eastAsia="Arial" w:cs="Arial"/>
+          <w:b w:val="0"/>
+          <w:i w:val="0"/>
+          <w:color w:val="000000"/>
+          <w:sz w:val="18"/>
+          <w:highlight w:val="lightGray"/>
+        </w:rPr>
+        <w:t>a</w:t>
+      </w:r>
+      <w:r>
+        <w:rPr>
+          <w:rFonts w:ascii="Arial" w:hAnsi="Arial" w:eastAsia="Arial" w:cs="Arial"/>
+          <w:b w:val="0"/>
+          <w:i w:val="0"/>
+          <w:color w:val="000000"/>
+          <w:sz w:val="18"/>
+          <w:highlight w:val="lightGray"/>
+        </w:rPr>
+        <w:t>m</w:t>
+      </w:r>
+      <w:r>
+        <w:rPr>
+          <w:rFonts w:ascii="Arial" w:hAnsi="Arial" w:eastAsia="Arial" w:cs="Arial"/>
+          <w:b w:val="0"/>
+          <w:i w:val="0"/>
+          <w:color w:val="000000"/>
+          <w:sz w:val="18"/>
+          <w:highlight w:val="lightGray"/>
+        </w:rPr>
+        <w:t>]</w:t>
+      </w:r>
+      <w:r>
+        <w:rPr>
+          <w:rFonts w:ascii="Arial" w:hAnsi="Arial" w:eastAsia="Arial" w:cs="Arial"/>
+          <w:b w:val="0"/>
+          <w:i w:val="0"/>
+          <w:color w:val="000000"/>
+          <w:sz w:val="18"/>
+          <w:highlight w:val="lightGray"/>
+        </w:rPr>
+        <w:t xml:space="preserve"> </w:t>
+      </w:r>
+      <w:r>
+        <w:rPr>
+          <w:rFonts w:ascii="Arial" w:hAnsi="Arial" w:eastAsia="Arial" w:cs="Arial"/>
+          <w:b w:val="0"/>
+          <w:i w:val="0"/>
+          <w:color w:val="000000"/>
+          <w:sz w:val="18"/>
+          <w:highlight w:val="lightGray"/>
+        </w:rPr>
+        <w:t>-</w:t>
+      </w:r>
+      <w:r>
+        <w:rPr>
+          <w:rFonts w:ascii="Arial" w:hAnsi="Arial" w:eastAsia="Arial" w:cs="Arial"/>
+          <w:b w:val="0"/>
+          <w:i w:val="0"/>
+          <w:color w:val="000000"/>
+          <w:sz w:val="18"/>
+          <w:highlight w:val="lightGray"/>
+        </w:rPr>
+        <w:t>&gt;</w:t>
+      </w:r>
+      <w:r>
+        <w:rPr>
+          <w:rFonts w:ascii="Arial" w:hAnsi="Arial" w:eastAsia="Arial" w:cs="Arial"/>
+          <w:b w:val="0"/>
+          <w:i w:val="0"/>
+          <w:color w:val="000000"/>
+          <w:sz w:val="18"/>
+          <w:highlight w:val="lightGray"/>
+        </w:rPr>
+        <w:t xml:space="preserve"> </w:t>
+      </w:r>
+      <w:r>
+        <w:rPr>
+          <w:rFonts w:ascii="Arial" w:hAnsi="Arial" w:eastAsia="Arial" w:cs="Arial"/>
+          <w:b/>
+          <w:i w:val="0"/>
+          <w:color w:val="000000"/>
+          <w:sz w:val="18"/>
+          <w:highlight w:val="lightGray"/>
+        </w:rPr>
+        <w:t>F</w:t>
+      </w:r>
+      <w:r>
+        <w:rPr>
+          <w:rFonts w:ascii="Arial" w:hAnsi="Arial" w:eastAsia="Arial" w:cs="Arial"/>
+          <w:b/>
+          <w:i w:val="0"/>
+          <w:color w:val="000000"/>
+          <w:sz w:val="18"/>
+          <w:highlight w:val="lightGray"/>
+        </w:rPr>
+        <w:t>r</w:t>
+      </w:r>
+      <w:r>
+        <w:rPr>
+          <w:rFonts w:ascii="Arial" w:hAnsi="Arial" w:eastAsia="Arial" w:cs="Arial"/>
+          <w:b/>
+          <w:i w:val="0"/>
+          <w:color w:val="000000"/>
+          <w:sz w:val="18"/>
+          <w:highlight w:val="lightGray"/>
+        </w:rPr>
+        <w:t>o</w:t>
+      </w:r>
+      <w:r>
+        <w:rPr>
+          <w:rFonts w:ascii="Arial" w:hAnsi="Arial" w:eastAsia="Arial" w:cs="Arial"/>
+          <w:b/>
+          <w:i w:val="0"/>
+          <w:color w:val="000000"/>
+          <w:sz w:val="18"/>
+          <w:highlight w:val="lightGray"/>
+        </w:rPr>
+        <w:t>m</w:t>
+      </w:r>
+      <w:r>
+        <w:rPr>
+          <w:rFonts w:ascii="Arial" w:hAnsi="Arial" w:eastAsia="Arial" w:cs="Arial"/>
+          <w:b/>
+          <w:i w:val="0"/>
+          <w:color w:val="000000"/>
+          <w:sz w:val="18"/>
+          <w:highlight w:val="lightGray"/>
+        </w:rPr>
+        <w:t>:</w:t>
+      </w:r>
+      <w:r>
+        <w:rPr>
+          <w:rFonts w:ascii="Arial" w:hAnsi="Arial" w:eastAsia="Arial" w:cs="Arial"/>
+          <w:b w:val="0"/>
+          <w:i w:val="0"/>
+          <w:color w:val="000000"/>
+          <w:sz w:val="18"/>
+          <w:highlight w:val="lightGray"/>
+        </w:rPr>
+        <w:t xml:space="preserve"> </w:t>
+      </w:r>
+      <w:r>
+        <w:rPr>
+          <w:rFonts w:ascii="Arial" w:hAnsi="Arial" w:eastAsia="Arial" w:cs="Arial"/>
+          <w:b w:val="0"/>
+          <w:i w:val="0"/>
+          <w:color w:val="000000"/>
+          <w:sz w:val="18"/>
+          <w:highlight w:val="lightGray"/>
+        </w:rPr>
+        <w:t>[</w:t>
+      </w:r>
+      <w:r>
+        <w:rPr>
+          <w:rFonts w:ascii="Arial" w:hAnsi="Arial" w:eastAsia="Arial" w:cs="Arial"/>
+          <w:b w:val="0"/>
+          <w:i w:val="0"/>
+          <w:color w:val="000000"/>
+          <w:sz w:val="18"/>
+          <w:highlight w:val="lightGray"/>
+        </w:rPr>
+        <w:t>C</w:t>
+      </w:r>
+      <w:r>
+        <w:rPr>
+          <w:rFonts w:ascii="Arial" w:hAnsi="Arial" w:eastAsia="Arial" w:cs="Arial"/>
+          <w:b w:val="0"/>
+          <w:i w:val="0"/>
+          <w:color w:val="000000"/>
+          <w:sz w:val="18"/>
+          <w:highlight w:val="lightGray"/>
+        </w:rPr>
+        <w:t>h</w:t>
+      </w:r>
+      <w:r>
+        <w:rPr>
+          <w:rFonts w:ascii="Arial" w:hAnsi="Arial" w:eastAsia="Arial" w:cs="Arial"/>
+          <w:b w:val="0"/>
+          <w:i w:val="0"/>
+          <w:color w:val="000000"/>
+          <w:sz w:val="18"/>
+          <w:highlight w:val="lightGray"/>
+        </w:rPr>
+        <w:t>a</w:t>
+      </w:r>
+      <w:r>
+        <w:rPr>
+          <w:rFonts w:ascii="Arial" w:hAnsi="Arial" w:eastAsia="Arial" w:cs="Arial"/>
+          <w:b w:val="0"/>
+          <w:i w:val="0"/>
+          <w:color w:val="000000"/>
+          <w:sz w:val="18"/>
+          <w:highlight w:val="lightGray"/>
+        </w:rPr>
+        <w:t>t</w:t>
+      </w:r>
+      <w:r>
+        <w:rPr>
+          <w:rFonts w:ascii="Arial" w:hAnsi="Arial" w:eastAsia="Arial" w:cs="Arial"/>
+          <w:b w:val="0"/>
+          <w:i w:val="0"/>
+          <w:color w:val="000000"/>
+          <w:sz w:val="18"/>
+          <w:highlight w:val="lightGray"/>
+        </w:rPr>
+        <w:t>g</w:t>
+      </w:r>
+      <w:r>
+        <w:rPr>
+          <w:rFonts w:ascii="Arial" w:hAnsi="Arial" w:eastAsia="Arial" w:cs="Arial"/>
+          <w:b w:val="0"/>
+          <w:i w:val="0"/>
+          <w:color w:val="000000"/>
+          <w:sz w:val="18"/>
+          <w:highlight w:val="lightGray"/>
+        </w:rPr>
+        <w:t>p</w:t>
+      </w:r>
+      <w:r>
+        <w:rPr>
+          <w:rFonts w:ascii="Arial" w:hAnsi="Arial" w:eastAsia="Arial" w:cs="Arial"/>
+          <w:b w:val="0"/>
+          <w:i w:val="0"/>
+          <w:color w:val="000000"/>
+          <w:sz w:val="18"/>
+          <w:highlight w:val="lightGray"/>
+        </w:rPr>
+        <w:t>t</w:t>
+      </w:r>
+      <w:r>
+        <w:rPr>
+          <w:rFonts w:ascii="Arial" w:hAnsi="Arial" w:eastAsia="Arial" w:cs="Arial"/>
+          <w:b w:val="0"/>
+          <w:i w:val="0"/>
+          <w:color w:val="000000"/>
+          <w:sz w:val="18"/>
+          <w:highlight w:val="lightGray"/>
+        </w:rPr>
+        <w:t xml:space="preserve"> </w:t>
+      </w:r>
+      <w:r>
+        <w:rPr>
+          <w:rFonts w:ascii="Arial" w:hAnsi="Arial" w:eastAsia="Arial" w:cs="Arial"/>
+          <w:b w:val="0"/>
+          <w:i w:val="0"/>
+          <w:color w:val="000000"/>
+          <w:sz w:val="18"/>
+          <w:highlight w:val="lightGray"/>
+        </w:rPr>
+        <w:t>(</w:t>
+      </w:r>
+      <w:r>
+        <w:rPr>
+          <w:rFonts w:ascii="Arial" w:hAnsi="Arial" w:eastAsia="Arial" w:cs="Arial"/>
+          <w:b w:val="0"/>
+          <w:i w:val="0"/>
+          <w:color w:val="000000"/>
+          <w:sz w:val="18"/>
+          <w:highlight w:val="lightGray"/>
+        </w:rPr>
+        <w:t>G</w:t>
+      </w:r>
+      <w:r>
+        <w:rPr>
+          <w:rFonts w:ascii="Arial" w:hAnsi="Arial" w:eastAsia="Arial" w:cs="Arial"/>
+          <w:b w:val="0"/>
+          <w:i w:val="0"/>
+          <w:color w:val="000000"/>
+          <w:sz w:val="18"/>
+          <w:highlight w:val="lightGray"/>
+        </w:rPr>
+        <w:t>P</w:t>
+      </w:r>
+      <w:r>
+        <w:rPr>
+          <w:rFonts w:ascii="Arial" w:hAnsi="Arial" w:eastAsia="Arial" w:cs="Arial"/>
+          <w:b w:val="0"/>
+          <w:i w:val="0"/>
+          <w:color w:val="000000"/>
+          <w:sz w:val="18"/>
+          <w:highlight w:val="lightGray"/>
+        </w:rPr>
+        <w:t>T</w:t>
+      </w:r>
+      <w:r>
+        <w:rPr>
+          <w:rFonts w:ascii="Arial" w:hAnsi="Arial" w:eastAsia="Arial" w:cs="Arial"/>
+          <w:b w:val="0"/>
+          <w:i w:val="0"/>
+          <w:color w:val="000000"/>
+          <w:sz w:val="18"/>
+          <w:highlight w:val="lightGray"/>
         </w:rPr>
         <w:t>‑</w:t>
       </w:r>
       <w:r>
         <w:rPr>
-          <w:b/>
-          <w:szCs w:val="14"/>
-          <w:shd w:val="clear" w:color="auto" w:fill="B7B7B7"/>
-        </w:rPr>
-        <w:t>5 Mini) at [12/9/2025]</w:t>
+          <w:rFonts w:ascii="Arial" w:hAnsi="Arial" w:eastAsia="Arial" w:cs="Arial"/>
+          <w:b w:val="0"/>
+          <w:i w:val="0"/>
+          <w:color w:val="000000"/>
+          <w:sz w:val="18"/>
+          <w:highlight w:val="lightGray"/>
+        </w:rPr>
+        <w:t>5</w:t>
+      </w:r>
+      <w:r>
+        <w:rPr>
+          <w:rFonts w:ascii="Arial" w:hAnsi="Arial" w:eastAsia="Arial" w:cs="Arial"/>
+          <w:b w:val="0"/>
+          <w:i w:val="0"/>
+          <w:color w:val="000000"/>
+          <w:sz w:val="18"/>
+          <w:highlight w:val="lightGray"/>
+        </w:rPr>
+        <w:t xml:space="preserve"> </w:t>
+      </w:r>
+      <w:r>
+        <w:rPr>
+          <w:rFonts w:ascii="Arial" w:hAnsi="Arial" w:eastAsia="Arial" w:cs="Arial"/>
+          <w:b w:val="0"/>
+          <w:i w:val="0"/>
+          <w:color w:val="000000"/>
+          <w:sz w:val="18"/>
+          <w:highlight w:val="lightGray"/>
+        </w:rPr>
+        <w:t>M</w:t>
+      </w:r>
+      <w:r>
+        <w:rPr>
+          <w:rFonts w:ascii="Arial" w:hAnsi="Arial" w:eastAsia="Arial" w:cs="Arial"/>
+          <w:b w:val="0"/>
+          <w:i w:val="0"/>
+          <w:color w:val="000000"/>
+          <w:sz w:val="18"/>
+          <w:highlight w:val="lightGray"/>
+        </w:rPr>
+        <w:t>i</w:t>
+      </w:r>
+      <w:r>
+        <w:rPr>
+          <w:rFonts w:ascii="Arial" w:hAnsi="Arial" w:eastAsia="Arial" w:cs="Arial"/>
+          <w:b w:val="0"/>
+          <w:i w:val="0"/>
+          <w:color w:val="000000"/>
+          <w:sz w:val="18"/>
+          <w:highlight w:val="lightGray"/>
+        </w:rPr>
+        <w:t>n</w:t>
+      </w:r>
+      <w:r>
+        <w:rPr>
+          <w:rFonts w:ascii="Arial" w:hAnsi="Arial" w:eastAsia="Arial" w:cs="Arial"/>
+          <w:b w:val="0"/>
+          <w:i w:val="0"/>
+          <w:color w:val="000000"/>
+          <w:sz w:val="18"/>
+          <w:highlight w:val="lightGray"/>
+        </w:rPr>
+        <w:t>i</w:t>
+      </w:r>
+      <w:r>
+        <w:rPr>
+          <w:rFonts w:ascii="Arial" w:hAnsi="Arial" w:eastAsia="Arial" w:cs="Arial"/>
+          <w:b w:val="0"/>
+          <w:i w:val="0"/>
+          <w:color w:val="000000"/>
+          <w:sz w:val="18"/>
+          <w:highlight w:val="lightGray"/>
+        </w:rPr>
+        <w:t>)</w:t>
+      </w:r>
+      <w:r>
+        <w:rPr>
+          <w:rFonts w:ascii="Arial" w:hAnsi="Arial" w:eastAsia="Arial" w:cs="Arial"/>
+          <w:b w:val="0"/>
+          <w:i w:val="0"/>
+          <w:color w:val="000000"/>
+          <w:sz w:val="18"/>
+          <w:highlight w:val="lightGray"/>
+        </w:rPr>
+        <w:t>]</w:t>
+      </w:r>
+      <w:r>
+        <w:rPr>
+          <w:rFonts w:ascii="Arial" w:hAnsi="Arial" w:eastAsia="Arial" w:cs="Arial"/>
+          <w:b w:val="0"/>
+          <w:i w:val="0"/>
+          <w:color w:val="000000"/>
+          <w:sz w:val="18"/>
+          <w:highlight w:val="lightGray"/>
+        </w:rPr>
+        <w:t xml:space="preserve"> </w:t>
+      </w:r>
+      <w:r>
+        <w:rPr>
+          <w:rFonts w:ascii="Arial" w:hAnsi="Arial" w:eastAsia="Arial" w:cs="Arial"/>
+          <w:b/>
+          <w:i w:val="0"/>
+          <w:color w:val="000000"/>
+          <w:sz w:val="18"/>
+          <w:highlight w:val="lightGray"/>
+        </w:rPr>
+        <w:t>o</w:t>
+      </w:r>
+      <w:r>
+        <w:rPr>
+          <w:rFonts w:ascii="Arial" w:hAnsi="Arial" w:eastAsia="Arial" w:cs="Arial"/>
+          <w:b/>
+          <w:i w:val="0"/>
+          <w:color w:val="000000"/>
+          <w:sz w:val="18"/>
+          <w:highlight w:val="lightGray"/>
+        </w:rPr>
+        <w:t>n</w:t>
+      </w:r>
+      <w:r>
+        <w:rPr>
+          <w:rFonts w:ascii="Arial" w:hAnsi="Arial"/>
+          <w:b w:val="0"/>
+          <w:i w:val="0"/>
+          <w:color w:val="000000"/>
+          <w:sz w:val="18"/>
+          <w:highlight w:val="lightGray"/>
+        </w:rPr>
+        <w:t xml:space="preserve"> </w:t>
+      </w:r>
+      <w:r>
+        <w:rPr>
+          <w:rFonts w:ascii="Arial" w:hAnsi="Arial"/>
+          <w:b w:val="0"/>
+          <w:i w:val="0"/>
+          <w:color w:val="000000"/>
+          <w:sz w:val="18"/>
+          <w:highlight w:val="lightGray"/>
+        </w:rPr>
+        <w:t>[</w:t>
+      </w:r>
+      <w:r>
+        <w:rPr>
+          <w:rFonts w:ascii="Arial" w:hAnsi="Arial"/>
+          <w:b w:val="0"/>
+          <w:i w:val="0"/>
+          <w:sz w:val="18"/>
+          <w:highlight w:val="lightGray"/>
+        </w:rPr>
+        <w:t>12/9/2025]</w:t>
       </w:r>
     </w:p>
     <w:p>
@@ -885,48 +5532,1597 @@
       </w:pPr>
       <w:r>
         <w:rPr>
-          <w:b/>
-          <w:shd w:val="clear" w:color="auto" w:fill="B7B7B7"/>
-        </w:rPr>
-        <w:t># Source</w:t>
-      </w:r>
-      <w:r>
-        <w:rPr>
-          <w:shd w:val="clear" w:color="auto" w:fill="B7B7B7"/>
-        </w:rPr>
-        <w:t xml:space="preserve">: </w:t>
-      </w:r>
-      <w:r>
-        <w:rPr>
-          <w:b/>
-          <w:shd w:val="clear" w:color="auto" w:fill="B7B7B7"/>
-        </w:rPr>
-        <w:t xml:space="preserve">Chatgpt </w:t>
-      </w:r>
-      <w:r>
-        <w:rPr>
-          <w:b/>
-          <w:szCs w:val="14"/>
-          <w:shd w:val="clear" w:color="auto" w:fill="B7B7B7"/>
-        </w:rPr>
-        <w:t>(GPT</w:t>
-      </w:r>
-      <w:r>
-        <w:rPr>
-          <w:rFonts w:cs="Cambria Math"/>
-          <w:b/>
-          <w:szCs w:val="14"/>
-          <w:shd w:val="clear" w:color="auto" w:fill="B7B7B7"/>
+          <w:rFonts w:ascii="Arial" w:hAnsi="Arial" w:eastAsia="Arial" w:cs="Arial"/>
+          <w:b/>
+          <w:i w:val="0"/>
+          <w:color w:val="000000"/>
+          <w:sz w:val="18"/>
+          <w:highlight w:val="lightGray"/>
+        </w:rPr>
+        <w:t>#</w:t>
+      </w:r>
+      <w:r>
+        <w:rPr>
+          <w:rFonts w:ascii="Arial" w:hAnsi="Arial" w:eastAsia="Arial" w:cs="Arial"/>
+          <w:b/>
+          <w:i w:val="0"/>
+          <w:color w:val="000000"/>
+          <w:sz w:val="18"/>
+          <w:highlight w:val="lightGray"/>
+        </w:rPr>
+        <w:t xml:space="preserve"> </w:t>
+      </w:r>
+      <w:r>
+        <w:rPr>
+          <w:rFonts w:ascii="Arial" w:hAnsi="Arial" w:eastAsia="Arial" w:cs="Arial"/>
+          <w:b/>
+          <w:i w:val="0"/>
+          <w:color w:val="000000"/>
+          <w:sz w:val="18"/>
+          <w:highlight w:val="lightGray"/>
+        </w:rPr>
+        <w:t>S</w:t>
+      </w:r>
+      <w:r>
+        <w:rPr>
+          <w:rFonts w:ascii="Arial" w:hAnsi="Arial" w:eastAsia="Arial" w:cs="Arial"/>
+          <w:b/>
+          <w:i w:val="0"/>
+          <w:color w:val="000000"/>
+          <w:sz w:val="18"/>
+          <w:highlight w:val="lightGray"/>
+        </w:rPr>
+        <w:t>o</w:t>
+      </w:r>
+      <w:r>
+        <w:rPr>
+          <w:rFonts w:ascii="Arial" w:hAnsi="Arial" w:eastAsia="Arial" w:cs="Arial"/>
+          <w:b/>
+          <w:i w:val="0"/>
+          <w:color w:val="000000"/>
+          <w:sz w:val="18"/>
+          <w:highlight w:val="lightGray"/>
+        </w:rPr>
+        <w:t>u</w:t>
+      </w:r>
+      <w:r>
+        <w:rPr>
+          <w:rFonts w:ascii="Arial" w:hAnsi="Arial" w:eastAsia="Arial" w:cs="Arial"/>
+          <w:b/>
+          <w:i w:val="0"/>
+          <w:color w:val="000000"/>
+          <w:sz w:val="18"/>
+          <w:highlight w:val="lightGray"/>
+        </w:rPr>
+        <w:t>r</w:t>
+      </w:r>
+      <w:r>
+        <w:rPr>
+          <w:rFonts w:ascii="Arial" w:hAnsi="Arial" w:eastAsia="Arial" w:cs="Arial"/>
+          <w:b/>
+          <w:i w:val="0"/>
+          <w:color w:val="000000"/>
+          <w:sz w:val="18"/>
+          <w:highlight w:val="lightGray"/>
+        </w:rPr>
+        <w:t>c</w:t>
+      </w:r>
+      <w:r>
+        <w:rPr>
+          <w:rFonts w:ascii="Arial" w:hAnsi="Arial" w:eastAsia="Arial" w:cs="Arial"/>
+          <w:b/>
+          <w:i w:val="0"/>
+          <w:color w:val="000000"/>
+          <w:sz w:val="18"/>
+          <w:highlight w:val="lightGray"/>
+        </w:rPr>
+        <w:t>e</w:t>
+      </w:r>
+      <w:r>
+        <w:rPr>
+          <w:rFonts w:ascii="Arial" w:hAnsi="Arial" w:eastAsia="Arial" w:cs="Arial"/>
+          <w:b/>
+          <w:i w:val="0"/>
+          <w:color w:val="000000"/>
+          <w:sz w:val="18"/>
+          <w:highlight w:val="lightGray"/>
+        </w:rPr>
+        <w:t>:</w:t>
+      </w:r>
+      <w:r>
+        <w:rPr>
+          <w:rFonts w:ascii="Arial" w:hAnsi="Arial" w:eastAsia="Arial" w:cs="Arial"/>
+          <w:b/>
+          <w:i w:val="0"/>
+          <w:color w:val="000000"/>
+          <w:sz w:val="18"/>
+          <w:highlight w:val="lightGray"/>
+        </w:rPr>
+        <w:t xml:space="preserve"> </w:t>
+      </w:r>
+      <w:r>
+        <w:rPr>
+          <w:rFonts w:ascii="Arial" w:hAnsi="Arial" w:eastAsia="Arial" w:cs="Arial"/>
+          <w:b/>
+          <w:i w:val="0"/>
+          <w:color w:val="000000"/>
+          <w:sz w:val="18"/>
+          <w:highlight w:val="lightGray"/>
+        </w:rPr>
+        <w:t>A</w:t>
+      </w:r>
+      <w:r>
+        <w:rPr>
+          <w:rFonts w:ascii="Arial" w:hAnsi="Arial" w:eastAsia="Arial" w:cs="Arial"/>
+          <w:b/>
+          <w:i w:val="0"/>
+          <w:color w:val="000000"/>
+          <w:sz w:val="18"/>
+          <w:highlight w:val="lightGray"/>
+        </w:rPr>
+        <w:t>I</w:t>
+      </w:r>
+      <w:r>
+        <w:rPr>
+          <w:rFonts w:ascii="Arial" w:hAnsi="Arial" w:eastAsia="Arial" w:cs="Arial"/>
+          <w:b/>
+          <w:i w:val="0"/>
+          <w:color w:val="000000"/>
+          <w:sz w:val="18"/>
+          <w:highlight w:val="lightGray"/>
+        </w:rPr>
+        <w:t xml:space="preserve"> </w:t>
+      </w:r>
+      <w:r>
+        <w:rPr>
+          <w:rFonts w:ascii="Arial" w:hAnsi="Arial" w:eastAsia="Arial" w:cs="Arial"/>
+          <w:b/>
+          <w:i w:val="0"/>
+          <w:color w:val="000000"/>
+          <w:sz w:val="18"/>
+          <w:highlight w:val="lightGray"/>
+        </w:rPr>
+        <w:t>S</w:t>
+      </w:r>
+      <w:r>
+        <w:rPr>
+          <w:rFonts w:ascii="Arial" w:hAnsi="Arial" w:eastAsia="Arial" w:cs="Arial"/>
+          <w:b/>
+          <w:i w:val="0"/>
+          <w:color w:val="000000"/>
+          <w:sz w:val="18"/>
+          <w:highlight w:val="lightGray"/>
+        </w:rPr>
+        <w:t>o</w:t>
+      </w:r>
+      <w:r>
+        <w:rPr>
+          <w:rFonts w:ascii="Arial" w:hAnsi="Arial" w:eastAsia="Arial" w:cs="Arial"/>
+          <w:b/>
+          <w:i w:val="0"/>
+          <w:color w:val="000000"/>
+          <w:sz w:val="18"/>
+          <w:highlight w:val="lightGray"/>
+        </w:rPr>
+        <w:t>u</w:t>
+      </w:r>
+      <w:r>
+        <w:rPr>
+          <w:rFonts w:ascii="Arial" w:hAnsi="Arial" w:eastAsia="Arial" w:cs="Arial"/>
+          <w:b/>
+          <w:i w:val="0"/>
+          <w:color w:val="000000"/>
+          <w:sz w:val="18"/>
+          <w:highlight w:val="lightGray"/>
+        </w:rPr>
+        <w:t>r</w:t>
+      </w:r>
+      <w:r>
+        <w:rPr>
+          <w:rFonts w:ascii="Arial" w:hAnsi="Arial" w:eastAsia="Arial" w:cs="Arial"/>
+          <w:b/>
+          <w:i w:val="0"/>
+          <w:color w:val="000000"/>
+          <w:sz w:val="18"/>
+          <w:highlight w:val="lightGray"/>
+        </w:rPr>
+        <w:t>c</w:t>
+      </w:r>
+      <w:r>
+        <w:rPr>
+          <w:rFonts w:ascii="Arial" w:hAnsi="Arial" w:eastAsia="Arial" w:cs="Arial"/>
+          <w:b/>
+          <w:i w:val="0"/>
+          <w:color w:val="000000"/>
+          <w:sz w:val="18"/>
+          <w:highlight w:val="lightGray"/>
+        </w:rPr>
+        <w:t>e</w:t>
+      </w:r>
+      <w:r>
+        <w:rPr>
+          <w:rFonts w:ascii="Arial" w:hAnsi="Arial" w:eastAsia="Arial" w:cs="Arial"/>
+          <w:b/>
+          <w:i w:val="0"/>
+          <w:color w:val="000000"/>
+          <w:sz w:val="18"/>
+          <w:highlight w:val="lightGray"/>
+        </w:rPr>
+        <w:t>:</w:t>
+      </w:r>
+      <w:r>
+        <w:rPr>
+          <w:rFonts w:ascii="Arial" w:hAnsi="Arial" w:eastAsia="Arial" w:cs="Arial"/>
+          <w:b/>
+          <w:i w:val="0"/>
+          <w:color w:val="000000"/>
+          <w:sz w:val="18"/>
+          <w:highlight w:val="lightGray"/>
+        </w:rPr>
+        <w:t xml:space="preserve"> </w:t>
+      </w:r>
+      <w:r>
+        <w:rPr>
+          <w:rFonts w:ascii="Arial" w:hAnsi="Arial" w:eastAsia="Arial" w:cs="Arial"/>
+          <w:b/>
+          <w:i w:val="0"/>
+          <w:color w:val="000000"/>
+          <w:sz w:val="18"/>
+          <w:highlight w:val="lightGray"/>
+        </w:rPr>
+        <w:t>P</w:t>
+      </w:r>
+      <w:r>
+        <w:rPr>
+          <w:rFonts w:ascii="Arial" w:hAnsi="Arial" w:eastAsia="Arial" w:cs="Arial"/>
+          <w:b/>
+          <w:i w:val="0"/>
+          <w:color w:val="000000"/>
+          <w:sz w:val="18"/>
+          <w:highlight w:val="lightGray"/>
+        </w:rPr>
+        <w:t>r</w:t>
+      </w:r>
+      <w:r>
+        <w:rPr>
+          <w:rFonts w:ascii="Arial" w:hAnsi="Arial" w:eastAsia="Arial" w:cs="Arial"/>
+          <w:b/>
+          <w:i w:val="0"/>
+          <w:color w:val="000000"/>
+          <w:sz w:val="18"/>
+          <w:highlight w:val="lightGray"/>
+        </w:rPr>
+        <w:t>o</w:t>
+      </w:r>
+      <w:r>
+        <w:rPr>
+          <w:rFonts w:ascii="Arial" w:hAnsi="Arial" w:eastAsia="Arial" w:cs="Arial"/>
+          <w:b/>
+          <w:i w:val="0"/>
+          <w:color w:val="000000"/>
+          <w:sz w:val="18"/>
+          <w:highlight w:val="lightGray"/>
+        </w:rPr>
+        <w:t>v</w:t>
+      </w:r>
+      <w:r>
+        <w:rPr>
+          <w:rFonts w:ascii="Arial" w:hAnsi="Arial" w:eastAsia="Arial" w:cs="Arial"/>
+          <w:b/>
+          <w:i w:val="0"/>
+          <w:color w:val="000000"/>
+          <w:sz w:val="18"/>
+          <w:highlight w:val="lightGray"/>
+        </w:rPr>
+        <w:t>i</w:t>
+      </w:r>
+      <w:r>
+        <w:rPr>
+          <w:rFonts w:ascii="Arial" w:hAnsi="Arial" w:eastAsia="Arial" w:cs="Arial"/>
+          <w:b/>
+          <w:i w:val="0"/>
+          <w:color w:val="000000"/>
+          <w:sz w:val="18"/>
+          <w:highlight w:val="lightGray"/>
+        </w:rPr>
+        <w:t>d</w:t>
+      </w:r>
+      <w:r>
+        <w:rPr>
+          <w:rFonts w:ascii="Arial" w:hAnsi="Arial" w:eastAsia="Arial" w:cs="Arial"/>
+          <w:b/>
+          <w:i w:val="0"/>
+          <w:color w:val="000000"/>
+          <w:sz w:val="18"/>
+          <w:highlight w:val="lightGray"/>
+        </w:rPr>
+        <w:t>e</w:t>
+      </w:r>
+      <w:r>
+        <w:rPr>
+          <w:rFonts w:ascii="Arial" w:hAnsi="Arial" w:eastAsia="Arial" w:cs="Arial"/>
+          <w:b/>
+          <w:i w:val="0"/>
+          <w:color w:val="000000"/>
+          <w:sz w:val="18"/>
+          <w:highlight w:val="lightGray"/>
+        </w:rPr>
+        <w:t>d</w:t>
+      </w:r>
+      <w:r>
+        <w:rPr>
+          <w:rFonts w:ascii="Arial" w:hAnsi="Arial" w:eastAsia="Arial" w:cs="Arial"/>
+          <w:b/>
+          <w:i w:val="0"/>
+          <w:color w:val="000000"/>
+          <w:sz w:val="18"/>
+          <w:highlight w:val="lightGray"/>
+        </w:rPr>
+        <w:t xml:space="preserve"> </w:t>
+      </w:r>
+      <w:r>
+        <w:rPr>
+          <w:rFonts w:ascii="Arial" w:hAnsi="Arial" w:eastAsia="Arial" w:cs="Arial"/>
+          <w:b/>
+          <w:i w:val="0"/>
+          <w:color w:val="000000"/>
+          <w:sz w:val="18"/>
+          <w:highlight w:val="lightGray"/>
+        </w:rPr>
+        <w:t>b</w:t>
+      </w:r>
+      <w:r>
+        <w:rPr>
+          <w:rFonts w:ascii="Arial" w:hAnsi="Arial" w:eastAsia="Arial" w:cs="Arial"/>
+          <w:b/>
+          <w:i w:val="0"/>
+          <w:color w:val="000000"/>
+          <w:sz w:val="18"/>
+          <w:highlight w:val="lightGray"/>
+        </w:rPr>
+        <w:t>y</w:t>
+      </w:r>
+      <w:r>
+        <w:rPr>
+          <w:rFonts w:ascii="Arial" w:hAnsi="Arial" w:eastAsia="Arial" w:cs="Arial"/>
+          <w:b/>
+          <w:i w:val="0"/>
+          <w:color w:val="000000"/>
+          <w:sz w:val="18"/>
+          <w:highlight w:val="lightGray"/>
+        </w:rPr>
+        <w:t>:</w:t>
+      </w:r>
+      <w:r>
+        <w:rPr>
+          <w:rFonts w:ascii="Arial" w:hAnsi="Arial" w:eastAsia="Arial" w:cs="Arial"/>
+          <w:b/>
+          <w:i w:val="0"/>
+          <w:color w:val="000000"/>
+          <w:sz w:val="18"/>
+          <w:highlight w:val="lightGray"/>
+        </w:rPr>
+        <w:t xml:space="preserve"> </w:t>
+      </w:r>
+      <w:r>
+        <w:rPr>
+          <w:rFonts w:ascii="Arial" w:hAnsi="Arial" w:eastAsia="Arial" w:cs="Arial"/>
+          <w:b/>
+          <w:i w:val="0"/>
+          <w:color w:val="000000"/>
+          <w:sz w:val="18"/>
+          <w:highlight w:val="lightGray"/>
+        </w:rPr>
+        <w:t>[</w:t>
+      </w:r>
+      <w:r>
+        <w:rPr>
+          <w:rFonts w:ascii="Arial" w:hAnsi="Arial" w:eastAsia="Arial" w:cs="Arial"/>
+          <w:b/>
+          <w:i w:val="0"/>
+          <w:color w:val="000000"/>
+          <w:sz w:val="18"/>
+          <w:highlight w:val="lightGray"/>
+        </w:rPr>
+        <w:t>D</w:t>
+      </w:r>
+      <w:r>
+        <w:rPr>
+          <w:rFonts w:ascii="Arial" w:hAnsi="Arial" w:eastAsia="Arial" w:cs="Arial"/>
+          <w:b/>
+          <w:i w:val="0"/>
+          <w:color w:val="000000"/>
+          <w:sz w:val="18"/>
+          <w:highlight w:val="lightGray"/>
+        </w:rPr>
+        <w:t>a</w:t>
+      </w:r>
+      <w:r>
+        <w:rPr>
+          <w:rFonts w:ascii="Arial" w:hAnsi="Arial" w:eastAsia="Arial" w:cs="Arial"/>
+          <w:b/>
+          <w:i w:val="0"/>
+          <w:color w:val="000000"/>
+          <w:sz w:val="18"/>
+          <w:highlight w:val="lightGray"/>
+        </w:rPr>
+        <w:t>t</w:t>
+      </w:r>
+      <w:r>
+        <w:rPr>
+          <w:rFonts w:ascii="Arial" w:hAnsi="Arial" w:eastAsia="Arial" w:cs="Arial"/>
+          <w:b/>
+          <w:i w:val="0"/>
+          <w:color w:val="000000"/>
+          <w:sz w:val="18"/>
+          <w:highlight w:val="lightGray"/>
+        </w:rPr>
+        <w:t>a</w:t>
+      </w:r>
+      <w:r>
+        <w:rPr>
+          <w:rFonts w:ascii="Arial" w:hAnsi="Arial" w:eastAsia="Arial" w:cs="Arial"/>
+          <w:b/>
+          <w:i w:val="0"/>
+          <w:color w:val="000000"/>
+          <w:sz w:val="18"/>
+          <w:highlight w:val="lightGray"/>
+        </w:rPr>
+        <w:t xml:space="preserve"> </w:t>
+      </w:r>
+      <w:r>
+        <w:rPr>
+          <w:rFonts w:ascii="Arial" w:hAnsi="Arial" w:eastAsia="Arial" w:cs="Arial"/>
+          <w:b/>
+          <w:i w:val="0"/>
+          <w:color w:val="000000"/>
+          <w:sz w:val="18"/>
+          <w:highlight w:val="lightGray"/>
+        </w:rPr>
+        <w:t>P</w:t>
+      </w:r>
+      <w:r>
+        <w:rPr>
+          <w:rFonts w:ascii="Arial" w:hAnsi="Arial" w:eastAsia="Arial" w:cs="Arial"/>
+          <w:b/>
+          <w:i w:val="0"/>
+          <w:color w:val="000000"/>
+          <w:sz w:val="18"/>
+          <w:highlight w:val="lightGray"/>
+        </w:rPr>
+        <w:t>a</w:t>
+      </w:r>
+      <w:r>
+        <w:rPr>
+          <w:rFonts w:ascii="Arial" w:hAnsi="Arial" w:eastAsia="Arial" w:cs="Arial"/>
+          <w:b/>
+          <w:i w:val="0"/>
+          <w:color w:val="000000"/>
+          <w:sz w:val="18"/>
+          <w:highlight w:val="lightGray"/>
+        </w:rPr>
+        <w:t>t</w:t>
+      </w:r>
+      <w:r>
+        <w:rPr>
+          <w:rFonts w:ascii="Arial" w:hAnsi="Arial" w:eastAsia="Arial" w:cs="Arial"/>
+          <w:b/>
+          <w:i w:val="0"/>
+          <w:color w:val="000000"/>
+          <w:sz w:val="18"/>
+          <w:highlight w:val="lightGray"/>
+        </w:rPr>
+        <w:t>h</w:t>
+      </w:r>
+      <w:r>
+        <w:rPr>
+          <w:rFonts w:ascii="Arial" w:hAnsi="Arial" w:eastAsia="Arial" w:cs="Arial"/>
+          <w:b w:val="0"/>
+          <w:i w:val="0"/>
+          <w:color w:val="000000"/>
+          <w:sz w:val="18"/>
+          <w:highlight w:val="lightGray"/>
+        </w:rPr>
+        <w:t>:</w:t>
+      </w:r>
+      <w:r>
+        <w:rPr>
+          <w:rFonts w:ascii="Arial" w:hAnsi="Arial" w:eastAsia="Arial" w:cs="Arial"/>
+          <w:b w:val="0"/>
+          <w:i w:val="0"/>
+          <w:color w:val="000000"/>
+          <w:sz w:val="18"/>
+          <w:highlight w:val="lightGray"/>
+        </w:rPr>
+        <w:t xml:space="preserve"> </w:t>
+      </w:r>
+      <w:r>
+        <w:rPr>
+          <w:rFonts w:ascii="Arial" w:hAnsi="Arial" w:eastAsia="Arial" w:cs="Arial"/>
+          <w:b w:val="0"/>
+          <w:i w:val="0"/>
+          <w:color w:val="000000"/>
+          <w:sz w:val="18"/>
+          <w:highlight w:val="lightGray"/>
+        </w:rPr>
+        <w:t>P</w:t>
+      </w:r>
+      <w:r>
+        <w:rPr>
+          <w:rFonts w:ascii="Arial" w:hAnsi="Arial" w:eastAsia="Arial" w:cs="Arial"/>
+          <w:b w:val="0"/>
+          <w:i w:val="0"/>
+          <w:color w:val="000000"/>
+          <w:sz w:val="18"/>
+          <w:highlight w:val="lightGray"/>
+        </w:rPr>
+        <w:t>e</w:t>
+      </w:r>
+      <w:r>
+        <w:rPr>
+          <w:rFonts w:ascii="Arial" w:hAnsi="Arial" w:eastAsia="Arial" w:cs="Arial"/>
+          <w:b w:val="0"/>
+          <w:i w:val="0"/>
+          <w:color w:val="000000"/>
+          <w:sz w:val="18"/>
+          <w:highlight w:val="lightGray"/>
+        </w:rPr>
+        <w:t>r</w:t>
+      </w:r>
+      <w:r>
+        <w:rPr>
+          <w:rFonts w:ascii="Arial" w:hAnsi="Arial" w:eastAsia="Arial" w:cs="Arial"/>
+          <w:b w:val="0"/>
+          <w:i w:val="0"/>
+          <w:color w:val="000000"/>
+          <w:sz w:val="18"/>
+          <w:highlight w:val="lightGray"/>
+        </w:rPr>
+        <w:t>s</w:t>
+      </w:r>
+      <w:r>
+        <w:rPr>
+          <w:rFonts w:ascii="Arial" w:hAnsi="Arial" w:eastAsia="Arial" w:cs="Arial"/>
+          <w:b w:val="0"/>
+          <w:i w:val="0"/>
+          <w:color w:val="000000"/>
+          <w:sz w:val="18"/>
+          <w:highlight w:val="lightGray"/>
+        </w:rPr>
+        <w:t>o</w:t>
+      </w:r>
+      <w:r>
+        <w:rPr>
+          <w:rFonts w:ascii="Arial" w:hAnsi="Arial" w:eastAsia="Arial" w:cs="Arial"/>
+          <w:b w:val="0"/>
+          <w:i w:val="0"/>
+          <w:color w:val="000000"/>
+          <w:sz w:val="18"/>
+          <w:highlight w:val="lightGray"/>
+        </w:rPr>
+        <w:t>n</w:t>
+      </w:r>
+      <w:r>
+        <w:rPr>
+          <w:rFonts w:ascii="Arial" w:hAnsi="Arial" w:eastAsia="Arial" w:cs="Arial"/>
+          <w:b w:val="0"/>
+          <w:i w:val="0"/>
+          <w:color w:val="000000"/>
+          <w:sz w:val="18"/>
+          <w:highlight w:val="lightGray"/>
+        </w:rPr>
+        <w:t>s</w:t>
+      </w:r>
+      <w:r>
+        <w:rPr>
+          <w:rFonts w:ascii="Arial" w:hAnsi="Arial" w:eastAsia="Arial" w:cs="Arial"/>
+          <w:b w:val="0"/>
+          <w:i w:val="0"/>
+          <w:color w:val="000000"/>
+          <w:sz w:val="18"/>
+          <w:highlight w:val="lightGray"/>
+        </w:rPr>
+        <w:t xml:space="preserve"> </w:t>
+      </w:r>
+      <w:r>
+        <w:rPr>
+          <w:rFonts w:ascii="Arial" w:hAnsi="Arial" w:eastAsia="Arial" w:cs="Arial"/>
+          <w:b w:val="0"/>
+          <w:i w:val="0"/>
+          <w:color w:val="000000"/>
+          <w:sz w:val="18"/>
+          <w:highlight w:val="lightGray"/>
+        </w:rPr>
+        <w:t>T</w:t>
+      </w:r>
+      <w:r>
+        <w:rPr>
+          <w:rFonts w:ascii="Arial" w:hAnsi="Arial" w:eastAsia="Arial" w:cs="Arial"/>
+          <w:b w:val="0"/>
+          <w:i w:val="0"/>
+          <w:color w:val="000000"/>
+          <w:sz w:val="18"/>
+          <w:highlight w:val="lightGray"/>
+        </w:rPr>
+        <w:t>a</w:t>
+      </w:r>
+      <w:r>
+        <w:rPr>
+          <w:rFonts w:ascii="Arial" w:hAnsi="Arial" w:eastAsia="Arial" w:cs="Arial"/>
+          <w:b w:val="0"/>
+          <w:i w:val="0"/>
+          <w:color w:val="000000"/>
+          <w:sz w:val="18"/>
+          <w:highlight w:val="lightGray"/>
+        </w:rPr>
+        <w:t>b</w:t>
+      </w:r>
+      <w:r>
+        <w:rPr>
+          <w:rFonts w:ascii="Arial" w:hAnsi="Arial" w:eastAsia="Arial" w:cs="Arial"/>
+          <w:b w:val="0"/>
+          <w:i w:val="0"/>
+          <w:color w:val="000000"/>
+          <w:sz w:val="18"/>
+          <w:highlight w:val="lightGray"/>
+        </w:rPr>
+        <w:t>l</w:t>
+      </w:r>
+      <w:r>
+        <w:rPr>
+          <w:rFonts w:ascii="Arial" w:hAnsi="Arial" w:eastAsia="Arial" w:cs="Arial"/>
+          <w:b w:val="0"/>
+          <w:i w:val="0"/>
+          <w:color w:val="000000"/>
+          <w:sz w:val="18"/>
+          <w:highlight w:val="lightGray"/>
+        </w:rPr>
+        <w:t>e</w:t>
+      </w:r>
+      <w:r>
+        <w:rPr>
+          <w:rFonts w:ascii="Arial" w:hAnsi="Arial" w:eastAsia="Arial" w:cs="Arial"/>
+          <w:b w:val="0"/>
+          <w:i w:val="0"/>
+          <w:color w:val="000000"/>
+          <w:sz w:val="18"/>
+          <w:highlight w:val="lightGray"/>
+        </w:rPr>
+        <w:t xml:space="preserve"> </w:t>
+      </w:r>
+      <w:r>
+        <w:rPr>
+          <w:rFonts w:ascii="Arial" w:hAnsi="Arial" w:eastAsia="Arial" w:cs="Arial"/>
+          <w:b w:val="0"/>
+          <w:i w:val="0"/>
+          <w:color w:val="000000"/>
+          <w:sz w:val="18"/>
+          <w:highlight w:val="lightGray"/>
+        </w:rPr>
+        <w:t>-</w:t>
+      </w:r>
+      <w:r>
+        <w:rPr>
+          <w:rFonts w:ascii="Arial" w:hAnsi="Arial" w:eastAsia="Arial" w:cs="Arial"/>
+          <w:b w:val="0"/>
+          <w:i w:val="0"/>
+          <w:color w:val="000000"/>
+          <w:sz w:val="18"/>
+          <w:highlight w:val="lightGray"/>
+        </w:rPr>
+        <w:t>&gt;</w:t>
+      </w:r>
+      <w:r>
+        <w:rPr>
+          <w:rFonts w:ascii="Arial" w:hAnsi="Arial" w:eastAsia="Arial" w:cs="Arial"/>
+          <w:b w:val="0"/>
+          <w:i w:val="0"/>
+          <w:color w:val="000000"/>
+          <w:sz w:val="18"/>
+          <w:highlight w:val="lightGray"/>
+        </w:rPr>
+        <w:t xml:space="preserve"> </w:t>
+      </w:r>
+      <w:r>
+        <w:rPr>
+          <w:rFonts w:ascii="Arial" w:hAnsi="Arial" w:eastAsia="Arial" w:cs="Arial"/>
+          <w:b w:val="0"/>
+          <w:i w:val="0"/>
+          <w:color w:val="000000"/>
+          <w:sz w:val="18"/>
+          <w:highlight w:val="lightGray"/>
+        </w:rPr>
+        <w:t>I</w:t>
+      </w:r>
+      <w:r>
+        <w:rPr>
+          <w:rFonts w:ascii="Arial" w:hAnsi="Arial" w:eastAsia="Arial" w:cs="Arial"/>
+          <w:b w:val="0"/>
+          <w:i w:val="0"/>
+          <w:color w:val="000000"/>
+          <w:sz w:val="18"/>
+          <w:highlight w:val="lightGray"/>
+        </w:rPr>
+        <w:t>D</w:t>
+      </w:r>
+      <w:r>
+        <w:rPr>
+          <w:rFonts w:ascii="Arial" w:hAnsi="Arial" w:eastAsia="Arial" w:cs="Arial"/>
+          <w:b w:val="0"/>
+          <w:i w:val="0"/>
+          <w:color w:val="000000"/>
+          <w:sz w:val="18"/>
+          <w:highlight w:val="lightGray"/>
+        </w:rPr>
+        <w:t xml:space="preserve"> </w:t>
+      </w:r>
+      <w:r>
+        <w:rPr>
+          <w:rFonts w:ascii="Arial" w:hAnsi="Arial" w:eastAsia="Arial" w:cs="Arial"/>
+          <w:b w:val="0"/>
+          <w:i w:val="0"/>
+          <w:color w:val="000000"/>
+          <w:sz w:val="18"/>
+          <w:highlight w:val="lightGray"/>
+        </w:rPr>
+        <w:t>C</w:t>
+      </w:r>
+      <w:r>
+        <w:rPr>
+          <w:rFonts w:ascii="Arial" w:hAnsi="Arial" w:eastAsia="Arial" w:cs="Arial"/>
+          <w:b w:val="0"/>
+          <w:i w:val="0"/>
+          <w:color w:val="000000"/>
+          <w:sz w:val="18"/>
+          <w:highlight w:val="lightGray"/>
+        </w:rPr>
+        <w:t>o</w:t>
+      </w:r>
+      <w:r>
+        <w:rPr>
+          <w:rFonts w:ascii="Arial" w:hAnsi="Arial" w:eastAsia="Arial" w:cs="Arial"/>
+          <w:b w:val="0"/>
+          <w:i w:val="0"/>
+          <w:color w:val="000000"/>
+          <w:sz w:val="18"/>
+          <w:highlight w:val="lightGray"/>
+        </w:rPr>
+        <w:t>l</w:t>
+      </w:r>
+      <w:r>
+        <w:rPr>
+          <w:rFonts w:ascii="Arial" w:hAnsi="Arial" w:eastAsia="Arial" w:cs="Arial"/>
+          <w:b w:val="0"/>
+          <w:i w:val="0"/>
+          <w:color w:val="000000"/>
+          <w:sz w:val="18"/>
+          <w:highlight w:val="lightGray"/>
+        </w:rPr>
+        <w:t>u</w:t>
+      </w:r>
+      <w:r>
+        <w:rPr>
+          <w:rFonts w:ascii="Arial" w:hAnsi="Arial" w:eastAsia="Arial" w:cs="Arial"/>
+          <w:b w:val="0"/>
+          <w:i w:val="0"/>
+          <w:color w:val="000000"/>
+          <w:sz w:val="18"/>
+          <w:highlight w:val="lightGray"/>
+        </w:rPr>
+        <w:t>m</w:t>
+      </w:r>
+      <w:r>
+        <w:rPr>
+          <w:rFonts w:ascii="Arial" w:hAnsi="Arial" w:eastAsia="Arial" w:cs="Arial"/>
+          <w:b w:val="0"/>
+          <w:i w:val="0"/>
+          <w:color w:val="000000"/>
+          <w:sz w:val="18"/>
+          <w:highlight w:val="lightGray"/>
+        </w:rPr>
+        <w:t>n</w:t>
+      </w:r>
+      <w:r>
+        <w:rPr>
+          <w:rFonts w:ascii="Arial" w:hAnsi="Arial" w:eastAsia="Arial" w:cs="Arial"/>
+          <w:b w:val="0"/>
+          <w:i w:val="0"/>
+          <w:color w:val="000000"/>
+          <w:sz w:val="18"/>
+          <w:highlight w:val="lightGray"/>
+        </w:rPr>
+        <w:t>:</w:t>
+      </w:r>
+      <w:r>
+        <w:rPr>
+          <w:rFonts w:ascii="Arial" w:hAnsi="Arial" w:eastAsia="Arial" w:cs="Arial"/>
+          <w:b w:val="0"/>
+          <w:i w:val="0"/>
+          <w:color w:val="000000"/>
+          <w:sz w:val="18"/>
+          <w:highlight w:val="lightGray"/>
+        </w:rPr>
+        <w:t xml:space="preserve"> </w:t>
+      </w:r>
+      <w:r>
+        <w:rPr>
+          <w:rFonts w:ascii="Arial" w:hAnsi="Arial" w:eastAsia="Arial" w:cs="Arial"/>
+          <w:b w:val="0"/>
+          <w:i w:val="0"/>
+          <w:color w:val="000000"/>
+          <w:sz w:val="18"/>
+          <w:highlight w:val="lightGray"/>
+        </w:rPr>
+        <w:t>1</w:t>
+      </w:r>
+      <w:r>
+        <w:rPr>
+          <w:rFonts w:ascii="Arial" w:hAnsi="Arial" w:eastAsia="Arial" w:cs="Arial"/>
+          <w:b w:val="0"/>
+          <w:i w:val="0"/>
+          <w:color w:val="000000"/>
+          <w:sz w:val="18"/>
+          <w:highlight w:val="lightGray"/>
+        </w:rPr>
+        <w:t>,</w:t>
+      </w:r>
+      <w:r>
+        <w:rPr>
+          <w:rFonts w:ascii="Arial" w:hAnsi="Arial" w:eastAsia="Arial" w:cs="Arial"/>
+          <w:b w:val="0"/>
+          <w:i w:val="0"/>
+          <w:color w:val="000000"/>
+          <w:sz w:val="18"/>
+          <w:highlight w:val="lightGray"/>
+        </w:rPr>
+        <w:t xml:space="preserve"> </w:t>
+      </w:r>
+      <w:r>
+        <w:rPr>
+          <w:rFonts w:ascii="Arial" w:hAnsi="Arial" w:eastAsia="Arial" w:cs="Arial"/>
+          <w:b w:val="0"/>
+          <w:i w:val="0"/>
+          <w:color w:val="000000"/>
+          <w:sz w:val="18"/>
+          <w:highlight w:val="lightGray"/>
+        </w:rPr>
+        <w:t>N</w:t>
+      </w:r>
+      <w:r>
+        <w:rPr>
+          <w:rFonts w:ascii="Arial" w:hAnsi="Arial" w:eastAsia="Arial" w:cs="Arial"/>
+          <w:b w:val="0"/>
+          <w:i w:val="0"/>
+          <w:color w:val="000000"/>
+          <w:sz w:val="18"/>
+          <w:highlight w:val="lightGray"/>
+        </w:rPr>
+        <w:t>a</w:t>
+      </w:r>
+      <w:r>
+        <w:rPr>
+          <w:rFonts w:ascii="Arial" w:hAnsi="Arial" w:eastAsia="Arial" w:cs="Arial"/>
+          <w:b w:val="0"/>
+          <w:i w:val="0"/>
+          <w:color w:val="000000"/>
+          <w:sz w:val="18"/>
+          <w:highlight w:val="lightGray"/>
+        </w:rPr>
+        <w:t>m</w:t>
+      </w:r>
+      <w:r>
+        <w:rPr>
+          <w:rFonts w:ascii="Arial" w:hAnsi="Arial" w:eastAsia="Arial" w:cs="Arial"/>
+          <w:b w:val="0"/>
+          <w:i w:val="0"/>
+          <w:color w:val="000000"/>
+          <w:sz w:val="18"/>
+          <w:highlight w:val="lightGray"/>
+        </w:rPr>
+        <w:t>e</w:t>
+      </w:r>
+      <w:r>
+        <w:rPr>
+          <w:rFonts w:ascii="Arial" w:hAnsi="Arial" w:eastAsia="Arial" w:cs="Arial"/>
+          <w:b w:val="0"/>
+          <w:i w:val="0"/>
+          <w:color w:val="000000"/>
+          <w:sz w:val="18"/>
+          <w:highlight w:val="lightGray"/>
+        </w:rPr>
+        <w:t>_</w:t>
+      </w:r>
+      <w:r>
+        <w:rPr>
+          <w:rFonts w:ascii="Arial" w:hAnsi="Arial" w:eastAsia="Arial" w:cs="Arial"/>
+          <w:b w:val="0"/>
+          <w:i w:val="0"/>
+          <w:color w:val="000000"/>
+          <w:sz w:val="18"/>
+          <w:highlight w:val="lightGray"/>
+        </w:rPr>
+        <w:t>E</w:t>
+      </w:r>
+      <w:r>
+        <w:rPr>
+          <w:rFonts w:ascii="Arial" w:hAnsi="Arial" w:eastAsia="Arial" w:cs="Arial"/>
+          <w:b w:val="0"/>
+          <w:i w:val="0"/>
+          <w:color w:val="000000"/>
+          <w:sz w:val="18"/>
+          <w:highlight w:val="lightGray"/>
+        </w:rPr>
+        <w:t>n</w:t>
+      </w:r>
+      <w:r>
+        <w:rPr>
+          <w:rFonts w:ascii="Arial" w:hAnsi="Arial" w:eastAsia="Arial" w:cs="Arial"/>
+          <w:b w:val="0"/>
+          <w:i w:val="0"/>
+          <w:color w:val="000000"/>
+          <w:sz w:val="18"/>
+          <w:highlight w:val="lightGray"/>
+        </w:rPr>
+        <w:t xml:space="preserve"> </w:t>
+      </w:r>
+      <w:r>
+        <w:rPr>
+          <w:rFonts w:ascii="Arial" w:hAnsi="Arial" w:eastAsia="Arial" w:cs="Arial"/>
+          <w:b w:val="0"/>
+          <w:i w:val="0"/>
+          <w:color w:val="000000"/>
+          <w:sz w:val="18"/>
+          <w:highlight w:val="lightGray"/>
+        </w:rPr>
+        <w:t>C</w:t>
+      </w:r>
+      <w:r>
+        <w:rPr>
+          <w:rFonts w:ascii="Arial" w:hAnsi="Arial" w:eastAsia="Arial" w:cs="Arial"/>
+          <w:b w:val="0"/>
+          <w:i w:val="0"/>
+          <w:color w:val="000000"/>
+          <w:sz w:val="18"/>
+          <w:highlight w:val="lightGray"/>
+        </w:rPr>
+        <w:t>o</w:t>
+      </w:r>
+      <w:r>
+        <w:rPr>
+          <w:rFonts w:ascii="Arial" w:hAnsi="Arial" w:eastAsia="Arial" w:cs="Arial"/>
+          <w:b w:val="0"/>
+          <w:i w:val="0"/>
+          <w:color w:val="000000"/>
+          <w:sz w:val="18"/>
+          <w:highlight w:val="lightGray"/>
+        </w:rPr>
+        <w:t>l</w:t>
+      </w:r>
+      <w:r>
+        <w:rPr>
+          <w:rFonts w:ascii="Arial" w:hAnsi="Arial" w:eastAsia="Arial" w:cs="Arial"/>
+          <w:b w:val="0"/>
+          <w:i w:val="0"/>
+          <w:color w:val="000000"/>
+          <w:sz w:val="18"/>
+          <w:highlight w:val="lightGray"/>
+        </w:rPr>
+        <w:t>u</w:t>
+      </w:r>
+      <w:r>
+        <w:rPr>
+          <w:rFonts w:ascii="Arial" w:hAnsi="Arial" w:eastAsia="Arial" w:cs="Arial"/>
+          <w:b w:val="0"/>
+          <w:i w:val="0"/>
+          <w:color w:val="000000"/>
+          <w:sz w:val="18"/>
+          <w:highlight w:val="lightGray"/>
+        </w:rPr>
+        <w:t>m</w:t>
+      </w:r>
+      <w:r>
+        <w:rPr>
+          <w:rFonts w:ascii="Arial" w:hAnsi="Arial" w:eastAsia="Arial" w:cs="Arial"/>
+          <w:b w:val="0"/>
+          <w:i w:val="0"/>
+          <w:color w:val="000000"/>
+          <w:sz w:val="18"/>
+          <w:highlight w:val="lightGray"/>
+        </w:rPr>
+        <w:t>n</w:t>
+      </w:r>
+      <w:r>
+        <w:rPr>
+          <w:rFonts w:ascii="Arial" w:hAnsi="Arial" w:eastAsia="Arial" w:cs="Arial"/>
+          <w:b w:val="0"/>
+          <w:i w:val="0"/>
+          <w:color w:val="000000"/>
+          <w:sz w:val="18"/>
+          <w:highlight w:val="lightGray"/>
+        </w:rPr>
+        <w:t>:</w:t>
+      </w:r>
+      <w:r>
+        <w:rPr>
+          <w:rFonts w:ascii="Arial" w:hAnsi="Arial" w:eastAsia="Arial" w:cs="Arial"/>
+          <w:b w:val="0"/>
+          <w:i w:val="0"/>
+          <w:color w:val="000000"/>
+          <w:sz w:val="18"/>
+          <w:highlight w:val="lightGray"/>
+        </w:rPr>
+        <w:t xml:space="preserve"> </w:t>
+      </w:r>
+      <w:r>
+        <w:rPr>
+          <w:rFonts w:ascii="Arial" w:hAnsi="Arial" w:eastAsia="Arial" w:cs="Arial"/>
+          <w:b w:val="0"/>
+          <w:i w:val="0"/>
+          <w:color w:val="000000"/>
+          <w:sz w:val="18"/>
+          <w:highlight w:val="lightGray"/>
+        </w:rPr>
+        <w:t>M</w:t>
+      </w:r>
+      <w:r>
+        <w:rPr>
+          <w:rFonts w:ascii="Arial" w:hAnsi="Arial" w:eastAsia="Arial" w:cs="Arial"/>
+          <w:b w:val="0"/>
+          <w:i w:val="0"/>
+          <w:color w:val="000000"/>
+          <w:sz w:val="18"/>
+          <w:highlight w:val="lightGray"/>
+        </w:rPr>
+        <w:t>o</w:t>
+      </w:r>
+      <w:r>
+        <w:rPr>
+          <w:rFonts w:ascii="Arial" w:hAnsi="Arial" w:eastAsia="Arial" w:cs="Arial"/>
+          <w:b w:val="0"/>
+          <w:i w:val="0"/>
+          <w:color w:val="000000"/>
+          <w:sz w:val="18"/>
+          <w:highlight w:val="lightGray"/>
+        </w:rPr>
+        <w:t>t</w:t>
+      </w:r>
+      <w:r>
+        <w:rPr>
+          <w:rFonts w:ascii="Arial" w:hAnsi="Arial" w:eastAsia="Arial" w:cs="Arial"/>
+          <w:b w:val="0"/>
+          <w:i w:val="0"/>
+          <w:color w:val="000000"/>
+          <w:sz w:val="18"/>
+          <w:highlight w:val="lightGray"/>
+        </w:rPr>
+        <w:t>a</w:t>
+      </w:r>
+      <w:r>
+        <w:rPr>
+          <w:rFonts w:ascii="Arial" w:hAnsi="Arial" w:eastAsia="Arial" w:cs="Arial"/>
+          <w:b w:val="0"/>
+          <w:i w:val="0"/>
+          <w:color w:val="000000"/>
+          <w:sz w:val="18"/>
+          <w:highlight w:val="lightGray"/>
+        </w:rPr>
+        <w:t>s</w:t>
+      </w:r>
+      <w:r>
+        <w:rPr>
+          <w:rFonts w:ascii="Arial" w:hAnsi="Arial" w:eastAsia="Arial" w:cs="Arial"/>
+          <w:b w:val="0"/>
+          <w:i w:val="0"/>
+          <w:color w:val="000000"/>
+          <w:sz w:val="18"/>
+          <w:highlight w:val="lightGray"/>
+        </w:rPr>
+        <w:t>e</w:t>
+      </w:r>
+      <w:r>
+        <w:rPr>
+          <w:rFonts w:ascii="Arial" w:hAnsi="Arial" w:eastAsia="Arial" w:cs="Arial"/>
+          <w:b w:val="0"/>
+          <w:i w:val="0"/>
+          <w:color w:val="000000"/>
+          <w:sz w:val="18"/>
+          <w:highlight w:val="lightGray"/>
+        </w:rPr>
+        <w:t>m</w:t>
+      </w:r>
+      <w:r>
+        <w:rPr>
+          <w:rFonts w:ascii="Arial" w:hAnsi="Arial" w:eastAsia="Arial" w:cs="Arial"/>
+          <w:b w:val="0"/>
+          <w:i w:val="0"/>
+          <w:color w:val="000000"/>
+          <w:sz w:val="18"/>
+          <w:highlight w:val="lightGray"/>
+        </w:rPr>
+        <w:t xml:space="preserve"> </w:t>
+      </w:r>
+      <w:r>
+        <w:rPr>
+          <w:rFonts w:ascii="Arial" w:hAnsi="Arial" w:eastAsia="Arial" w:cs="Arial"/>
+          <w:b w:val="0"/>
+          <w:i w:val="0"/>
+          <w:color w:val="000000"/>
+          <w:sz w:val="18"/>
+          <w:highlight w:val="lightGray"/>
+        </w:rPr>
+        <w:t>E</w:t>
+      </w:r>
+      <w:r>
+        <w:rPr>
+          <w:rFonts w:ascii="Arial" w:hAnsi="Arial" w:eastAsia="Arial" w:cs="Arial"/>
+          <w:b w:val="0"/>
+          <w:i w:val="0"/>
+          <w:color w:val="000000"/>
+          <w:sz w:val="18"/>
+          <w:highlight w:val="lightGray"/>
+        </w:rPr>
+        <w:t>s</w:t>
+      </w:r>
+      <w:r>
+        <w:rPr>
+          <w:rFonts w:ascii="Arial" w:hAnsi="Arial" w:eastAsia="Arial" w:cs="Arial"/>
+          <w:b w:val="0"/>
+          <w:i w:val="0"/>
+          <w:color w:val="000000"/>
+          <w:sz w:val="18"/>
+          <w:highlight w:val="lightGray"/>
+        </w:rPr>
+        <w:t>s</w:t>
+      </w:r>
+      <w:r>
+        <w:rPr>
+          <w:rFonts w:ascii="Arial" w:hAnsi="Arial" w:eastAsia="Arial" w:cs="Arial"/>
+          <w:b w:val="0"/>
+          <w:i w:val="0"/>
+          <w:color w:val="000000"/>
+          <w:sz w:val="18"/>
+          <w:highlight w:val="lightGray"/>
+        </w:rPr>
+        <w:t>a</w:t>
+      </w:r>
+      <w:r>
+        <w:rPr>
+          <w:rFonts w:ascii="Arial" w:hAnsi="Arial" w:eastAsia="Arial" w:cs="Arial"/>
+          <w:b w:val="0"/>
+          <w:i w:val="0"/>
+          <w:color w:val="000000"/>
+          <w:sz w:val="18"/>
+          <w:highlight w:val="lightGray"/>
+        </w:rPr>
+        <w:t>m</w:t>
+      </w:r>
+      <w:r>
+        <w:rPr>
+          <w:rFonts w:ascii="Arial" w:hAnsi="Arial" w:eastAsia="Arial" w:cs="Arial"/>
+          <w:b w:val="0"/>
+          <w:i w:val="0"/>
+          <w:color w:val="000000"/>
+          <w:sz w:val="18"/>
+          <w:highlight w:val="lightGray"/>
+        </w:rPr>
+        <w:t>]</w:t>
+      </w:r>
+      <w:r>
+        <w:rPr>
+          <w:rFonts w:ascii="Arial" w:hAnsi="Arial" w:eastAsia="Arial" w:cs="Arial"/>
+          <w:b w:val="0"/>
+          <w:i w:val="0"/>
+          <w:color w:val="000000"/>
+          <w:sz w:val="18"/>
+          <w:highlight w:val="lightGray"/>
+        </w:rPr>
+        <w:t xml:space="preserve"> </w:t>
+      </w:r>
+      <w:r>
+        <w:rPr>
+          <w:rFonts w:ascii="Arial" w:hAnsi="Arial" w:eastAsia="Arial" w:cs="Arial"/>
+          <w:b w:val="0"/>
+          <w:i w:val="0"/>
+          <w:color w:val="000000"/>
+          <w:sz w:val="18"/>
+          <w:highlight w:val="lightGray"/>
+        </w:rPr>
+        <w:t>-</w:t>
+      </w:r>
+      <w:r>
+        <w:rPr>
+          <w:rFonts w:ascii="Arial" w:hAnsi="Arial" w:eastAsia="Arial" w:cs="Arial"/>
+          <w:b w:val="0"/>
+          <w:i w:val="0"/>
+          <w:color w:val="000000"/>
+          <w:sz w:val="18"/>
+          <w:highlight w:val="lightGray"/>
+        </w:rPr>
+        <w:t>&gt;</w:t>
+      </w:r>
+      <w:r>
+        <w:rPr>
+          <w:rFonts w:ascii="Arial" w:hAnsi="Arial" w:eastAsia="Arial" w:cs="Arial"/>
+          <w:b w:val="0"/>
+          <w:i w:val="0"/>
+          <w:color w:val="000000"/>
+          <w:sz w:val="18"/>
+          <w:highlight w:val="lightGray"/>
+        </w:rPr>
+        <w:t xml:space="preserve"> </w:t>
+      </w:r>
+      <w:r>
+        <w:rPr>
+          <w:rFonts w:ascii="Arial" w:hAnsi="Arial" w:eastAsia="Arial" w:cs="Arial"/>
+          <w:b/>
+          <w:i w:val="0"/>
+          <w:color w:val="000000"/>
+          <w:sz w:val="18"/>
+          <w:highlight w:val="lightGray"/>
+        </w:rPr>
+        <w:t>F</w:t>
+      </w:r>
+      <w:r>
+        <w:rPr>
+          <w:rFonts w:ascii="Arial" w:hAnsi="Arial" w:eastAsia="Arial" w:cs="Arial"/>
+          <w:b/>
+          <w:i w:val="0"/>
+          <w:color w:val="000000"/>
+          <w:sz w:val="18"/>
+          <w:highlight w:val="lightGray"/>
+        </w:rPr>
+        <w:t>r</w:t>
+      </w:r>
+      <w:r>
+        <w:rPr>
+          <w:rFonts w:ascii="Arial" w:hAnsi="Arial" w:eastAsia="Arial" w:cs="Arial"/>
+          <w:b/>
+          <w:i w:val="0"/>
+          <w:color w:val="000000"/>
+          <w:sz w:val="18"/>
+          <w:highlight w:val="lightGray"/>
+        </w:rPr>
+        <w:t>o</w:t>
+      </w:r>
+      <w:r>
+        <w:rPr>
+          <w:rFonts w:ascii="Arial" w:hAnsi="Arial" w:eastAsia="Arial" w:cs="Arial"/>
+          <w:b/>
+          <w:i w:val="0"/>
+          <w:color w:val="000000"/>
+          <w:sz w:val="18"/>
+          <w:highlight w:val="lightGray"/>
+        </w:rPr>
+        <w:t>m</w:t>
+      </w:r>
+      <w:r>
+        <w:rPr>
+          <w:rFonts w:ascii="Arial" w:hAnsi="Arial" w:eastAsia="Arial" w:cs="Arial"/>
+          <w:b/>
+          <w:i w:val="0"/>
+          <w:color w:val="000000"/>
+          <w:sz w:val="18"/>
+          <w:highlight w:val="lightGray"/>
+        </w:rPr>
+        <w:t>:</w:t>
+      </w:r>
+      <w:r>
+        <w:rPr>
+          <w:rFonts w:ascii="Arial" w:hAnsi="Arial" w:eastAsia="Arial" w:cs="Arial"/>
+          <w:b w:val="0"/>
+          <w:i w:val="0"/>
+          <w:color w:val="000000"/>
+          <w:sz w:val="18"/>
+          <w:highlight w:val="lightGray"/>
+        </w:rPr>
+        <w:t xml:space="preserve"> </w:t>
+      </w:r>
+      <w:r>
+        <w:rPr>
+          <w:rFonts w:ascii="Arial" w:hAnsi="Arial" w:eastAsia="Arial" w:cs="Arial"/>
+          <w:b w:val="0"/>
+          <w:i w:val="0"/>
+          <w:color w:val="000000"/>
+          <w:sz w:val="18"/>
+          <w:highlight w:val="lightGray"/>
+        </w:rPr>
+        <w:t>[</w:t>
+      </w:r>
+      <w:r>
+        <w:rPr>
+          <w:rFonts w:ascii="Arial" w:hAnsi="Arial" w:eastAsia="Arial" w:cs="Arial"/>
+          <w:b w:val="0"/>
+          <w:i w:val="0"/>
+          <w:color w:val="000000"/>
+          <w:sz w:val="18"/>
+          <w:highlight w:val="lightGray"/>
+        </w:rPr>
+        <w:t>C</w:t>
+      </w:r>
+      <w:r>
+        <w:rPr>
+          <w:rFonts w:ascii="Arial" w:hAnsi="Arial" w:eastAsia="Arial" w:cs="Arial"/>
+          <w:b w:val="0"/>
+          <w:i w:val="0"/>
+          <w:color w:val="000000"/>
+          <w:sz w:val="18"/>
+          <w:highlight w:val="lightGray"/>
+        </w:rPr>
+        <w:t>h</w:t>
+      </w:r>
+      <w:r>
+        <w:rPr>
+          <w:rFonts w:ascii="Arial" w:hAnsi="Arial" w:eastAsia="Arial" w:cs="Arial"/>
+          <w:b w:val="0"/>
+          <w:i w:val="0"/>
+          <w:color w:val="000000"/>
+          <w:sz w:val="18"/>
+          <w:highlight w:val="lightGray"/>
+        </w:rPr>
+        <w:t>a</w:t>
+      </w:r>
+      <w:r>
+        <w:rPr>
+          <w:rFonts w:ascii="Arial" w:hAnsi="Arial" w:eastAsia="Arial" w:cs="Arial"/>
+          <w:b w:val="0"/>
+          <w:i w:val="0"/>
+          <w:color w:val="000000"/>
+          <w:sz w:val="18"/>
+          <w:highlight w:val="lightGray"/>
+        </w:rPr>
+        <w:t>t</w:t>
+      </w:r>
+      <w:r>
+        <w:rPr>
+          <w:rFonts w:ascii="Arial" w:hAnsi="Arial" w:eastAsia="Arial" w:cs="Arial"/>
+          <w:b w:val="0"/>
+          <w:i w:val="0"/>
+          <w:color w:val="000000"/>
+          <w:sz w:val="18"/>
+          <w:highlight w:val="lightGray"/>
+        </w:rPr>
+        <w:t>g</w:t>
+      </w:r>
+      <w:r>
+        <w:rPr>
+          <w:rFonts w:ascii="Arial" w:hAnsi="Arial" w:eastAsia="Arial" w:cs="Arial"/>
+          <w:b w:val="0"/>
+          <w:i w:val="0"/>
+          <w:color w:val="000000"/>
+          <w:sz w:val="18"/>
+          <w:highlight w:val="lightGray"/>
+        </w:rPr>
+        <w:t>p</w:t>
+      </w:r>
+      <w:r>
+        <w:rPr>
+          <w:rFonts w:ascii="Arial" w:hAnsi="Arial" w:eastAsia="Arial" w:cs="Arial"/>
+          <w:b w:val="0"/>
+          <w:i w:val="0"/>
+          <w:color w:val="000000"/>
+          <w:sz w:val="18"/>
+          <w:highlight w:val="lightGray"/>
+        </w:rPr>
+        <w:t>t</w:t>
+      </w:r>
+      <w:r>
+        <w:rPr>
+          <w:rFonts w:ascii="Arial" w:hAnsi="Arial" w:eastAsia="Arial" w:cs="Arial"/>
+          <w:b w:val="0"/>
+          <w:i w:val="0"/>
+          <w:color w:val="000000"/>
+          <w:sz w:val="18"/>
+          <w:highlight w:val="lightGray"/>
+        </w:rPr>
+        <w:t xml:space="preserve"> </w:t>
+      </w:r>
+      <w:r>
+        <w:rPr>
+          <w:rFonts w:ascii="Arial" w:hAnsi="Arial" w:eastAsia="Arial" w:cs="Arial"/>
+          <w:b w:val="0"/>
+          <w:i w:val="0"/>
+          <w:color w:val="000000"/>
+          <w:sz w:val="18"/>
+          <w:highlight w:val="lightGray"/>
+        </w:rPr>
+        <w:t>(</w:t>
+      </w:r>
+      <w:r>
+        <w:rPr>
+          <w:rFonts w:ascii="Arial" w:hAnsi="Arial" w:eastAsia="Arial" w:cs="Arial"/>
+          <w:b w:val="0"/>
+          <w:i w:val="0"/>
+          <w:color w:val="000000"/>
+          <w:sz w:val="18"/>
+          <w:highlight w:val="lightGray"/>
+        </w:rPr>
+        <w:t>G</w:t>
+      </w:r>
+      <w:r>
+        <w:rPr>
+          <w:rFonts w:ascii="Arial" w:hAnsi="Arial" w:eastAsia="Arial" w:cs="Arial"/>
+          <w:b w:val="0"/>
+          <w:i w:val="0"/>
+          <w:color w:val="000000"/>
+          <w:sz w:val="18"/>
+          <w:highlight w:val="lightGray"/>
+        </w:rPr>
+        <w:t>P</w:t>
+      </w:r>
+      <w:r>
+        <w:rPr>
+          <w:rFonts w:ascii="Arial" w:hAnsi="Arial" w:eastAsia="Arial" w:cs="Arial"/>
+          <w:b w:val="0"/>
+          <w:i w:val="0"/>
+          <w:color w:val="000000"/>
+          <w:sz w:val="18"/>
+          <w:highlight w:val="lightGray"/>
+        </w:rPr>
+        <w:t>T</w:t>
+      </w:r>
+      <w:r>
+        <w:rPr>
+          <w:rFonts w:ascii="Arial" w:hAnsi="Arial" w:eastAsia="Arial" w:cs="Arial"/>
+          <w:b w:val="0"/>
+          <w:i w:val="0"/>
+          <w:color w:val="000000"/>
+          <w:sz w:val="18"/>
+          <w:highlight w:val="lightGray"/>
         </w:rPr>
         <w:t>‑</w:t>
       </w:r>
       <w:r>
         <w:rPr>
-          <w:b/>
-          <w:szCs w:val="14"/>
-          <w:shd w:val="clear" w:color="auto" w:fill="B7B7B7"/>
-        </w:rPr>
-        <w:t>5 Mini) at [12/9/2025]</w:t>
+          <w:rFonts w:ascii="Arial" w:hAnsi="Arial" w:eastAsia="Arial" w:cs="Arial"/>
+          <w:b w:val="0"/>
+          <w:i w:val="0"/>
+          <w:color w:val="000000"/>
+          <w:sz w:val="18"/>
+          <w:highlight w:val="lightGray"/>
+        </w:rPr>
+        <w:t>5</w:t>
+      </w:r>
+      <w:r>
+        <w:rPr>
+          <w:rFonts w:ascii="Arial" w:hAnsi="Arial" w:eastAsia="Arial" w:cs="Arial"/>
+          <w:b w:val="0"/>
+          <w:i w:val="0"/>
+          <w:color w:val="000000"/>
+          <w:sz w:val="18"/>
+          <w:highlight w:val="lightGray"/>
+        </w:rPr>
+        <w:t xml:space="preserve"> </w:t>
+      </w:r>
+      <w:r>
+        <w:rPr>
+          <w:rFonts w:ascii="Arial" w:hAnsi="Arial" w:eastAsia="Arial" w:cs="Arial"/>
+          <w:b w:val="0"/>
+          <w:i w:val="0"/>
+          <w:color w:val="000000"/>
+          <w:sz w:val="18"/>
+          <w:highlight w:val="lightGray"/>
+        </w:rPr>
+        <w:t>M</w:t>
+      </w:r>
+      <w:r>
+        <w:rPr>
+          <w:rFonts w:ascii="Arial" w:hAnsi="Arial" w:eastAsia="Arial" w:cs="Arial"/>
+          <w:b w:val="0"/>
+          <w:i w:val="0"/>
+          <w:color w:val="000000"/>
+          <w:sz w:val="18"/>
+          <w:highlight w:val="lightGray"/>
+        </w:rPr>
+        <w:t>i</w:t>
+      </w:r>
+      <w:r>
+        <w:rPr>
+          <w:rFonts w:ascii="Arial" w:hAnsi="Arial" w:eastAsia="Arial" w:cs="Arial"/>
+          <w:b w:val="0"/>
+          <w:i w:val="0"/>
+          <w:color w:val="000000"/>
+          <w:sz w:val="18"/>
+          <w:highlight w:val="lightGray"/>
+        </w:rPr>
+        <w:t>n</w:t>
+      </w:r>
+      <w:r>
+        <w:rPr>
+          <w:rFonts w:ascii="Arial" w:hAnsi="Arial" w:eastAsia="Arial" w:cs="Arial"/>
+          <w:b w:val="0"/>
+          <w:i w:val="0"/>
+          <w:color w:val="000000"/>
+          <w:sz w:val="18"/>
+          <w:highlight w:val="lightGray"/>
+        </w:rPr>
+        <w:t>i</w:t>
+      </w:r>
+      <w:r>
+        <w:rPr>
+          <w:rFonts w:ascii="Arial" w:hAnsi="Arial" w:eastAsia="Arial" w:cs="Arial"/>
+          <w:b w:val="0"/>
+          <w:i w:val="0"/>
+          <w:color w:val="000000"/>
+          <w:sz w:val="18"/>
+          <w:highlight w:val="lightGray"/>
+        </w:rPr>
+        <w:t>)</w:t>
+      </w:r>
+      <w:r>
+        <w:rPr>
+          <w:rFonts w:ascii="Arial" w:hAnsi="Arial" w:eastAsia="Arial" w:cs="Arial"/>
+          <w:b w:val="0"/>
+          <w:i w:val="0"/>
+          <w:color w:val="000000"/>
+          <w:sz w:val="18"/>
+          <w:highlight w:val="lightGray"/>
+        </w:rPr>
+        <w:t>]</w:t>
+      </w:r>
+      <w:r>
+        <w:rPr>
+          <w:rFonts w:ascii="Arial" w:hAnsi="Arial" w:eastAsia="Arial" w:cs="Arial"/>
+          <w:b w:val="0"/>
+          <w:i w:val="0"/>
+          <w:color w:val="000000"/>
+          <w:sz w:val="18"/>
+          <w:highlight w:val="lightGray"/>
+        </w:rPr>
+        <w:t xml:space="preserve"> </w:t>
+      </w:r>
+      <w:r>
+        <w:rPr>
+          <w:rFonts w:ascii="Arial" w:hAnsi="Arial" w:eastAsia="Arial" w:cs="Arial"/>
+          <w:b/>
+          <w:i w:val="0"/>
+          <w:color w:val="000000"/>
+          <w:sz w:val="18"/>
+          <w:highlight w:val="lightGray"/>
+        </w:rPr>
+        <w:t>o</w:t>
+      </w:r>
+      <w:r>
+        <w:rPr>
+          <w:rFonts w:ascii="Arial" w:hAnsi="Arial" w:eastAsia="Arial" w:cs="Arial"/>
+          <w:b/>
+          <w:i w:val="0"/>
+          <w:color w:val="000000"/>
+          <w:sz w:val="18"/>
+          <w:highlight w:val="lightGray"/>
+        </w:rPr>
+        <w:t>n</w:t>
+      </w:r>
+      <w:r>
+        <w:rPr>
+          <w:rFonts w:ascii="Arial" w:hAnsi="Arial"/>
+          <w:b w:val="0"/>
+          <w:i w:val="0"/>
+          <w:color w:val="000000"/>
+          <w:sz w:val="18"/>
+          <w:highlight w:val="lightGray"/>
+        </w:rPr>
+        <w:t xml:space="preserve"> </w:t>
+      </w:r>
+      <w:r>
+        <w:rPr>
+          <w:rFonts w:ascii="Arial" w:hAnsi="Arial"/>
+          <w:b w:val="0"/>
+          <w:i w:val="0"/>
+          <w:color w:val="000000"/>
+          <w:sz w:val="18"/>
+          <w:highlight w:val="lightGray"/>
+        </w:rPr>
+        <w:t>[</w:t>
+      </w:r>
+      <w:r>
+        <w:rPr>
+          <w:rFonts w:ascii="Arial" w:hAnsi="Arial"/>
+          <w:b w:val="0"/>
+          <w:i w:val="0"/>
+          <w:sz w:val="18"/>
+          <w:highlight w:val="lightGray"/>
+        </w:rPr>
+        <w:t>12/9/2025]</w:t>
       </w:r>
     </w:p>
     <w:p>
@@ -1372,48 +7568,1597 @@
       </w:pPr>
       <w:r>
         <w:rPr>
-          <w:b/>
-          <w:shd w:val="clear" w:color="auto" w:fill="B7B7B7"/>
-        </w:rPr>
-        <w:t># Source</w:t>
-      </w:r>
-      <w:r>
-        <w:rPr>
-          <w:shd w:val="clear" w:color="auto" w:fill="B7B7B7"/>
-        </w:rPr>
-        <w:t xml:space="preserve">: </w:t>
-      </w:r>
-      <w:r>
-        <w:rPr>
-          <w:b/>
-          <w:shd w:val="clear" w:color="auto" w:fill="B7B7B7"/>
-        </w:rPr>
-        <w:t xml:space="preserve">Chatgpt </w:t>
-      </w:r>
-      <w:r>
-        <w:rPr>
-          <w:b/>
-          <w:szCs w:val="14"/>
-          <w:shd w:val="clear" w:color="auto" w:fill="B7B7B7"/>
-        </w:rPr>
-        <w:t>(GPT</w:t>
-      </w:r>
-      <w:r>
-        <w:rPr>
-          <w:rFonts w:cs="Cambria Math"/>
-          <w:b/>
-          <w:szCs w:val="14"/>
-          <w:shd w:val="clear" w:color="auto" w:fill="B7B7B7"/>
+          <w:rFonts w:ascii="Arial" w:hAnsi="Arial" w:eastAsia="Arial" w:cs="Arial"/>
+          <w:b/>
+          <w:i w:val="0"/>
+          <w:color w:val="000000"/>
+          <w:sz w:val="18"/>
+          <w:highlight w:val="lightGray"/>
+        </w:rPr>
+        <w:t>#</w:t>
+      </w:r>
+      <w:r>
+        <w:rPr>
+          <w:rFonts w:ascii="Arial" w:hAnsi="Arial" w:eastAsia="Arial" w:cs="Arial"/>
+          <w:b/>
+          <w:i w:val="0"/>
+          <w:color w:val="000000"/>
+          <w:sz w:val="18"/>
+          <w:highlight w:val="lightGray"/>
+        </w:rPr>
+        <w:t xml:space="preserve"> </w:t>
+      </w:r>
+      <w:r>
+        <w:rPr>
+          <w:rFonts w:ascii="Arial" w:hAnsi="Arial" w:eastAsia="Arial" w:cs="Arial"/>
+          <w:b/>
+          <w:i w:val="0"/>
+          <w:color w:val="000000"/>
+          <w:sz w:val="18"/>
+          <w:highlight w:val="lightGray"/>
+        </w:rPr>
+        <w:t>S</w:t>
+      </w:r>
+      <w:r>
+        <w:rPr>
+          <w:rFonts w:ascii="Arial" w:hAnsi="Arial" w:eastAsia="Arial" w:cs="Arial"/>
+          <w:b/>
+          <w:i w:val="0"/>
+          <w:color w:val="000000"/>
+          <w:sz w:val="18"/>
+          <w:highlight w:val="lightGray"/>
+        </w:rPr>
+        <w:t>o</w:t>
+      </w:r>
+      <w:r>
+        <w:rPr>
+          <w:rFonts w:ascii="Arial" w:hAnsi="Arial" w:eastAsia="Arial" w:cs="Arial"/>
+          <w:b/>
+          <w:i w:val="0"/>
+          <w:color w:val="000000"/>
+          <w:sz w:val="18"/>
+          <w:highlight w:val="lightGray"/>
+        </w:rPr>
+        <w:t>u</w:t>
+      </w:r>
+      <w:r>
+        <w:rPr>
+          <w:rFonts w:ascii="Arial" w:hAnsi="Arial" w:eastAsia="Arial" w:cs="Arial"/>
+          <w:b/>
+          <w:i w:val="0"/>
+          <w:color w:val="000000"/>
+          <w:sz w:val="18"/>
+          <w:highlight w:val="lightGray"/>
+        </w:rPr>
+        <w:t>r</w:t>
+      </w:r>
+      <w:r>
+        <w:rPr>
+          <w:rFonts w:ascii="Arial" w:hAnsi="Arial" w:eastAsia="Arial" w:cs="Arial"/>
+          <w:b/>
+          <w:i w:val="0"/>
+          <w:color w:val="000000"/>
+          <w:sz w:val="18"/>
+          <w:highlight w:val="lightGray"/>
+        </w:rPr>
+        <w:t>c</w:t>
+      </w:r>
+      <w:r>
+        <w:rPr>
+          <w:rFonts w:ascii="Arial" w:hAnsi="Arial" w:eastAsia="Arial" w:cs="Arial"/>
+          <w:b/>
+          <w:i w:val="0"/>
+          <w:color w:val="000000"/>
+          <w:sz w:val="18"/>
+          <w:highlight w:val="lightGray"/>
+        </w:rPr>
+        <w:t>e</w:t>
+      </w:r>
+      <w:r>
+        <w:rPr>
+          <w:rFonts w:ascii="Arial" w:hAnsi="Arial" w:eastAsia="Arial" w:cs="Arial"/>
+          <w:b/>
+          <w:i w:val="0"/>
+          <w:color w:val="000000"/>
+          <w:sz w:val="18"/>
+          <w:highlight w:val="lightGray"/>
+        </w:rPr>
+        <w:t>:</w:t>
+      </w:r>
+      <w:r>
+        <w:rPr>
+          <w:rFonts w:ascii="Arial" w:hAnsi="Arial" w:eastAsia="Arial" w:cs="Arial"/>
+          <w:b/>
+          <w:i w:val="0"/>
+          <w:color w:val="000000"/>
+          <w:sz w:val="18"/>
+          <w:highlight w:val="lightGray"/>
+        </w:rPr>
+        <w:t xml:space="preserve"> </w:t>
+      </w:r>
+      <w:r>
+        <w:rPr>
+          <w:rFonts w:ascii="Arial" w:hAnsi="Arial" w:eastAsia="Arial" w:cs="Arial"/>
+          <w:b/>
+          <w:i w:val="0"/>
+          <w:color w:val="000000"/>
+          <w:sz w:val="18"/>
+          <w:highlight w:val="lightGray"/>
+        </w:rPr>
+        <w:t>A</w:t>
+      </w:r>
+      <w:r>
+        <w:rPr>
+          <w:rFonts w:ascii="Arial" w:hAnsi="Arial" w:eastAsia="Arial" w:cs="Arial"/>
+          <w:b/>
+          <w:i w:val="0"/>
+          <w:color w:val="000000"/>
+          <w:sz w:val="18"/>
+          <w:highlight w:val="lightGray"/>
+        </w:rPr>
+        <w:t>I</w:t>
+      </w:r>
+      <w:r>
+        <w:rPr>
+          <w:rFonts w:ascii="Arial" w:hAnsi="Arial" w:eastAsia="Arial" w:cs="Arial"/>
+          <w:b/>
+          <w:i w:val="0"/>
+          <w:color w:val="000000"/>
+          <w:sz w:val="18"/>
+          <w:highlight w:val="lightGray"/>
+        </w:rPr>
+        <w:t xml:space="preserve"> </w:t>
+      </w:r>
+      <w:r>
+        <w:rPr>
+          <w:rFonts w:ascii="Arial" w:hAnsi="Arial" w:eastAsia="Arial" w:cs="Arial"/>
+          <w:b/>
+          <w:i w:val="0"/>
+          <w:color w:val="000000"/>
+          <w:sz w:val="18"/>
+          <w:highlight w:val="lightGray"/>
+        </w:rPr>
+        <w:t>S</w:t>
+      </w:r>
+      <w:r>
+        <w:rPr>
+          <w:rFonts w:ascii="Arial" w:hAnsi="Arial" w:eastAsia="Arial" w:cs="Arial"/>
+          <w:b/>
+          <w:i w:val="0"/>
+          <w:color w:val="000000"/>
+          <w:sz w:val="18"/>
+          <w:highlight w:val="lightGray"/>
+        </w:rPr>
+        <w:t>o</w:t>
+      </w:r>
+      <w:r>
+        <w:rPr>
+          <w:rFonts w:ascii="Arial" w:hAnsi="Arial" w:eastAsia="Arial" w:cs="Arial"/>
+          <w:b/>
+          <w:i w:val="0"/>
+          <w:color w:val="000000"/>
+          <w:sz w:val="18"/>
+          <w:highlight w:val="lightGray"/>
+        </w:rPr>
+        <w:t>u</w:t>
+      </w:r>
+      <w:r>
+        <w:rPr>
+          <w:rFonts w:ascii="Arial" w:hAnsi="Arial" w:eastAsia="Arial" w:cs="Arial"/>
+          <w:b/>
+          <w:i w:val="0"/>
+          <w:color w:val="000000"/>
+          <w:sz w:val="18"/>
+          <w:highlight w:val="lightGray"/>
+        </w:rPr>
+        <w:t>r</w:t>
+      </w:r>
+      <w:r>
+        <w:rPr>
+          <w:rFonts w:ascii="Arial" w:hAnsi="Arial" w:eastAsia="Arial" w:cs="Arial"/>
+          <w:b/>
+          <w:i w:val="0"/>
+          <w:color w:val="000000"/>
+          <w:sz w:val="18"/>
+          <w:highlight w:val="lightGray"/>
+        </w:rPr>
+        <w:t>c</w:t>
+      </w:r>
+      <w:r>
+        <w:rPr>
+          <w:rFonts w:ascii="Arial" w:hAnsi="Arial" w:eastAsia="Arial" w:cs="Arial"/>
+          <w:b/>
+          <w:i w:val="0"/>
+          <w:color w:val="000000"/>
+          <w:sz w:val="18"/>
+          <w:highlight w:val="lightGray"/>
+        </w:rPr>
+        <w:t>e</w:t>
+      </w:r>
+      <w:r>
+        <w:rPr>
+          <w:rFonts w:ascii="Arial" w:hAnsi="Arial" w:eastAsia="Arial" w:cs="Arial"/>
+          <w:b/>
+          <w:i w:val="0"/>
+          <w:color w:val="000000"/>
+          <w:sz w:val="18"/>
+          <w:highlight w:val="lightGray"/>
+        </w:rPr>
+        <w:t>:</w:t>
+      </w:r>
+      <w:r>
+        <w:rPr>
+          <w:rFonts w:ascii="Arial" w:hAnsi="Arial" w:eastAsia="Arial" w:cs="Arial"/>
+          <w:b/>
+          <w:i w:val="0"/>
+          <w:color w:val="000000"/>
+          <w:sz w:val="18"/>
+          <w:highlight w:val="lightGray"/>
+        </w:rPr>
+        <w:t xml:space="preserve"> </w:t>
+      </w:r>
+      <w:r>
+        <w:rPr>
+          <w:rFonts w:ascii="Arial" w:hAnsi="Arial" w:eastAsia="Arial" w:cs="Arial"/>
+          <w:b/>
+          <w:i w:val="0"/>
+          <w:color w:val="000000"/>
+          <w:sz w:val="18"/>
+          <w:highlight w:val="lightGray"/>
+        </w:rPr>
+        <w:t>P</w:t>
+      </w:r>
+      <w:r>
+        <w:rPr>
+          <w:rFonts w:ascii="Arial" w:hAnsi="Arial" w:eastAsia="Arial" w:cs="Arial"/>
+          <w:b/>
+          <w:i w:val="0"/>
+          <w:color w:val="000000"/>
+          <w:sz w:val="18"/>
+          <w:highlight w:val="lightGray"/>
+        </w:rPr>
+        <w:t>r</w:t>
+      </w:r>
+      <w:r>
+        <w:rPr>
+          <w:rFonts w:ascii="Arial" w:hAnsi="Arial" w:eastAsia="Arial" w:cs="Arial"/>
+          <w:b/>
+          <w:i w:val="0"/>
+          <w:color w:val="000000"/>
+          <w:sz w:val="18"/>
+          <w:highlight w:val="lightGray"/>
+        </w:rPr>
+        <w:t>o</w:t>
+      </w:r>
+      <w:r>
+        <w:rPr>
+          <w:rFonts w:ascii="Arial" w:hAnsi="Arial" w:eastAsia="Arial" w:cs="Arial"/>
+          <w:b/>
+          <w:i w:val="0"/>
+          <w:color w:val="000000"/>
+          <w:sz w:val="18"/>
+          <w:highlight w:val="lightGray"/>
+        </w:rPr>
+        <w:t>v</w:t>
+      </w:r>
+      <w:r>
+        <w:rPr>
+          <w:rFonts w:ascii="Arial" w:hAnsi="Arial" w:eastAsia="Arial" w:cs="Arial"/>
+          <w:b/>
+          <w:i w:val="0"/>
+          <w:color w:val="000000"/>
+          <w:sz w:val="18"/>
+          <w:highlight w:val="lightGray"/>
+        </w:rPr>
+        <w:t>i</w:t>
+      </w:r>
+      <w:r>
+        <w:rPr>
+          <w:rFonts w:ascii="Arial" w:hAnsi="Arial" w:eastAsia="Arial" w:cs="Arial"/>
+          <w:b/>
+          <w:i w:val="0"/>
+          <w:color w:val="000000"/>
+          <w:sz w:val="18"/>
+          <w:highlight w:val="lightGray"/>
+        </w:rPr>
+        <w:t>d</w:t>
+      </w:r>
+      <w:r>
+        <w:rPr>
+          <w:rFonts w:ascii="Arial" w:hAnsi="Arial" w:eastAsia="Arial" w:cs="Arial"/>
+          <w:b/>
+          <w:i w:val="0"/>
+          <w:color w:val="000000"/>
+          <w:sz w:val="18"/>
+          <w:highlight w:val="lightGray"/>
+        </w:rPr>
+        <w:t>e</w:t>
+      </w:r>
+      <w:r>
+        <w:rPr>
+          <w:rFonts w:ascii="Arial" w:hAnsi="Arial" w:eastAsia="Arial" w:cs="Arial"/>
+          <w:b/>
+          <w:i w:val="0"/>
+          <w:color w:val="000000"/>
+          <w:sz w:val="18"/>
+          <w:highlight w:val="lightGray"/>
+        </w:rPr>
+        <w:t>d</w:t>
+      </w:r>
+      <w:r>
+        <w:rPr>
+          <w:rFonts w:ascii="Arial" w:hAnsi="Arial" w:eastAsia="Arial" w:cs="Arial"/>
+          <w:b/>
+          <w:i w:val="0"/>
+          <w:color w:val="000000"/>
+          <w:sz w:val="18"/>
+          <w:highlight w:val="lightGray"/>
+        </w:rPr>
+        <w:t xml:space="preserve"> </w:t>
+      </w:r>
+      <w:r>
+        <w:rPr>
+          <w:rFonts w:ascii="Arial" w:hAnsi="Arial" w:eastAsia="Arial" w:cs="Arial"/>
+          <w:b/>
+          <w:i w:val="0"/>
+          <w:color w:val="000000"/>
+          <w:sz w:val="18"/>
+          <w:highlight w:val="lightGray"/>
+        </w:rPr>
+        <w:t>b</w:t>
+      </w:r>
+      <w:r>
+        <w:rPr>
+          <w:rFonts w:ascii="Arial" w:hAnsi="Arial" w:eastAsia="Arial" w:cs="Arial"/>
+          <w:b/>
+          <w:i w:val="0"/>
+          <w:color w:val="000000"/>
+          <w:sz w:val="18"/>
+          <w:highlight w:val="lightGray"/>
+        </w:rPr>
+        <w:t>y</w:t>
+      </w:r>
+      <w:r>
+        <w:rPr>
+          <w:rFonts w:ascii="Arial" w:hAnsi="Arial" w:eastAsia="Arial" w:cs="Arial"/>
+          <w:b/>
+          <w:i w:val="0"/>
+          <w:color w:val="000000"/>
+          <w:sz w:val="18"/>
+          <w:highlight w:val="lightGray"/>
+        </w:rPr>
+        <w:t>:</w:t>
+      </w:r>
+      <w:r>
+        <w:rPr>
+          <w:rFonts w:ascii="Arial" w:hAnsi="Arial" w:eastAsia="Arial" w:cs="Arial"/>
+          <w:b/>
+          <w:i w:val="0"/>
+          <w:color w:val="000000"/>
+          <w:sz w:val="18"/>
+          <w:highlight w:val="lightGray"/>
+        </w:rPr>
+        <w:t xml:space="preserve"> </w:t>
+      </w:r>
+      <w:r>
+        <w:rPr>
+          <w:rFonts w:ascii="Arial" w:hAnsi="Arial" w:eastAsia="Arial" w:cs="Arial"/>
+          <w:b/>
+          <w:i w:val="0"/>
+          <w:color w:val="000000"/>
+          <w:sz w:val="18"/>
+          <w:highlight w:val="lightGray"/>
+        </w:rPr>
+        <w:t>[</w:t>
+      </w:r>
+      <w:r>
+        <w:rPr>
+          <w:rFonts w:ascii="Arial" w:hAnsi="Arial" w:eastAsia="Arial" w:cs="Arial"/>
+          <w:b/>
+          <w:i w:val="0"/>
+          <w:color w:val="000000"/>
+          <w:sz w:val="18"/>
+          <w:highlight w:val="lightGray"/>
+        </w:rPr>
+        <w:t>D</w:t>
+      </w:r>
+      <w:r>
+        <w:rPr>
+          <w:rFonts w:ascii="Arial" w:hAnsi="Arial" w:eastAsia="Arial" w:cs="Arial"/>
+          <w:b/>
+          <w:i w:val="0"/>
+          <w:color w:val="000000"/>
+          <w:sz w:val="18"/>
+          <w:highlight w:val="lightGray"/>
+        </w:rPr>
+        <w:t>a</w:t>
+      </w:r>
+      <w:r>
+        <w:rPr>
+          <w:rFonts w:ascii="Arial" w:hAnsi="Arial" w:eastAsia="Arial" w:cs="Arial"/>
+          <w:b/>
+          <w:i w:val="0"/>
+          <w:color w:val="000000"/>
+          <w:sz w:val="18"/>
+          <w:highlight w:val="lightGray"/>
+        </w:rPr>
+        <w:t>t</w:t>
+      </w:r>
+      <w:r>
+        <w:rPr>
+          <w:rFonts w:ascii="Arial" w:hAnsi="Arial" w:eastAsia="Arial" w:cs="Arial"/>
+          <w:b/>
+          <w:i w:val="0"/>
+          <w:color w:val="000000"/>
+          <w:sz w:val="18"/>
+          <w:highlight w:val="lightGray"/>
+        </w:rPr>
+        <w:t>a</w:t>
+      </w:r>
+      <w:r>
+        <w:rPr>
+          <w:rFonts w:ascii="Arial" w:hAnsi="Arial" w:eastAsia="Arial" w:cs="Arial"/>
+          <w:b/>
+          <w:i w:val="0"/>
+          <w:color w:val="000000"/>
+          <w:sz w:val="18"/>
+          <w:highlight w:val="lightGray"/>
+        </w:rPr>
+        <w:t xml:space="preserve"> </w:t>
+      </w:r>
+      <w:r>
+        <w:rPr>
+          <w:rFonts w:ascii="Arial" w:hAnsi="Arial" w:eastAsia="Arial" w:cs="Arial"/>
+          <w:b/>
+          <w:i w:val="0"/>
+          <w:color w:val="000000"/>
+          <w:sz w:val="18"/>
+          <w:highlight w:val="lightGray"/>
+        </w:rPr>
+        <w:t>P</w:t>
+      </w:r>
+      <w:r>
+        <w:rPr>
+          <w:rFonts w:ascii="Arial" w:hAnsi="Arial" w:eastAsia="Arial" w:cs="Arial"/>
+          <w:b/>
+          <w:i w:val="0"/>
+          <w:color w:val="000000"/>
+          <w:sz w:val="18"/>
+          <w:highlight w:val="lightGray"/>
+        </w:rPr>
+        <w:t>a</w:t>
+      </w:r>
+      <w:r>
+        <w:rPr>
+          <w:rFonts w:ascii="Arial" w:hAnsi="Arial" w:eastAsia="Arial" w:cs="Arial"/>
+          <w:b/>
+          <w:i w:val="0"/>
+          <w:color w:val="000000"/>
+          <w:sz w:val="18"/>
+          <w:highlight w:val="lightGray"/>
+        </w:rPr>
+        <w:t>t</w:t>
+      </w:r>
+      <w:r>
+        <w:rPr>
+          <w:rFonts w:ascii="Arial" w:hAnsi="Arial" w:eastAsia="Arial" w:cs="Arial"/>
+          <w:b/>
+          <w:i w:val="0"/>
+          <w:color w:val="000000"/>
+          <w:sz w:val="18"/>
+          <w:highlight w:val="lightGray"/>
+        </w:rPr>
+        <w:t>h</w:t>
+      </w:r>
+      <w:r>
+        <w:rPr>
+          <w:rFonts w:ascii="Arial" w:hAnsi="Arial" w:eastAsia="Arial" w:cs="Arial"/>
+          <w:b w:val="0"/>
+          <w:i w:val="0"/>
+          <w:color w:val="000000"/>
+          <w:sz w:val="18"/>
+          <w:highlight w:val="lightGray"/>
+        </w:rPr>
+        <w:t>:</w:t>
+      </w:r>
+      <w:r>
+        <w:rPr>
+          <w:rFonts w:ascii="Arial" w:hAnsi="Arial" w:eastAsia="Arial" w:cs="Arial"/>
+          <w:b w:val="0"/>
+          <w:i w:val="0"/>
+          <w:color w:val="000000"/>
+          <w:sz w:val="18"/>
+          <w:highlight w:val="lightGray"/>
+        </w:rPr>
+        <w:t xml:space="preserve"> </w:t>
+      </w:r>
+      <w:r>
+        <w:rPr>
+          <w:rFonts w:ascii="Arial" w:hAnsi="Arial" w:eastAsia="Arial" w:cs="Arial"/>
+          <w:b w:val="0"/>
+          <w:i w:val="0"/>
+          <w:color w:val="000000"/>
+          <w:sz w:val="18"/>
+          <w:highlight w:val="lightGray"/>
+        </w:rPr>
+        <w:t>P</w:t>
+      </w:r>
+      <w:r>
+        <w:rPr>
+          <w:rFonts w:ascii="Arial" w:hAnsi="Arial" w:eastAsia="Arial" w:cs="Arial"/>
+          <w:b w:val="0"/>
+          <w:i w:val="0"/>
+          <w:color w:val="000000"/>
+          <w:sz w:val="18"/>
+          <w:highlight w:val="lightGray"/>
+        </w:rPr>
+        <w:t>e</w:t>
+      </w:r>
+      <w:r>
+        <w:rPr>
+          <w:rFonts w:ascii="Arial" w:hAnsi="Arial" w:eastAsia="Arial" w:cs="Arial"/>
+          <w:b w:val="0"/>
+          <w:i w:val="0"/>
+          <w:color w:val="000000"/>
+          <w:sz w:val="18"/>
+          <w:highlight w:val="lightGray"/>
+        </w:rPr>
+        <w:t>r</w:t>
+      </w:r>
+      <w:r>
+        <w:rPr>
+          <w:rFonts w:ascii="Arial" w:hAnsi="Arial" w:eastAsia="Arial" w:cs="Arial"/>
+          <w:b w:val="0"/>
+          <w:i w:val="0"/>
+          <w:color w:val="000000"/>
+          <w:sz w:val="18"/>
+          <w:highlight w:val="lightGray"/>
+        </w:rPr>
+        <w:t>s</w:t>
+      </w:r>
+      <w:r>
+        <w:rPr>
+          <w:rFonts w:ascii="Arial" w:hAnsi="Arial" w:eastAsia="Arial" w:cs="Arial"/>
+          <w:b w:val="0"/>
+          <w:i w:val="0"/>
+          <w:color w:val="000000"/>
+          <w:sz w:val="18"/>
+          <w:highlight w:val="lightGray"/>
+        </w:rPr>
+        <w:t>o</w:t>
+      </w:r>
+      <w:r>
+        <w:rPr>
+          <w:rFonts w:ascii="Arial" w:hAnsi="Arial" w:eastAsia="Arial" w:cs="Arial"/>
+          <w:b w:val="0"/>
+          <w:i w:val="0"/>
+          <w:color w:val="000000"/>
+          <w:sz w:val="18"/>
+          <w:highlight w:val="lightGray"/>
+        </w:rPr>
+        <w:t>n</w:t>
+      </w:r>
+      <w:r>
+        <w:rPr>
+          <w:rFonts w:ascii="Arial" w:hAnsi="Arial" w:eastAsia="Arial" w:cs="Arial"/>
+          <w:b w:val="0"/>
+          <w:i w:val="0"/>
+          <w:color w:val="000000"/>
+          <w:sz w:val="18"/>
+          <w:highlight w:val="lightGray"/>
+        </w:rPr>
+        <w:t>s</w:t>
+      </w:r>
+      <w:r>
+        <w:rPr>
+          <w:rFonts w:ascii="Arial" w:hAnsi="Arial" w:eastAsia="Arial" w:cs="Arial"/>
+          <w:b w:val="0"/>
+          <w:i w:val="0"/>
+          <w:color w:val="000000"/>
+          <w:sz w:val="18"/>
+          <w:highlight w:val="lightGray"/>
+        </w:rPr>
+        <w:t xml:space="preserve"> </w:t>
+      </w:r>
+      <w:r>
+        <w:rPr>
+          <w:rFonts w:ascii="Arial" w:hAnsi="Arial" w:eastAsia="Arial" w:cs="Arial"/>
+          <w:b w:val="0"/>
+          <w:i w:val="0"/>
+          <w:color w:val="000000"/>
+          <w:sz w:val="18"/>
+          <w:highlight w:val="lightGray"/>
+        </w:rPr>
+        <w:t>T</w:t>
+      </w:r>
+      <w:r>
+        <w:rPr>
+          <w:rFonts w:ascii="Arial" w:hAnsi="Arial" w:eastAsia="Arial" w:cs="Arial"/>
+          <w:b w:val="0"/>
+          <w:i w:val="0"/>
+          <w:color w:val="000000"/>
+          <w:sz w:val="18"/>
+          <w:highlight w:val="lightGray"/>
+        </w:rPr>
+        <w:t>a</w:t>
+      </w:r>
+      <w:r>
+        <w:rPr>
+          <w:rFonts w:ascii="Arial" w:hAnsi="Arial" w:eastAsia="Arial" w:cs="Arial"/>
+          <w:b w:val="0"/>
+          <w:i w:val="0"/>
+          <w:color w:val="000000"/>
+          <w:sz w:val="18"/>
+          <w:highlight w:val="lightGray"/>
+        </w:rPr>
+        <w:t>b</w:t>
+      </w:r>
+      <w:r>
+        <w:rPr>
+          <w:rFonts w:ascii="Arial" w:hAnsi="Arial" w:eastAsia="Arial" w:cs="Arial"/>
+          <w:b w:val="0"/>
+          <w:i w:val="0"/>
+          <w:color w:val="000000"/>
+          <w:sz w:val="18"/>
+          <w:highlight w:val="lightGray"/>
+        </w:rPr>
+        <w:t>l</w:t>
+      </w:r>
+      <w:r>
+        <w:rPr>
+          <w:rFonts w:ascii="Arial" w:hAnsi="Arial" w:eastAsia="Arial" w:cs="Arial"/>
+          <w:b w:val="0"/>
+          <w:i w:val="0"/>
+          <w:color w:val="000000"/>
+          <w:sz w:val="18"/>
+          <w:highlight w:val="lightGray"/>
+        </w:rPr>
+        <w:t>e</w:t>
+      </w:r>
+      <w:r>
+        <w:rPr>
+          <w:rFonts w:ascii="Arial" w:hAnsi="Arial" w:eastAsia="Arial" w:cs="Arial"/>
+          <w:b w:val="0"/>
+          <w:i w:val="0"/>
+          <w:color w:val="000000"/>
+          <w:sz w:val="18"/>
+          <w:highlight w:val="lightGray"/>
+        </w:rPr>
+        <w:t xml:space="preserve"> </w:t>
+      </w:r>
+      <w:r>
+        <w:rPr>
+          <w:rFonts w:ascii="Arial" w:hAnsi="Arial" w:eastAsia="Arial" w:cs="Arial"/>
+          <w:b w:val="0"/>
+          <w:i w:val="0"/>
+          <w:color w:val="000000"/>
+          <w:sz w:val="18"/>
+          <w:highlight w:val="lightGray"/>
+        </w:rPr>
+        <w:t>-</w:t>
+      </w:r>
+      <w:r>
+        <w:rPr>
+          <w:rFonts w:ascii="Arial" w:hAnsi="Arial" w:eastAsia="Arial" w:cs="Arial"/>
+          <w:b w:val="0"/>
+          <w:i w:val="0"/>
+          <w:color w:val="000000"/>
+          <w:sz w:val="18"/>
+          <w:highlight w:val="lightGray"/>
+        </w:rPr>
+        <w:t>&gt;</w:t>
+      </w:r>
+      <w:r>
+        <w:rPr>
+          <w:rFonts w:ascii="Arial" w:hAnsi="Arial" w:eastAsia="Arial" w:cs="Arial"/>
+          <w:b w:val="0"/>
+          <w:i w:val="0"/>
+          <w:color w:val="000000"/>
+          <w:sz w:val="18"/>
+          <w:highlight w:val="lightGray"/>
+        </w:rPr>
+        <w:t xml:space="preserve"> </w:t>
+      </w:r>
+      <w:r>
+        <w:rPr>
+          <w:rFonts w:ascii="Arial" w:hAnsi="Arial" w:eastAsia="Arial" w:cs="Arial"/>
+          <w:b w:val="0"/>
+          <w:i w:val="0"/>
+          <w:color w:val="000000"/>
+          <w:sz w:val="18"/>
+          <w:highlight w:val="lightGray"/>
+        </w:rPr>
+        <w:t>I</w:t>
+      </w:r>
+      <w:r>
+        <w:rPr>
+          <w:rFonts w:ascii="Arial" w:hAnsi="Arial" w:eastAsia="Arial" w:cs="Arial"/>
+          <w:b w:val="0"/>
+          <w:i w:val="0"/>
+          <w:color w:val="000000"/>
+          <w:sz w:val="18"/>
+          <w:highlight w:val="lightGray"/>
+        </w:rPr>
+        <w:t>D</w:t>
+      </w:r>
+      <w:r>
+        <w:rPr>
+          <w:rFonts w:ascii="Arial" w:hAnsi="Arial" w:eastAsia="Arial" w:cs="Arial"/>
+          <w:b w:val="0"/>
+          <w:i w:val="0"/>
+          <w:color w:val="000000"/>
+          <w:sz w:val="18"/>
+          <w:highlight w:val="lightGray"/>
+        </w:rPr>
+        <w:t xml:space="preserve"> </w:t>
+      </w:r>
+      <w:r>
+        <w:rPr>
+          <w:rFonts w:ascii="Arial" w:hAnsi="Arial" w:eastAsia="Arial" w:cs="Arial"/>
+          <w:b w:val="0"/>
+          <w:i w:val="0"/>
+          <w:color w:val="000000"/>
+          <w:sz w:val="18"/>
+          <w:highlight w:val="lightGray"/>
+        </w:rPr>
+        <w:t>C</w:t>
+      </w:r>
+      <w:r>
+        <w:rPr>
+          <w:rFonts w:ascii="Arial" w:hAnsi="Arial" w:eastAsia="Arial" w:cs="Arial"/>
+          <w:b w:val="0"/>
+          <w:i w:val="0"/>
+          <w:color w:val="000000"/>
+          <w:sz w:val="18"/>
+          <w:highlight w:val="lightGray"/>
+        </w:rPr>
+        <w:t>o</w:t>
+      </w:r>
+      <w:r>
+        <w:rPr>
+          <w:rFonts w:ascii="Arial" w:hAnsi="Arial" w:eastAsia="Arial" w:cs="Arial"/>
+          <w:b w:val="0"/>
+          <w:i w:val="0"/>
+          <w:color w:val="000000"/>
+          <w:sz w:val="18"/>
+          <w:highlight w:val="lightGray"/>
+        </w:rPr>
+        <w:t>l</w:t>
+      </w:r>
+      <w:r>
+        <w:rPr>
+          <w:rFonts w:ascii="Arial" w:hAnsi="Arial" w:eastAsia="Arial" w:cs="Arial"/>
+          <w:b w:val="0"/>
+          <w:i w:val="0"/>
+          <w:color w:val="000000"/>
+          <w:sz w:val="18"/>
+          <w:highlight w:val="lightGray"/>
+        </w:rPr>
+        <w:t>u</w:t>
+      </w:r>
+      <w:r>
+        <w:rPr>
+          <w:rFonts w:ascii="Arial" w:hAnsi="Arial" w:eastAsia="Arial" w:cs="Arial"/>
+          <w:b w:val="0"/>
+          <w:i w:val="0"/>
+          <w:color w:val="000000"/>
+          <w:sz w:val="18"/>
+          <w:highlight w:val="lightGray"/>
+        </w:rPr>
+        <w:t>m</w:t>
+      </w:r>
+      <w:r>
+        <w:rPr>
+          <w:rFonts w:ascii="Arial" w:hAnsi="Arial" w:eastAsia="Arial" w:cs="Arial"/>
+          <w:b w:val="0"/>
+          <w:i w:val="0"/>
+          <w:color w:val="000000"/>
+          <w:sz w:val="18"/>
+          <w:highlight w:val="lightGray"/>
+        </w:rPr>
+        <w:t>n</w:t>
+      </w:r>
+      <w:r>
+        <w:rPr>
+          <w:rFonts w:ascii="Arial" w:hAnsi="Arial" w:eastAsia="Arial" w:cs="Arial"/>
+          <w:b w:val="0"/>
+          <w:i w:val="0"/>
+          <w:color w:val="000000"/>
+          <w:sz w:val="18"/>
+          <w:highlight w:val="lightGray"/>
+        </w:rPr>
+        <w:t>:</w:t>
+      </w:r>
+      <w:r>
+        <w:rPr>
+          <w:rFonts w:ascii="Arial" w:hAnsi="Arial" w:eastAsia="Arial" w:cs="Arial"/>
+          <w:b w:val="0"/>
+          <w:i w:val="0"/>
+          <w:color w:val="000000"/>
+          <w:sz w:val="18"/>
+          <w:highlight w:val="lightGray"/>
+        </w:rPr>
+        <w:t xml:space="preserve"> </w:t>
+      </w:r>
+      <w:r>
+        <w:rPr>
+          <w:rFonts w:ascii="Arial" w:hAnsi="Arial" w:eastAsia="Arial" w:cs="Arial"/>
+          <w:b w:val="0"/>
+          <w:i w:val="0"/>
+          <w:color w:val="000000"/>
+          <w:sz w:val="18"/>
+          <w:highlight w:val="lightGray"/>
+        </w:rPr>
+        <w:t>1</w:t>
+      </w:r>
+      <w:r>
+        <w:rPr>
+          <w:rFonts w:ascii="Arial" w:hAnsi="Arial" w:eastAsia="Arial" w:cs="Arial"/>
+          <w:b w:val="0"/>
+          <w:i w:val="0"/>
+          <w:color w:val="000000"/>
+          <w:sz w:val="18"/>
+          <w:highlight w:val="lightGray"/>
+        </w:rPr>
+        <w:t>,</w:t>
+      </w:r>
+      <w:r>
+        <w:rPr>
+          <w:rFonts w:ascii="Arial" w:hAnsi="Arial" w:eastAsia="Arial" w:cs="Arial"/>
+          <w:b w:val="0"/>
+          <w:i w:val="0"/>
+          <w:color w:val="000000"/>
+          <w:sz w:val="18"/>
+          <w:highlight w:val="lightGray"/>
+        </w:rPr>
+        <w:t xml:space="preserve"> </w:t>
+      </w:r>
+      <w:r>
+        <w:rPr>
+          <w:rFonts w:ascii="Arial" w:hAnsi="Arial" w:eastAsia="Arial" w:cs="Arial"/>
+          <w:b w:val="0"/>
+          <w:i w:val="0"/>
+          <w:color w:val="000000"/>
+          <w:sz w:val="18"/>
+          <w:highlight w:val="lightGray"/>
+        </w:rPr>
+        <w:t>N</w:t>
+      </w:r>
+      <w:r>
+        <w:rPr>
+          <w:rFonts w:ascii="Arial" w:hAnsi="Arial" w:eastAsia="Arial" w:cs="Arial"/>
+          <w:b w:val="0"/>
+          <w:i w:val="0"/>
+          <w:color w:val="000000"/>
+          <w:sz w:val="18"/>
+          <w:highlight w:val="lightGray"/>
+        </w:rPr>
+        <w:t>a</w:t>
+      </w:r>
+      <w:r>
+        <w:rPr>
+          <w:rFonts w:ascii="Arial" w:hAnsi="Arial" w:eastAsia="Arial" w:cs="Arial"/>
+          <w:b w:val="0"/>
+          <w:i w:val="0"/>
+          <w:color w:val="000000"/>
+          <w:sz w:val="18"/>
+          <w:highlight w:val="lightGray"/>
+        </w:rPr>
+        <w:t>m</w:t>
+      </w:r>
+      <w:r>
+        <w:rPr>
+          <w:rFonts w:ascii="Arial" w:hAnsi="Arial" w:eastAsia="Arial" w:cs="Arial"/>
+          <w:b w:val="0"/>
+          <w:i w:val="0"/>
+          <w:color w:val="000000"/>
+          <w:sz w:val="18"/>
+          <w:highlight w:val="lightGray"/>
+        </w:rPr>
+        <w:t>e</w:t>
+      </w:r>
+      <w:r>
+        <w:rPr>
+          <w:rFonts w:ascii="Arial" w:hAnsi="Arial" w:eastAsia="Arial" w:cs="Arial"/>
+          <w:b w:val="0"/>
+          <w:i w:val="0"/>
+          <w:color w:val="000000"/>
+          <w:sz w:val="18"/>
+          <w:highlight w:val="lightGray"/>
+        </w:rPr>
+        <w:t>_</w:t>
+      </w:r>
+      <w:r>
+        <w:rPr>
+          <w:rFonts w:ascii="Arial" w:hAnsi="Arial" w:eastAsia="Arial" w:cs="Arial"/>
+          <w:b w:val="0"/>
+          <w:i w:val="0"/>
+          <w:color w:val="000000"/>
+          <w:sz w:val="18"/>
+          <w:highlight w:val="lightGray"/>
+        </w:rPr>
+        <w:t>E</w:t>
+      </w:r>
+      <w:r>
+        <w:rPr>
+          <w:rFonts w:ascii="Arial" w:hAnsi="Arial" w:eastAsia="Arial" w:cs="Arial"/>
+          <w:b w:val="0"/>
+          <w:i w:val="0"/>
+          <w:color w:val="000000"/>
+          <w:sz w:val="18"/>
+          <w:highlight w:val="lightGray"/>
+        </w:rPr>
+        <w:t>n</w:t>
+      </w:r>
+      <w:r>
+        <w:rPr>
+          <w:rFonts w:ascii="Arial" w:hAnsi="Arial" w:eastAsia="Arial" w:cs="Arial"/>
+          <w:b w:val="0"/>
+          <w:i w:val="0"/>
+          <w:color w:val="000000"/>
+          <w:sz w:val="18"/>
+          <w:highlight w:val="lightGray"/>
+        </w:rPr>
+        <w:t xml:space="preserve"> </w:t>
+      </w:r>
+      <w:r>
+        <w:rPr>
+          <w:rFonts w:ascii="Arial" w:hAnsi="Arial" w:eastAsia="Arial" w:cs="Arial"/>
+          <w:b w:val="0"/>
+          <w:i w:val="0"/>
+          <w:color w:val="000000"/>
+          <w:sz w:val="18"/>
+          <w:highlight w:val="lightGray"/>
+        </w:rPr>
+        <w:t>C</w:t>
+      </w:r>
+      <w:r>
+        <w:rPr>
+          <w:rFonts w:ascii="Arial" w:hAnsi="Arial" w:eastAsia="Arial" w:cs="Arial"/>
+          <w:b w:val="0"/>
+          <w:i w:val="0"/>
+          <w:color w:val="000000"/>
+          <w:sz w:val="18"/>
+          <w:highlight w:val="lightGray"/>
+        </w:rPr>
+        <w:t>o</w:t>
+      </w:r>
+      <w:r>
+        <w:rPr>
+          <w:rFonts w:ascii="Arial" w:hAnsi="Arial" w:eastAsia="Arial" w:cs="Arial"/>
+          <w:b w:val="0"/>
+          <w:i w:val="0"/>
+          <w:color w:val="000000"/>
+          <w:sz w:val="18"/>
+          <w:highlight w:val="lightGray"/>
+        </w:rPr>
+        <w:t>l</w:t>
+      </w:r>
+      <w:r>
+        <w:rPr>
+          <w:rFonts w:ascii="Arial" w:hAnsi="Arial" w:eastAsia="Arial" w:cs="Arial"/>
+          <w:b w:val="0"/>
+          <w:i w:val="0"/>
+          <w:color w:val="000000"/>
+          <w:sz w:val="18"/>
+          <w:highlight w:val="lightGray"/>
+        </w:rPr>
+        <w:t>u</w:t>
+      </w:r>
+      <w:r>
+        <w:rPr>
+          <w:rFonts w:ascii="Arial" w:hAnsi="Arial" w:eastAsia="Arial" w:cs="Arial"/>
+          <w:b w:val="0"/>
+          <w:i w:val="0"/>
+          <w:color w:val="000000"/>
+          <w:sz w:val="18"/>
+          <w:highlight w:val="lightGray"/>
+        </w:rPr>
+        <w:t>m</w:t>
+      </w:r>
+      <w:r>
+        <w:rPr>
+          <w:rFonts w:ascii="Arial" w:hAnsi="Arial" w:eastAsia="Arial" w:cs="Arial"/>
+          <w:b w:val="0"/>
+          <w:i w:val="0"/>
+          <w:color w:val="000000"/>
+          <w:sz w:val="18"/>
+          <w:highlight w:val="lightGray"/>
+        </w:rPr>
+        <w:t>n</w:t>
+      </w:r>
+      <w:r>
+        <w:rPr>
+          <w:rFonts w:ascii="Arial" w:hAnsi="Arial" w:eastAsia="Arial" w:cs="Arial"/>
+          <w:b w:val="0"/>
+          <w:i w:val="0"/>
+          <w:color w:val="000000"/>
+          <w:sz w:val="18"/>
+          <w:highlight w:val="lightGray"/>
+        </w:rPr>
+        <w:t>:</w:t>
+      </w:r>
+      <w:r>
+        <w:rPr>
+          <w:rFonts w:ascii="Arial" w:hAnsi="Arial" w:eastAsia="Arial" w:cs="Arial"/>
+          <w:b w:val="0"/>
+          <w:i w:val="0"/>
+          <w:color w:val="000000"/>
+          <w:sz w:val="18"/>
+          <w:highlight w:val="lightGray"/>
+        </w:rPr>
+        <w:t xml:space="preserve"> </w:t>
+      </w:r>
+      <w:r>
+        <w:rPr>
+          <w:rFonts w:ascii="Arial" w:hAnsi="Arial" w:eastAsia="Arial" w:cs="Arial"/>
+          <w:b w:val="0"/>
+          <w:i w:val="0"/>
+          <w:color w:val="000000"/>
+          <w:sz w:val="18"/>
+          <w:highlight w:val="lightGray"/>
+        </w:rPr>
+        <w:t>M</w:t>
+      </w:r>
+      <w:r>
+        <w:rPr>
+          <w:rFonts w:ascii="Arial" w:hAnsi="Arial" w:eastAsia="Arial" w:cs="Arial"/>
+          <w:b w:val="0"/>
+          <w:i w:val="0"/>
+          <w:color w:val="000000"/>
+          <w:sz w:val="18"/>
+          <w:highlight w:val="lightGray"/>
+        </w:rPr>
+        <w:t>o</w:t>
+      </w:r>
+      <w:r>
+        <w:rPr>
+          <w:rFonts w:ascii="Arial" w:hAnsi="Arial" w:eastAsia="Arial" w:cs="Arial"/>
+          <w:b w:val="0"/>
+          <w:i w:val="0"/>
+          <w:color w:val="000000"/>
+          <w:sz w:val="18"/>
+          <w:highlight w:val="lightGray"/>
+        </w:rPr>
+        <w:t>t</w:t>
+      </w:r>
+      <w:r>
+        <w:rPr>
+          <w:rFonts w:ascii="Arial" w:hAnsi="Arial" w:eastAsia="Arial" w:cs="Arial"/>
+          <w:b w:val="0"/>
+          <w:i w:val="0"/>
+          <w:color w:val="000000"/>
+          <w:sz w:val="18"/>
+          <w:highlight w:val="lightGray"/>
+        </w:rPr>
+        <w:t>a</w:t>
+      </w:r>
+      <w:r>
+        <w:rPr>
+          <w:rFonts w:ascii="Arial" w:hAnsi="Arial" w:eastAsia="Arial" w:cs="Arial"/>
+          <w:b w:val="0"/>
+          <w:i w:val="0"/>
+          <w:color w:val="000000"/>
+          <w:sz w:val="18"/>
+          <w:highlight w:val="lightGray"/>
+        </w:rPr>
+        <w:t>s</w:t>
+      </w:r>
+      <w:r>
+        <w:rPr>
+          <w:rFonts w:ascii="Arial" w:hAnsi="Arial" w:eastAsia="Arial" w:cs="Arial"/>
+          <w:b w:val="0"/>
+          <w:i w:val="0"/>
+          <w:color w:val="000000"/>
+          <w:sz w:val="18"/>
+          <w:highlight w:val="lightGray"/>
+        </w:rPr>
+        <w:t>e</w:t>
+      </w:r>
+      <w:r>
+        <w:rPr>
+          <w:rFonts w:ascii="Arial" w:hAnsi="Arial" w:eastAsia="Arial" w:cs="Arial"/>
+          <w:b w:val="0"/>
+          <w:i w:val="0"/>
+          <w:color w:val="000000"/>
+          <w:sz w:val="18"/>
+          <w:highlight w:val="lightGray"/>
+        </w:rPr>
+        <w:t>m</w:t>
+      </w:r>
+      <w:r>
+        <w:rPr>
+          <w:rFonts w:ascii="Arial" w:hAnsi="Arial" w:eastAsia="Arial" w:cs="Arial"/>
+          <w:b w:val="0"/>
+          <w:i w:val="0"/>
+          <w:color w:val="000000"/>
+          <w:sz w:val="18"/>
+          <w:highlight w:val="lightGray"/>
+        </w:rPr>
+        <w:t xml:space="preserve"> </w:t>
+      </w:r>
+      <w:r>
+        <w:rPr>
+          <w:rFonts w:ascii="Arial" w:hAnsi="Arial" w:eastAsia="Arial" w:cs="Arial"/>
+          <w:b w:val="0"/>
+          <w:i w:val="0"/>
+          <w:color w:val="000000"/>
+          <w:sz w:val="18"/>
+          <w:highlight w:val="lightGray"/>
+        </w:rPr>
+        <w:t>E</w:t>
+      </w:r>
+      <w:r>
+        <w:rPr>
+          <w:rFonts w:ascii="Arial" w:hAnsi="Arial" w:eastAsia="Arial" w:cs="Arial"/>
+          <w:b w:val="0"/>
+          <w:i w:val="0"/>
+          <w:color w:val="000000"/>
+          <w:sz w:val="18"/>
+          <w:highlight w:val="lightGray"/>
+        </w:rPr>
+        <w:t>s</w:t>
+      </w:r>
+      <w:r>
+        <w:rPr>
+          <w:rFonts w:ascii="Arial" w:hAnsi="Arial" w:eastAsia="Arial" w:cs="Arial"/>
+          <w:b w:val="0"/>
+          <w:i w:val="0"/>
+          <w:color w:val="000000"/>
+          <w:sz w:val="18"/>
+          <w:highlight w:val="lightGray"/>
+        </w:rPr>
+        <w:t>s</w:t>
+      </w:r>
+      <w:r>
+        <w:rPr>
+          <w:rFonts w:ascii="Arial" w:hAnsi="Arial" w:eastAsia="Arial" w:cs="Arial"/>
+          <w:b w:val="0"/>
+          <w:i w:val="0"/>
+          <w:color w:val="000000"/>
+          <w:sz w:val="18"/>
+          <w:highlight w:val="lightGray"/>
+        </w:rPr>
+        <w:t>a</w:t>
+      </w:r>
+      <w:r>
+        <w:rPr>
+          <w:rFonts w:ascii="Arial" w:hAnsi="Arial" w:eastAsia="Arial" w:cs="Arial"/>
+          <w:b w:val="0"/>
+          <w:i w:val="0"/>
+          <w:color w:val="000000"/>
+          <w:sz w:val="18"/>
+          <w:highlight w:val="lightGray"/>
+        </w:rPr>
+        <w:t>m</w:t>
+      </w:r>
+      <w:r>
+        <w:rPr>
+          <w:rFonts w:ascii="Arial" w:hAnsi="Arial" w:eastAsia="Arial" w:cs="Arial"/>
+          <w:b w:val="0"/>
+          <w:i w:val="0"/>
+          <w:color w:val="000000"/>
+          <w:sz w:val="18"/>
+          <w:highlight w:val="lightGray"/>
+        </w:rPr>
+        <w:t>]</w:t>
+      </w:r>
+      <w:r>
+        <w:rPr>
+          <w:rFonts w:ascii="Arial" w:hAnsi="Arial" w:eastAsia="Arial" w:cs="Arial"/>
+          <w:b w:val="0"/>
+          <w:i w:val="0"/>
+          <w:color w:val="000000"/>
+          <w:sz w:val="18"/>
+          <w:highlight w:val="lightGray"/>
+        </w:rPr>
+        <w:t xml:space="preserve"> </w:t>
+      </w:r>
+      <w:r>
+        <w:rPr>
+          <w:rFonts w:ascii="Arial" w:hAnsi="Arial" w:eastAsia="Arial" w:cs="Arial"/>
+          <w:b w:val="0"/>
+          <w:i w:val="0"/>
+          <w:color w:val="000000"/>
+          <w:sz w:val="18"/>
+          <w:highlight w:val="lightGray"/>
+        </w:rPr>
+        <w:t>-</w:t>
+      </w:r>
+      <w:r>
+        <w:rPr>
+          <w:rFonts w:ascii="Arial" w:hAnsi="Arial" w:eastAsia="Arial" w:cs="Arial"/>
+          <w:b w:val="0"/>
+          <w:i w:val="0"/>
+          <w:color w:val="000000"/>
+          <w:sz w:val="18"/>
+          <w:highlight w:val="lightGray"/>
+        </w:rPr>
+        <w:t>&gt;</w:t>
+      </w:r>
+      <w:r>
+        <w:rPr>
+          <w:rFonts w:ascii="Arial" w:hAnsi="Arial" w:eastAsia="Arial" w:cs="Arial"/>
+          <w:b w:val="0"/>
+          <w:i w:val="0"/>
+          <w:color w:val="000000"/>
+          <w:sz w:val="18"/>
+          <w:highlight w:val="lightGray"/>
+        </w:rPr>
+        <w:t xml:space="preserve"> </w:t>
+      </w:r>
+      <w:r>
+        <w:rPr>
+          <w:rFonts w:ascii="Arial" w:hAnsi="Arial" w:eastAsia="Arial" w:cs="Arial"/>
+          <w:b/>
+          <w:i w:val="0"/>
+          <w:color w:val="000000"/>
+          <w:sz w:val="18"/>
+          <w:highlight w:val="lightGray"/>
+        </w:rPr>
+        <w:t>F</w:t>
+      </w:r>
+      <w:r>
+        <w:rPr>
+          <w:rFonts w:ascii="Arial" w:hAnsi="Arial" w:eastAsia="Arial" w:cs="Arial"/>
+          <w:b/>
+          <w:i w:val="0"/>
+          <w:color w:val="000000"/>
+          <w:sz w:val="18"/>
+          <w:highlight w:val="lightGray"/>
+        </w:rPr>
+        <w:t>r</w:t>
+      </w:r>
+      <w:r>
+        <w:rPr>
+          <w:rFonts w:ascii="Arial" w:hAnsi="Arial" w:eastAsia="Arial" w:cs="Arial"/>
+          <w:b/>
+          <w:i w:val="0"/>
+          <w:color w:val="000000"/>
+          <w:sz w:val="18"/>
+          <w:highlight w:val="lightGray"/>
+        </w:rPr>
+        <w:t>o</w:t>
+      </w:r>
+      <w:r>
+        <w:rPr>
+          <w:rFonts w:ascii="Arial" w:hAnsi="Arial" w:eastAsia="Arial" w:cs="Arial"/>
+          <w:b/>
+          <w:i w:val="0"/>
+          <w:color w:val="000000"/>
+          <w:sz w:val="18"/>
+          <w:highlight w:val="lightGray"/>
+        </w:rPr>
+        <w:t>m</w:t>
+      </w:r>
+      <w:r>
+        <w:rPr>
+          <w:rFonts w:ascii="Arial" w:hAnsi="Arial" w:eastAsia="Arial" w:cs="Arial"/>
+          <w:b/>
+          <w:i w:val="0"/>
+          <w:color w:val="000000"/>
+          <w:sz w:val="18"/>
+          <w:highlight w:val="lightGray"/>
+        </w:rPr>
+        <w:t>:</w:t>
+      </w:r>
+      <w:r>
+        <w:rPr>
+          <w:rFonts w:ascii="Arial" w:hAnsi="Arial" w:eastAsia="Arial" w:cs="Arial"/>
+          <w:b w:val="0"/>
+          <w:i w:val="0"/>
+          <w:color w:val="000000"/>
+          <w:sz w:val="18"/>
+          <w:highlight w:val="lightGray"/>
+        </w:rPr>
+        <w:t xml:space="preserve"> </w:t>
+      </w:r>
+      <w:r>
+        <w:rPr>
+          <w:rFonts w:ascii="Arial" w:hAnsi="Arial" w:eastAsia="Arial" w:cs="Arial"/>
+          <w:b w:val="0"/>
+          <w:i w:val="0"/>
+          <w:color w:val="000000"/>
+          <w:sz w:val="18"/>
+          <w:highlight w:val="lightGray"/>
+        </w:rPr>
+        <w:t>[</w:t>
+      </w:r>
+      <w:r>
+        <w:rPr>
+          <w:rFonts w:ascii="Arial" w:hAnsi="Arial" w:eastAsia="Arial" w:cs="Arial"/>
+          <w:b w:val="0"/>
+          <w:i w:val="0"/>
+          <w:color w:val="000000"/>
+          <w:sz w:val="18"/>
+          <w:highlight w:val="lightGray"/>
+        </w:rPr>
+        <w:t>C</w:t>
+      </w:r>
+      <w:r>
+        <w:rPr>
+          <w:rFonts w:ascii="Arial" w:hAnsi="Arial" w:eastAsia="Arial" w:cs="Arial"/>
+          <w:b w:val="0"/>
+          <w:i w:val="0"/>
+          <w:color w:val="000000"/>
+          <w:sz w:val="18"/>
+          <w:highlight w:val="lightGray"/>
+        </w:rPr>
+        <w:t>h</w:t>
+      </w:r>
+      <w:r>
+        <w:rPr>
+          <w:rFonts w:ascii="Arial" w:hAnsi="Arial" w:eastAsia="Arial" w:cs="Arial"/>
+          <w:b w:val="0"/>
+          <w:i w:val="0"/>
+          <w:color w:val="000000"/>
+          <w:sz w:val="18"/>
+          <w:highlight w:val="lightGray"/>
+        </w:rPr>
+        <w:t>a</w:t>
+      </w:r>
+      <w:r>
+        <w:rPr>
+          <w:rFonts w:ascii="Arial" w:hAnsi="Arial" w:eastAsia="Arial" w:cs="Arial"/>
+          <w:b w:val="0"/>
+          <w:i w:val="0"/>
+          <w:color w:val="000000"/>
+          <w:sz w:val="18"/>
+          <w:highlight w:val="lightGray"/>
+        </w:rPr>
+        <w:t>t</w:t>
+      </w:r>
+      <w:r>
+        <w:rPr>
+          <w:rFonts w:ascii="Arial" w:hAnsi="Arial" w:eastAsia="Arial" w:cs="Arial"/>
+          <w:b w:val="0"/>
+          <w:i w:val="0"/>
+          <w:color w:val="000000"/>
+          <w:sz w:val="18"/>
+          <w:highlight w:val="lightGray"/>
+        </w:rPr>
+        <w:t>g</w:t>
+      </w:r>
+      <w:r>
+        <w:rPr>
+          <w:rFonts w:ascii="Arial" w:hAnsi="Arial" w:eastAsia="Arial" w:cs="Arial"/>
+          <w:b w:val="0"/>
+          <w:i w:val="0"/>
+          <w:color w:val="000000"/>
+          <w:sz w:val="18"/>
+          <w:highlight w:val="lightGray"/>
+        </w:rPr>
+        <w:t>p</w:t>
+      </w:r>
+      <w:r>
+        <w:rPr>
+          <w:rFonts w:ascii="Arial" w:hAnsi="Arial" w:eastAsia="Arial" w:cs="Arial"/>
+          <w:b w:val="0"/>
+          <w:i w:val="0"/>
+          <w:color w:val="000000"/>
+          <w:sz w:val="18"/>
+          <w:highlight w:val="lightGray"/>
+        </w:rPr>
+        <w:t>t</w:t>
+      </w:r>
+      <w:r>
+        <w:rPr>
+          <w:rFonts w:ascii="Arial" w:hAnsi="Arial" w:eastAsia="Arial" w:cs="Arial"/>
+          <w:b w:val="0"/>
+          <w:i w:val="0"/>
+          <w:color w:val="000000"/>
+          <w:sz w:val="18"/>
+          <w:highlight w:val="lightGray"/>
+        </w:rPr>
+        <w:t xml:space="preserve"> </w:t>
+      </w:r>
+      <w:r>
+        <w:rPr>
+          <w:rFonts w:ascii="Arial" w:hAnsi="Arial" w:eastAsia="Arial" w:cs="Arial"/>
+          <w:b w:val="0"/>
+          <w:i w:val="0"/>
+          <w:color w:val="000000"/>
+          <w:sz w:val="18"/>
+          <w:highlight w:val="lightGray"/>
+        </w:rPr>
+        <w:t>(</w:t>
+      </w:r>
+      <w:r>
+        <w:rPr>
+          <w:rFonts w:ascii="Arial" w:hAnsi="Arial" w:eastAsia="Arial" w:cs="Arial"/>
+          <w:b w:val="0"/>
+          <w:i w:val="0"/>
+          <w:color w:val="000000"/>
+          <w:sz w:val="18"/>
+          <w:highlight w:val="lightGray"/>
+        </w:rPr>
+        <w:t>G</w:t>
+      </w:r>
+      <w:r>
+        <w:rPr>
+          <w:rFonts w:ascii="Arial" w:hAnsi="Arial" w:eastAsia="Arial" w:cs="Arial"/>
+          <w:b w:val="0"/>
+          <w:i w:val="0"/>
+          <w:color w:val="000000"/>
+          <w:sz w:val="18"/>
+          <w:highlight w:val="lightGray"/>
+        </w:rPr>
+        <w:t>P</w:t>
+      </w:r>
+      <w:r>
+        <w:rPr>
+          <w:rFonts w:ascii="Arial" w:hAnsi="Arial" w:eastAsia="Arial" w:cs="Arial"/>
+          <w:b w:val="0"/>
+          <w:i w:val="0"/>
+          <w:color w:val="000000"/>
+          <w:sz w:val="18"/>
+          <w:highlight w:val="lightGray"/>
+        </w:rPr>
+        <w:t>T</w:t>
+      </w:r>
+      <w:r>
+        <w:rPr>
+          <w:rFonts w:ascii="Arial" w:hAnsi="Arial" w:eastAsia="Arial" w:cs="Arial"/>
+          <w:b w:val="0"/>
+          <w:i w:val="0"/>
+          <w:color w:val="000000"/>
+          <w:sz w:val="18"/>
+          <w:highlight w:val="lightGray"/>
         </w:rPr>
         <w:t>‑</w:t>
       </w:r>
       <w:r>
         <w:rPr>
-          <w:b/>
-          <w:szCs w:val="14"/>
-          <w:shd w:val="clear" w:color="auto" w:fill="B7B7B7"/>
-        </w:rPr>
-        <w:t>5 Mini) at [12/9/2025]</w:t>
+          <w:rFonts w:ascii="Arial" w:hAnsi="Arial" w:eastAsia="Arial" w:cs="Arial"/>
+          <w:b w:val="0"/>
+          <w:i w:val="0"/>
+          <w:color w:val="000000"/>
+          <w:sz w:val="18"/>
+          <w:highlight w:val="lightGray"/>
+        </w:rPr>
+        <w:t>5</w:t>
+      </w:r>
+      <w:r>
+        <w:rPr>
+          <w:rFonts w:ascii="Arial" w:hAnsi="Arial" w:eastAsia="Arial" w:cs="Arial"/>
+          <w:b w:val="0"/>
+          <w:i w:val="0"/>
+          <w:color w:val="000000"/>
+          <w:sz w:val="18"/>
+          <w:highlight w:val="lightGray"/>
+        </w:rPr>
+        <w:t xml:space="preserve"> </w:t>
+      </w:r>
+      <w:r>
+        <w:rPr>
+          <w:rFonts w:ascii="Arial" w:hAnsi="Arial" w:eastAsia="Arial" w:cs="Arial"/>
+          <w:b w:val="0"/>
+          <w:i w:val="0"/>
+          <w:color w:val="000000"/>
+          <w:sz w:val="18"/>
+          <w:highlight w:val="lightGray"/>
+        </w:rPr>
+        <w:t>M</w:t>
+      </w:r>
+      <w:r>
+        <w:rPr>
+          <w:rFonts w:ascii="Arial" w:hAnsi="Arial" w:eastAsia="Arial" w:cs="Arial"/>
+          <w:b w:val="0"/>
+          <w:i w:val="0"/>
+          <w:color w:val="000000"/>
+          <w:sz w:val="18"/>
+          <w:highlight w:val="lightGray"/>
+        </w:rPr>
+        <w:t>i</w:t>
+      </w:r>
+      <w:r>
+        <w:rPr>
+          <w:rFonts w:ascii="Arial" w:hAnsi="Arial" w:eastAsia="Arial" w:cs="Arial"/>
+          <w:b w:val="0"/>
+          <w:i w:val="0"/>
+          <w:color w:val="000000"/>
+          <w:sz w:val="18"/>
+          <w:highlight w:val="lightGray"/>
+        </w:rPr>
+        <w:t>n</w:t>
+      </w:r>
+      <w:r>
+        <w:rPr>
+          <w:rFonts w:ascii="Arial" w:hAnsi="Arial" w:eastAsia="Arial" w:cs="Arial"/>
+          <w:b w:val="0"/>
+          <w:i w:val="0"/>
+          <w:color w:val="000000"/>
+          <w:sz w:val="18"/>
+          <w:highlight w:val="lightGray"/>
+        </w:rPr>
+        <w:t>i</w:t>
+      </w:r>
+      <w:r>
+        <w:rPr>
+          <w:rFonts w:ascii="Arial" w:hAnsi="Arial" w:eastAsia="Arial" w:cs="Arial"/>
+          <w:b w:val="0"/>
+          <w:i w:val="0"/>
+          <w:color w:val="000000"/>
+          <w:sz w:val="18"/>
+          <w:highlight w:val="lightGray"/>
+        </w:rPr>
+        <w:t>)</w:t>
+      </w:r>
+      <w:r>
+        <w:rPr>
+          <w:rFonts w:ascii="Arial" w:hAnsi="Arial" w:eastAsia="Arial" w:cs="Arial"/>
+          <w:b w:val="0"/>
+          <w:i w:val="0"/>
+          <w:color w:val="000000"/>
+          <w:sz w:val="18"/>
+          <w:highlight w:val="lightGray"/>
+        </w:rPr>
+        <w:t>]</w:t>
+      </w:r>
+      <w:r>
+        <w:rPr>
+          <w:rFonts w:ascii="Arial" w:hAnsi="Arial" w:eastAsia="Arial" w:cs="Arial"/>
+          <w:b w:val="0"/>
+          <w:i w:val="0"/>
+          <w:color w:val="000000"/>
+          <w:sz w:val="18"/>
+          <w:highlight w:val="lightGray"/>
+        </w:rPr>
+        <w:t xml:space="preserve"> </w:t>
+      </w:r>
+      <w:r>
+        <w:rPr>
+          <w:rFonts w:ascii="Arial" w:hAnsi="Arial" w:eastAsia="Arial" w:cs="Arial"/>
+          <w:b/>
+          <w:i w:val="0"/>
+          <w:color w:val="000000"/>
+          <w:sz w:val="18"/>
+          <w:highlight w:val="lightGray"/>
+        </w:rPr>
+        <w:t>o</w:t>
+      </w:r>
+      <w:r>
+        <w:rPr>
+          <w:rFonts w:ascii="Arial" w:hAnsi="Arial" w:eastAsia="Arial" w:cs="Arial"/>
+          <w:b/>
+          <w:i w:val="0"/>
+          <w:color w:val="000000"/>
+          <w:sz w:val="18"/>
+          <w:highlight w:val="lightGray"/>
+        </w:rPr>
+        <w:t>n</w:t>
+      </w:r>
+      <w:r>
+        <w:rPr>
+          <w:rFonts w:ascii="Arial" w:hAnsi="Arial"/>
+          <w:b w:val="0"/>
+          <w:i w:val="0"/>
+          <w:color w:val="000000"/>
+          <w:sz w:val="18"/>
+          <w:highlight w:val="lightGray"/>
+        </w:rPr>
+        <w:t xml:space="preserve"> </w:t>
+      </w:r>
+      <w:r>
+        <w:rPr>
+          <w:rFonts w:ascii="Arial" w:hAnsi="Arial"/>
+          <w:b w:val="0"/>
+          <w:i w:val="0"/>
+          <w:color w:val="000000"/>
+          <w:sz w:val="18"/>
+          <w:highlight w:val="lightGray"/>
+        </w:rPr>
+        <w:t>[</w:t>
+      </w:r>
+      <w:r>
+        <w:rPr>
+          <w:rFonts w:ascii="Arial" w:hAnsi="Arial"/>
+          <w:b w:val="0"/>
+          <w:i w:val="0"/>
+          <w:sz w:val="18"/>
+          <w:highlight w:val="lightGray"/>
+        </w:rPr>
+        <w:t>12/9/2025]</w:t>
       </w:r>
     </w:p>
     <w:p>
@@ -1896,48 +9641,1597 @@
       </w:pPr>
       <w:r>
         <w:rPr>
-          <w:b/>
-          <w:shd w:val="clear" w:color="auto" w:fill="B7B7B7"/>
-        </w:rPr>
-        <w:t># Source</w:t>
-      </w:r>
-      <w:r>
-        <w:rPr>
-          <w:shd w:val="clear" w:color="auto" w:fill="B7B7B7"/>
-        </w:rPr>
-        <w:t xml:space="preserve">: </w:t>
-      </w:r>
-      <w:r>
-        <w:rPr>
-          <w:b/>
-          <w:shd w:val="clear" w:color="auto" w:fill="B7B7B7"/>
-        </w:rPr>
-        <w:t xml:space="preserve">Chatgpt </w:t>
-      </w:r>
-      <w:r>
-        <w:rPr>
-          <w:b/>
-          <w:szCs w:val="14"/>
-          <w:shd w:val="clear" w:color="auto" w:fill="B7B7B7"/>
-        </w:rPr>
-        <w:t>(GPT</w:t>
-      </w:r>
-      <w:r>
-        <w:rPr>
-          <w:rFonts w:cs="Cambria Math"/>
-          <w:b/>
-          <w:szCs w:val="14"/>
-          <w:shd w:val="clear" w:color="auto" w:fill="B7B7B7"/>
+          <w:rFonts w:ascii="Arial" w:hAnsi="Arial" w:eastAsia="Arial" w:cs="Arial"/>
+          <w:b/>
+          <w:i w:val="0"/>
+          <w:color w:val="000000"/>
+          <w:sz w:val="18"/>
+          <w:highlight w:val="lightGray"/>
+        </w:rPr>
+        <w:t>#</w:t>
+      </w:r>
+      <w:r>
+        <w:rPr>
+          <w:rFonts w:ascii="Arial" w:hAnsi="Arial" w:eastAsia="Arial" w:cs="Arial"/>
+          <w:b/>
+          <w:i w:val="0"/>
+          <w:color w:val="000000"/>
+          <w:sz w:val="18"/>
+          <w:highlight w:val="lightGray"/>
+        </w:rPr>
+        <w:t xml:space="preserve"> </w:t>
+      </w:r>
+      <w:r>
+        <w:rPr>
+          <w:rFonts w:ascii="Arial" w:hAnsi="Arial" w:eastAsia="Arial" w:cs="Arial"/>
+          <w:b/>
+          <w:i w:val="0"/>
+          <w:color w:val="000000"/>
+          <w:sz w:val="18"/>
+          <w:highlight w:val="lightGray"/>
+        </w:rPr>
+        <w:t>S</w:t>
+      </w:r>
+      <w:r>
+        <w:rPr>
+          <w:rFonts w:ascii="Arial" w:hAnsi="Arial" w:eastAsia="Arial" w:cs="Arial"/>
+          <w:b/>
+          <w:i w:val="0"/>
+          <w:color w:val="000000"/>
+          <w:sz w:val="18"/>
+          <w:highlight w:val="lightGray"/>
+        </w:rPr>
+        <w:t>o</w:t>
+      </w:r>
+      <w:r>
+        <w:rPr>
+          <w:rFonts w:ascii="Arial" w:hAnsi="Arial" w:eastAsia="Arial" w:cs="Arial"/>
+          <w:b/>
+          <w:i w:val="0"/>
+          <w:color w:val="000000"/>
+          <w:sz w:val="18"/>
+          <w:highlight w:val="lightGray"/>
+        </w:rPr>
+        <w:t>u</w:t>
+      </w:r>
+      <w:r>
+        <w:rPr>
+          <w:rFonts w:ascii="Arial" w:hAnsi="Arial" w:eastAsia="Arial" w:cs="Arial"/>
+          <w:b/>
+          <w:i w:val="0"/>
+          <w:color w:val="000000"/>
+          <w:sz w:val="18"/>
+          <w:highlight w:val="lightGray"/>
+        </w:rPr>
+        <w:t>r</w:t>
+      </w:r>
+      <w:r>
+        <w:rPr>
+          <w:rFonts w:ascii="Arial" w:hAnsi="Arial" w:eastAsia="Arial" w:cs="Arial"/>
+          <w:b/>
+          <w:i w:val="0"/>
+          <w:color w:val="000000"/>
+          <w:sz w:val="18"/>
+          <w:highlight w:val="lightGray"/>
+        </w:rPr>
+        <w:t>c</w:t>
+      </w:r>
+      <w:r>
+        <w:rPr>
+          <w:rFonts w:ascii="Arial" w:hAnsi="Arial" w:eastAsia="Arial" w:cs="Arial"/>
+          <w:b/>
+          <w:i w:val="0"/>
+          <w:color w:val="000000"/>
+          <w:sz w:val="18"/>
+          <w:highlight w:val="lightGray"/>
+        </w:rPr>
+        <w:t>e</w:t>
+      </w:r>
+      <w:r>
+        <w:rPr>
+          <w:rFonts w:ascii="Arial" w:hAnsi="Arial" w:eastAsia="Arial" w:cs="Arial"/>
+          <w:b/>
+          <w:i w:val="0"/>
+          <w:color w:val="000000"/>
+          <w:sz w:val="18"/>
+          <w:highlight w:val="lightGray"/>
+        </w:rPr>
+        <w:t>:</w:t>
+      </w:r>
+      <w:r>
+        <w:rPr>
+          <w:rFonts w:ascii="Arial" w:hAnsi="Arial" w:eastAsia="Arial" w:cs="Arial"/>
+          <w:b/>
+          <w:i w:val="0"/>
+          <w:color w:val="000000"/>
+          <w:sz w:val="18"/>
+          <w:highlight w:val="lightGray"/>
+        </w:rPr>
+        <w:t xml:space="preserve"> </w:t>
+      </w:r>
+      <w:r>
+        <w:rPr>
+          <w:rFonts w:ascii="Arial" w:hAnsi="Arial" w:eastAsia="Arial" w:cs="Arial"/>
+          <w:b/>
+          <w:i w:val="0"/>
+          <w:color w:val="000000"/>
+          <w:sz w:val="18"/>
+          <w:highlight w:val="lightGray"/>
+        </w:rPr>
+        <w:t>A</w:t>
+      </w:r>
+      <w:r>
+        <w:rPr>
+          <w:rFonts w:ascii="Arial" w:hAnsi="Arial" w:eastAsia="Arial" w:cs="Arial"/>
+          <w:b/>
+          <w:i w:val="0"/>
+          <w:color w:val="000000"/>
+          <w:sz w:val="18"/>
+          <w:highlight w:val="lightGray"/>
+        </w:rPr>
+        <w:t>I</w:t>
+      </w:r>
+      <w:r>
+        <w:rPr>
+          <w:rFonts w:ascii="Arial" w:hAnsi="Arial" w:eastAsia="Arial" w:cs="Arial"/>
+          <w:b/>
+          <w:i w:val="0"/>
+          <w:color w:val="000000"/>
+          <w:sz w:val="18"/>
+          <w:highlight w:val="lightGray"/>
+        </w:rPr>
+        <w:t xml:space="preserve"> </w:t>
+      </w:r>
+      <w:r>
+        <w:rPr>
+          <w:rFonts w:ascii="Arial" w:hAnsi="Arial" w:eastAsia="Arial" w:cs="Arial"/>
+          <w:b/>
+          <w:i w:val="0"/>
+          <w:color w:val="000000"/>
+          <w:sz w:val="18"/>
+          <w:highlight w:val="lightGray"/>
+        </w:rPr>
+        <w:t>S</w:t>
+      </w:r>
+      <w:r>
+        <w:rPr>
+          <w:rFonts w:ascii="Arial" w:hAnsi="Arial" w:eastAsia="Arial" w:cs="Arial"/>
+          <w:b/>
+          <w:i w:val="0"/>
+          <w:color w:val="000000"/>
+          <w:sz w:val="18"/>
+          <w:highlight w:val="lightGray"/>
+        </w:rPr>
+        <w:t>o</w:t>
+      </w:r>
+      <w:r>
+        <w:rPr>
+          <w:rFonts w:ascii="Arial" w:hAnsi="Arial" w:eastAsia="Arial" w:cs="Arial"/>
+          <w:b/>
+          <w:i w:val="0"/>
+          <w:color w:val="000000"/>
+          <w:sz w:val="18"/>
+          <w:highlight w:val="lightGray"/>
+        </w:rPr>
+        <w:t>u</w:t>
+      </w:r>
+      <w:r>
+        <w:rPr>
+          <w:rFonts w:ascii="Arial" w:hAnsi="Arial" w:eastAsia="Arial" w:cs="Arial"/>
+          <w:b/>
+          <w:i w:val="0"/>
+          <w:color w:val="000000"/>
+          <w:sz w:val="18"/>
+          <w:highlight w:val="lightGray"/>
+        </w:rPr>
+        <w:t>r</w:t>
+      </w:r>
+      <w:r>
+        <w:rPr>
+          <w:rFonts w:ascii="Arial" w:hAnsi="Arial" w:eastAsia="Arial" w:cs="Arial"/>
+          <w:b/>
+          <w:i w:val="0"/>
+          <w:color w:val="000000"/>
+          <w:sz w:val="18"/>
+          <w:highlight w:val="lightGray"/>
+        </w:rPr>
+        <w:t>c</w:t>
+      </w:r>
+      <w:r>
+        <w:rPr>
+          <w:rFonts w:ascii="Arial" w:hAnsi="Arial" w:eastAsia="Arial" w:cs="Arial"/>
+          <w:b/>
+          <w:i w:val="0"/>
+          <w:color w:val="000000"/>
+          <w:sz w:val="18"/>
+          <w:highlight w:val="lightGray"/>
+        </w:rPr>
+        <w:t>e</w:t>
+      </w:r>
+      <w:r>
+        <w:rPr>
+          <w:rFonts w:ascii="Arial" w:hAnsi="Arial" w:eastAsia="Arial" w:cs="Arial"/>
+          <w:b/>
+          <w:i w:val="0"/>
+          <w:color w:val="000000"/>
+          <w:sz w:val="18"/>
+          <w:highlight w:val="lightGray"/>
+        </w:rPr>
+        <w:t>:</w:t>
+      </w:r>
+      <w:r>
+        <w:rPr>
+          <w:rFonts w:ascii="Arial" w:hAnsi="Arial" w:eastAsia="Arial" w:cs="Arial"/>
+          <w:b/>
+          <w:i w:val="0"/>
+          <w:color w:val="000000"/>
+          <w:sz w:val="18"/>
+          <w:highlight w:val="lightGray"/>
+        </w:rPr>
+        <w:t xml:space="preserve"> </w:t>
+      </w:r>
+      <w:r>
+        <w:rPr>
+          <w:rFonts w:ascii="Arial" w:hAnsi="Arial" w:eastAsia="Arial" w:cs="Arial"/>
+          <w:b/>
+          <w:i w:val="0"/>
+          <w:color w:val="000000"/>
+          <w:sz w:val="18"/>
+          <w:highlight w:val="lightGray"/>
+        </w:rPr>
+        <w:t>P</w:t>
+      </w:r>
+      <w:r>
+        <w:rPr>
+          <w:rFonts w:ascii="Arial" w:hAnsi="Arial" w:eastAsia="Arial" w:cs="Arial"/>
+          <w:b/>
+          <w:i w:val="0"/>
+          <w:color w:val="000000"/>
+          <w:sz w:val="18"/>
+          <w:highlight w:val="lightGray"/>
+        </w:rPr>
+        <w:t>r</w:t>
+      </w:r>
+      <w:r>
+        <w:rPr>
+          <w:rFonts w:ascii="Arial" w:hAnsi="Arial" w:eastAsia="Arial" w:cs="Arial"/>
+          <w:b/>
+          <w:i w:val="0"/>
+          <w:color w:val="000000"/>
+          <w:sz w:val="18"/>
+          <w:highlight w:val="lightGray"/>
+        </w:rPr>
+        <w:t>o</w:t>
+      </w:r>
+      <w:r>
+        <w:rPr>
+          <w:rFonts w:ascii="Arial" w:hAnsi="Arial" w:eastAsia="Arial" w:cs="Arial"/>
+          <w:b/>
+          <w:i w:val="0"/>
+          <w:color w:val="000000"/>
+          <w:sz w:val="18"/>
+          <w:highlight w:val="lightGray"/>
+        </w:rPr>
+        <w:t>v</w:t>
+      </w:r>
+      <w:r>
+        <w:rPr>
+          <w:rFonts w:ascii="Arial" w:hAnsi="Arial" w:eastAsia="Arial" w:cs="Arial"/>
+          <w:b/>
+          <w:i w:val="0"/>
+          <w:color w:val="000000"/>
+          <w:sz w:val="18"/>
+          <w:highlight w:val="lightGray"/>
+        </w:rPr>
+        <w:t>i</w:t>
+      </w:r>
+      <w:r>
+        <w:rPr>
+          <w:rFonts w:ascii="Arial" w:hAnsi="Arial" w:eastAsia="Arial" w:cs="Arial"/>
+          <w:b/>
+          <w:i w:val="0"/>
+          <w:color w:val="000000"/>
+          <w:sz w:val="18"/>
+          <w:highlight w:val="lightGray"/>
+        </w:rPr>
+        <w:t>d</w:t>
+      </w:r>
+      <w:r>
+        <w:rPr>
+          <w:rFonts w:ascii="Arial" w:hAnsi="Arial" w:eastAsia="Arial" w:cs="Arial"/>
+          <w:b/>
+          <w:i w:val="0"/>
+          <w:color w:val="000000"/>
+          <w:sz w:val="18"/>
+          <w:highlight w:val="lightGray"/>
+        </w:rPr>
+        <w:t>e</w:t>
+      </w:r>
+      <w:r>
+        <w:rPr>
+          <w:rFonts w:ascii="Arial" w:hAnsi="Arial" w:eastAsia="Arial" w:cs="Arial"/>
+          <w:b/>
+          <w:i w:val="0"/>
+          <w:color w:val="000000"/>
+          <w:sz w:val="18"/>
+          <w:highlight w:val="lightGray"/>
+        </w:rPr>
+        <w:t>d</w:t>
+      </w:r>
+      <w:r>
+        <w:rPr>
+          <w:rFonts w:ascii="Arial" w:hAnsi="Arial" w:eastAsia="Arial" w:cs="Arial"/>
+          <w:b/>
+          <w:i w:val="0"/>
+          <w:color w:val="000000"/>
+          <w:sz w:val="18"/>
+          <w:highlight w:val="lightGray"/>
+        </w:rPr>
+        <w:t xml:space="preserve"> </w:t>
+      </w:r>
+      <w:r>
+        <w:rPr>
+          <w:rFonts w:ascii="Arial" w:hAnsi="Arial" w:eastAsia="Arial" w:cs="Arial"/>
+          <w:b/>
+          <w:i w:val="0"/>
+          <w:color w:val="000000"/>
+          <w:sz w:val="18"/>
+          <w:highlight w:val="lightGray"/>
+        </w:rPr>
+        <w:t>b</w:t>
+      </w:r>
+      <w:r>
+        <w:rPr>
+          <w:rFonts w:ascii="Arial" w:hAnsi="Arial" w:eastAsia="Arial" w:cs="Arial"/>
+          <w:b/>
+          <w:i w:val="0"/>
+          <w:color w:val="000000"/>
+          <w:sz w:val="18"/>
+          <w:highlight w:val="lightGray"/>
+        </w:rPr>
+        <w:t>y</w:t>
+      </w:r>
+      <w:r>
+        <w:rPr>
+          <w:rFonts w:ascii="Arial" w:hAnsi="Arial" w:eastAsia="Arial" w:cs="Arial"/>
+          <w:b/>
+          <w:i w:val="0"/>
+          <w:color w:val="000000"/>
+          <w:sz w:val="18"/>
+          <w:highlight w:val="lightGray"/>
+        </w:rPr>
+        <w:t>:</w:t>
+      </w:r>
+      <w:r>
+        <w:rPr>
+          <w:rFonts w:ascii="Arial" w:hAnsi="Arial" w:eastAsia="Arial" w:cs="Arial"/>
+          <w:b/>
+          <w:i w:val="0"/>
+          <w:color w:val="000000"/>
+          <w:sz w:val="18"/>
+          <w:highlight w:val="lightGray"/>
+        </w:rPr>
+        <w:t xml:space="preserve"> </w:t>
+      </w:r>
+      <w:r>
+        <w:rPr>
+          <w:rFonts w:ascii="Arial" w:hAnsi="Arial" w:eastAsia="Arial" w:cs="Arial"/>
+          <w:b/>
+          <w:i w:val="0"/>
+          <w:color w:val="000000"/>
+          <w:sz w:val="18"/>
+          <w:highlight w:val="lightGray"/>
+        </w:rPr>
+        <w:t>[</w:t>
+      </w:r>
+      <w:r>
+        <w:rPr>
+          <w:rFonts w:ascii="Arial" w:hAnsi="Arial" w:eastAsia="Arial" w:cs="Arial"/>
+          <w:b/>
+          <w:i w:val="0"/>
+          <w:color w:val="000000"/>
+          <w:sz w:val="18"/>
+          <w:highlight w:val="lightGray"/>
+        </w:rPr>
+        <w:t>D</w:t>
+      </w:r>
+      <w:r>
+        <w:rPr>
+          <w:rFonts w:ascii="Arial" w:hAnsi="Arial" w:eastAsia="Arial" w:cs="Arial"/>
+          <w:b/>
+          <w:i w:val="0"/>
+          <w:color w:val="000000"/>
+          <w:sz w:val="18"/>
+          <w:highlight w:val="lightGray"/>
+        </w:rPr>
+        <w:t>a</w:t>
+      </w:r>
+      <w:r>
+        <w:rPr>
+          <w:rFonts w:ascii="Arial" w:hAnsi="Arial" w:eastAsia="Arial" w:cs="Arial"/>
+          <w:b/>
+          <w:i w:val="0"/>
+          <w:color w:val="000000"/>
+          <w:sz w:val="18"/>
+          <w:highlight w:val="lightGray"/>
+        </w:rPr>
+        <w:t>t</w:t>
+      </w:r>
+      <w:r>
+        <w:rPr>
+          <w:rFonts w:ascii="Arial" w:hAnsi="Arial" w:eastAsia="Arial" w:cs="Arial"/>
+          <w:b/>
+          <w:i w:val="0"/>
+          <w:color w:val="000000"/>
+          <w:sz w:val="18"/>
+          <w:highlight w:val="lightGray"/>
+        </w:rPr>
+        <w:t>a</w:t>
+      </w:r>
+      <w:r>
+        <w:rPr>
+          <w:rFonts w:ascii="Arial" w:hAnsi="Arial" w:eastAsia="Arial" w:cs="Arial"/>
+          <w:b/>
+          <w:i w:val="0"/>
+          <w:color w:val="000000"/>
+          <w:sz w:val="18"/>
+          <w:highlight w:val="lightGray"/>
+        </w:rPr>
+        <w:t xml:space="preserve"> </w:t>
+      </w:r>
+      <w:r>
+        <w:rPr>
+          <w:rFonts w:ascii="Arial" w:hAnsi="Arial" w:eastAsia="Arial" w:cs="Arial"/>
+          <w:b/>
+          <w:i w:val="0"/>
+          <w:color w:val="000000"/>
+          <w:sz w:val="18"/>
+          <w:highlight w:val="lightGray"/>
+        </w:rPr>
+        <w:t>P</w:t>
+      </w:r>
+      <w:r>
+        <w:rPr>
+          <w:rFonts w:ascii="Arial" w:hAnsi="Arial" w:eastAsia="Arial" w:cs="Arial"/>
+          <w:b/>
+          <w:i w:val="0"/>
+          <w:color w:val="000000"/>
+          <w:sz w:val="18"/>
+          <w:highlight w:val="lightGray"/>
+        </w:rPr>
+        <w:t>a</w:t>
+      </w:r>
+      <w:r>
+        <w:rPr>
+          <w:rFonts w:ascii="Arial" w:hAnsi="Arial" w:eastAsia="Arial" w:cs="Arial"/>
+          <w:b/>
+          <w:i w:val="0"/>
+          <w:color w:val="000000"/>
+          <w:sz w:val="18"/>
+          <w:highlight w:val="lightGray"/>
+        </w:rPr>
+        <w:t>t</w:t>
+      </w:r>
+      <w:r>
+        <w:rPr>
+          <w:rFonts w:ascii="Arial" w:hAnsi="Arial" w:eastAsia="Arial" w:cs="Arial"/>
+          <w:b/>
+          <w:i w:val="0"/>
+          <w:color w:val="000000"/>
+          <w:sz w:val="18"/>
+          <w:highlight w:val="lightGray"/>
+        </w:rPr>
+        <w:t>h</w:t>
+      </w:r>
+      <w:r>
+        <w:rPr>
+          <w:rFonts w:ascii="Arial" w:hAnsi="Arial" w:eastAsia="Arial" w:cs="Arial"/>
+          <w:b w:val="0"/>
+          <w:i w:val="0"/>
+          <w:color w:val="000000"/>
+          <w:sz w:val="18"/>
+          <w:highlight w:val="lightGray"/>
+        </w:rPr>
+        <w:t>:</w:t>
+      </w:r>
+      <w:r>
+        <w:rPr>
+          <w:rFonts w:ascii="Arial" w:hAnsi="Arial" w:eastAsia="Arial" w:cs="Arial"/>
+          <w:b w:val="0"/>
+          <w:i w:val="0"/>
+          <w:color w:val="000000"/>
+          <w:sz w:val="18"/>
+          <w:highlight w:val="lightGray"/>
+        </w:rPr>
+        <w:t xml:space="preserve"> </w:t>
+      </w:r>
+      <w:r>
+        <w:rPr>
+          <w:rFonts w:ascii="Arial" w:hAnsi="Arial" w:eastAsia="Arial" w:cs="Arial"/>
+          <w:b w:val="0"/>
+          <w:i w:val="0"/>
+          <w:color w:val="000000"/>
+          <w:sz w:val="18"/>
+          <w:highlight w:val="lightGray"/>
+        </w:rPr>
+        <w:t>P</w:t>
+      </w:r>
+      <w:r>
+        <w:rPr>
+          <w:rFonts w:ascii="Arial" w:hAnsi="Arial" w:eastAsia="Arial" w:cs="Arial"/>
+          <w:b w:val="0"/>
+          <w:i w:val="0"/>
+          <w:color w:val="000000"/>
+          <w:sz w:val="18"/>
+          <w:highlight w:val="lightGray"/>
+        </w:rPr>
+        <w:t>e</w:t>
+      </w:r>
+      <w:r>
+        <w:rPr>
+          <w:rFonts w:ascii="Arial" w:hAnsi="Arial" w:eastAsia="Arial" w:cs="Arial"/>
+          <w:b w:val="0"/>
+          <w:i w:val="0"/>
+          <w:color w:val="000000"/>
+          <w:sz w:val="18"/>
+          <w:highlight w:val="lightGray"/>
+        </w:rPr>
+        <w:t>r</w:t>
+      </w:r>
+      <w:r>
+        <w:rPr>
+          <w:rFonts w:ascii="Arial" w:hAnsi="Arial" w:eastAsia="Arial" w:cs="Arial"/>
+          <w:b w:val="0"/>
+          <w:i w:val="0"/>
+          <w:color w:val="000000"/>
+          <w:sz w:val="18"/>
+          <w:highlight w:val="lightGray"/>
+        </w:rPr>
+        <w:t>s</w:t>
+      </w:r>
+      <w:r>
+        <w:rPr>
+          <w:rFonts w:ascii="Arial" w:hAnsi="Arial" w:eastAsia="Arial" w:cs="Arial"/>
+          <w:b w:val="0"/>
+          <w:i w:val="0"/>
+          <w:color w:val="000000"/>
+          <w:sz w:val="18"/>
+          <w:highlight w:val="lightGray"/>
+        </w:rPr>
+        <w:t>o</w:t>
+      </w:r>
+      <w:r>
+        <w:rPr>
+          <w:rFonts w:ascii="Arial" w:hAnsi="Arial" w:eastAsia="Arial" w:cs="Arial"/>
+          <w:b w:val="0"/>
+          <w:i w:val="0"/>
+          <w:color w:val="000000"/>
+          <w:sz w:val="18"/>
+          <w:highlight w:val="lightGray"/>
+        </w:rPr>
+        <w:t>n</w:t>
+      </w:r>
+      <w:r>
+        <w:rPr>
+          <w:rFonts w:ascii="Arial" w:hAnsi="Arial" w:eastAsia="Arial" w:cs="Arial"/>
+          <w:b w:val="0"/>
+          <w:i w:val="0"/>
+          <w:color w:val="000000"/>
+          <w:sz w:val="18"/>
+          <w:highlight w:val="lightGray"/>
+        </w:rPr>
+        <w:t>s</w:t>
+      </w:r>
+      <w:r>
+        <w:rPr>
+          <w:rFonts w:ascii="Arial" w:hAnsi="Arial" w:eastAsia="Arial" w:cs="Arial"/>
+          <w:b w:val="0"/>
+          <w:i w:val="0"/>
+          <w:color w:val="000000"/>
+          <w:sz w:val="18"/>
+          <w:highlight w:val="lightGray"/>
+        </w:rPr>
+        <w:t xml:space="preserve"> </w:t>
+      </w:r>
+      <w:r>
+        <w:rPr>
+          <w:rFonts w:ascii="Arial" w:hAnsi="Arial" w:eastAsia="Arial" w:cs="Arial"/>
+          <w:b w:val="0"/>
+          <w:i w:val="0"/>
+          <w:color w:val="000000"/>
+          <w:sz w:val="18"/>
+          <w:highlight w:val="lightGray"/>
+        </w:rPr>
+        <w:t>T</w:t>
+      </w:r>
+      <w:r>
+        <w:rPr>
+          <w:rFonts w:ascii="Arial" w:hAnsi="Arial" w:eastAsia="Arial" w:cs="Arial"/>
+          <w:b w:val="0"/>
+          <w:i w:val="0"/>
+          <w:color w:val="000000"/>
+          <w:sz w:val="18"/>
+          <w:highlight w:val="lightGray"/>
+        </w:rPr>
+        <w:t>a</w:t>
+      </w:r>
+      <w:r>
+        <w:rPr>
+          <w:rFonts w:ascii="Arial" w:hAnsi="Arial" w:eastAsia="Arial" w:cs="Arial"/>
+          <w:b w:val="0"/>
+          <w:i w:val="0"/>
+          <w:color w:val="000000"/>
+          <w:sz w:val="18"/>
+          <w:highlight w:val="lightGray"/>
+        </w:rPr>
+        <w:t>b</w:t>
+      </w:r>
+      <w:r>
+        <w:rPr>
+          <w:rFonts w:ascii="Arial" w:hAnsi="Arial" w:eastAsia="Arial" w:cs="Arial"/>
+          <w:b w:val="0"/>
+          <w:i w:val="0"/>
+          <w:color w:val="000000"/>
+          <w:sz w:val="18"/>
+          <w:highlight w:val="lightGray"/>
+        </w:rPr>
+        <w:t>l</w:t>
+      </w:r>
+      <w:r>
+        <w:rPr>
+          <w:rFonts w:ascii="Arial" w:hAnsi="Arial" w:eastAsia="Arial" w:cs="Arial"/>
+          <w:b w:val="0"/>
+          <w:i w:val="0"/>
+          <w:color w:val="000000"/>
+          <w:sz w:val="18"/>
+          <w:highlight w:val="lightGray"/>
+        </w:rPr>
+        <w:t>e</w:t>
+      </w:r>
+      <w:r>
+        <w:rPr>
+          <w:rFonts w:ascii="Arial" w:hAnsi="Arial" w:eastAsia="Arial" w:cs="Arial"/>
+          <w:b w:val="0"/>
+          <w:i w:val="0"/>
+          <w:color w:val="000000"/>
+          <w:sz w:val="18"/>
+          <w:highlight w:val="lightGray"/>
+        </w:rPr>
+        <w:t xml:space="preserve"> </w:t>
+      </w:r>
+      <w:r>
+        <w:rPr>
+          <w:rFonts w:ascii="Arial" w:hAnsi="Arial" w:eastAsia="Arial" w:cs="Arial"/>
+          <w:b w:val="0"/>
+          <w:i w:val="0"/>
+          <w:color w:val="000000"/>
+          <w:sz w:val="18"/>
+          <w:highlight w:val="lightGray"/>
+        </w:rPr>
+        <w:t>-</w:t>
+      </w:r>
+      <w:r>
+        <w:rPr>
+          <w:rFonts w:ascii="Arial" w:hAnsi="Arial" w:eastAsia="Arial" w:cs="Arial"/>
+          <w:b w:val="0"/>
+          <w:i w:val="0"/>
+          <w:color w:val="000000"/>
+          <w:sz w:val="18"/>
+          <w:highlight w:val="lightGray"/>
+        </w:rPr>
+        <w:t>&gt;</w:t>
+      </w:r>
+      <w:r>
+        <w:rPr>
+          <w:rFonts w:ascii="Arial" w:hAnsi="Arial" w:eastAsia="Arial" w:cs="Arial"/>
+          <w:b w:val="0"/>
+          <w:i w:val="0"/>
+          <w:color w:val="000000"/>
+          <w:sz w:val="18"/>
+          <w:highlight w:val="lightGray"/>
+        </w:rPr>
+        <w:t xml:space="preserve"> </w:t>
+      </w:r>
+      <w:r>
+        <w:rPr>
+          <w:rFonts w:ascii="Arial" w:hAnsi="Arial" w:eastAsia="Arial" w:cs="Arial"/>
+          <w:b w:val="0"/>
+          <w:i w:val="0"/>
+          <w:color w:val="000000"/>
+          <w:sz w:val="18"/>
+          <w:highlight w:val="lightGray"/>
+        </w:rPr>
+        <w:t>I</w:t>
+      </w:r>
+      <w:r>
+        <w:rPr>
+          <w:rFonts w:ascii="Arial" w:hAnsi="Arial" w:eastAsia="Arial" w:cs="Arial"/>
+          <w:b w:val="0"/>
+          <w:i w:val="0"/>
+          <w:color w:val="000000"/>
+          <w:sz w:val="18"/>
+          <w:highlight w:val="lightGray"/>
+        </w:rPr>
+        <w:t>D</w:t>
+      </w:r>
+      <w:r>
+        <w:rPr>
+          <w:rFonts w:ascii="Arial" w:hAnsi="Arial" w:eastAsia="Arial" w:cs="Arial"/>
+          <w:b w:val="0"/>
+          <w:i w:val="0"/>
+          <w:color w:val="000000"/>
+          <w:sz w:val="18"/>
+          <w:highlight w:val="lightGray"/>
+        </w:rPr>
+        <w:t xml:space="preserve"> </w:t>
+      </w:r>
+      <w:r>
+        <w:rPr>
+          <w:rFonts w:ascii="Arial" w:hAnsi="Arial" w:eastAsia="Arial" w:cs="Arial"/>
+          <w:b w:val="0"/>
+          <w:i w:val="0"/>
+          <w:color w:val="000000"/>
+          <w:sz w:val="18"/>
+          <w:highlight w:val="lightGray"/>
+        </w:rPr>
+        <w:t>C</w:t>
+      </w:r>
+      <w:r>
+        <w:rPr>
+          <w:rFonts w:ascii="Arial" w:hAnsi="Arial" w:eastAsia="Arial" w:cs="Arial"/>
+          <w:b w:val="0"/>
+          <w:i w:val="0"/>
+          <w:color w:val="000000"/>
+          <w:sz w:val="18"/>
+          <w:highlight w:val="lightGray"/>
+        </w:rPr>
+        <w:t>o</w:t>
+      </w:r>
+      <w:r>
+        <w:rPr>
+          <w:rFonts w:ascii="Arial" w:hAnsi="Arial" w:eastAsia="Arial" w:cs="Arial"/>
+          <w:b w:val="0"/>
+          <w:i w:val="0"/>
+          <w:color w:val="000000"/>
+          <w:sz w:val="18"/>
+          <w:highlight w:val="lightGray"/>
+        </w:rPr>
+        <w:t>l</w:t>
+      </w:r>
+      <w:r>
+        <w:rPr>
+          <w:rFonts w:ascii="Arial" w:hAnsi="Arial" w:eastAsia="Arial" w:cs="Arial"/>
+          <w:b w:val="0"/>
+          <w:i w:val="0"/>
+          <w:color w:val="000000"/>
+          <w:sz w:val="18"/>
+          <w:highlight w:val="lightGray"/>
+        </w:rPr>
+        <w:t>u</w:t>
+      </w:r>
+      <w:r>
+        <w:rPr>
+          <w:rFonts w:ascii="Arial" w:hAnsi="Arial" w:eastAsia="Arial" w:cs="Arial"/>
+          <w:b w:val="0"/>
+          <w:i w:val="0"/>
+          <w:color w:val="000000"/>
+          <w:sz w:val="18"/>
+          <w:highlight w:val="lightGray"/>
+        </w:rPr>
+        <w:t>m</w:t>
+      </w:r>
+      <w:r>
+        <w:rPr>
+          <w:rFonts w:ascii="Arial" w:hAnsi="Arial" w:eastAsia="Arial" w:cs="Arial"/>
+          <w:b w:val="0"/>
+          <w:i w:val="0"/>
+          <w:color w:val="000000"/>
+          <w:sz w:val="18"/>
+          <w:highlight w:val="lightGray"/>
+        </w:rPr>
+        <w:t>n</w:t>
+      </w:r>
+      <w:r>
+        <w:rPr>
+          <w:rFonts w:ascii="Arial" w:hAnsi="Arial" w:eastAsia="Arial" w:cs="Arial"/>
+          <w:b w:val="0"/>
+          <w:i w:val="0"/>
+          <w:color w:val="000000"/>
+          <w:sz w:val="18"/>
+          <w:highlight w:val="lightGray"/>
+        </w:rPr>
+        <w:t>:</w:t>
+      </w:r>
+      <w:r>
+        <w:rPr>
+          <w:rFonts w:ascii="Arial" w:hAnsi="Arial" w:eastAsia="Arial" w:cs="Arial"/>
+          <w:b w:val="0"/>
+          <w:i w:val="0"/>
+          <w:color w:val="000000"/>
+          <w:sz w:val="18"/>
+          <w:highlight w:val="lightGray"/>
+        </w:rPr>
+        <w:t xml:space="preserve"> </w:t>
+      </w:r>
+      <w:r>
+        <w:rPr>
+          <w:rFonts w:ascii="Arial" w:hAnsi="Arial" w:eastAsia="Arial" w:cs="Arial"/>
+          <w:b w:val="0"/>
+          <w:i w:val="0"/>
+          <w:color w:val="000000"/>
+          <w:sz w:val="18"/>
+          <w:highlight w:val="lightGray"/>
+        </w:rPr>
+        <w:t>1</w:t>
+      </w:r>
+      <w:r>
+        <w:rPr>
+          <w:rFonts w:ascii="Arial" w:hAnsi="Arial" w:eastAsia="Arial" w:cs="Arial"/>
+          <w:b w:val="0"/>
+          <w:i w:val="0"/>
+          <w:color w:val="000000"/>
+          <w:sz w:val="18"/>
+          <w:highlight w:val="lightGray"/>
+        </w:rPr>
+        <w:t>,</w:t>
+      </w:r>
+      <w:r>
+        <w:rPr>
+          <w:rFonts w:ascii="Arial" w:hAnsi="Arial" w:eastAsia="Arial" w:cs="Arial"/>
+          <w:b w:val="0"/>
+          <w:i w:val="0"/>
+          <w:color w:val="000000"/>
+          <w:sz w:val="18"/>
+          <w:highlight w:val="lightGray"/>
+        </w:rPr>
+        <w:t xml:space="preserve"> </w:t>
+      </w:r>
+      <w:r>
+        <w:rPr>
+          <w:rFonts w:ascii="Arial" w:hAnsi="Arial" w:eastAsia="Arial" w:cs="Arial"/>
+          <w:b w:val="0"/>
+          <w:i w:val="0"/>
+          <w:color w:val="000000"/>
+          <w:sz w:val="18"/>
+          <w:highlight w:val="lightGray"/>
+        </w:rPr>
+        <w:t>N</w:t>
+      </w:r>
+      <w:r>
+        <w:rPr>
+          <w:rFonts w:ascii="Arial" w:hAnsi="Arial" w:eastAsia="Arial" w:cs="Arial"/>
+          <w:b w:val="0"/>
+          <w:i w:val="0"/>
+          <w:color w:val="000000"/>
+          <w:sz w:val="18"/>
+          <w:highlight w:val="lightGray"/>
+        </w:rPr>
+        <w:t>a</w:t>
+      </w:r>
+      <w:r>
+        <w:rPr>
+          <w:rFonts w:ascii="Arial" w:hAnsi="Arial" w:eastAsia="Arial" w:cs="Arial"/>
+          <w:b w:val="0"/>
+          <w:i w:val="0"/>
+          <w:color w:val="000000"/>
+          <w:sz w:val="18"/>
+          <w:highlight w:val="lightGray"/>
+        </w:rPr>
+        <w:t>m</w:t>
+      </w:r>
+      <w:r>
+        <w:rPr>
+          <w:rFonts w:ascii="Arial" w:hAnsi="Arial" w:eastAsia="Arial" w:cs="Arial"/>
+          <w:b w:val="0"/>
+          <w:i w:val="0"/>
+          <w:color w:val="000000"/>
+          <w:sz w:val="18"/>
+          <w:highlight w:val="lightGray"/>
+        </w:rPr>
+        <w:t>e</w:t>
+      </w:r>
+      <w:r>
+        <w:rPr>
+          <w:rFonts w:ascii="Arial" w:hAnsi="Arial" w:eastAsia="Arial" w:cs="Arial"/>
+          <w:b w:val="0"/>
+          <w:i w:val="0"/>
+          <w:color w:val="000000"/>
+          <w:sz w:val="18"/>
+          <w:highlight w:val="lightGray"/>
+        </w:rPr>
+        <w:t>_</w:t>
+      </w:r>
+      <w:r>
+        <w:rPr>
+          <w:rFonts w:ascii="Arial" w:hAnsi="Arial" w:eastAsia="Arial" w:cs="Arial"/>
+          <w:b w:val="0"/>
+          <w:i w:val="0"/>
+          <w:color w:val="000000"/>
+          <w:sz w:val="18"/>
+          <w:highlight w:val="lightGray"/>
+        </w:rPr>
+        <w:t>E</w:t>
+      </w:r>
+      <w:r>
+        <w:rPr>
+          <w:rFonts w:ascii="Arial" w:hAnsi="Arial" w:eastAsia="Arial" w:cs="Arial"/>
+          <w:b w:val="0"/>
+          <w:i w:val="0"/>
+          <w:color w:val="000000"/>
+          <w:sz w:val="18"/>
+          <w:highlight w:val="lightGray"/>
+        </w:rPr>
+        <w:t>n</w:t>
+      </w:r>
+      <w:r>
+        <w:rPr>
+          <w:rFonts w:ascii="Arial" w:hAnsi="Arial" w:eastAsia="Arial" w:cs="Arial"/>
+          <w:b w:val="0"/>
+          <w:i w:val="0"/>
+          <w:color w:val="000000"/>
+          <w:sz w:val="18"/>
+          <w:highlight w:val="lightGray"/>
+        </w:rPr>
+        <w:t xml:space="preserve"> </w:t>
+      </w:r>
+      <w:r>
+        <w:rPr>
+          <w:rFonts w:ascii="Arial" w:hAnsi="Arial" w:eastAsia="Arial" w:cs="Arial"/>
+          <w:b w:val="0"/>
+          <w:i w:val="0"/>
+          <w:color w:val="000000"/>
+          <w:sz w:val="18"/>
+          <w:highlight w:val="lightGray"/>
+        </w:rPr>
+        <w:t>C</w:t>
+      </w:r>
+      <w:r>
+        <w:rPr>
+          <w:rFonts w:ascii="Arial" w:hAnsi="Arial" w:eastAsia="Arial" w:cs="Arial"/>
+          <w:b w:val="0"/>
+          <w:i w:val="0"/>
+          <w:color w:val="000000"/>
+          <w:sz w:val="18"/>
+          <w:highlight w:val="lightGray"/>
+        </w:rPr>
+        <w:t>o</w:t>
+      </w:r>
+      <w:r>
+        <w:rPr>
+          <w:rFonts w:ascii="Arial" w:hAnsi="Arial" w:eastAsia="Arial" w:cs="Arial"/>
+          <w:b w:val="0"/>
+          <w:i w:val="0"/>
+          <w:color w:val="000000"/>
+          <w:sz w:val="18"/>
+          <w:highlight w:val="lightGray"/>
+        </w:rPr>
+        <w:t>l</w:t>
+      </w:r>
+      <w:r>
+        <w:rPr>
+          <w:rFonts w:ascii="Arial" w:hAnsi="Arial" w:eastAsia="Arial" w:cs="Arial"/>
+          <w:b w:val="0"/>
+          <w:i w:val="0"/>
+          <w:color w:val="000000"/>
+          <w:sz w:val="18"/>
+          <w:highlight w:val="lightGray"/>
+        </w:rPr>
+        <w:t>u</w:t>
+      </w:r>
+      <w:r>
+        <w:rPr>
+          <w:rFonts w:ascii="Arial" w:hAnsi="Arial" w:eastAsia="Arial" w:cs="Arial"/>
+          <w:b w:val="0"/>
+          <w:i w:val="0"/>
+          <w:color w:val="000000"/>
+          <w:sz w:val="18"/>
+          <w:highlight w:val="lightGray"/>
+        </w:rPr>
+        <w:t>m</w:t>
+      </w:r>
+      <w:r>
+        <w:rPr>
+          <w:rFonts w:ascii="Arial" w:hAnsi="Arial" w:eastAsia="Arial" w:cs="Arial"/>
+          <w:b w:val="0"/>
+          <w:i w:val="0"/>
+          <w:color w:val="000000"/>
+          <w:sz w:val="18"/>
+          <w:highlight w:val="lightGray"/>
+        </w:rPr>
+        <w:t>n</w:t>
+      </w:r>
+      <w:r>
+        <w:rPr>
+          <w:rFonts w:ascii="Arial" w:hAnsi="Arial" w:eastAsia="Arial" w:cs="Arial"/>
+          <w:b w:val="0"/>
+          <w:i w:val="0"/>
+          <w:color w:val="000000"/>
+          <w:sz w:val="18"/>
+          <w:highlight w:val="lightGray"/>
+        </w:rPr>
+        <w:t>:</w:t>
+      </w:r>
+      <w:r>
+        <w:rPr>
+          <w:rFonts w:ascii="Arial" w:hAnsi="Arial" w:eastAsia="Arial" w:cs="Arial"/>
+          <w:b w:val="0"/>
+          <w:i w:val="0"/>
+          <w:color w:val="000000"/>
+          <w:sz w:val="18"/>
+          <w:highlight w:val="lightGray"/>
+        </w:rPr>
+        <w:t xml:space="preserve"> </w:t>
+      </w:r>
+      <w:r>
+        <w:rPr>
+          <w:rFonts w:ascii="Arial" w:hAnsi="Arial" w:eastAsia="Arial" w:cs="Arial"/>
+          <w:b w:val="0"/>
+          <w:i w:val="0"/>
+          <w:color w:val="000000"/>
+          <w:sz w:val="18"/>
+          <w:highlight w:val="lightGray"/>
+        </w:rPr>
+        <w:t>M</w:t>
+      </w:r>
+      <w:r>
+        <w:rPr>
+          <w:rFonts w:ascii="Arial" w:hAnsi="Arial" w:eastAsia="Arial" w:cs="Arial"/>
+          <w:b w:val="0"/>
+          <w:i w:val="0"/>
+          <w:color w:val="000000"/>
+          <w:sz w:val="18"/>
+          <w:highlight w:val="lightGray"/>
+        </w:rPr>
+        <w:t>o</w:t>
+      </w:r>
+      <w:r>
+        <w:rPr>
+          <w:rFonts w:ascii="Arial" w:hAnsi="Arial" w:eastAsia="Arial" w:cs="Arial"/>
+          <w:b w:val="0"/>
+          <w:i w:val="0"/>
+          <w:color w:val="000000"/>
+          <w:sz w:val="18"/>
+          <w:highlight w:val="lightGray"/>
+        </w:rPr>
+        <w:t>t</w:t>
+      </w:r>
+      <w:r>
+        <w:rPr>
+          <w:rFonts w:ascii="Arial" w:hAnsi="Arial" w:eastAsia="Arial" w:cs="Arial"/>
+          <w:b w:val="0"/>
+          <w:i w:val="0"/>
+          <w:color w:val="000000"/>
+          <w:sz w:val="18"/>
+          <w:highlight w:val="lightGray"/>
+        </w:rPr>
+        <w:t>a</w:t>
+      </w:r>
+      <w:r>
+        <w:rPr>
+          <w:rFonts w:ascii="Arial" w:hAnsi="Arial" w:eastAsia="Arial" w:cs="Arial"/>
+          <w:b w:val="0"/>
+          <w:i w:val="0"/>
+          <w:color w:val="000000"/>
+          <w:sz w:val="18"/>
+          <w:highlight w:val="lightGray"/>
+        </w:rPr>
+        <w:t>s</w:t>
+      </w:r>
+      <w:r>
+        <w:rPr>
+          <w:rFonts w:ascii="Arial" w:hAnsi="Arial" w:eastAsia="Arial" w:cs="Arial"/>
+          <w:b w:val="0"/>
+          <w:i w:val="0"/>
+          <w:color w:val="000000"/>
+          <w:sz w:val="18"/>
+          <w:highlight w:val="lightGray"/>
+        </w:rPr>
+        <w:t>e</w:t>
+      </w:r>
+      <w:r>
+        <w:rPr>
+          <w:rFonts w:ascii="Arial" w:hAnsi="Arial" w:eastAsia="Arial" w:cs="Arial"/>
+          <w:b w:val="0"/>
+          <w:i w:val="0"/>
+          <w:color w:val="000000"/>
+          <w:sz w:val="18"/>
+          <w:highlight w:val="lightGray"/>
+        </w:rPr>
+        <w:t>m</w:t>
+      </w:r>
+      <w:r>
+        <w:rPr>
+          <w:rFonts w:ascii="Arial" w:hAnsi="Arial" w:eastAsia="Arial" w:cs="Arial"/>
+          <w:b w:val="0"/>
+          <w:i w:val="0"/>
+          <w:color w:val="000000"/>
+          <w:sz w:val="18"/>
+          <w:highlight w:val="lightGray"/>
+        </w:rPr>
+        <w:t xml:space="preserve"> </w:t>
+      </w:r>
+      <w:r>
+        <w:rPr>
+          <w:rFonts w:ascii="Arial" w:hAnsi="Arial" w:eastAsia="Arial" w:cs="Arial"/>
+          <w:b w:val="0"/>
+          <w:i w:val="0"/>
+          <w:color w:val="000000"/>
+          <w:sz w:val="18"/>
+          <w:highlight w:val="lightGray"/>
+        </w:rPr>
+        <w:t>E</w:t>
+      </w:r>
+      <w:r>
+        <w:rPr>
+          <w:rFonts w:ascii="Arial" w:hAnsi="Arial" w:eastAsia="Arial" w:cs="Arial"/>
+          <w:b w:val="0"/>
+          <w:i w:val="0"/>
+          <w:color w:val="000000"/>
+          <w:sz w:val="18"/>
+          <w:highlight w:val="lightGray"/>
+        </w:rPr>
+        <w:t>s</w:t>
+      </w:r>
+      <w:r>
+        <w:rPr>
+          <w:rFonts w:ascii="Arial" w:hAnsi="Arial" w:eastAsia="Arial" w:cs="Arial"/>
+          <w:b w:val="0"/>
+          <w:i w:val="0"/>
+          <w:color w:val="000000"/>
+          <w:sz w:val="18"/>
+          <w:highlight w:val="lightGray"/>
+        </w:rPr>
+        <w:t>s</w:t>
+      </w:r>
+      <w:r>
+        <w:rPr>
+          <w:rFonts w:ascii="Arial" w:hAnsi="Arial" w:eastAsia="Arial" w:cs="Arial"/>
+          <w:b w:val="0"/>
+          <w:i w:val="0"/>
+          <w:color w:val="000000"/>
+          <w:sz w:val="18"/>
+          <w:highlight w:val="lightGray"/>
+        </w:rPr>
+        <w:t>a</w:t>
+      </w:r>
+      <w:r>
+        <w:rPr>
+          <w:rFonts w:ascii="Arial" w:hAnsi="Arial" w:eastAsia="Arial" w:cs="Arial"/>
+          <w:b w:val="0"/>
+          <w:i w:val="0"/>
+          <w:color w:val="000000"/>
+          <w:sz w:val="18"/>
+          <w:highlight w:val="lightGray"/>
+        </w:rPr>
+        <w:t>m</w:t>
+      </w:r>
+      <w:r>
+        <w:rPr>
+          <w:rFonts w:ascii="Arial" w:hAnsi="Arial" w:eastAsia="Arial" w:cs="Arial"/>
+          <w:b w:val="0"/>
+          <w:i w:val="0"/>
+          <w:color w:val="000000"/>
+          <w:sz w:val="18"/>
+          <w:highlight w:val="lightGray"/>
+        </w:rPr>
+        <w:t>]</w:t>
+      </w:r>
+      <w:r>
+        <w:rPr>
+          <w:rFonts w:ascii="Arial" w:hAnsi="Arial" w:eastAsia="Arial" w:cs="Arial"/>
+          <w:b w:val="0"/>
+          <w:i w:val="0"/>
+          <w:color w:val="000000"/>
+          <w:sz w:val="18"/>
+          <w:highlight w:val="lightGray"/>
+        </w:rPr>
+        <w:t xml:space="preserve"> </w:t>
+      </w:r>
+      <w:r>
+        <w:rPr>
+          <w:rFonts w:ascii="Arial" w:hAnsi="Arial" w:eastAsia="Arial" w:cs="Arial"/>
+          <w:b w:val="0"/>
+          <w:i w:val="0"/>
+          <w:color w:val="000000"/>
+          <w:sz w:val="18"/>
+          <w:highlight w:val="lightGray"/>
+        </w:rPr>
+        <w:t>-</w:t>
+      </w:r>
+      <w:r>
+        <w:rPr>
+          <w:rFonts w:ascii="Arial" w:hAnsi="Arial" w:eastAsia="Arial" w:cs="Arial"/>
+          <w:b w:val="0"/>
+          <w:i w:val="0"/>
+          <w:color w:val="000000"/>
+          <w:sz w:val="18"/>
+          <w:highlight w:val="lightGray"/>
+        </w:rPr>
+        <w:t>&gt;</w:t>
+      </w:r>
+      <w:r>
+        <w:rPr>
+          <w:rFonts w:ascii="Arial" w:hAnsi="Arial" w:eastAsia="Arial" w:cs="Arial"/>
+          <w:b w:val="0"/>
+          <w:i w:val="0"/>
+          <w:color w:val="000000"/>
+          <w:sz w:val="18"/>
+          <w:highlight w:val="lightGray"/>
+        </w:rPr>
+        <w:t xml:space="preserve"> </w:t>
+      </w:r>
+      <w:r>
+        <w:rPr>
+          <w:rFonts w:ascii="Arial" w:hAnsi="Arial" w:eastAsia="Arial" w:cs="Arial"/>
+          <w:b/>
+          <w:i w:val="0"/>
+          <w:color w:val="000000"/>
+          <w:sz w:val="18"/>
+          <w:highlight w:val="lightGray"/>
+        </w:rPr>
+        <w:t>F</w:t>
+      </w:r>
+      <w:r>
+        <w:rPr>
+          <w:rFonts w:ascii="Arial" w:hAnsi="Arial" w:eastAsia="Arial" w:cs="Arial"/>
+          <w:b/>
+          <w:i w:val="0"/>
+          <w:color w:val="000000"/>
+          <w:sz w:val="18"/>
+          <w:highlight w:val="lightGray"/>
+        </w:rPr>
+        <w:t>r</w:t>
+      </w:r>
+      <w:r>
+        <w:rPr>
+          <w:rFonts w:ascii="Arial" w:hAnsi="Arial" w:eastAsia="Arial" w:cs="Arial"/>
+          <w:b/>
+          <w:i w:val="0"/>
+          <w:color w:val="000000"/>
+          <w:sz w:val="18"/>
+          <w:highlight w:val="lightGray"/>
+        </w:rPr>
+        <w:t>o</w:t>
+      </w:r>
+      <w:r>
+        <w:rPr>
+          <w:rFonts w:ascii="Arial" w:hAnsi="Arial" w:eastAsia="Arial" w:cs="Arial"/>
+          <w:b/>
+          <w:i w:val="0"/>
+          <w:color w:val="000000"/>
+          <w:sz w:val="18"/>
+          <w:highlight w:val="lightGray"/>
+        </w:rPr>
+        <w:t>m</w:t>
+      </w:r>
+      <w:r>
+        <w:rPr>
+          <w:rFonts w:ascii="Arial" w:hAnsi="Arial" w:eastAsia="Arial" w:cs="Arial"/>
+          <w:b/>
+          <w:i w:val="0"/>
+          <w:color w:val="000000"/>
+          <w:sz w:val="18"/>
+          <w:highlight w:val="lightGray"/>
+        </w:rPr>
+        <w:t>:</w:t>
+      </w:r>
+      <w:r>
+        <w:rPr>
+          <w:rFonts w:ascii="Arial" w:hAnsi="Arial" w:eastAsia="Arial" w:cs="Arial"/>
+          <w:b w:val="0"/>
+          <w:i w:val="0"/>
+          <w:color w:val="000000"/>
+          <w:sz w:val="18"/>
+          <w:highlight w:val="lightGray"/>
+        </w:rPr>
+        <w:t xml:space="preserve"> </w:t>
+      </w:r>
+      <w:r>
+        <w:rPr>
+          <w:rFonts w:ascii="Arial" w:hAnsi="Arial" w:eastAsia="Arial" w:cs="Arial"/>
+          <w:b w:val="0"/>
+          <w:i w:val="0"/>
+          <w:color w:val="000000"/>
+          <w:sz w:val="18"/>
+          <w:highlight w:val="lightGray"/>
+        </w:rPr>
+        <w:t>[</w:t>
+      </w:r>
+      <w:r>
+        <w:rPr>
+          <w:rFonts w:ascii="Arial" w:hAnsi="Arial" w:eastAsia="Arial" w:cs="Arial"/>
+          <w:b w:val="0"/>
+          <w:i w:val="0"/>
+          <w:color w:val="000000"/>
+          <w:sz w:val="18"/>
+          <w:highlight w:val="lightGray"/>
+        </w:rPr>
+        <w:t>C</w:t>
+      </w:r>
+      <w:r>
+        <w:rPr>
+          <w:rFonts w:ascii="Arial" w:hAnsi="Arial" w:eastAsia="Arial" w:cs="Arial"/>
+          <w:b w:val="0"/>
+          <w:i w:val="0"/>
+          <w:color w:val="000000"/>
+          <w:sz w:val="18"/>
+          <w:highlight w:val="lightGray"/>
+        </w:rPr>
+        <w:t>h</w:t>
+      </w:r>
+      <w:r>
+        <w:rPr>
+          <w:rFonts w:ascii="Arial" w:hAnsi="Arial" w:eastAsia="Arial" w:cs="Arial"/>
+          <w:b w:val="0"/>
+          <w:i w:val="0"/>
+          <w:color w:val="000000"/>
+          <w:sz w:val="18"/>
+          <w:highlight w:val="lightGray"/>
+        </w:rPr>
+        <w:t>a</w:t>
+      </w:r>
+      <w:r>
+        <w:rPr>
+          <w:rFonts w:ascii="Arial" w:hAnsi="Arial" w:eastAsia="Arial" w:cs="Arial"/>
+          <w:b w:val="0"/>
+          <w:i w:val="0"/>
+          <w:color w:val="000000"/>
+          <w:sz w:val="18"/>
+          <w:highlight w:val="lightGray"/>
+        </w:rPr>
+        <w:t>t</w:t>
+      </w:r>
+      <w:r>
+        <w:rPr>
+          <w:rFonts w:ascii="Arial" w:hAnsi="Arial" w:eastAsia="Arial" w:cs="Arial"/>
+          <w:b w:val="0"/>
+          <w:i w:val="0"/>
+          <w:color w:val="000000"/>
+          <w:sz w:val="18"/>
+          <w:highlight w:val="lightGray"/>
+        </w:rPr>
+        <w:t>g</w:t>
+      </w:r>
+      <w:r>
+        <w:rPr>
+          <w:rFonts w:ascii="Arial" w:hAnsi="Arial" w:eastAsia="Arial" w:cs="Arial"/>
+          <w:b w:val="0"/>
+          <w:i w:val="0"/>
+          <w:color w:val="000000"/>
+          <w:sz w:val="18"/>
+          <w:highlight w:val="lightGray"/>
+        </w:rPr>
+        <w:t>p</w:t>
+      </w:r>
+      <w:r>
+        <w:rPr>
+          <w:rFonts w:ascii="Arial" w:hAnsi="Arial" w:eastAsia="Arial" w:cs="Arial"/>
+          <w:b w:val="0"/>
+          <w:i w:val="0"/>
+          <w:color w:val="000000"/>
+          <w:sz w:val="18"/>
+          <w:highlight w:val="lightGray"/>
+        </w:rPr>
+        <w:t>t</w:t>
+      </w:r>
+      <w:r>
+        <w:rPr>
+          <w:rFonts w:ascii="Arial" w:hAnsi="Arial" w:eastAsia="Arial" w:cs="Arial"/>
+          <w:b w:val="0"/>
+          <w:i w:val="0"/>
+          <w:color w:val="000000"/>
+          <w:sz w:val="18"/>
+          <w:highlight w:val="lightGray"/>
+        </w:rPr>
+        <w:t xml:space="preserve"> </w:t>
+      </w:r>
+      <w:r>
+        <w:rPr>
+          <w:rFonts w:ascii="Arial" w:hAnsi="Arial" w:eastAsia="Arial" w:cs="Arial"/>
+          <w:b w:val="0"/>
+          <w:i w:val="0"/>
+          <w:color w:val="000000"/>
+          <w:sz w:val="18"/>
+          <w:highlight w:val="lightGray"/>
+        </w:rPr>
+        <w:t>(</w:t>
+      </w:r>
+      <w:r>
+        <w:rPr>
+          <w:rFonts w:ascii="Arial" w:hAnsi="Arial" w:eastAsia="Arial" w:cs="Arial"/>
+          <w:b w:val="0"/>
+          <w:i w:val="0"/>
+          <w:color w:val="000000"/>
+          <w:sz w:val="18"/>
+          <w:highlight w:val="lightGray"/>
+        </w:rPr>
+        <w:t>G</w:t>
+      </w:r>
+      <w:r>
+        <w:rPr>
+          <w:rFonts w:ascii="Arial" w:hAnsi="Arial" w:eastAsia="Arial" w:cs="Arial"/>
+          <w:b w:val="0"/>
+          <w:i w:val="0"/>
+          <w:color w:val="000000"/>
+          <w:sz w:val="18"/>
+          <w:highlight w:val="lightGray"/>
+        </w:rPr>
+        <w:t>P</w:t>
+      </w:r>
+      <w:r>
+        <w:rPr>
+          <w:rFonts w:ascii="Arial" w:hAnsi="Arial" w:eastAsia="Arial" w:cs="Arial"/>
+          <w:b w:val="0"/>
+          <w:i w:val="0"/>
+          <w:color w:val="000000"/>
+          <w:sz w:val="18"/>
+          <w:highlight w:val="lightGray"/>
+        </w:rPr>
+        <w:t>T</w:t>
+      </w:r>
+      <w:r>
+        <w:rPr>
+          <w:rFonts w:ascii="Arial" w:hAnsi="Arial" w:eastAsia="Arial" w:cs="Arial"/>
+          <w:b w:val="0"/>
+          <w:i w:val="0"/>
+          <w:color w:val="000000"/>
+          <w:sz w:val="18"/>
+          <w:highlight w:val="lightGray"/>
         </w:rPr>
         <w:t>‑</w:t>
       </w:r>
       <w:r>
         <w:rPr>
-          <w:b/>
-          <w:szCs w:val="14"/>
-          <w:shd w:val="clear" w:color="auto" w:fill="B7B7B7"/>
-        </w:rPr>
-        <w:t>5 Mini) at [12/9/2025]</w:t>
+          <w:rFonts w:ascii="Arial" w:hAnsi="Arial" w:eastAsia="Arial" w:cs="Arial"/>
+          <w:b w:val="0"/>
+          <w:i w:val="0"/>
+          <w:color w:val="000000"/>
+          <w:sz w:val="18"/>
+          <w:highlight w:val="lightGray"/>
+        </w:rPr>
+        <w:t>5</w:t>
+      </w:r>
+      <w:r>
+        <w:rPr>
+          <w:rFonts w:ascii="Arial" w:hAnsi="Arial" w:eastAsia="Arial" w:cs="Arial"/>
+          <w:b w:val="0"/>
+          <w:i w:val="0"/>
+          <w:color w:val="000000"/>
+          <w:sz w:val="18"/>
+          <w:highlight w:val="lightGray"/>
+        </w:rPr>
+        <w:t xml:space="preserve"> </w:t>
+      </w:r>
+      <w:r>
+        <w:rPr>
+          <w:rFonts w:ascii="Arial" w:hAnsi="Arial" w:eastAsia="Arial" w:cs="Arial"/>
+          <w:b w:val="0"/>
+          <w:i w:val="0"/>
+          <w:color w:val="000000"/>
+          <w:sz w:val="18"/>
+          <w:highlight w:val="lightGray"/>
+        </w:rPr>
+        <w:t>M</w:t>
+      </w:r>
+      <w:r>
+        <w:rPr>
+          <w:rFonts w:ascii="Arial" w:hAnsi="Arial" w:eastAsia="Arial" w:cs="Arial"/>
+          <w:b w:val="0"/>
+          <w:i w:val="0"/>
+          <w:color w:val="000000"/>
+          <w:sz w:val="18"/>
+          <w:highlight w:val="lightGray"/>
+        </w:rPr>
+        <w:t>i</w:t>
+      </w:r>
+      <w:r>
+        <w:rPr>
+          <w:rFonts w:ascii="Arial" w:hAnsi="Arial" w:eastAsia="Arial" w:cs="Arial"/>
+          <w:b w:val="0"/>
+          <w:i w:val="0"/>
+          <w:color w:val="000000"/>
+          <w:sz w:val="18"/>
+          <w:highlight w:val="lightGray"/>
+        </w:rPr>
+        <w:t>n</w:t>
+      </w:r>
+      <w:r>
+        <w:rPr>
+          <w:rFonts w:ascii="Arial" w:hAnsi="Arial" w:eastAsia="Arial" w:cs="Arial"/>
+          <w:b w:val="0"/>
+          <w:i w:val="0"/>
+          <w:color w:val="000000"/>
+          <w:sz w:val="18"/>
+          <w:highlight w:val="lightGray"/>
+        </w:rPr>
+        <w:t>i</w:t>
+      </w:r>
+      <w:r>
+        <w:rPr>
+          <w:rFonts w:ascii="Arial" w:hAnsi="Arial" w:eastAsia="Arial" w:cs="Arial"/>
+          <w:b w:val="0"/>
+          <w:i w:val="0"/>
+          <w:color w:val="000000"/>
+          <w:sz w:val="18"/>
+          <w:highlight w:val="lightGray"/>
+        </w:rPr>
+        <w:t>)</w:t>
+      </w:r>
+      <w:r>
+        <w:rPr>
+          <w:rFonts w:ascii="Arial" w:hAnsi="Arial" w:eastAsia="Arial" w:cs="Arial"/>
+          <w:b w:val="0"/>
+          <w:i w:val="0"/>
+          <w:color w:val="000000"/>
+          <w:sz w:val="18"/>
+          <w:highlight w:val="lightGray"/>
+        </w:rPr>
+        <w:t>]</w:t>
+      </w:r>
+      <w:r>
+        <w:rPr>
+          <w:rFonts w:ascii="Arial" w:hAnsi="Arial" w:eastAsia="Arial" w:cs="Arial"/>
+          <w:b w:val="0"/>
+          <w:i w:val="0"/>
+          <w:color w:val="000000"/>
+          <w:sz w:val="18"/>
+          <w:highlight w:val="lightGray"/>
+        </w:rPr>
+        <w:t xml:space="preserve"> </w:t>
+      </w:r>
+      <w:r>
+        <w:rPr>
+          <w:rFonts w:ascii="Arial" w:hAnsi="Arial" w:eastAsia="Arial" w:cs="Arial"/>
+          <w:b/>
+          <w:i w:val="0"/>
+          <w:color w:val="000000"/>
+          <w:sz w:val="18"/>
+          <w:highlight w:val="lightGray"/>
+        </w:rPr>
+        <w:t>o</w:t>
+      </w:r>
+      <w:r>
+        <w:rPr>
+          <w:rFonts w:ascii="Arial" w:hAnsi="Arial" w:eastAsia="Arial" w:cs="Arial"/>
+          <w:b/>
+          <w:i w:val="0"/>
+          <w:color w:val="000000"/>
+          <w:sz w:val="18"/>
+          <w:highlight w:val="lightGray"/>
+        </w:rPr>
+        <w:t>n</w:t>
+      </w:r>
+      <w:r>
+        <w:rPr>
+          <w:rFonts w:ascii="Arial" w:hAnsi="Arial"/>
+          <w:b w:val="0"/>
+          <w:i w:val="0"/>
+          <w:color w:val="000000"/>
+          <w:sz w:val="18"/>
+          <w:highlight w:val="lightGray"/>
+        </w:rPr>
+        <w:t xml:space="preserve"> </w:t>
+      </w:r>
+      <w:r>
+        <w:rPr>
+          <w:rFonts w:ascii="Arial" w:hAnsi="Arial"/>
+          <w:b w:val="0"/>
+          <w:i w:val="0"/>
+          <w:color w:val="000000"/>
+          <w:sz w:val="18"/>
+          <w:highlight w:val="lightGray"/>
+        </w:rPr>
+        <w:t>[</w:t>
+      </w:r>
+      <w:r>
+        <w:rPr>
+          <w:rFonts w:ascii="Arial" w:hAnsi="Arial"/>
+          <w:b w:val="0"/>
+          <w:i w:val="0"/>
+          <w:sz w:val="18"/>
+          <w:highlight w:val="lightGray"/>
+        </w:rPr>
+        <w:t>12/9/2025]</w:t>
       </w:r>
     </w:p>
     <w:p>
